--- a/작업일지/졸업작품 작업일지 - 14주차.docx
+++ b/작업일지/졸업작품 작업일지 - 14주차.docx
@@ -109,6 +109,7 @@
               </w:rPr>
               <w:t xml:space="preserve"> </w:t>
             </w:r>
+            <w:proofErr w:type="spellStart"/>
             <w:r>
               <w:rPr>
                 <w:rFonts w:hint="eastAsia"/>
@@ -117,6 +118,7 @@
               </w:rPr>
               <w:t>장명운</w:t>
             </w:r>
+            <w:proofErr w:type="spellEnd"/>
           </w:p>
           <w:p>
             <w:pPr>
@@ -257,6 +259,7 @@
                 <w:sz w:val="22"/>
               </w:rPr>
             </w:pPr>
+            <w:proofErr w:type="spellStart"/>
             <w:r>
               <w:rPr>
                 <w:rFonts w:hint="eastAsia"/>
@@ -265,6 +268,7 @@
               </w:rPr>
               <w:t>팀명</w:t>
             </w:r>
+            <w:proofErr w:type="spellEnd"/>
           </w:p>
         </w:tc>
         <w:tc>
@@ -557,6 +561,7 @@
                 <w:szCs w:val="20"/>
               </w:rPr>
             </w:pPr>
+            <w:proofErr w:type="spellStart"/>
             <w:r>
               <w:rPr>
                 <w:rFonts w:hint="eastAsia"/>
@@ -564,6 +569,7 @@
               </w:rPr>
               <w:t>장명운</w:t>
             </w:r>
+            <w:proofErr w:type="spellEnd"/>
             <w:r>
               <w:rPr>
                 <w:rFonts w:hint="eastAsia"/>
@@ -583,7 +589,23 @@
                 <w:rFonts w:hint="eastAsia"/>
                 <w:b/>
               </w:rPr>
-              <w:t xml:space="preserve">유니티에서 우리가 사용할 애셋 애니메이션 테스트, </w:t>
+              <w:t xml:space="preserve">유니티에서 우리가 사용할 </w:t>
+            </w:r>
+            <w:proofErr w:type="spellStart"/>
+            <w:r>
+              <w:rPr>
+                <w:rFonts w:hint="eastAsia"/>
+                <w:b/>
+              </w:rPr>
+              <w:t>애셋</w:t>
+            </w:r>
+            <w:proofErr w:type="spellEnd"/>
+            <w:r>
+              <w:rPr>
+                <w:rFonts w:hint="eastAsia"/>
+                <w:b/>
+              </w:rPr>
+              <w:t xml:space="preserve"> 애니메이션 테스트, </w:t>
             </w:r>
             <w:r>
               <w:rPr>
@@ -592,14 +614,73 @@
                 <w:bCs/>
                 <w:szCs w:val="20"/>
               </w:rPr>
-              <w:t>패킷 재조립 함수 버그 수정, BVH 충돌 처리 구현, 뷰 프러스텀 컬링 구현, Skeletal Mesh도 Export &amp; Import 가능하도록 수정, 애니메이션 설계</w:t>
+              <w:t xml:space="preserve">패킷 </w:t>
+            </w:r>
+            <w:proofErr w:type="spellStart"/>
+            <w:r>
+              <w:rPr>
+                <w:rFonts w:hint="eastAsia"/>
+                <w:b/>
+                <w:bCs/>
+                <w:szCs w:val="20"/>
+              </w:rPr>
+              <w:t>재조립</w:t>
+            </w:r>
+            <w:proofErr w:type="spellEnd"/>
+            <w:r>
+              <w:rPr>
+                <w:rFonts w:hint="eastAsia"/>
+                <w:b/>
+                <w:bCs/>
+                <w:szCs w:val="20"/>
+              </w:rPr>
+              <w:t xml:space="preserve"> 함수 버그 수정, BVH 충돌 처리 구현, 뷰 </w:t>
+            </w:r>
+            <w:proofErr w:type="spellStart"/>
+            <w:r>
+              <w:rPr>
+                <w:rFonts w:hint="eastAsia"/>
+                <w:b/>
+                <w:bCs/>
+                <w:szCs w:val="20"/>
+              </w:rPr>
+              <w:t>프러스텀</w:t>
+            </w:r>
+            <w:proofErr w:type="spellEnd"/>
+            <w:r>
+              <w:rPr>
+                <w:rFonts w:hint="eastAsia"/>
+                <w:b/>
+                <w:bCs/>
+                <w:szCs w:val="20"/>
+              </w:rPr>
+              <w:t xml:space="preserve"> </w:t>
+            </w:r>
+            <w:proofErr w:type="spellStart"/>
+            <w:r>
+              <w:rPr>
+                <w:rFonts w:hint="eastAsia"/>
+                <w:b/>
+                <w:bCs/>
+                <w:szCs w:val="20"/>
+              </w:rPr>
+              <w:t>컬링</w:t>
+            </w:r>
+            <w:proofErr w:type="spellEnd"/>
+            <w:r>
+              <w:rPr>
+                <w:rFonts w:hint="eastAsia"/>
+                <w:b/>
+                <w:bCs/>
+                <w:szCs w:val="20"/>
+              </w:rPr>
+              <w:t xml:space="preserve"> 구현, Skeletal Mesh도 Export &amp; Import 가능하도록 수정, 애니메이션 설계</w:t>
             </w:r>
           </w:p>
           <w:p>
             <w:pPr>
               <w:jc w:val="left"/>
               <w:rPr>
-                <w:rFonts w:hint="eastAsia"/>
                 <w:b/>
                 <w:bCs/>
               </w:rPr>
@@ -630,7 +711,16 @@
                 <w:bCs/>
                 <w:szCs w:val="20"/>
               </w:rPr>
-              <w:t>이종진 : cascaded shadow map 버그 수정</w:t>
+              <w:t xml:space="preserve">이종진 : </w:t>
+            </w:r>
+            <w:r>
+              <w:rPr>
+                <w:rFonts w:hint="eastAsia"/>
+                <w:b/>
+                <w:bCs/>
+                <w:szCs w:val="20"/>
+              </w:rPr>
+              <w:t>Sky Box 구현</w:t>
             </w:r>
           </w:p>
         </w:tc>
@@ -667,13 +757,23 @@
           <w:szCs w:val="32"/>
         </w:rPr>
       </w:pPr>
+      <w:proofErr w:type="spellStart"/>
       <w:r>
         <w:rPr>
           <w:rFonts w:hint="eastAsia"/>
           <w:sz w:val="28"/>
           <w:szCs w:val="32"/>
         </w:rPr>
-        <w:t>장명운:</w:t>
+        <w:t>장명운</w:t>
+      </w:r>
+      <w:proofErr w:type="spellEnd"/>
+      <w:r>
+        <w:rPr>
+          <w:rFonts w:hint="eastAsia"/>
+          <w:sz w:val="28"/>
+          <w:szCs w:val="32"/>
+        </w:rPr>
+        <w:t>:</w:t>
       </w:r>
     </w:p>
     <w:p>
@@ -772,7 +872,15 @@
         <w:jc w:val="left"/>
       </w:pPr>
       <w:r>
-        <w:t>class ThreadPool {</w:t>
+        <w:t xml:space="preserve">class </w:t>
+      </w:r>
+      <w:proofErr w:type="spellStart"/>
+      <w:r>
+        <w:t>ThreadPool</w:t>
+      </w:r>
+      <w:proofErr w:type="spellEnd"/>
+      <w:r>
+        <w:t xml:space="preserve"> {</w:t>
       </w:r>
     </w:p>
     <w:p>
@@ -801,51 +909,97 @@
       </w:pPr>
       <w:r>
         <w:tab/>
-        <w:t>ThreadPool( ) = delete;</w:t>
-      </w:r>
-    </w:p>
-    <w:p>
-      <w:pPr>
-        <w:widowControl/>
-        <w:shd w:val="clear" w:color="auto" w:fill="1F1F1F"/>
-        <w:wordWrap/>
-        <w:autoSpaceDE/>
-        <w:autoSpaceDN/>
-        <w:spacing w:after="0" w:line="285" w:lineRule="atLeast"/>
-        <w:jc w:val="left"/>
-      </w:pPr>
-    </w:p>
-    <w:p>
-      <w:pPr>
-        <w:widowControl/>
-        <w:shd w:val="clear" w:color="auto" w:fill="1F1F1F"/>
-        <w:wordWrap/>
-        <w:autoSpaceDE/>
-        <w:autoSpaceDN/>
-        <w:spacing w:after="0" w:line="285" w:lineRule="atLeast"/>
-        <w:jc w:val="left"/>
-      </w:pPr>
-      <w:r>
-        <w:tab/>
-        <w:t>ThreadPool( uint8 numThread )</w:t>
-      </w:r>
-    </w:p>
-    <w:p>
-      <w:pPr>
-        <w:widowControl/>
-        <w:shd w:val="clear" w:color="auto" w:fill="1F1F1F"/>
-        <w:wordWrap/>
-        <w:autoSpaceDE/>
-        <w:autoSpaceDN/>
-        <w:spacing w:after="0" w:line="285" w:lineRule="atLeast"/>
-        <w:jc w:val="left"/>
-      </w:pPr>
-      <w:r>
-        <w:tab/>
-      </w:r>
-      <w:r>
-        <w:tab/>
-        <w:t>: numThread_( numThread ), workerThreads_( ),</w:t>
+      </w:r>
+      <w:proofErr w:type="spellStart"/>
+      <w:r>
+        <w:t>ThreadPool</w:t>
+      </w:r>
+      <w:proofErr w:type="spellEnd"/>
+      <w:r>
+        <w:t>( ) = delete;</w:t>
+      </w:r>
+    </w:p>
+    <w:p>
+      <w:pPr>
+        <w:widowControl/>
+        <w:shd w:val="clear" w:color="auto" w:fill="1F1F1F"/>
+        <w:wordWrap/>
+        <w:autoSpaceDE/>
+        <w:autoSpaceDN/>
+        <w:spacing w:after="0" w:line="285" w:lineRule="atLeast"/>
+        <w:jc w:val="left"/>
+      </w:pPr>
+    </w:p>
+    <w:p>
+      <w:pPr>
+        <w:widowControl/>
+        <w:shd w:val="clear" w:color="auto" w:fill="1F1F1F"/>
+        <w:wordWrap/>
+        <w:autoSpaceDE/>
+        <w:autoSpaceDN/>
+        <w:spacing w:after="0" w:line="285" w:lineRule="atLeast"/>
+        <w:jc w:val="left"/>
+      </w:pPr>
+      <w:r>
+        <w:tab/>
+      </w:r>
+      <w:proofErr w:type="spellStart"/>
+      <w:r>
+        <w:t>ThreadPool</w:t>
+      </w:r>
+      <w:proofErr w:type="spellEnd"/>
+      <w:r>
+        <w:t xml:space="preserve">( uint8 </w:t>
+      </w:r>
+      <w:proofErr w:type="spellStart"/>
+      <w:r>
+        <w:t>numThread</w:t>
+      </w:r>
+      <w:proofErr w:type="spellEnd"/>
+      <w:r>
+        <w:t xml:space="preserve"> )</w:t>
+      </w:r>
+    </w:p>
+    <w:p>
+      <w:pPr>
+        <w:widowControl/>
+        <w:shd w:val="clear" w:color="auto" w:fill="1F1F1F"/>
+        <w:wordWrap/>
+        <w:autoSpaceDE/>
+        <w:autoSpaceDN/>
+        <w:spacing w:after="0" w:line="285" w:lineRule="atLeast"/>
+        <w:jc w:val="left"/>
+      </w:pPr>
+      <w:r>
+        <w:tab/>
+      </w:r>
+      <w:r>
+        <w:tab/>
+        <w:t xml:space="preserve">: </w:t>
+      </w:r>
+      <w:proofErr w:type="spellStart"/>
+      <w:r>
+        <w:t>numThread</w:t>
+      </w:r>
+      <w:proofErr w:type="spellEnd"/>
+      <w:r>
+        <w:t xml:space="preserve">_( </w:t>
+      </w:r>
+      <w:proofErr w:type="spellStart"/>
+      <w:r>
+        <w:t>numThread</w:t>
+      </w:r>
+      <w:proofErr w:type="spellEnd"/>
+      <w:r>
+        <w:t xml:space="preserve"> ), </w:t>
+      </w:r>
+      <w:proofErr w:type="spellStart"/>
+      <w:r>
+        <w:t>workerThreads</w:t>
+      </w:r>
+      <w:proofErr w:type="spellEnd"/>
+      <w:r>
+        <w:t>_( ),</w:t>
       </w:r>
     </w:p>
     <w:p>
@@ -881,28 +1035,60 @@
       </w:r>
       <w:r>
         <w:tab/>
-        <w:t>if ( numThread == 0 ) {</w:t>
-      </w:r>
-    </w:p>
-    <w:p>
-      <w:pPr>
-        <w:widowControl/>
-        <w:shd w:val="clear" w:color="auto" w:fill="1F1F1F"/>
-        <w:wordWrap/>
-        <w:autoSpaceDE/>
-        <w:autoSpaceDN/>
-        <w:spacing w:after="0" w:line="285" w:lineRule="atLeast"/>
-        <w:jc w:val="left"/>
-      </w:pPr>
-      <w:r>
-        <w:tab/>
-      </w:r>
-      <w:r>
-        <w:tab/>
-      </w:r>
-      <w:r>
-        <w:tab/>
-        <w:t>throw std::runtime_error( "ThreadPool: numThread is 0" );</w:t>
+        <w:t xml:space="preserve">if ( </w:t>
+      </w:r>
+      <w:proofErr w:type="spellStart"/>
+      <w:r>
+        <w:t>numThread</w:t>
+      </w:r>
+      <w:proofErr w:type="spellEnd"/>
+      <w:r>
+        <w:t xml:space="preserve"> == 0 ) {</w:t>
+      </w:r>
+    </w:p>
+    <w:p>
+      <w:pPr>
+        <w:widowControl/>
+        <w:shd w:val="clear" w:color="auto" w:fill="1F1F1F"/>
+        <w:wordWrap/>
+        <w:autoSpaceDE/>
+        <w:autoSpaceDN/>
+        <w:spacing w:after="0" w:line="285" w:lineRule="atLeast"/>
+        <w:jc w:val="left"/>
+      </w:pPr>
+      <w:r>
+        <w:tab/>
+      </w:r>
+      <w:r>
+        <w:tab/>
+      </w:r>
+      <w:r>
+        <w:tab/>
+        <w:t>throw std::</w:t>
+      </w:r>
+      <w:proofErr w:type="spellStart"/>
+      <w:r>
+        <w:t>runtime_error</w:t>
+      </w:r>
+      <w:proofErr w:type="spellEnd"/>
+      <w:r>
+        <w:t>( "</w:t>
+      </w:r>
+      <w:proofErr w:type="spellStart"/>
+      <w:r>
+        <w:t>ThreadPool</w:t>
+      </w:r>
+      <w:proofErr w:type="spellEnd"/>
+      <w:r>
+        <w:t xml:space="preserve">: </w:t>
+      </w:r>
+      <w:proofErr w:type="spellStart"/>
+      <w:r>
+        <w:t>numThread</w:t>
+      </w:r>
+      <w:proofErr w:type="spellEnd"/>
+      <w:r>
+        <w:t xml:space="preserve"> is 0" );</w:t>
       </w:r>
     </w:p>
     <w:p>
@@ -949,70 +1135,140 @@
       </w:r>
       <w:r>
         <w:tab/>
-        <w:t>workerThreads_.reserve( numThread );</w:t>
-      </w:r>
-    </w:p>
-    <w:p>
-      <w:pPr>
-        <w:widowControl/>
-        <w:shd w:val="clear" w:color="auto" w:fill="1F1F1F"/>
-        <w:wordWrap/>
-        <w:autoSpaceDE/>
-        <w:autoSpaceDN/>
-        <w:spacing w:after="0" w:line="285" w:lineRule="atLeast"/>
-        <w:jc w:val="left"/>
-      </w:pPr>
-      <w:r>
-        <w:tab/>
-      </w:r>
-      <w:r>
-        <w:tab/>
-        <w:t>for ( auto i = 0; i &lt; numThread; ++i ) {</w:t>
-      </w:r>
-    </w:p>
-    <w:p>
-      <w:pPr>
-        <w:widowControl/>
-        <w:shd w:val="clear" w:color="auto" w:fill="1F1F1F"/>
-        <w:wordWrap/>
-        <w:autoSpaceDE/>
-        <w:autoSpaceDN/>
-        <w:spacing w:after="0" w:line="285" w:lineRule="atLeast"/>
-        <w:jc w:val="left"/>
-      </w:pPr>
-      <w:r>
-        <w:tab/>
-      </w:r>
-      <w:r>
-        <w:tab/>
-      </w:r>
-      <w:r>
-        <w:tab/>
-        <w:t>workerThreads_.emplace_back( [this]( ) {</w:t>
-      </w:r>
-    </w:p>
-    <w:p>
-      <w:pPr>
-        <w:widowControl/>
-        <w:shd w:val="clear" w:color="auto" w:fill="1F1F1F"/>
-        <w:wordWrap/>
-        <w:autoSpaceDE/>
-        <w:autoSpaceDN/>
-        <w:spacing w:after="0" w:line="285" w:lineRule="atLeast"/>
-        <w:jc w:val="left"/>
-      </w:pPr>
-      <w:r>
-        <w:tab/>
-      </w:r>
-      <w:r>
-        <w:tab/>
-      </w:r>
-      <w:r>
-        <w:tab/>
-      </w:r>
-      <w:r>
-        <w:tab/>
-        <w:t>this-&gt;workerThread( );</w:t>
+      </w:r>
+      <w:proofErr w:type="spellStart"/>
+      <w:r>
+        <w:t>workerThreads</w:t>
+      </w:r>
+      <w:proofErr w:type="spellEnd"/>
+      <w:r>
+        <w:t xml:space="preserve">_.reserve( </w:t>
+      </w:r>
+      <w:proofErr w:type="spellStart"/>
+      <w:r>
+        <w:t>numThread</w:t>
+      </w:r>
+      <w:proofErr w:type="spellEnd"/>
+      <w:r>
+        <w:t xml:space="preserve"> );</w:t>
+      </w:r>
+    </w:p>
+    <w:p>
+      <w:pPr>
+        <w:widowControl/>
+        <w:shd w:val="clear" w:color="auto" w:fill="1F1F1F"/>
+        <w:wordWrap/>
+        <w:autoSpaceDE/>
+        <w:autoSpaceDN/>
+        <w:spacing w:after="0" w:line="285" w:lineRule="atLeast"/>
+        <w:jc w:val="left"/>
+      </w:pPr>
+      <w:r>
+        <w:tab/>
+      </w:r>
+      <w:r>
+        <w:tab/>
+        <w:t xml:space="preserve">for ( auto </w:t>
+      </w:r>
+      <w:proofErr w:type="spellStart"/>
+      <w:r>
+        <w:t>i</w:t>
+      </w:r>
+      <w:proofErr w:type="spellEnd"/>
+      <w:r>
+        <w:t xml:space="preserve"> = 0; </w:t>
+      </w:r>
+      <w:proofErr w:type="spellStart"/>
+      <w:r>
+        <w:t>i</w:t>
+      </w:r>
+      <w:proofErr w:type="spellEnd"/>
+      <w:r>
+        <w:t xml:space="preserve"> &lt; </w:t>
+      </w:r>
+      <w:proofErr w:type="spellStart"/>
+      <w:r>
+        <w:t>numThread</w:t>
+      </w:r>
+      <w:proofErr w:type="spellEnd"/>
+      <w:r>
+        <w:t>; ++</w:t>
+      </w:r>
+      <w:proofErr w:type="spellStart"/>
+      <w:r>
+        <w:t>i</w:t>
+      </w:r>
+      <w:proofErr w:type="spellEnd"/>
+      <w:r>
+        <w:t xml:space="preserve"> ) {</w:t>
+      </w:r>
+    </w:p>
+    <w:p>
+      <w:pPr>
+        <w:widowControl/>
+        <w:shd w:val="clear" w:color="auto" w:fill="1F1F1F"/>
+        <w:wordWrap/>
+        <w:autoSpaceDE/>
+        <w:autoSpaceDN/>
+        <w:spacing w:after="0" w:line="285" w:lineRule="atLeast"/>
+        <w:jc w:val="left"/>
+      </w:pPr>
+      <w:r>
+        <w:tab/>
+      </w:r>
+      <w:r>
+        <w:tab/>
+      </w:r>
+      <w:r>
+        <w:tab/>
+      </w:r>
+      <w:proofErr w:type="spellStart"/>
+      <w:r>
+        <w:t>workerThreads</w:t>
+      </w:r>
+      <w:proofErr w:type="spellEnd"/>
+      <w:r>
+        <w:t>_.</w:t>
+      </w:r>
+      <w:proofErr w:type="spellStart"/>
+      <w:r>
+        <w:t>emplace_back</w:t>
+      </w:r>
+      <w:proofErr w:type="spellEnd"/>
+      <w:r>
+        <w:t>( [this]( ) {</w:t>
+      </w:r>
+    </w:p>
+    <w:p>
+      <w:pPr>
+        <w:widowControl/>
+        <w:shd w:val="clear" w:color="auto" w:fill="1F1F1F"/>
+        <w:wordWrap/>
+        <w:autoSpaceDE/>
+        <w:autoSpaceDN/>
+        <w:spacing w:after="0" w:line="285" w:lineRule="atLeast"/>
+        <w:jc w:val="left"/>
+      </w:pPr>
+      <w:r>
+        <w:tab/>
+      </w:r>
+      <w:r>
+        <w:tab/>
+      </w:r>
+      <w:r>
+        <w:tab/>
+      </w:r>
+      <w:r>
+        <w:tab/>
+        <w:t>this-&gt;</w:t>
+      </w:r>
+      <w:proofErr w:type="spellStart"/>
+      <w:r>
+        <w:t>workerThread</w:t>
+      </w:r>
+      <w:proofErr w:type="spellEnd"/>
+      <w:r>
+        <w:t>( );</w:t>
       </w:r>
     </w:p>
     <w:p>
@@ -1092,146 +1348,252 @@
       </w:pPr>
       <w:r>
         <w:tab/>
-        <w:t>ThreadPool( const ThreadPool&amp; ) = delete;</w:t>
-      </w:r>
-    </w:p>
-    <w:p>
-      <w:pPr>
-        <w:widowControl/>
-        <w:shd w:val="clear" w:color="auto" w:fill="1F1F1F"/>
-        <w:wordWrap/>
-        <w:autoSpaceDE/>
-        <w:autoSpaceDN/>
-        <w:spacing w:after="0" w:line="285" w:lineRule="atLeast"/>
-        <w:jc w:val="left"/>
-      </w:pPr>
-      <w:r>
-        <w:tab/>
-        <w:t>ThreadPool( ThreadPool&amp;&amp; ) noexcept = delete;</w:t>
-      </w:r>
-    </w:p>
-    <w:p>
-      <w:pPr>
-        <w:widowControl/>
-        <w:shd w:val="clear" w:color="auto" w:fill="1F1F1F"/>
-        <w:wordWrap/>
-        <w:autoSpaceDE/>
-        <w:autoSpaceDN/>
-        <w:spacing w:after="0" w:line="285" w:lineRule="atLeast"/>
-        <w:jc w:val="left"/>
-      </w:pPr>
-      <w:r>
-        <w:tab/>
-        <w:t>ThreadPool&amp; operator=( const ThreadPool&amp; ) = delete;</w:t>
-      </w:r>
-    </w:p>
-    <w:p>
-      <w:pPr>
-        <w:widowControl/>
-        <w:shd w:val="clear" w:color="auto" w:fill="1F1F1F"/>
-        <w:wordWrap/>
-        <w:autoSpaceDE/>
-        <w:autoSpaceDN/>
-        <w:spacing w:after="0" w:line="285" w:lineRule="atLeast"/>
-        <w:jc w:val="left"/>
-      </w:pPr>
-      <w:r>
-        <w:tab/>
-        <w:t>ThreadPool&amp; operator=( ThreadPool&amp;&amp; ) noexcept = delete;</w:t>
-      </w:r>
-    </w:p>
-    <w:p>
-      <w:pPr>
-        <w:widowControl/>
-        <w:shd w:val="clear" w:color="auto" w:fill="1F1F1F"/>
-        <w:wordWrap/>
-        <w:autoSpaceDE/>
-        <w:autoSpaceDN/>
-        <w:spacing w:after="0" w:line="285" w:lineRule="atLeast"/>
-        <w:jc w:val="left"/>
-      </w:pPr>
-    </w:p>
-    <w:p>
-      <w:pPr>
-        <w:widowControl/>
-        <w:shd w:val="clear" w:color="auto" w:fill="1F1F1F"/>
-        <w:wordWrap/>
-        <w:autoSpaceDE/>
-        <w:autoSpaceDN/>
-        <w:spacing w:after="0" w:line="285" w:lineRule="atLeast"/>
-        <w:jc w:val="left"/>
-      </w:pPr>
-      <w:r>
-        <w:tab/>
-        <w:t>~ThreadPool( ) {</w:t>
-      </w:r>
-    </w:p>
-    <w:p>
-      <w:pPr>
-        <w:widowControl/>
-        <w:shd w:val="clear" w:color="auto" w:fill="1F1F1F"/>
-        <w:wordWrap/>
-        <w:autoSpaceDE/>
-        <w:autoSpaceDN/>
-        <w:spacing w:after="0" w:line="285" w:lineRule="atLeast"/>
-        <w:jc w:val="left"/>
-      </w:pPr>
-      <w:r>
-        <w:tab/>
-      </w:r>
-      <w:r>
-        <w:tab/>
-        <w:t>stop_.store( true );</w:t>
-      </w:r>
-    </w:p>
-    <w:p>
-      <w:pPr>
-        <w:widowControl/>
-        <w:shd w:val="clear" w:color="auto" w:fill="1F1F1F"/>
-        <w:wordWrap/>
-        <w:autoSpaceDE/>
-        <w:autoSpaceDN/>
-        <w:spacing w:after="0" w:line="285" w:lineRule="atLeast"/>
-        <w:jc w:val="left"/>
-      </w:pPr>
-    </w:p>
-    <w:p>
-      <w:pPr>
-        <w:widowControl/>
-        <w:shd w:val="clear" w:color="auto" w:fill="1F1F1F"/>
-        <w:wordWrap/>
-        <w:autoSpaceDE/>
-        <w:autoSpaceDN/>
-        <w:spacing w:after="0" w:line="285" w:lineRule="atLeast"/>
-        <w:jc w:val="left"/>
-      </w:pPr>
-      <w:r>
-        <w:tab/>
-      </w:r>
-      <w:r>
-        <w:tab/>
-        <w:t>for ( auto&amp; thread : workerThreads_ ) {</w:t>
-      </w:r>
-    </w:p>
-    <w:p>
-      <w:pPr>
-        <w:widowControl/>
-        <w:shd w:val="clear" w:color="auto" w:fill="1F1F1F"/>
-        <w:wordWrap/>
-        <w:autoSpaceDE/>
-        <w:autoSpaceDN/>
-        <w:spacing w:after="0" w:line="285" w:lineRule="atLeast"/>
-        <w:jc w:val="left"/>
-      </w:pPr>
-      <w:r>
-        <w:tab/>
-      </w:r>
-      <w:r>
-        <w:tab/>
-      </w:r>
-      <w:r>
-        <w:tab/>
-        <w:t>thread.join( );</w:t>
+      </w:r>
+      <w:proofErr w:type="spellStart"/>
+      <w:r>
+        <w:t>ThreadPool</w:t>
+      </w:r>
+      <w:proofErr w:type="spellEnd"/>
+      <w:r>
+        <w:t xml:space="preserve">( const </w:t>
+      </w:r>
+      <w:proofErr w:type="spellStart"/>
+      <w:r>
+        <w:t>ThreadPool</w:t>
+      </w:r>
+      <w:proofErr w:type="spellEnd"/>
+      <w:r>
+        <w:t>&amp; ) = delete;</w:t>
+      </w:r>
+    </w:p>
+    <w:p>
+      <w:pPr>
+        <w:widowControl/>
+        <w:shd w:val="clear" w:color="auto" w:fill="1F1F1F"/>
+        <w:wordWrap/>
+        <w:autoSpaceDE/>
+        <w:autoSpaceDN/>
+        <w:spacing w:after="0" w:line="285" w:lineRule="atLeast"/>
+        <w:jc w:val="left"/>
+      </w:pPr>
+      <w:r>
+        <w:tab/>
+      </w:r>
+      <w:proofErr w:type="spellStart"/>
+      <w:r>
+        <w:t>ThreadPool</w:t>
+      </w:r>
+      <w:proofErr w:type="spellEnd"/>
+      <w:r>
+        <w:t xml:space="preserve">( </w:t>
+      </w:r>
+      <w:proofErr w:type="spellStart"/>
+      <w:r>
+        <w:t>ThreadPool</w:t>
+      </w:r>
+      <w:proofErr w:type="spellEnd"/>
+      <w:r>
+        <w:t xml:space="preserve">&amp;&amp; ) </w:t>
+      </w:r>
+      <w:proofErr w:type="spellStart"/>
+      <w:r>
+        <w:t>noexcept</w:t>
+      </w:r>
+      <w:proofErr w:type="spellEnd"/>
+      <w:r>
+        <w:t xml:space="preserve"> = delete;</w:t>
+      </w:r>
+    </w:p>
+    <w:p>
+      <w:pPr>
+        <w:widowControl/>
+        <w:shd w:val="clear" w:color="auto" w:fill="1F1F1F"/>
+        <w:wordWrap/>
+        <w:autoSpaceDE/>
+        <w:autoSpaceDN/>
+        <w:spacing w:after="0" w:line="285" w:lineRule="atLeast"/>
+        <w:jc w:val="left"/>
+      </w:pPr>
+      <w:r>
+        <w:tab/>
+      </w:r>
+      <w:proofErr w:type="spellStart"/>
+      <w:r>
+        <w:t>ThreadPool</w:t>
+      </w:r>
+      <w:proofErr w:type="spellEnd"/>
+      <w:r>
+        <w:t xml:space="preserve">&amp; operator=( const </w:t>
+      </w:r>
+      <w:proofErr w:type="spellStart"/>
+      <w:r>
+        <w:t>ThreadPool</w:t>
+      </w:r>
+      <w:proofErr w:type="spellEnd"/>
+      <w:r>
+        <w:t>&amp; ) = delete;</w:t>
+      </w:r>
+    </w:p>
+    <w:p>
+      <w:pPr>
+        <w:widowControl/>
+        <w:shd w:val="clear" w:color="auto" w:fill="1F1F1F"/>
+        <w:wordWrap/>
+        <w:autoSpaceDE/>
+        <w:autoSpaceDN/>
+        <w:spacing w:after="0" w:line="285" w:lineRule="atLeast"/>
+        <w:jc w:val="left"/>
+      </w:pPr>
+      <w:r>
+        <w:tab/>
+      </w:r>
+      <w:proofErr w:type="spellStart"/>
+      <w:r>
+        <w:t>ThreadPool</w:t>
+      </w:r>
+      <w:proofErr w:type="spellEnd"/>
+      <w:r>
+        <w:t xml:space="preserve">&amp; operator=( </w:t>
+      </w:r>
+      <w:proofErr w:type="spellStart"/>
+      <w:r>
+        <w:t>ThreadPool</w:t>
+      </w:r>
+      <w:proofErr w:type="spellEnd"/>
+      <w:r>
+        <w:t xml:space="preserve">&amp;&amp; ) </w:t>
+      </w:r>
+      <w:proofErr w:type="spellStart"/>
+      <w:r>
+        <w:t>noexcept</w:t>
+      </w:r>
+      <w:proofErr w:type="spellEnd"/>
+      <w:r>
+        <w:t xml:space="preserve"> = delete;</w:t>
+      </w:r>
+    </w:p>
+    <w:p>
+      <w:pPr>
+        <w:widowControl/>
+        <w:shd w:val="clear" w:color="auto" w:fill="1F1F1F"/>
+        <w:wordWrap/>
+        <w:autoSpaceDE/>
+        <w:autoSpaceDN/>
+        <w:spacing w:after="0" w:line="285" w:lineRule="atLeast"/>
+        <w:jc w:val="left"/>
+      </w:pPr>
+    </w:p>
+    <w:p>
+      <w:pPr>
+        <w:widowControl/>
+        <w:shd w:val="clear" w:color="auto" w:fill="1F1F1F"/>
+        <w:wordWrap/>
+        <w:autoSpaceDE/>
+        <w:autoSpaceDN/>
+        <w:spacing w:after="0" w:line="285" w:lineRule="atLeast"/>
+        <w:jc w:val="left"/>
+      </w:pPr>
+      <w:r>
+        <w:tab/>
+        <w:t>~</w:t>
+      </w:r>
+      <w:proofErr w:type="spellStart"/>
+      <w:r>
+        <w:t>ThreadPool</w:t>
+      </w:r>
+      <w:proofErr w:type="spellEnd"/>
+      <w:r>
+        <w:t>( ) {</w:t>
+      </w:r>
+    </w:p>
+    <w:p>
+      <w:pPr>
+        <w:widowControl/>
+        <w:shd w:val="clear" w:color="auto" w:fill="1F1F1F"/>
+        <w:wordWrap/>
+        <w:autoSpaceDE/>
+        <w:autoSpaceDN/>
+        <w:spacing w:after="0" w:line="285" w:lineRule="atLeast"/>
+        <w:jc w:val="left"/>
+      </w:pPr>
+      <w:r>
+        <w:tab/>
+      </w:r>
+      <w:r>
+        <w:tab/>
+      </w:r>
+      <w:proofErr w:type="spellStart"/>
+      <w:r>
+        <w:t>stop_.store</w:t>
+      </w:r>
+      <w:proofErr w:type="spellEnd"/>
+      <w:r>
+        <w:t>( true );</w:t>
+      </w:r>
+    </w:p>
+    <w:p>
+      <w:pPr>
+        <w:widowControl/>
+        <w:shd w:val="clear" w:color="auto" w:fill="1F1F1F"/>
+        <w:wordWrap/>
+        <w:autoSpaceDE/>
+        <w:autoSpaceDN/>
+        <w:spacing w:after="0" w:line="285" w:lineRule="atLeast"/>
+        <w:jc w:val="left"/>
+      </w:pPr>
+    </w:p>
+    <w:p>
+      <w:pPr>
+        <w:widowControl/>
+        <w:shd w:val="clear" w:color="auto" w:fill="1F1F1F"/>
+        <w:wordWrap/>
+        <w:autoSpaceDE/>
+        <w:autoSpaceDN/>
+        <w:spacing w:after="0" w:line="285" w:lineRule="atLeast"/>
+        <w:jc w:val="left"/>
+      </w:pPr>
+      <w:r>
+        <w:tab/>
+      </w:r>
+      <w:r>
+        <w:tab/>
+        <w:t xml:space="preserve">for ( auto&amp; thread : </w:t>
+      </w:r>
+      <w:proofErr w:type="spellStart"/>
+      <w:r>
+        <w:t>workerThreads</w:t>
+      </w:r>
+      <w:proofErr w:type="spellEnd"/>
+      <w:r>
+        <w:t>_ ) {</w:t>
+      </w:r>
+    </w:p>
+    <w:p>
+      <w:pPr>
+        <w:widowControl/>
+        <w:shd w:val="clear" w:color="auto" w:fill="1F1F1F"/>
+        <w:wordWrap/>
+        <w:autoSpaceDE/>
+        <w:autoSpaceDN/>
+        <w:spacing w:after="0" w:line="285" w:lineRule="atLeast"/>
+        <w:jc w:val="left"/>
+      </w:pPr>
+      <w:r>
+        <w:tab/>
+      </w:r>
+      <w:r>
+        <w:tab/>
+      </w:r>
+      <w:r>
+        <w:tab/>
+      </w:r>
+      <w:proofErr w:type="spellStart"/>
+      <w:r>
+        <w:t>thread.join</w:t>
+      </w:r>
+      <w:proofErr w:type="spellEnd"/>
+      <w:r>
+        <w:t>( );</w:t>
       </w:r>
     </w:p>
     <w:p>
@@ -1291,61 +1653,133 @@
       <w:r>
         <w:lastRenderedPageBreak/>
         <w:tab/>
-        <w:t>template&lt;class F, class... Args&gt;</w:t>
-      </w:r>
-    </w:p>
-    <w:p>
-      <w:pPr>
-        <w:widowControl/>
-        <w:shd w:val="clear" w:color="auto" w:fill="1F1F1F"/>
-        <w:wordWrap/>
-        <w:autoSpaceDE/>
-        <w:autoSpaceDN/>
-        <w:spacing w:after="0" w:line="285" w:lineRule="atLeast"/>
-        <w:jc w:val="left"/>
-      </w:pPr>
-      <w:r>
-        <w:tab/>
-        <w:t>std::future&lt; std::invoke_result_t&lt;F, Args...&gt; &gt; enqueueJob( F&amp;&amp; f, Args&amp;&amp;... args ) {</w:t>
-      </w:r>
-    </w:p>
-    <w:p>
-      <w:pPr>
-        <w:widowControl/>
-        <w:shd w:val="clear" w:color="auto" w:fill="1F1F1F"/>
-        <w:wordWrap/>
-        <w:autoSpaceDE/>
-        <w:autoSpaceDN/>
-        <w:spacing w:after="0" w:line="285" w:lineRule="atLeast"/>
-        <w:jc w:val="left"/>
-      </w:pPr>
-      <w:r>
-        <w:tab/>
-      </w:r>
-      <w:r>
-        <w:tab/>
-        <w:t>if ( stop_.load( ) ) {</w:t>
-      </w:r>
-    </w:p>
-    <w:p>
-      <w:pPr>
-        <w:widowControl/>
-        <w:shd w:val="clear" w:color="auto" w:fill="1F1F1F"/>
-        <w:wordWrap/>
-        <w:autoSpaceDE/>
-        <w:autoSpaceDN/>
-        <w:spacing w:after="0" w:line="285" w:lineRule="atLeast"/>
-        <w:jc w:val="left"/>
-      </w:pPr>
-      <w:r>
-        <w:tab/>
-      </w:r>
-      <w:r>
-        <w:tab/>
-      </w:r>
-      <w:r>
-        <w:tab/>
-        <w:t>throw std::runtime_error( "ThreadPool is stopped" );</w:t>
+        <w:t xml:space="preserve">template&lt;class F, class... </w:t>
+      </w:r>
+      <w:proofErr w:type="spellStart"/>
+      <w:r>
+        <w:t>Args</w:t>
+      </w:r>
+      <w:proofErr w:type="spellEnd"/>
+      <w:r>
+        <w:t>&gt;</w:t>
+      </w:r>
+    </w:p>
+    <w:p>
+      <w:pPr>
+        <w:widowControl/>
+        <w:shd w:val="clear" w:color="auto" w:fill="1F1F1F"/>
+        <w:wordWrap/>
+        <w:autoSpaceDE/>
+        <w:autoSpaceDN/>
+        <w:spacing w:after="0" w:line="285" w:lineRule="atLeast"/>
+        <w:jc w:val="left"/>
+      </w:pPr>
+      <w:r>
+        <w:tab/>
+        <w:t>std::future&lt; std::</w:t>
+      </w:r>
+      <w:proofErr w:type="spellStart"/>
+      <w:r>
+        <w:t>invoke_result_t</w:t>
+      </w:r>
+      <w:proofErr w:type="spellEnd"/>
+      <w:r>
+        <w:t xml:space="preserve">&lt;F, </w:t>
+      </w:r>
+      <w:proofErr w:type="spellStart"/>
+      <w:r>
+        <w:t>Args</w:t>
+      </w:r>
+      <w:proofErr w:type="spellEnd"/>
+      <w:r>
+        <w:t xml:space="preserve">...&gt; &gt; </w:t>
+      </w:r>
+      <w:proofErr w:type="spellStart"/>
+      <w:r>
+        <w:t>enqueueJob</w:t>
+      </w:r>
+      <w:proofErr w:type="spellEnd"/>
+      <w:r>
+        <w:t xml:space="preserve">( F&amp;&amp; f, </w:t>
+      </w:r>
+      <w:proofErr w:type="spellStart"/>
+      <w:r>
+        <w:t>Args</w:t>
+      </w:r>
+      <w:proofErr w:type="spellEnd"/>
+      <w:r>
+        <w:t xml:space="preserve">&amp;&amp;... </w:t>
+      </w:r>
+      <w:proofErr w:type="spellStart"/>
+      <w:r>
+        <w:t>args</w:t>
+      </w:r>
+      <w:proofErr w:type="spellEnd"/>
+      <w:r>
+        <w:t xml:space="preserve"> ) {</w:t>
+      </w:r>
+    </w:p>
+    <w:p>
+      <w:pPr>
+        <w:widowControl/>
+        <w:shd w:val="clear" w:color="auto" w:fill="1F1F1F"/>
+        <w:wordWrap/>
+        <w:autoSpaceDE/>
+        <w:autoSpaceDN/>
+        <w:spacing w:after="0" w:line="285" w:lineRule="atLeast"/>
+        <w:jc w:val="left"/>
+      </w:pPr>
+      <w:r>
+        <w:tab/>
+      </w:r>
+      <w:r>
+        <w:tab/>
+        <w:t xml:space="preserve">if ( </w:t>
+      </w:r>
+      <w:proofErr w:type="spellStart"/>
+      <w:r>
+        <w:t>stop_.load</w:t>
+      </w:r>
+      <w:proofErr w:type="spellEnd"/>
+      <w:r>
+        <w:t>( ) ) {</w:t>
+      </w:r>
+    </w:p>
+    <w:p>
+      <w:pPr>
+        <w:widowControl/>
+        <w:shd w:val="clear" w:color="auto" w:fill="1F1F1F"/>
+        <w:wordWrap/>
+        <w:autoSpaceDE/>
+        <w:autoSpaceDN/>
+        <w:spacing w:after="0" w:line="285" w:lineRule="atLeast"/>
+        <w:jc w:val="left"/>
+      </w:pPr>
+      <w:r>
+        <w:tab/>
+      </w:r>
+      <w:r>
+        <w:tab/>
+      </w:r>
+      <w:r>
+        <w:tab/>
+        <w:t>throw std::</w:t>
+      </w:r>
+      <w:proofErr w:type="spellStart"/>
+      <w:r>
+        <w:t>runtime_error</w:t>
+      </w:r>
+      <w:proofErr w:type="spellEnd"/>
+      <w:r>
+        <w:t>( "</w:t>
+      </w:r>
+      <w:proofErr w:type="spellStart"/>
+      <w:r>
+        <w:t>ThreadPool</w:t>
+      </w:r>
+      <w:proofErr w:type="spellEnd"/>
+      <w:r>
+        <w:t xml:space="preserve"> is stopped" );</w:t>
       </w:r>
     </w:p>
     <w:p>
@@ -1392,75 +1826,155 @@
       </w:r>
       <w:r>
         <w:tab/>
-        <w:t>using returnType = std::invoke_result_t&lt;F, Args...&gt;;</w:t>
-      </w:r>
-    </w:p>
-    <w:p>
-      <w:pPr>
-        <w:widowControl/>
-        <w:shd w:val="clear" w:color="auto" w:fill="1F1F1F"/>
-        <w:wordWrap/>
-        <w:autoSpaceDE/>
-        <w:autoSpaceDN/>
-        <w:spacing w:after="0" w:line="285" w:lineRule="atLeast"/>
-        <w:jc w:val="left"/>
-      </w:pPr>
-      <w:r>
-        <w:tab/>
-      </w:r>
-      <w:r>
-        <w:tab/>
-        <w:t xml:space="preserve">auto job = std::make_shared&lt; std::packaged_task&lt;returnType( )&gt; &gt;( </w:t>
-      </w:r>
-    </w:p>
-    <w:p>
-      <w:pPr>
-        <w:widowControl/>
-        <w:shd w:val="clear" w:color="auto" w:fill="1F1F1F"/>
-        <w:wordWrap/>
-        <w:autoSpaceDE/>
-        <w:autoSpaceDN/>
-        <w:spacing w:after="0" w:line="285" w:lineRule="atLeast"/>
-        <w:jc w:val="left"/>
-      </w:pPr>
-      <w:r>
-        <w:tab/>
-      </w:r>
-      <w:r>
-        <w:tab/>
-      </w:r>
-      <w:r>
-        <w:tab/>
-        <w:t>std::bind( std::forward&lt;F&gt;( f ), std::forward&lt;Args&gt;( args )... ) );</w:t>
-      </w:r>
-    </w:p>
-    <w:p>
-      <w:pPr>
-        <w:widowControl/>
-        <w:shd w:val="clear" w:color="auto" w:fill="1F1F1F"/>
-        <w:wordWrap/>
-        <w:autoSpaceDE/>
-        <w:autoSpaceDN/>
-        <w:spacing w:after="0" w:line="285" w:lineRule="atLeast"/>
-        <w:jc w:val="left"/>
-      </w:pPr>
-    </w:p>
-    <w:p>
-      <w:pPr>
-        <w:widowControl/>
-        <w:shd w:val="clear" w:color="auto" w:fill="1F1F1F"/>
-        <w:wordWrap/>
-        <w:autoSpaceDE/>
-        <w:autoSpaceDN/>
-        <w:spacing w:after="0" w:line="285" w:lineRule="atLeast"/>
-        <w:jc w:val="left"/>
-      </w:pPr>
-      <w:r>
-        <w:tab/>
-      </w:r>
-      <w:r>
-        <w:tab/>
-        <w:t>auto jobResultFuture = job-&gt;get_future( );</w:t>
+        <w:t xml:space="preserve">using </w:t>
+      </w:r>
+      <w:proofErr w:type="spellStart"/>
+      <w:r>
+        <w:t>returnType</w:t>
+      </w:r>
+      <w:proofErr w:type="spellEnd"/>
+      <w:r>
+        <w:t xml:space="preserve"> = std::</w:t>
+      </w:r>
+      <w:proofErr w:type="spellStart"/>
+      <w:r>
+        <w:t>invoke_result_t</w:t>
+      </w:r>
+      <w:proofErr w:type="spellEnd"/>
+      <w:r>
+        <w:t xml:space="preserve">&lt;F, </w:t>
+      </w:r>
+      <w:proofErr w:type="spellStart"/>
+      <w:r>
+        <w:t>Args</w:t>
+      </w:r>
+      <w:proofErr w:type="spellEnd"/>
+      <w:r>
+        <w:t>...&gt;;</w:t>
+      </w:r>
+    </w:p>
+    <w:p>
+      <w:pPr>
+        <w:widowControl/>
+        <w:shd w:val="clear" w:color="auto" w:fill="1F1F1F"/>
+        <w:wordWrap/>
+        <w:autoSpaceDE/>
+        <w:autoSpaceDN/>
+        <w:spacing w:after="0" w:line="285" w:lineRule="atLeast"/>
+        <w:jc w:val="left"/>
+      </w:pPr>
+      <w:r>
+        <w:tab/>
+      </w:r>
+      <w:r>
+        <w:tab/>
+        <w:t>auto job = std::</w:t>
+      </w:r>
+      <w:proofErr w:type="spellStart"/>
+      <w:r>
+        <w:t>make_shared</w:t>
+      </w:r>
+      <w:proofErr w:type="spellEnd"/>
+      <w:r>
+        <w:t>&lt; std::</w:t>
+      </w:r>
+      <w:proofErr w:type="spellStart"/>
+      <w:r>
+        <w:t>packaged_task</w:t>
+      </w:r>
+      <w:proofErr w:type="spellEnd"/>
+      <w:r>
+        <w:t>&lt;</w:t>
+      </w:r>
+      <w:proofErr w:type="spellStart"/>
+      <w:r>
+        <w:t>returnType</w:t>
+      </w:r>
+      <w:proofErr w:type="spellEnd"/>
+      <w:r>
+        <w:t xml:space="preserve">( )&gt; &gt;( </w:t>
+      </w:r>
+    </w:p>
+    <w:p>
+      <w:pPr>
+        <w:widowControl/>
+        <w:shd w:val="clear" w:color="auto" w:fill="1F1F1F"/>
+        <w:wordWrap/>
+        <w:autoSpaceDE/>
+        <w:autoSpaceDN/>
+        <w:spacing w:after="0" w:line="285" w:lineRule="atLeast"/>
+        <w:jc w:val="left"/>
+      </w:pPr>
+      <w:r>
+        <w:tab/>
+      </w:r>
+      <w:r>
+        <w:tab/>
+      </w:r>
+      <w:r>
+        <w:tab/>
+        <w:t>std::bind( std::forward&lt;F&gt;( f ), std::forward&lt;</w:t>
+      </w:r>
+      <w:proofErr w:type="spellStart"/>
+      <w:r>
+        <w:t>Args</w:t>
+      </w:r>
+      <w:proofErr w:type="spellEnd"/>
+      <w:r>
+        <w:t xml:space="preserve">&gt;( </w:t>
+      </w:r>
+      <w:proofErr w:type="spellStart"/>
+      <w:r>
+        <w:t>args</w:t>
+      </w:r>
+      <w:proofErr w:type="spellEnd"/>
+      <w:r>
+        <w:t xml:space="preserve"> )... ) );</w:t>
+      </w:r>
+    </w:p>
+    <w:p>
+      <w:pPr>
+        <w:widowControl/>
+        <w:shd w:val="clear" w:color="auto" w:fill="1F1F1F"/>
+        <w:wordWrap/>
+        <w:autoSpaceDE/>
+        <w:autoSpaceDN/>
+        <w:spacing w:after="0" w:line="285" w:lineRule="atLeast"/>
+        <w:jc w:val="left"/>
+      </w:pPr>
+    </w:p>
+    <w:p>
+      <w:pPr>
+        <w:widowControl/>
+        <w:shd w:val="clear" w:color="auto" w:fill="1F1F1F"/>
+        <w:wordWrap/>
+        <w:autoSpaceDE/>
+        <w:autoSpaceDN/>
+        <w:spacing w:after="0" w:line="285" w:lineRule="atLeast"/>
+        <w:jc w:val="left"/>
+      </w:pPr>
+      <w:r>
+        <w:tab/>
+      </w:r>
+      <w:r>
+        <w:tab/>
+        <w:t xml:space="preserve">auto </w:t>
+      </w:r>
+      <w:proofErr w:type="spellStart"/>
+      <w:r>
+        <w:t>jobResultFuture</w:t>
+      </w:r>
+      <w:proofErr w:type="spellEnd"/>
+      <w:r>
+        <w:t xml:space="preserve"> = job-&gt;</w:t>
+      </w:r>
+      <w:proofErr w:type="spellStart"/>
+      <w:r>
+        <w:t>get_future</w:t>
+      </w:r>
+      <w:proofErr w:type="spellEnd"/>
+      <w:r>
+        <w:t>( );</w:t>
       </w:r>
     </w:p>
     <w:p>
@@ -1526,8 +2040,30 @@
         <w:rPr>
           <w:rFonts w:hint="eastAsia"/>
         </w:rPr>
-        <w:t>auto lock = std::lock_guard&lt;std::mutex&gt;(mtxJob</w:t>
-      </w:r>
+        <w:t>auto lock = std::</w:t>
+      </w:r>
+      <w:proofErr w:type="spellStart"/>
+      <w:r>
+        <w:rPr>
+          <w:rFonts w:hint="eastAsia"/>
+        </w:rPr>
+        <w:t>lock_guard</w:t>
+      </w:r>
+      <w:proofErr w:type="spellEnd"/>
+      <w:r>
+        <w:rPr>
+          <w:rFonts w:hint="eastAsia"/>
+        </w:rPr>
+        <w:t>&lt;std::mutex&gt;(</w:t>
+      </w:r>
+      <w:proofErr w:type="spellStart"/>
+      <w:r>
+        <w:rPr>
+          <w:rFonts w:hint="eastAsia"/>
+        </w:rPr>
+        <w:t>mtxJob</w:t>
+      </w:r>
+      <w:proofErr w:type="spellEnd"/>
       <w:r>
         <w:rPr>
           <w:rFonts w:hint="eastAsia"/>
@@ -1550,24 +2086,29 @@
         <w:autoSpaceDN/>
         <w:spacing w:after="0" w:line="285" w:lineRule="atLeast"/>
         <w:jc w:val="left"/>
-        <w:rPr>
-          <w:rFonts w:hint="eastAsia"/>
-        </w:rPr>
-      </w:pPr>
-      <w:r>
-        <w:tab/>
-      </w:r>
-      <w:r>
-        <w:tab/>
-      </w:r>
-      <w:r>
-        <w:tab/>
-      </w:r>
-      <w:r>
-        <w:rPr>
-          <w:rFonts w:hint="eastAsia"/>
-        </w:rPr>
-        <w:t>jobs_.push([job](){ (</w:t>
+      </w:pPr>
+      <w:r>
+        <w:tab/>
+      </w:r>
+      <w:r>
+        <w:tab/>
+      </w:r>
+      <w:r>
+        <w:tab/>
+      </w:r>
+      <w:proofErr w:type="spellStart"/>
+      <w:r>
+        <w:rPr>
+          <w:rFonts w:hint="eastAsia"/>
+        </w:rPr>
+        <w:t>jobs_.push</w:t>
+      </w:r>
+      <w:proofErr w:type="spellEnd"/>
+      <w:r>
+        <w:rPr>
+          <w:rFonts w:hint="eastAsia"/>
+        </w:rPr>
+        <w:t>([job](){ (</w:t>
       </w:r>
       <w:r>
         <w:rPr>
@@ -1614,53 +2155,77 @@
         <w:autoSpaceDN/>
         <w:spacing w:after="0" w:line="285" w:lineRule="atLeast"/>
         <w:jc w:val="left"/>
-        <w:rPr>
-          <w:rFonts w:hint="eastAsia"/>
-        </w:rPr>
-      </w:pPr>
-      <w:r>
-        <w:tab/>
-      </w:r>
-      <w:r>
-        <w:tab/>
-      </w:r>
-      <w:r>
-        <w:rPr>
-          <w:rFonts w:hint="eastAsia"/>
-        </w:rPr>
-        <w:t>cvJob_.notify_one();</w:t>
-      </w:r>
-    </w:p>
-    <w:p>
-      <w:pPr>
-        <w:widowControl/>
-        <w:shd w:val="clear" w:color="auto" w:fill="1F1F1F"/>
-        <w:wordWrap/>
-        <w:autoSpaceDE/>
-        <w:autoSpaceDN/>
-        <w:spacing w:after="0" w:line="285" w:lineRule="atLeast"/>
-        <w:jc w:val="left"/>
-        <w:rPr>
-          <w:rFonts w:hint="eastAsia"/>
-        </w:rPr>
-      </w:pPr>
-    </w:p>
-    <w:p>
-      <w:pPr>
-        <w:widowControl/>
-        <w:shd w:val="clear" w:color="auto" w:fill="1F1F1F"/>
-        <w:wordWrap/>
-        <w:autoSpaceDE/>
-        <w:autoSpaceDN/>
-        <w:spacing w:after="0" w:line="285" w:lineRule="atLeast"/>
-        <w:jc w:val="left"/>
-      </w:pPr>
-      <w:r>
-        <w:tab/>
-      </w:r>
-      <w:r>
-        <w:tab/>
-        <w:t>return jobResultFuture;</w:t>
+      </w:pPr>
+      <w:r>
+        <w:tab/>
+      </w:r>
+      <w:r>
+        <w:tab/>
+      </w:r>
+      <w:proofErr w:type="spellStart"/>
+      <w:r>
+        <w:rPr>
+          <w:rFonts w:hint="eastAsia"/>
+        </w:rPr>
+        <w:t>cvJob</w:t>
+      </w:r>
+      <w:proofErr w:type="spellEnd"/>
+      <w:r>
+        <w:rPr>
+          <w:rFonts w:hint="eastAsia"/>
+        </w:rPr>
+        <w:t>_.</w:t>
+      </w:r>
+      <w:proofErr w:type="spellStart"/>
+      <w:r>
+        <w:rPr>
+          <w:rFonts w:hint="eastAsia"/>
+        </w:rPr>
+        <w:t>notify_one</w:t>
+      </w:r>
+      <w:proofErr w:type="spellEnd"/>
+      <w:r>
+        <w:rPr>
+          <w:rFonts w:hint="eastAsia"/>
+        </w:rPr>
+        <w:t>();</w:t>
+      </w:r>
+    </w:p>
+    <w:p>
+      <w:pPr>
+        <w:widowControl/>
+        <w:shd w:val="clear" w:color="auto" w:fill="1F1F1F"/>
+        <w:wordWrap/>
+        <w:autoSpaceDE/>
+        <w:autoSpaceDN/>
+        <w:spacing w:after="0" w:line="285" w:lineRule="atLeast"/>
+        <w:jc w:val="left"/>
+      </w:pPr>
+    </w:p>
+    <w:p>
+      <w:pPr>
+        <w:widowControl/>
+        <w:shd w:val="clear" w:color="auto" w:fill="1F1F1F"/>
+        <w:wordWrap/>
+        <w:autoSpaceDE/>
+        <w:autoSpaceDN/>
+        <w:spacing w:after="0" w:line="285" w:lineRule="atLeast"/>
+        <w:jc w:val="left"/>
+      </w:pPr>
+      <w:r>
+        <w:tab/>
+      </w:r>
+      <w:r>
+        <w:tab/>
+        <w:t xml:space="preserve">return </w:t>
+      </w:r>
+      <w:proofErr w:type="spellStart"/>
+      <w:r>
+        <w:t>jobResultFuture</w:t>
+      </w:r>
+      <w:proofErr w:type="spellEnd"/>
+      <w:r>
+        <w:t>;</w:t>
       </w:r>
     </w:p>
     <w:p>
@@ -1715,25 +2280,38 @@
       </w:pPr>
       <w:r>
         <w:tab/>
-        <w:t>uint8 numThread_;</w:t>
-      </w:r>
-    </w:p>
-    <w:p>
-      <w:pPr>
-        <w:widowControl/>
-        <w:shd w:val="clear" w:color="auto" w:fill="1F1F1F"/>
-        <w:wordWrap/>
-        <w:autoSpaceDE/>
-        <w:autoSpaceDN/>
-        <w:spacing w:after="0" w:line="285" w:lineRule="atLeast"/>
-        <w:jc w:val="left"/>
-        <w:rPr>
-          <w:rFonts w:hint="eastAsia"/>
-        </w:rPr>
-      </w:pPr>
-      <w:r>
-        <w:tab/>
-        <w:t>std::vector&lt;std::thread&gt; workerThreads_;</w:t>
+        <w:t xml:space="preserve">uint8 </w:t>
+      </w:r>
+      <w:proofErr w:type="spellStart"/>
+      <w:r>
+        <w:t>numThread</w:t>
+      </w:r>
+      <w:proofErr w:type="spellEnd"/>
+      <w:r>
+        <w:t>_;</w:t>
+      </w:r>
+    </w:p>
+    <w:p>
+      <w:pPr>
+        <w:widowControl/>
+        <w:shd w:val="clear" w:color="auto" w:fill="1F1F1F"/>
+        <w:wordWrap/>
+        <w:autoSpaceDE/>
+        <w:autoSpaceDN/>
+        <w:spacing w:after="0" w:line="285" w:lineRule="atLeast"/>
+        <w:jc w:val="left"/>
+      </w:pPr>
+      <w:r>
+        <w:tab/>
+        <w:t xml:space="preserve">std::vector&lt;std::thread&gt; </w:t>
+      </w:r>
+      <w:proofErr w:type="spellStart"/>
+      <w:r>
+        <w:t>workerThreads</w:t>
+      </w:r>
+      <w:proofErr w:type="spellEnd"/>
+      <w:r>
+        <w:t>_;</w:t>
       </w:r>
     </w:p>
     <w:p>
@@ -1746,9 +2324,6 @@
         <w:spacing w:after="0" w:line="285" w:lineRule="atLeast"/>
         <w:ind w:firstLine="800"/>
         <w:jc w:val="left"/>
-        <w:rPr>
-          <w:rFonts w:hint="eastAsia"/>
-        </w:rPr>
       </w:pPr>
       <w:r>
         <w:rPr>
@@ -1772,50 +2347,97 @@
       </w:pPr>
       <w:r>
         <w:tab/>
-        <w:t>std::atomic_bool stop_;</w:t>
-      </w:r>
-    </w:p>
-    <w:p>
-      <w:pPr>
-        <w:widowControl/>
-        <w:shd w:val="clear" w:color="auto" w:fill="1F1F1F"/>
-        <w:wordWrap/>
-        <w:autoSpaceDE/>
-        <w:autoSpaceDN/>
-        <w:spacing w:after="0" w:line="285" w:lineRule="atLeast"/>
-        <w:jc w:val="left"/>
-      </w:pPr>
-      <w:r>
-        <w:tab/>
-      </w:r>
-      <w:r>
-        <w:rPr>
-          <w:rFonts w:hint="eastAsia"/>
-        </w:rPr>
-        <w:t>std::condition_variable cvJobs_;</w:t>
-      </w:r>
-    </w:p>
-    <w:p>
-      <w:pPr>
-        <w:widowControl/>
-        <w:shd w:val="clear" w:color="auto" w:fill="1F1F1F"/>
-        <w:wordWrap/>
-        <w:autoSpaceDE/>
-        <w:autoSpaceDN/>
-        <w:spacing w:after="0" w:line="285" w:lineRule="atLeast"/>
-        <w:jc w:val="left"/>
-        <w:rPr>
-          <w:rFonts w:hint="eastAsia"/>
-        </w:rPr>
-      </w:pPr>
-      <w:r>
-        <w:tab/>
-      </w:r>
-      <w:r>
-        <w:rPr>
-          <w:rFonts w:hint="eastAsia"/>
-        </w:rPr>
-        <w:t>std::mutex mtxJob_;</w:t>
+        <w:t>std::</w:t>
+      </w:r>
+      <w:proofErr w:type="spellStart"/>
+      <w:r>
+        <w:t>atomic_bool</w:t>
+      </w:r>
+      <w:proofErr w:type="spellEnd"/>
+      <w:r>
+        <w:t xml:space="preserve"> stop_;</w:t>
+      </w:r>
+    </w:p>
+    <w:p>
+      <w:pPr>
+        <w:widowControl/>
+        <w:shd w:val="clear" w:color="auto" w:fill="1F1F1F"/>
+        <w:wordWrap/>
+        <w:autoSpaceDE/>
+        <w:autoSpaceDN/>
+        <w:spacing w:after="0" w:line="285" w:lineRule="atLeast"/>
+        <w:jc w:val="left"/>
+      </w:pPr>
+      <w:r>
+        <w:tab/>
+      </w:r>
+      <w:r>
+        <w:rPr>
+          <w:rFonts w:hint="eastAsia"/>
+        </w:rPr>
+        <w:t>std::</w:t>
+      </w:r>
+      <w:proofErr w:type="spellStart"/>
+      <w:r>
+        <w:rPr>
+          <w:rFonts w:hint="eastAsia"/>
+        </w:rPr>
+        <w:t>condition_variable</w:t>
+      </w:r>
+      <w:proofErr w:type="spellEnd"/>
+      <w:r>
+        <w:rPr>
+          <w:rFonts w:hint="eastAsia"/>
+        </w:rPr>
+        <w:t xml:space="preserve"> </w:t>
+      </w:r>
+      <w:proofErr w:type="spellStart"/>
+      <w:r>
+        <w:rPr>
+          <w:rFonts w:hint="eastAsia"/>
+        </w:rPr>
+        <w:t>cvJobs</w:t>
+      </w:r>
+      <w:proofErr w:type="spellEnd"/>
+      <w:r>
+        <w:rPr>
+          <w:rFonts w:hint="eastAsia"/>
+        </w:rPr>
+        <w:t>_;</w:t>
+      </w:r>
+    </w:p>
+    <w:p>
+      <w:pPr>
+        <w:widowControl/>
+        <w:shd w:val="clear" w:color="auto" w:fill="1F1F1F"/>
+        <w:wordWrap/>
+        <w:autoSpaceDE/>
+        <w:autoSpaceDN/>
+        <w:spacing w:after="0" w:line="285" w:lineRule="atLeast"/>
+        <w:jc w:val="left"/>
+      </w:pPr>
+      <w:r>
+        <w:tab/>
+      </w:r>
+      <w:r>
+        <w:rPr>
+          <w:rFonts w:hint="eastAsia"/>
+        </w:rPr>
+        <w:t xml:space="preserve">std::mutex </w:t>
+      </w:r>
+      <w:proofErr w:type="spellStart"/>
+      <w:r>
+        <w:rPr>
+          <w:rFonts w:hint="eastAsia"/>
+        </w:rPr>
+        <w:t>mtxJob</w:t>
+      </w:r>
+      <w:proofErr w:type="spellEnd"/>
+      <w:r>
+        <w:rPr>
+          <w:rFonts w:hint="eastAsia"/>
+        </w:rPr>
+        <w:t>_;</w:t>
       </w:r>
     </w:p>
     <w:p>
@@ -1852,7 +2474,15 @@
       </w:pPr>
       <w:r>
         <w:tab/>
-        <w:t>void workerThread( ) {</w:t>
+        <w:t xml:space="preserve">void </w:t>
+      </w:r>
+      <w:proofErr w:type="spellStart"/>
+      <w:r>
+        <w:t>workerThread</w:t>
+      </w:r>
+      <w:proofErr w:type="spellEnd"/>
+      <w:r>
+        <w:t>( ) {</w:t>
       </w:r>
     </w:p>
     <w:p>
@@ -1905,33 +2535,69 @@
         <w:rPr>
           <w:rFonts w:hint="eastAsia"/>
         </w:rPr>
-        <w:t>auto lock = std::unique_lock&lt;std::mutex&gt;(mtxJob_);</w:t>
-      </w:r>
-    </w:p>
-    <w:p>
-      <w:pPr>
-        <w:widowControl/>
-        <w:shd w:val="clear" w:color="auto" w:fill="1F1F1F"/>
-        <w:wordWrap/>
-        <w:autoSpaceDE/>
-        <w:autoSpaceDN/>
-        <w:spacing w:after="0" w:line="285" w:lineRule="atLeast"/>
-        <w:jc w:val="left"/>
-      </w:pPr>
-      <w:r>
-        <w:tab/>
-      </w:r>
-      <w:r>
-        <w:tab/>
-      </w:r>
-      <w:r>
-        <w:tab/>
-      </w:r>
-      <w:r>
-        <w:rPr>
-          <w:rFonts w:hint="eastAsia"/>
-        </w:rPr>
-        <w:t>cvJob_.wait(lock, [</w:t>
+        <w:t>auto lock = std::</w:t>
+      </w:r>
+      <w:proofErr w:type="spellStart"/>
+      <w:r>
+        <w:rPr>
+          <w:rFonts w:hint="eastAsia"/>
+        </w:rPr>
+        <w:t>unique_lock</w:t>
+      </w:r>
+      <w:proofErr w:type="spellEnd"/>
+      <w:r>
+        <w:rPr>
+          <w:rFonts w:hint="eastAsia"/>
+        </w:rPr>
+        <w:t>&lt;std::mutex&gt;(</w:t>
+      </w:r>
+      <w:proofErr w:type="spellStart"/>
+      <w:r>
+        <w:rPr>
+          <w:rFonts w:hint="eastAsia"/>
+        </w:rPr>
+        <w:t>mtxJob</w:t>
+      </w:r>
+      <w:proofErr w:type="spellEnd"/>
+      <w:r>
+        <w:rPr>
+          <w:rFonts w:hint="eastAsia"/>
+        </w:rPr>
+        <w:t>_);</w:t>
+      </w:r>
+    </w:p>
+    <w:p>
+      <w:pPr>
+        <w:widowControl/>
+        <w:shd w:val="clear" w:color="auto" w:fill="1F1F1F"/>
+        <w:wordWrap/>
+        <w:autoSpaceDE/>
+        <w:autoSpaceDN/>
+        <w:spacing w:after="0" w:line="285" w:lineRule="atLeast"/>
+        <w:jc w:val="left"/>
+      </w:pPr>
+      <w:r>
+        <w:tab/>
+      </w:r>
+      <w:r>
+        <w:tab/>
+      </w:r>
+      <w:r>
+        <w:tab/>
+      </w:r>
+      <w:proofErr w:type="spellStart"/>
+      <w:r>
+        <w:rPr>
+          <w:rFonts w:hint="eastAsia"/>
+        </w:rPr>
+        <w:t>cvJob</w:t>
+      </w:r>
+      <w:proofErr w:type="spellEnd"/>
+      <w:r>
+        <w:rPr>
+          <w:rFonts w:hint="eastAsia"/>
+        </w:rPr>
+        <w:t>_.wait(lock, [</w:t>
       </w:r>
       <w:r>
         <w:rPr>
@@ -1955,7 +2621,21 @@
         <w:rPr>
           <w:rFonts w:hint="eastAsia"/>
         </w:rPr>
-        <w:t>return !jobs_.empty() || stop_;</w:t>
+        <w:t>return !</w:t>
+      </w:r>
+      <w:proofErr w:type="spellStart"/>
+      <w:r>
+        <w:rPr>
+          <w:rFonts w:hint="eastAsia"/>
+        </w:rPr>
+        <w:t>jobs_.empty</w:t>
+      </w:r>
+      <w:proofErr w:type="spellEnd"/>
+      <w:r>
+        <w:rPr>
+          <w:rFonts w:hint="eastAsia"/>
+        </w:rPr>
+        <w:t>() || stop_;</w:t>
       </w:r>
       <w:r>
         <w:rPr>
@@ -1993,21 +2673,32 @@
         <w:rPr>
           <w:rFonts w:hint="eastAsia"/>
         </w:rPr>
-        <w:t>if( stop_ &amp;&amp; jobs_empty() ){</w:t>
-      </w:r>
-    </w:p>
-    <w:p>
-      <w:pPr>
-        <w:widowControl/>
-        <w:shd w:val="clear" w:color="auto" w:fill="1F1F1F"/>
-        <w:wordWrap/>
-        <w:autoSpaceDE/>
-        <w:autoSpaceDN/>
-        <w:spacing w:after="0" w:line="285" w:lineRule="atLeast"/>
-        <w:jc w:val="left"/>
-        <w:rPr>
-          <w:rFonts w:hint="eastAsia"/>
-        </w:rPr>
+        <w:t xml:space="preserve">if( stop_ &amp;&amp; </w:t>
+      </w:r>
+      <w:proofErr w:type="spellStart"/>
+      <w:r>
+        <w:rPr>
+          <w:rFonts w:hint="eastAsia"/>
+        </w:rPr>
+        <w:t>jobs_empty</w:t>
+      </w:r>
+      <w:proofErr w:type="spellEnd"/>
+      <w:r>
+        <w:rPr>
+          <w:rFonts w:hint="eastAsia"/>
+        </w:rPr>
+        <w:t>() ){</w:t>
+      </w:r>
+    </w:p>
+    <w:p>
+      <w:pPr>
+        <w:widowControl/>
+        <w:shd w:val="clear" w:color="auto" w:fill="1F1F1F"/>
+        <w:wordWrap/>
+        <w:autoSpaceDE/>
+        <w:autoSpaceDN/>
+        <w:spacing w:after="0" w:line="285" w:lineRule="atLeast"/>
+        <w:jc w:val="left"/>
       </w:pPr>
       <w:r>
         <w:tab/>
@@ -2037,9 +2728,6 @@
         <w:autoSpaceDN/>
         <w:spacing w:after="0" w:line="285" w:lineRule="atLeast"/>
         <w:jc w:val="left"/>
-        <w:rPr>
-          <w:rFonts w:hint="eastAsia"/>
-        </w:rPr>
       </w:pPr>
       <w:r>
         <w:tab/>
@@ -2100,76 +2788,100 @@
         <w:rPr>
           <w:rFonts w:hint="eastAsia"/>
         </w:rPr>
-        <w:t>auto job = std::move(jobs_.front());</w:t>
-      </w:r>
-    </w:p>
-    <w:p>
-      <w:pPr>
-        <w:widowControl/>
-        <w:shd w:val="clear" w:color="auto" w:fill="1F1F1F"/>
-        <w:wordWrap/>
-        <w:autoSpaceDE/>
-        <w:autoSpaceDN/>
-        <w:spacing w:after="0" w:line="285" w:lineRule="atLeast"/>
-        <w:jc w:val="left"/>
-      </w:pPr>
-      <w:r>
-        <w:tab/>
-      </w:r>
-      <w:r>
-        <w:tab/>
-      </w:r>
-      <w:r>
-        <w:tab/>
-      </w:r>
-      <w:r>
-        <w:rPr>
-          <w:rFonts w:hint="eastAsia"/>
-        </w:rPr>
-        <w:t>jobs_.pop();</w:t>
-      </w:r>
-    </w:p>
-    <w:p>
-      <w:pPr>
-        <w:widowControl/>
-        <w:shd w:val="clear" w:color="auto" w:fill="1F1F1F"/>
-        <w:wordWrap/>
-        <w:autoSpaceDE/>
-        <w:autoSpaceDN/>
-        <w:spacing w:after="0" w:line="285" w:lineRule="atLeast"/>
-        <w:jc w:val="left"/>
-        <w:rPr>
-          <w:rFonts w:hint="eastAsia"/>
-        </w:rPr>
-      </w:pPr>
-      <w:r>
-        <w:tab/>
-      </w:r>
-      <w:r>
-        <w:tab/>
-      </w:r>
-      <w:r>
-        <w:tab/>
-      </w:r>
-      <w:r>
-        <w:rPr>
-          <w:rFonts w:hint="eastAsia"/>
-        </w:rPr>
-        <w:t>lock.unlock();</w:t>
-      </w:r>
-    </w:p>
-    <w:p>
-      <w:pPr>
-        <w:widowControl/>
-        <w:shd w:val="clear" w:color="auto" w:fill="1F1F1F"/>
-        <w:wordWrap/>
-        <w:autoSpaceDE/>
-        <w:autoSpaceDN/>
-        <w:spacing w:after="0" w:line="285" w:lineRule="atLeast"/>
-        <w:jc w:val="left"/>
-        <w:rPr>
-          <w:rFonts w:hint="eastAsia"/>
-        </w:rPr>
+        <w:t>auto job = std::move(</w:t>
+      </w:r>
+      <w:proofErr w:type="spellStart"/>
+      <w:r>
+        <w:rPr>
+          <w:rFonts w:hint="eastAsia"/>
+        </w:rPr>
+        <w:t>jobs_.front</w:t>
+      </w:r>
+      <w:proofErr w:type="spellEnd"/>
+      <w:r>
+        <w:rPr>
+          <w:rFonts w:hint="eastAsia"/>
+        </w:rPr>
+        <w:t>());</w:t>
+      </w:r>
+    </w:p>
+    <w:p>
+      <w:pPr>
+        <w:widowControl/>
+        <w:shd w:val="clear" w:color="auto" w:fill="1F1F1F"/>
+        <w:wordWrap/>
+        <w:autoSpaceDE/>
+        <w:autoSpaceDN/>
+        <w:spacing w:after="0" w:line="285" w:lineRule="atLeast"/>
+        <w:jc w:val="left"/>
+      </w:pPr>
+      <w:r>
+        <w:tab/>
+      </w:r>
+      <w:r>
+        <w:tab/>
+      </w:r>
+      <w:r>
+        <w:tab/>
+      </w:r>
+      <w:proofErr w:type="spellStart"/>
+      <w:r>
+        <w:rPr>
+          <w:rFonts w:hint="eastAsia"/>
+        </w:rPr>
+        <w:t>jobs_.pop</w:t>
+      </w:r>
+      <w:proofErr w:type="spellEnd"/>
+      <w:r>
+        <w:rPr>
+          <w:rFonts w:hint="eastAsia"/>
+        </w:rPr>
+        <w:t>();</w:t>
+      </w:r>
+    </w:p>
+    <w:p>
+      <w:pPr>
+        <w:widowControl/>
+        <w:shd w:val="clear" w:color="auto" w:fill="1F1F1F"/>
+        <w:wordWrap/>
+        <w:autoSpaceDE/>
+        <w:autoSpaceDN/>
+        <w:spacing w:after="0" w:line="285" w:lineRule="atLeast"/>
+        <w:jc w:val="left"/>
+      </w:pPr>
+      <w:r>
+        <w:tab/>
+      </w:r>
+      <w:r>
+        <w:tab/>
+      </w:r>
+      <w:r>
+        <w:tab/>
+      </w:r>
+      <w:proofErr w:type="spellStart"/>
+      <w:r>
+        <w:rPr>
+          <w:rFonts w:hint="eastAsia"/>
+        </w:rPr>
+        <w:t>lock.unlock</w:t>
+      </w:r>
+      <w:proofErr w:type="spellEnd"/>
+      <w:r>
+        <w:rPr>
+          <w:rFonts w:hint="eastAsia"/>
+        </w:rPr>
+        <w:t>();</w:t>
+      </w:r>
+    </w:p>
+    <w:p>
+      <w:pPr>
+        <w:widowControl/>
+        <w:shd w:val="clear" w:color="auto" w:fill="1F1F1F"/>
+        <w:wordWrap/>
+        <w:autoSpaceDE/>
+        <w:autoSpaceDN/>
+        <w:spacing w:after="0" w:line="285" w:lineRule="atLeast"/>
+        <w:jc w:val="left"/>
       </w:pPr>
       <w:r>
         <w:tab/>
@@ -2263,7 +2975,21 @@
         <w:rPr>
           <w:rFonts w:hint="eastAsia"/>
         </w:rPr>
-        <w:t>중요하게 볼 부분은 enqueueJob 함수이다.</w:t>
+        <w:t xml:space="preserve">중요하게 볼 부분은 </w:t>
+      </w:r>
+      <w:proofErr w:type="spellStart"/>
+      <w:r>
+        <w:rPr>
+          <w:rFonts w:hint="eastAsia"/>
+        </w:rPr>
+        <w:t>enqueueJob</w:t>
+      </w:r>
+      <w:proofErr w:type="spellEnd"/>
+      <w:r>
+        <w:rPr>
+          <w:rFonts w:hint="eastAsia"/>
+        </w:rPr>
+        <w:t xml:space="preserve"> 함수이다.</w:t>
       </w:r>
       <w:r>
         <w:br/>
@@ -2332,7 +3058,21 @@
         <w:rPr>
           <w:rFonts w:hint="eastAsia"/>
         </w:rPr>
-        <w:t>std::invoke_result_t로 함수의 반환 타입을 알아</w:t>
+        <w:t>std::</w:t>
+      </w:r>
+      <w:proofErr w:type="spellStart"/>
+      <w:r>
+        <w:rPr>
+          <w:rFonts w:hint="eastAsia"/>
+        </w:rPr>
+        <w:t>invoke_result_t</w:t>
+      </w:r>
+      <w:proofErr w:type="spellEnd"/>
+      <w:r>
+        <w:rPr>
+          <w:rFonts w:hint="eastAsia"/>
+        </w:rPr>
+        <w:t>로 함수의 반환 타입을 알아</w:t>
       </w:r>
       <w:r>
         <w:rPr>
@@ -2365,7 +3105,21 @@
         <w:rPr>
           <w:rFonts w:hint="eastAsia"/>
         </w:rPr>
-        <w:t>std::shared_ptr을 사용</w:t>
+        <w:t>std::</w:t>
+      </w:r>
+      <w:proofErr w:type="spellStart"/>
+      <w:r>
+        <w:rPr>
+          <w:rFonts w:hint="eastAsia"/>
+        </w:rPr>
+        <w:t>shared_ptr</w:t>
+      </w:r>
+      <w:proofErr w:type="spellEnd"/>
+      <w:r>
+        <w:rPr>
+          <w:rFonts w:hint="eastAsia"/>
+        </w:rPr>
+        <w:t>을 사용</w:t>
       </w:r>
       <w:r>
         <w:rPr>
@@ -2381,8 +3135,13 @@
       <w:pPr>
         <w:spacing w:after="0"/>
       </w:pPr>
-      <w:r>
-        <w:t>jobs_.push([job](){ (*job)(); })</w:t>
+      <w:proofErr w:type="spellStart"/>
+      <w:r>
+        <w:t>jobs_.push</w:t>
+      </w:r>
+      <w:proofErr w:type="spellEnd"/>
+      <w:r>
+        <w:t>([job](){ (*job)(); })</w:t>
       </w:r>
       <w:r>
         <w:rPr>
@@ -2445,9 +3204,6 @@
         <w:pStyle w:val="a4"/>
         <w:spacing w:after="0"/>
         <w:ind w:leftChars="0" w:left="425"/>
-        <w:rPr>
-          <w:rFonts w:hint="eastAsia"/>
-        </w:rPr>
       </w:pPr>
       <w:r>
         <w:rPr>
@@ -2465,7 +3221,21 @@
         <w:rPr>
           <w:rFonts w:hint="eastAsia"/>
         </w:rPr>
-        <w:t xml:space="preserve"> std::condition_variable과 std::mutex를 사용하여 lock과 unlock으로 공유 자원에 대한</w:t>
+        <w:t xml:space="preserve"> std::</w:t>
+      </w:r>
+      <w:proofErr w:type="spellStart"/>
+      <w:r>
+        <w:rPr>
+          <w:rFonts w:hint="eastAsia"/>
+        </w:rPr>
+        <w:t>condition_variable</w:t>
+      </w:r>
+      <w:proofErr w:type="spellEnd"/>
+      <w:r>
+        <w:rPr>
+          <w:rFonts w:hint="eastAsia"/>
+        </w:rPr>
+        <w:t>과 std::mutex를 사용하여 lock과 unlock으로 공유 자원에 대한</w:t>
       </w:r>
       <w:r>
         <w:br/>
@@ -2536,54 +3306,126 @@
       </w:pPr>
       <w:r>
         <w:lastRenderedPageBreak/>
-        <w:t>template&lt;class F, class... Args&gt;</w:t>
-      </w:r>
-    </w:p>
-    <w:p>
-      <w:pPr>
-        <w:widowControl/>
-        <w:shd w:val="clear" w:color="auto" w:fill="1F1F1F"/>
-        <w:wordWrap/>
-        <w:autoSpaceDE/>
-        <w:autoSpaceDN/>
-        <w:spacing w:after="0" w:line="285" w:lineRule="atLeast"/>
-        <w:jc w:val="left"/>
-      </w:pPr>
-      <w:r>
-        <w:t>std::future&lt; std::invoke_result_t&lt;F, Args...&gt; &gt; enqueueJob( F&amp;&amp; f, Args&amp;&amp;... args ) {</w:t>
-      </w:r>
-    </w:p>
-    <w:p>
-      <w:pPr>
-        <w:widowControl/>
-        <w:shd w:val="clear" w:color="auto" w:fill="1F1F1F"/>
-        <w:wordWrap/>
-        <w:autoSpaceDE/>
-        <w:autoSpaceDN/>
-        <w:spacing w:after="0" w:line="285" w:lineRule="atLeast"/>
-        <w:jc w:val="left"/>
-      </w:pPr>
-      <w:r>
-        <w:tab/>
-        <w:t>if ( stop_.load( ) ) {</w:t>
-      </w:r>
-    </w:p>
-    <w:p>
-      <w:pPr>
-        <w:widowControl/>
-        <w:shd w:val="clear" w:color="auto" w:fill="1F1F1F"/>
-        <w:wordWrap/>
-        <w:autoSpaceDE/>
-        <w:autoSpaceDN/>
-        <w:spacing w:after="0" w:line="285" w:lineRule="atLeast"/>
-        <w:jc w:val="left"/>
-      </w:pPr>
-      <w:r>
-        <w:tab/>
-      </w:r>
-      <w:r>
-        <w:tab/>
-        <w:t>throw std::runtime_error( "ThreadPool is stopped" );</w:t>
+        <w:t xml:space="preserve">template&lt;class F, class... </w:t>
+      </w:r>
+      <w:proofErr w:type="spellStart"/>
+      <w:r>
+        <w:t>Args</w:t>
+      </w:r>
+      <w:proofErr w:type="spellEnd"/>
+      <w:r>
+        <w:t>&gt;</w:t>
+      </w:r>
+    </w:p>
+    <w:p>
+      <w:pPr>
+        <w:widowControl/>
+        <w:shd w:val="clear" w:color="auto" w:fill="1F1F1F"/>
+        <w:wordWrap/>
+        <w:autoSpaceDE/>
+        <w:autoSpaceDN/>
+        <w:spacing w:after="0" w:line="285" w:lineRule="atLeast"/>
+        <w:jc w:val="left"/>
+      </w:pPr>
+      <w:r>
+        <w:t>std::future&lt; std::</w:t>
+      </w:r>
+      <w:proofErr w:type="spellStart"/>
+      <w:r>
+        <w:t>invoke_result_t</w:t>
+      </w:r>
+      <w:proofErr w:type="spellEnd"/>
+      <w:r>
+        <w:t xml:space="preserve">&lt;F, </w:t>
+      </w:r>
+      <w:proofErr w:type="spellStart"/>
+      <w:r>
+        <w:t>Args</w:t>
+      </w:r>
+      <w:proofErr w:type="spellEnd"/>
+      <w:r>
+        <w:t xml:space="preserve">...&gt; &gt; </w:t>
+      </w:r>
+      <w:proofErr w:type="spellStart"/>
+      <w:r>
+        <w:t>enqueueJob</w:t>
+      </w:r>
+      <w:proofErr w:type="spellEnd"/>
+      <w:r>
+        <w:t xml:space="preserve">( F&amp;&amp; f, </w:t>
+      </w:r>
+      <w:proofErr w:type="spellStart"/>
+      <w:r>
+        <w:t>Args</w:t>
+      </w:r>
+      <w:proofErr w:type="spellEnd"/>
+      <w:r>
+        <w:t xml:space="preserve">&amp;&amp;... </w:t>
+      </w:r>
+      <w:proofErr w:type="spellStart"/>
+      <w:r>
+        <w:t>args</w:t>
+      </w:r>
+      <w:proofErr w:type="spellEnd"/>
+      <w:r>
+        <w:t xml:space="preserve"> ) {</w:t>
+      </w:r>
+    </w:p>
+    <w:p>
+      <w:pPr>
+        <w:widowControl/>
+        <w:shd w:val="clear" w:color="auto" w:fill="1F1F1F"/>
+        <w:wordWrap/>
+        <w:autoSpaceDE/>
+        <w:autoSpaceDN/>
+        <w:spacing w:after="0" w:line="285" w:lineRule="atLeast"/>
+        <w:jc w:val="left"/>
+      </w:pPr>
+      <w:r>
+        <w:tab/>
+        <w:t xml:space="preserve">if ( </w:t>
+      </w:r>
+      <w:proofErr w:type="spellStart"/>
+      <w:r>
+        <w:t>stop_.load</w:t>
+      </w:r>
+      <w:proofErr w:type="spellEnd"/>
+      <w:r>
+        <w:t>( ) ) {</w:t>
+      </w:r>
+    </w:p>
+    <w:p>
+      <w:pPr>
+        <w:widowControl/>
+        <w:shd w:val="clear" w:color="auto" w:fill="1F1F1F"/>
+        <w:wordWrap/>
+        <w:autoSpaceDE/>
+        <w:autoSpaceDN/>
+        <w:spacing w:after="0" w:line="285" w:lineRule="atLeast"/>
+        <w:jc w:val="left"/>
+      </w:pPr>
+      <w:r>
+        <w:tab/>
+      </w:r>
+      <w:r>
+        <w:tab/>
+        <w:t>throw std::</w:t>
+      </w:r>
+      <w:proofErr w:type="spellStart"/>
+      <w:r>
+        <w:t>runtime_error</w:t>
+      </w:r>
+      <w:proofErr w:type="spellEnd"/>
+      <w:r>
+        <w:t>( "</w:t>
+      </w:r>
+      <w:proofErr w:type="spellStart"/>
+      <w:r>
+        <w:t>ThreadPool</w:t>
+      </w:r>
+      <w:proofErr w:type="spellEnd"/>
+      <w:r>
+        <w:t xml:space="preserve"> is stopped" );</w:t>
       </w:r>
     </w:p>
     <w:p>
@@ -2624,124 +3466,219 @@
       </w:pPr>
       <w:r>
         <w:tab/>
-        <w:t>using returnType = std::invoke_result_t&lt;F, Args...&gt;;</w:t>
-      </w:r>
-    </w:p>
-    <w:p>
-      <w:pPr>
-        <w:widowControl/>
-        <w:shd w:val="clear" w:color="auto" w:fill="1F1F1F"/>
-        <w:wordWrap/>
-        <w:autoSpaceDE/>
-        <w:autoSpaceDN/>
-        <w:spacing w:after="0" w:line="285" w:lineRule="atLeast"/>
-        <w:jc w:val="left"/>
-      </w:pPr>
-      <w:r>
-        <w:tab/>
-        <w:t xml:space="preserve">auto job = std::make_shared&lt; std::packaged_task&lt;returnType( )&gt; &gt;( </w:t>
-      </w:r>
-    </w:p>
-    <w:p>
-      <w:pPr>
-        <w:widowControl/>
-        <w:shd w:val="clear" w:color="auto" w:fill="1F1F1F"/>
-        <w:wordWrap/>
-        <w:autoSpaceDE/>
-        <w:autoSpaceDN/>
-        <w:spacing w:after="0" w:line="285" w:lineRule="atLeast"/>
-        <w:jc w:val="left"/>
-      </w:pPr>
-      <w:r>
-        <w:tab/>
-      </w:r>
-      <w:r>
-        <w:tab/>
-        <w:t>std::bind( std::forward&lt;F&gt;( f ), std::forward&lt;Args&gt;( args )... ) );</w:t>
-      </w:r>
-    </w:p>
-    <w:p>
-      <w:pPr>
-        <w:widowControl/>
-        <w:shd w:val="clear" w:color="auto" w:fill="1F1F1F"/>
-        <w:wordWrap/>
-        <w:autoSpaceDE/>
-        <w:autoSpaceDN/>
-        <w:spacing w:after="0" w:line="285" w:lineRule="atLeast"/>
-        <w:jc w:val="left"/>
-      </w:pPr>
-    </w:p>
-    <w:p>
-      <w:pPr>
-        <w:widowControl/>
-        <w:shd w:val="clear" w:color="auto" w:fill="1F1F1F"/>
-        <w:wordWrap/>
-        <w:autoSpaceDE/>
-        <w:autoSpaceDN/>
-        <w:spacing w:after="0" w:line="285" w:lineRule="atLeast"/>
-        <w:jc w:val="left"/>
-      </w:pPr>
-      <w:r>
-        <w:tab/>
-        <w:t>auto jobResultFuture = job-&gt;get_future( );</w:t>
-      </w:r>
-    </w:p>
-    <w:p>
-      <w:pPr>
-        <w:widowControl/>
-        <w:shd w:val="clear" w:color="auto" w:fill="1F1F1F"/>
-        <w:wordWrap/>
-        <w:autoSpaceDE/>
-        <w:autoSpaceDN/>
-        <w:spacing w:after="0" w:line="285" w:lineRule="atLeast"/>
-        <w:jc w:val="left"/>
-      </w:pPr>
-      <w:r>
-        <w:tab/>
-      </w:r>
-      <w:r>
-        <w:tab/>
-      </w:r>
-    </w:p>
-    <w:p>
-      <w:pPr>
-        <w:widowControl/>
-        <w:shd w:val="clear" w:color="auto" w:fill="1F1F1F"/>
-        <w:wordWrap/>
-        <w:autoSpaceDE/>
-        <w:autoSpaceDN/>
-        <w:spacing w:after="0" w:line="285" w:lineRule="atLeast"/>
-        <w:jc w:val="left"/>
-      </w:pPr>
-      <w:r>
-        <w:tab/>
-        <w:t>jobs_.enqueue( [job]( ) { ( *job )( ); } );</w:t>
-      </w:r>
-    </w:p>
-    <w:p>
-      <w:pPr>
-        <w:widowControl/>
-        <w:shd w:val="clear" w:color="auto" w:fill="1F1F1F"/>
-        <w:wordWrap/>
-        <w:autoSpaceDE/>
-        <w:autoSpaceDN/>
-        <w:spacing w:after="0" w:line="285" w:lineRule="atLeast"/>
-        <w:jc w:val="left"/>
-      </w:pPr>
-    </w:p>
-    <w:p>
-      <w:pPr>
-        <w:widowControl/>
-        <w:shd w:val="clear" w:color="auto" w:fill="1F1F1F"/>
-        <w:wordWrap/>
-        <w:autoSpaceDE/>
-        <w:autoSpaceDN/>
-        <w:spacing w:after="0" w:line="285" w:lineRule="atLeast"/>
-        <w:jc w:val="left"/>
-      </w:pPr>
-      <w:r>
-        <w:tab/>
-        <w:t>return jobResultFuture;</w:t>
+        <w:t xml:space="preserve">using </w:t>
+      </w:r>
+      <w:proofErr w:type="spellStart"/>
+      <w:r>
+        <w:t>returnType</w:t>
+      </w:r>
+      <w:proofErr w:type="spellEnd"/>
+      <w:r>
+        <w:t xml:space="preserve"> = std::</w:t>
+      </w:r>
+      <w:proofErr w:type="spellStart"/>
+      <w:r>
+        <w:t>invoke_result_t</w:t>
+      </w:r>
+      <w:proofErr w:type="spellEnd"/>
+      <w:r>
+        <w:t xml:space="preserve">&lt;F, </w:t>
+      </w:r>
+      <w:proofErr w:type="spellStart"/>
+      <w:r>
+        <w:t>Args</w:t>
+      </w:r>
+      <w:proofErr w:type="spellEnd"/>
+      <w:r>
+        <w:t>...&gt;;</w:t>
+      </w:r>
+    </w:p>
+    <w:p>
+      <w:pPr>
+        <w:widowControl/>
+        <w:shd w:val="clear" w:color="auto" w:fill="1F1F1F"/>
+        <w:wordWrap/>
+        <w:autoSpaceDE/>
+        <w:autoSpaceDN/>
+        <w:spacing w:after="0" w:line="285" w:lineRule="atLeast"/>
+        <w:jc w:val="left"/>
+      </w:pPr>
+      <w:r>
+        <w:tab/>
+        <w:t>auto job = std::</w:t>
+      </w:r>
+      <w:proofErr w:type="spellStart"/>
+      <w:r>
+        <w:t>make_shared</w:t>
+      </w:r>
+      <w:proofErr w:type="spellEnd"/>
+      <w:r>
+        <w:t>&lt; std::</w:t>
+      </w:r>
+      <w:proofErr w:type="spellStart"/>
+      <w:r>
+        <w:t>packaged_task</w:t>
+      </w:r>
+      <w:proofErr w:type="spellEnd"/>
+      <w:r>
+        <w:t>&lt;</w:t>
+      </w:r>
+      <w:proofErr w:type="spellStart"/>
+      <w:r>
+        <w:t>returnType</w:t>
+      </w:r>
+      <w:proofErr w:type="spellEnd"/>
+      <w:r>
+        <w:t xml:space="preserve">( )&gt; &gt;( </w:t>
+      </w:r>
+    </w:p>
+    <w:p>
+      <w:pPr>
+        <w:widowControl/>
+        <w:shd w:val="clear" w:color="auto" w:fill="1F1F1F"/>
+        <w:wordWrap/>
+        <w:autoSpaceDE/>
+        <w:autoSpaceDN/>
+        <w:spacing w:after="0" w:line="285" w:lineRule="atLeast"/>
+        <w:jc w:val="left"/>
+      </w:pPr>
+      <w:r>
+        <w:tab/>
+      </w:r>
+      <w:r>
+        <w:tab/>
+        <w:t>std::bind( std::forward&lt;F&gt;( f ), std::forward&lt;</w:t>
+      </w:r>
+      <w:proofErr w:type="spellStart"/>
+      <w:r>
+        <w:t>Args</w:t>
+      </w:r>
+      <w:proofErr w:type="spellEnd"/>
+      <w:r>
+        <w:t xml:space="preserve">&gt;( </w:t>
+      </w:r>
+      <w:proofErr w:type="spellStart"/>
+      <w:r>
+        <w:t>args</w:t>
+      </w:r>
+      <w:proofErr w:type="spellEnd"/>
+      <w:r>
+        <w:t xml:space="preserve"> )... ) );</w:t>
+      </w:r>
+    </w:p>
+    <w:p>
+      <w:pPr>
+        <w:widowControl/>
+        <w:shd w:val="clear" w:color="auto" w:fill="1F1F1F"/>
+        <w:wordWrap/>
+        <w:autoSpaceDE/>
+        <w:autoSpaceDN/>
+        <w:spacing w:after="0" w:line="285" w:lineRule="atLeast"/>
+        <w:jc w:val="left"/>
+      </w:pPr>
+    </w:p>
+    <w:p>
+      <w:pPr>
+        <w:widowControl/>
+        <w:shd w:val="clear" w:color="auto" w:fill="1F1F1F"/>
+        <w:wordWrap/>
+        <w:autoSpaceDE/>
+        <w:autoSpaceDN/>
+        <w:spacing w:after="0" w:line="285" w:lineRule="atLeast"/>
+        <w:jc w:val="left"/>
+      </w:pPr>
+      <w:r>
+        <w:tab/>
+        <w:t xml:space="preserve">auto </w:t>
+      </w:r>
+      <w:proofErr w:type="spellStart"/>
+      <w:r>
+        <w:t>jobResultFuture</w:t>
+      </w:r>
+      <w:proofErr w:type="spellEnd"/>
+      <w:r>
+        <w:t xml:space="preserve"> = job-&gt;</w:t>
+      </w:r>
+      <w:proofErr w:type="spellStart"/>
+      <w:r>
+        <w:t>get_future</w:t>
+      </w:r>
+      <w:proofErr w:type="spellEnd"/>
+      <w:r>
+        <w:t>( );</w:t>
+      </w:r>
+    </w:p>
+    <w:p>
+      <w:pPr>
+        <w:widowControl/>
+        <w:shd w:val="clear" w:color="auto" w:fill="1F1F1F"/>
+        <w:wordWrap/>
+        <w:autoSpaceDE/>
+        <w:autoSpaceDN/>
+        <w:spacing w:after="0" w:line="285" w:lineRule="atLeast"/>
+        <w:jc w:val="left"/>
+      </w:pPr>
+      <w:r>
+        <w:tab/>
+      </w:r>
+      <w:r>
+        <w:tab/>
+      </w:r>
+    </w:p>
+    <w:p>
+      <w:pPr>
+        <w:widowControl/>
+        <w:shd w:val="clear" w:color="auto" w:fill="1F1F1F"/>
+        <w:wordWrap/>
+        <w:autoSpaceDE/>
+        <w:autoSpaceDN/>
+        <w:spacing w:after="0" w:line="285" w:lineRule="atLeast"/>
+        <w:jc w:val="left"/>
+      </w:pPr>
+      <w:r>
+        <w:tab/>
+      </w:r>
+      <w:proofErr w:type="spellStart"/>
+      <w:r>
+        <w:t>jobs_.enqueue</w:t>
+      </w:r>
+      <w:proofErr w:type="spellEnd"/>
+      <w:r>
+        <w:t>( [job]( ) { ( *job )( ); } );</w:t>
+      </w:r>
+    </w:p>
+    <w:p>
+      <w:pPr>
+        <w:widowControl/>
+        <w:shd w:val="clear" w:color="auto" w:fill="1F1F1F"/>
+        <w:wordWrap/>
+        <w:autoSpaceDE/>
+        <w:autoSpaceDN/>
+        <w:spacing w:after="0" w:line="285" w:lineRule="atLeast"/>
+        <w:jc w:val="left"/>
+      </w:pPr>
+    </w:p>
+    <w:p>
+      <w:pPr>
+        <w:widowControl/>
+        <w:shd w:val="clear" w:color="auto" w:fill="1F1F1F"/>
+        <w:wordWrap/>
+        <w:autoSpaceDE/>
+        <w:autoSpaceDN/>
+        <w:spacing w:after="0" w:line="285" w:lineRule="atLeast"/>
+        <w:jc w:val="left"/>
+      </w:pPr>
+      <w:r>
+        <w:tab/>
+        <w:t xml:space="preserve">return </w:t>
+      </w:r>
+      <w:proofErr w:type="spellStart"/>
+      <w:r>
+        <w:t>jobResultFuture</w:t>
+      </w:r>
+      <w:proofErr w:type="spellEnd"/>
+      <w:r>
+        <w:t>;</w:t>
       </w:r>
     </w:p>
     <w:p>
@@ -2780,22 +3717,38 @@
         <w:jc w:val="left"/>
       </w:pPr>
       <w:r>
-        <w:t>void workerThread( ) {</w:t>
-      </w:r>
-    </w:p>
-    <w:p>
-      <w:pPr>
-        <w:widowControl/>
-        <w:shd w:val="clear" w:color="auto" w:fill="1F1F1F"/>
-        <w:wordWrap/>
-        <w:autoSpaceDE/>
-        <w:autoSpaceDN/>
-        <w:spacing w:after="0" w:line="285" w:lineRule="atLeast"/>
-        <w:jc w:val="left"/>
-      </w:pPr>
-      <w:r>
-        <w:tab/>
-        <w:t>while ( !stop_.load( ) ) {</w:t>
+        <w:t xml:space="preserve">void </w:t>
+      </w:r>
+      <w:proofErr w:type="spellStart"/>
+      <w:r>
+        <w:t>workerThread</w:t>
+      </w:r>
+      <w:proofErr w:type="spellEnd"/>
+      <w:r>
+        <w:t>( ) {</w:t>
+      </w:r>
+    </w:p>
+    <w:p>
+      <w:pPr>
+        <w:widowControl/>
+        <w:shd w:val="clear" w:color="auto" w:fill="1F1F1F"/>
+        <w:wordWrap/>
+        <w:autoSpaceDE/>
+        <w:autoSpaceDN/>
+        <w:spacing w:after="0" w:line="285" w:lineRule="atLeast"/>
+        <w:jc w:val="left"/>
+      </w:pPr>
+      <w:r>
+        <w:tab/>
+        <w:t>while ( !</w:t>
+      </w:r>
+      <w:proofErr w:type="spellStart"/>
+      <w:r>
+        <w:t>stop_.load</w:t>
+      </w:r>
+      <w:proofErr w:type="spellEnd"/>
+      <w:r>
+        <w:t>( ) ) {</w:t>
       </w:r>
     </w:p>
     <w:p>
@@ -2831,7 +3784,15 @@
       </w:r>
       <w:r>
         <w:tab/>
-        <w:t>jobs_.try_dequeue( job );</w:t>
+        <w:t>jobs_.</w:t>
+      </w:r>
+      <w:proofErr w:type="spellStart"/>
+      <w:r>
+        <w:t>try_dequeue</w:t>
+      </w:r>
+      <w:proofErr w:type="spellEnd"/>
+      <w:r>
+        <w:t>( job );</w:t>
       </w:r>
     </w:p>
     <w:p>
@@ -2955,9 +3916,6 @@
         <w:autoSpaceDN/>
         <w:spacing w:after="0" w:line="285" w:lineRule="atLeast"/>
         <w:jc w:val="left"/>
-        <w:rPr>
-          <w:rFonts w:hint="eastAsia"/>
-        </w:rPr>
       </w:pPr>
       <w:r>
         <w:t>}</w:t>
@@ -2969,11 +3927,19 @@
         <w:spacing w:after="0"/>
         <w:ind w:leftChars="0" w:left="425"/>
       </w:pPr>
-      <w:r>
-        <w:rPr>
-          <w:rFonts w:hint="eastAsia"/>
-        </w:rPr>
-        <w:t>workerThread의 종료 조건으로</w:t>
+      <w:proofErr w:type="spellStart"/>
+      <w:r>
+        <w:rPr>
+          <w:rFonts w:hint="eastAsia"/>
+        </w:rPr>
+        <w:t>workerThread</w:t>
+      </w:r>
+      <w:proofErr w:type="spellEnd"/>
+      <w:r>
+        <w:rPr>
+          <w:rFonts w:hint="eastAsia"/>
+        </w:rPr>
+        <w:t>의 종료 조건으로</w:t>
       </w:r>
       <w:r>
         <w:rPr>
@@ -2985,7 +3951,35 @@
         <w:rPr>
           <w:rFonts w:hint="eastAsia"/>
         </w:rPr>
-        <w:t xml:space="preserve"> try_dequeue로 얻어온 함수가 없다면 job은 nullptr이므로</w:t>
+        <w:t xml:space="preserve"> </w:t>
+      </w:r>
+      <w:proofErr w:type="spellStart"/>
+      <w:r>
+        <w:rPr>
+          <w:rFonts w:hint="eastAsia"/>
+        </w:rPr>
+        <w:t>try_dequeue</w:t>
+      </w:r>
+      <w:proofErr w:type="spellEnd"/>
+      <w:r>
+        <w:rPr>
+          <w:rFonts w:hint="eastAsia"/>
+        </w:rPr>
+        <w:t xml:space="preserve">로 얻어온 함수가 없다면 job은 </w:t>
+      </w:r>
+      <w:proofErr w:type="spellStart"/>
+      <w:r>
+        <w:rPr>
+          <w:rFonts w:hint="eastAsia"/>
+        </w:rPr>
+        <w:t>nullptr</w:t>
+      </w:r>
+      <w:proofErr w:type="spellEnd"/>
+      <w:r>
+        <w:rPr>
+          <w:rFonts w:hint="eastAsia"/>
+        </w:rPr>
+        <w:t>이므로</w:t>
       </w:r>
       <w:r>
         <w:br/>
@@ -2994,7 +3988,21 @@
         <w:rPr>
           <w:rFonts w:hint="eastAsia"/>
         </w:rPr>
-        <w:t>job이 nullptr라면 반복문을 계속 돌며 stop_의 값을 확인하여 빠져나오도록 구현하였다.</w:t>
+        <w:t xml:space="preserve">job이 </w:t>
+      </w:r>
+      <w:proofErr w:type="spellStart"/>
+      <w:r>
+        <w:rPr>
+          <w:rFonts w:hint="eastAsia"/>
+        </w:rPr>
+        <w:t>nullptr</w:t>
+      </w:r>
+      <w:proofErr w:type="spellEnd"/>
+      <w:r>
+        <w:rPr>
+          <w:rFonts w:hint="eastAsia"/>
+        </w:rPr>
+        <w:t>라면 반복문을 계속 돌며 stop_의 값을 확인하여 빠져나오도록 구현하였다.</w:t>
       </w:r>
     </w:p>
     <w:p>
@@ -3009,9 +4017,6 @@
         <w:pStyle w:val="a4"/>
         <w:spacing w:after="0"/>
         <w:ind w:leftChars="0" w:left="425"/>
-        <w:rPr>
-          <w:rFonts w:hint="eastAsia"/>
-        </w:rPr>
       </w:pPr>
       <w:r>
         <w:rPr>
@@ -3079,22 +4084,1214 @@
       </w:r>
     </w:p>
     <w:p>
-      <w:pPr>
-        <w:pStyle w:val="a4"/>
-        <w:numPr>
-          <w:ilvl w:val="0"/>
-          <w:numId w:val="23"/>
-        </w:numPr>
-        <w:ind w:leftChars="0"/>
-      </w:pPr>
-      <w:r>
-        <w:rPr>
-          <w:rFonts w:hint="eastAsia"/>
-        </w:rPr>
-        <w:t>입력</w:t>
-      </w:r>
-    </w:p>
-    <w:p>
+      <w:r>
+        <w:drawing>
+          <wp:inline distT="0" distB="0" distL="0" distR="0" wp14:anchorId="6663E70F" wp14:editId="27D5C477">
+            <wp:extent cx="6645910" cy="3844925"/>
+            <wp:effectExtent l="0" t="0" r="2540" b="3175"/>
+            <wp:docPr id="574919311" name="그림 1" descr="스크린샷, 우주, 다채로움, 별이(가) 표시된 사진&#10;&#10;AI가 생성한 콘텐츠는 부정확할 수 있습니다."/>
+            <wp:cNvGraphicFramePr>
+              <a:graphicFrameLocks xmlns:a="http://schemas.openxmlformats.org/drawingml/2006/main" noChangeAspect="1"/>
+            </wp:cNvGraphicFramePr>
+            <a:graphic xmlns:a="http://schemas.openxmlformats.org/drawingml/2006/main">
+              <a:graphicData uri="http://schemas.openxmlformats.org/drawingml/2006/picture">
+                <pic:pic xmlns:pic="http://schemas.openxmlformats.org/drawingml/2006/picture">
+                  <pic:nvPicPr>
+                    <pic:cNvPr id="574919311" name="그림 1" descr="스크린샷, 우주, 다채로움, 별이(가) 표시된 사진&#10;&#10;AI가 생성한 콘텐츠는 부정확할 수 있습니다."/>
+                    <pic:cNvPicPr/>
+                  </pic:nvPicPr>
+                  <pic:blipFill>
+                    <a:blip r:embed="rId9"/>
+                    <a:stretch>
+                      <a:fillRect/>
+                    </a:stretch>
+                  </pic:blipFill>
+                  <pic:spPr>
+                    <a:xfrm>
+                      <a:off x="0" y="0"/>
+                      <a:ext cx="6645910" cy="3844925"/>
+                    </a:xfrm>
+                    <a:prstGeom prst="rect">
+                      <a:avLst/>
+                    </a:prstGeom>
+                  </pic:spPr>
+                </pic:pic>
+              </a:graphicData>
+            </a:graphic>
+          </wp:inline>
+        </w:drawing>
+      </w:r>
+    </w:p>
+    <w:p>
+      <w:r>
+        <w:t>S</w:t>
+      </w:r>
+      <w:r>
+        <w:rPr>
+          <w:rFonts w:hint="eastAsia"/>
+        </w:rPr>
+        <w:t>kybox, 정확하게는 sky sphere를 구현했다.</w:t>
+      </w:r>
+    </w:p>
+    <w:p>
+      <w:pPr>
+        <w:jc w:val="left"/>
+      </w:pPr>
+      <w:proofErr w:type="spellStart"/>
+      <w:r>
+        <w:t>S</w:t>
+      </w:r>
+      <w:r>
+        <w:rPr>
+          <w:rFonts w:hint="eastAsia"/>
+        </w:rPr>
+        <w:t>pheremesh</w:t>
+      </w:r>
+      <w:proofErr w:type="spellEnd"/>
+      <w:r>
+        <w:rPr>
+          <w:rFonts w:hint="eastAsia"/>
+        </w:rPr>
+        <w:t xml:space="preserve">를 만들고 </w:t>
+      </w:r>
+      <w:proofErr w:type="spellStart"/>
+      <w:r>
+        <w:rPr>
+          <w:rFonts w:hint="eastAsia"/>
+        </w:rPr>
+        <w:t>셰이더에서</w:t>
+      </w:r>
+      <w:proofErr w:type="spellEnd"/>
+      <w:r>
+        <w:rPr>
+          <w:rFonts w:hint="eastAsia"/>
+        </w:rPr>
+        <w:t xml:space="preserve"> Cull Mode는 None, Depth Function은 D3D12_COMPARISON_FUNC_LESS_EQUAL로 설정한다.</w:t>
+      </w:r>
+    </w:p>
+    <w:p>
+      <w:pPr>
+        <w:jc w:val="left"/>
+      </w:pPr>
+    </w:p>
+    <w:p>
+      <w:pPr>
+        <w:jc w:val="left"/>
+      </w:pPr>
+      <w:r>
+        <w:rPr>
+          <w:rFonts w:hint="eastAsia"/>
+        </w:rPr>
+        <w:t>아래는 HLSL코드이다.</w:t>
+      </w:r>
+    </w:p>
+    <w:p>
+      <w:pPr>
+        <w:jc w:val="left"/>
+      </w:pPr>
+      <w:r>
+        <w:t>S</w:t>
+      </w:r>
+      <w:r>
+        <w:rPr>
+          <w:rFonts w:hint="eastAsia"/>
+        </w:rPr>
+        <w:t>kybox는 항상 카메라 위치에 있으므로 local position은 원점이며 카메라 행렬을 그대로 곱해주면 된다.</w:t>
+      </w:r>
+    </w:p>
+    <w:p>
+      <w:pPr>
+        <w:jc w:val="left"/>
+      </w:pPr>
+      <w:r>
+        <w:rPr>
+          <w:rFonts w:hint="eastAsia"/>
+        </w:rPr>
+        <w:t>다만 이동은 무시하고 회전만 적용시켜준다.</w:t>
+      </w:r>
+    </w:p>
+    <w:p>
+      <w:pPr>
+        <w:jc w:val="left"/>
+        <w:rPr>
+          <w:rFonts w:hint="eastAsia"/>
+        </w:rPr>
+      </w:pPr>
+      <w:proofErr w:type="spellStart"/>
+      <w:r>
+        <w:t>O</w:t>
+      </w:r>
+      <w:r>
+        <w:rPr>
+          <w:rFonts w:hint="eastAsia"/>
+        </w:rPr>
+        <w:t>utput.position</w:t>
+      </w:r>
+      <w:proofErr w:type="spellEnd"/>
+      <w:r>
+        <w:rPr>
+          <w:rFonts w:hint="eastAsia"/>
+        </w:rPr>
+        <w:t xml:space="preserve">에서 </w:t>
+      </w:r>
+      <w:r>
+        <w:rPr>
+          <w:rFonts w:hint="eastAsia"/>
+        </w:rPr>
+        <w:t xml:space="preserve">z값을 w로 하면 무조건 1이 되므로 </w:t>
+      </w:r>
+      <w:proofErr w:type="spellStart"/>
+      <w:r>
+        <w:rPr>
+          <w:rFonts w:hint="eastAsia"/>
+        </w:rPr>
+        <w:t>깊이값은</w:t>
+      </w:r>
+      <w:proofErr w:type="spellEnd"/>
+      <w:r>
+        <w:rPr>
+          <w:rFonts w:hint="eastAsia"/>
+        </w:rPr>
+        <w:t xml:space="preserve"> 항상 최대가 된다.</w:t>
+      </w:r>
+    </w:p>
+    <w:p>
+      <w:pPr>
+        <w:widowControl/>
+        <w:shd w:val="clear" w:color="auto" w:fill="1F1F1F"/>
+        <w:wordWrap/>
+        <w:autoSpaceDE/>
+        <w:autoSpaceDN/>
+        <w:spacing w:after="0" w:line="285" w:lineRule="atLeast"/>
+        <w:jc w:val="left"/>
+        <w:rPr>
+          <w:rFonts w:ascii="Consolas" w:eastAsia="굴림" w:hAnsi="Consolas" w:cs="굴림"/>
+          <w:color w:val="CCCCCC"/>
+          <w:kern w:val="0"/>
+          <w:sz w:val="21"/>
+          <w:szCs w:val="21"/>
+        </w:rPr>
+      </w:pPr>
+      <w:r>
+        <w:rPr>
+          <w:rFonts w:ascii="Consolas" w:eastAsia="굴림" w:hAnsi="Consolas" w:cs="굴림"/>
+          <w:color w:val="CCCCCC"/>
+          <w:kern w:val="0"/>
+          <w:sz w:val="21"/>
+          <w:szCs w:val="21"/>
+        </w:rPr>
+        <w:t xml:space="preserve">VS_OUTPUT </w:t>
+      </w:r>
+      <w:proofErr w:type="spellStart"/>
+      <w:r>
+        <w:rPr>
+          <w:rFonts w:ascii="Consolas" w:eastAsia="굴림" w:hAnsi="Consolas" w:cs="굴림"/>
+          <w:color w:val="DCDCAA"/>
+          <w:kern w:val="0"/>
+          <w:sz w:val="21"/>
+          <w:szCs w:val="21"/>
+        </w:rPr>
+        <w:t>VS_Main</w:t>
+      </w:r>
+      <w:proofErr w:type="spellEnd"/>
+      <w:r>
+        <w:rPr>
+          <w:rFonts w:ascii="Consolas" w:eastAsia="굴림" w:hAnsi="Consolas" w:cs="굴림"/>
+          <w:color w:val="CCCCCC"/>
+          <w:kern w:val="0"/>
+          <w:sz w:val="21"/>
+          <w:szCs w:val="21"/>
+        </w:rPr>
+        <w:t>(VS_INPUT input)</w:t>
+      </w:r>
+    </w:p>
+    <w:p>
+      <w:pPr>
+        <w:widowControl/>
+        <w:shd w:val="clear" w:color="auto" w:fill="1F1F1F"/>
+        <w:wordWrap/>
+        <w:autoSpaceDE/>
+        <w:autoSpaceDN/>
+        <w:spacing w:after="0" w:line="285" w:lineRule="atLeast"/>
+        <w:jc w:val="left"/>
+        <w:rPr>
+          <w:rFonts w:ascii="Consolas" w:eastAsia="굴림" w:hAnsi="Consolas" w:cs="굴림"/>
+          <w:color w:val="CCCCCC"/>
+          <w:kern w:val="0"/>
+          <w:sz w:val="21"/>
+          <w:szCs w:val="21"/>
+        </w:rPr>
+      </w:pPr>
+      <w:r>
+        <w:rPr>
+          <w:rFonts w:ascii="Consolas" w:eastAsia="굴림" w:hAnsi="Consolas" w:cs="굴림"/>
+          <w:color w:val="CCCCCC"/>
+          <w:kern w:val="0"/>
+          <w:sz w:val="21"/>
+          <w:szCs w:val="21"/>
+        </w:rPr>
+        <w:t>{</w:t>
+      </w:r>
+    </w:p>
+    <w:p>
+      <w:pPr>
+        <w:widowControl/>
+        <w:shd w:val="clear" w:color="auto" w:fill="1F1F1F"/>
+        <w:wordWrap/>
+        <w:autoSpaceDE/>
+        <w:autoSpaceDN/>
+        <w:spacing w:after="0" w:line="285" w:lineRule="atLeast"/>
+        <w:jc w:val="left"/>
+        <w:rPr>
+          <w:rFonts w:ascii="Consolas" w:eastAsia="굴림" w:hAnsi="Consolas" w:cs="굴림"/>
+          <w:color w:val="CCCCCC"/>
+          <w:kern w:val="0"/>
+          <w:sz w:val="21"/>
+          <w:szCs w:val="21"/>
+        </w:rPr>
+      </w:pPr>
+      <w:r>
+        <w:rPr>
+          <w:rFonts w:ascii="Consolas" w:eastAsia="굴림" w:hAnsi="Consolas" w:cs="굴림"/>
+          <w:color w:val="CCCCCC"/>
+          <w:kern w:val="0"/>
+          <w:sz w:val="21"/>
+          <w:szCs w:val="21"/>
+        </w:rPr>
+        <w:t>    VS_OUTPUT output;</w:t>
+      </w:r>
+    </w:p>
+    <w:p>
+      <w:pPr>
+        <w:widowControl/>
+        <w:shd w:val="clear" w:color="auto" w:fill="1F1F1F"/>
+        <w:wordWrap/>
+        <w:autoSpaceDE/>
+        <w:autoSpaceDN/>
+        <w:spacing w:after="0" w:line="285" w:lineRule="atLeast"/>
+        <w:jc w:val="left"/>
+        <w:rPr>
+          <w:rFonts w:ascii="Consolas" w:eastAsia="굴림" w:hAnsi="Consolas" w:cs="굴림"/>
+          <w:color w:val="CCCCCC"/>
+          <w:kern w:val="0"/>
+          <w:sz w:val="21"/>
+          <w:szCs w:val="21"/>
+        </w:rPr>
+      </w:pPr>
+      <w:r>
+        <w:rPr>
+          <w:rFonts w:ascii="Consolas" w:eastAsia="굴림" w:hAnsi="Consolas" w:cs="굴림"/>
+          <w:color w:val="CCCCCC"/>
+          <w:kern w:val="0"/>
+          <w:sz w:val="21"/>
+          <w:szCs w:val="21"/>
+        </w:rPr>
+        <w:t>   </w:t>
+      </w:r>
+    </w:p>
+    <w:p>
+      <w:pPr>
+        <w:widowControl/>
+        <w:shd w:val="clear" w:color="auto" w:fill="1F1F1F"/>
+        <w:wordWrap/>
+        <w:autoSpaceDE/>
+        <w:autoSpaceDN/>
+        <w:spacing w:after="0" w:line="285" w:lineRule="atLeast"/>
+        <w:jc w:val="left"/>
+        <w:rPr>
+          <w:rFonts w:ascii="Consolas" w:eastAsia="굴림" w:hAnsi="Consolas" w:cs="굴림"/>
+          <w:color w:val="CCCCCC"/>
+          <w:kern w:val="0"/>
+          <w:sz w:val="21"/>
+          <w:szCs w:val="21"/>
+        </w:rPr>
+      </w:pPr>
+      <w:r>
+        <w:rPr>
+          <w:rFonts w:ascii="Consolas" w:eastAsia="굴림" w:hAnsi="Consolas" w:cs="굴림"/>
+          <w:color w:val="CCCCCC"/>
+          <w:kern w:val="0"/>
+          <w:sz w:val="21"/>
+          <w:szCs w:val="21"/>
+        </w:rPr>
+        <w:t xml:space="preserve">    </w:t>
+      </w:r>
+      <w:r>
+        <w:rPr>
+          <w:rFonts w:ascii="Consolas" w:eastAsia="굴림" w:hAnsi="Consolas" w:cs="굴림"/>
+          <w:color w:val="569CD6"/>
+          <w:kern w:val="0"/>
+          <w:sz w:val="21"/>
+          <w:szCs w:val="21"/>
+        </w:rPr>
+        <w:t>float4</w:t>
+      </w:r>
+      <w:r>
+        <w:rPr>
+          <w:rFonts w:ascii="Consolas" w:eastAsia="굴림" w:hAnsi="Consolas" w:cs="굴림"/>
+          <w:color w:val="CCCCCC"/>
+          <w:kern w:val="0"/>
+          <w:sz w:val="21"/>
+          <w:szCs w:val="21"/>
+        </w:rPr>
+        <w:t xml:space="preserve"> </w:t>
+      </w:r>
+      <w:proofErr w:type="spellStart"/>
+      <w:r>
+        <w:rPr>
+          <w:rFonts w:ascii="Consolas" w:eastAsia="굴림" w:hAnsi="Consolas" w:cs="굴림"/>
+          <w:color w:val="CCCCCC"/>
+          <w:kern w:val="0"/>
+          <w:sz w:val="21"/>
+          <w:szCs w:val="21"/>
+        </w:rPr>
+        <w:t>viewPos</w:t>
+      </w:r>
+      <w:proofErr w:type="spellEnd"/>
+      <w:r>
+        <w:rPr>
+          <w:rFonts w:ascii="Consolas" w:eastAsia="굴림" w:hAnsi="Consolas" w:cs="굴림"/>
+          <w:color w:val="CCCCCC"/>
+          <w:kern w:val="0"/>
+          <w:sz w:val="21"/>
+          <w:szCs w:val="21"/>
+        </w:rPr>
+        <w:t xml:space="preserve"> = </w:t>
+      </w:r>
+      <w:proofErr w:type="spellStart"/>
+      <w:r>
+        <w:rPr>
+          <w:rFonts w:ascii="Consolas" w:eastAsia="굴림" w:hAnsi="Consolas" w:cs="굴림"/>
+          <w:color w:val="DCDCAA"/>
+          <w:kern w:val="0"/>
+          <w:sz w:val="21"/>
+          <w:szCs w:val="21"/>
+        </w:rPr>
+        <w:t>mul</w:t>
+      </w:r>
+      <w:proofErr w:type="spellEnd"/>
+      <w:r>
+        <w:rPr>
+          <w:rFonts w:ascii="Consolas" w:eastAsia="굴림" w:hAnsi="Consolas" w:cs="굴림"/>
+          <w:color w:val="CCCCCC"/>
+          <w:kern w:val="0"/>
+          <w:sz w:val="21"/>
+          <w:szCs w:val="21"/>
+        </w:rPr>
+        <w:t>(</w:t>
+      </w:r>
+      <w:r>
+        <w:rPr>
+          <w:rFonts w:ascii="Consolas" w:eastAsia="굴림" w:hAnsi="Consolas" w:cs="굴림"/>
+          <w:color w:val="569CD6"/>
+          <w:kern w:val="0"/>
+          <w:sz w:val="21"/>
+          <w:szCs w:val="21"/>
+        </w:rPr>
+        <w:t>float4</w:t>
+      </w:r>
+      <w:r>
+        <w:rPr>
+          <w:rFonts w:ascii="Consolas" w:eastAsia="굴림" w:hAnsi="Consolas" w:cs="굴림"/>
+          <w:color w:val="CCCCCC"/>
+          <w:kern w:val="0"/>
+          <w:sz w:val="21"/>
+          <w:szCs w:val="21"/>
+        </w:rPr>
+        <w:t>(</w:t>
+      </w:r>
+      <w:proofErr w:type="spellStart"/>
+      <w:r>
+        <w:rPr>
+          <w:rFonts w:ascii="Consolas" w:eastAsia="굴림" w:hAnsi="Consolas" w:cs="굴림"/>
+          <w:color w:val="CCCCCC"/>
+          <w:kern w:val="0"/>
+          <w:sz w:val="21"/>
+          <w:szCs w:val="21"/>
+        </w:rPr>
+        <w:t>input.position</w:t>
+      </w:r>
+      <w:proofErr w:type="spellEnd"/>
+      <w:r>
+        <w:rPr>
+          <w:rFonts w:ascii="Consolas" w:eastAsia="굴림" w:hAnsi="Consolas" w:cs="굴림"/>
+          <w:color w:val="CCCCCC"/>
+          <w:kern w:val="0"/>
+          <w:sz w:val="21"/>
+          <w:szCs w:val="21"/>
+        </w:rPr>
+        <w:t xml:space="preserve">, </w:t>
+      </w:r>
+      <w:r>
+        <w:rPr>
+          <w:rFonts w:ascii="Consolas" w:eastAsia="굴림" w:hAnsi="Consolas" w:cs="굴림"/>
+          <w:color w:val="B5CEA8"/>
+          <w:kern w:val="0"/>
+          <w:sz w:val="21"/>
+          <w:szCs w:val="21"/>
+        </w:rPr>
+        <w:t>0.0f</w:t>
+      </w:r>
+      <w:r>
+        <w:rPr>
+          <w:rFonts w:ascii="Consolas" w:eastAsia="굴림" w:hAnsi="Consolas" w:cs="굴림"/>
+          <w:color w:val="CCCCCC"/>
+          <w:kern w:val="0"/>
+          <w:sz w:val="21"/>
+          <w:szCs w:val="21"/>
+        </w:rPr>
+        <w:t xml:space="preserve">), </w:t>
+      </w:r>
+      <w:proofErr w:type="spellStart"/>
+      <w:r>
+        <w:rPr>
+          <w:rFonts w:ascii="Consolas" w:eastAsia="굴림" w:hAnsi="Consolas" w:cs="굴림"/>
+          <w:color w:val="CCCCCC"/>
+          <w:kern w:val="0"/>
+          <w:sz w:val="21"/>
+          <w:szCs w:val="21"/>
+        </w:rPr>
+        <w:t>matView</w:t>
+      </w:r>
+      <w:proofErr w:type="spellEnd"/>
+      <w:r>
+        <w:rPr>
+          <w:rFonts w:ascii="Consolas" w:eastAsia="굴림" w:hAnsi="Consolas" w:cs="굴림"/>
+          <w:color w:val="CCCCCC"/>
+          <w:kern w:val="0"/>
+          <w:sz w:val="21"/>
+          <w:szCs w:val="21"/>
+        </w:rPr>
+        <w:t>);</w:t>
+      </w:r>
+    </w:p>
+    <w:p>
+      <w:pPr>
+        <w:widowControl/>
+        <w:shd w:val="clear" w:color="auto" w:fill="1F1F1F"/>
+        <w:wordWrap/>
+        <w:autoSpaceDE/>
+        <w:autoSpaceDN/>
+        <w:spacing w:after="0" w:line="285" w:lineRule="atLeast"/>
+        <w:jc w:val="left"/>
+        <w:rPr>
+          <w:rFonts w:ascii="Consolas" w:eastAsia="굴림" w:hAnsi="Consolas" w:cs="굴림"/>
+          <w:color w:val="CCCCCC"/>
+          <w:kern w:val="0"/>
+          <w:sz w:val="21"/>
+          <w:szCs w:val="21"/>
+        </w:rPr>
+      </w:pPr>
+      <w:r>
+        <w:rPr>
+          <w:rFonts w:ascii="Consolas" w:eastAsia="굴림" w:hAnsi="Consolas" w:cs="굴림"/>
+          <w:color w:val="CCCCCC"/>
+          <w:kern w:val="0"/>
+          <w:sz w:val="21"/>
+          <w:szCs w:val="21"/>
+        </w:rPr>
+        <w:t xml:space="preserve">    </w:t>
+      </w:r>
+      <w:r>
+        <w:rPr>
+          <w:rFonts w:ascii="Consolas" w:eastAsia="굴림" w:hAnsi="Consolas" w:cs="굴림"/>
+          <w:color w:val="569CD6"/>
+          <w:kern w:val="0"/>
+          <w:sz w:val="21"/>
+          <w:szCs w:val="21"/>
+        </w:rPr>
+        <w:t>float4</w:t>
+      </w:r>
+      <w:r>
+        <w:rPr>
+          <w:rFonts w:ascii="Consolas" w:eastAsia="굴림" w:hAnsi="Consolas" w:cs="굴림"/>
+          <w:color w:val="CCCCCC"/>
+          <w:kern w:val="0"/>
+          <w:sz w:val="21"/>
+          <w:szCs w:val="21"/>
+        </w:rPr>
+        <w:t xml:space="preserve"> </w:t>
+      </w:r>
+      <w:proofErr w:type="spellStart"/>
+      <w:r>
+        <w:rPr>
+          <w:rFonts w:ascii="Consolas" w:eastAsia="굴림" w:hAnsi="Consolas" w:cs="굴림"/>
+          <w:color w:val="CCCCCC"/>
+          <w:kern w:val="0"/>
+          <w:sz w:val="21"/>
+          <w:szCs w:val="21"/>
+        </w:rPr>
+        <w:t>clipPos</w:t>
+      </w:r>
+      <w:proofErr w:type="spellEnd"/>
+      <w:r>
+        <w:rPr>
+          <w:rFonts w:ascii="Consolas" w:eastAsia="굴림" w:hAnsi="Consolas" w:cs="굴림"/>
+          <w:color w:val="CCCCCC"/>
+          <w:kern w:val="0"/>
+          <w:sz w:val="21"/>
+          <w:szCs w:val="21"/>
+        </w:rPr>
+        <w:t xml:space="preserve"> = </w:t>
+      </w:r>
+      <w:proofErr w:type="spellStart"/>
+      <w:r>
+        <w:rPr>
+          <w:rFonts w:ascii="Consolas" w:eastAsia="굴림" w:hAnsi="Consolas" w:cs="굴림"/>
+          <w:color w:val="DCDCAA"/>
+          <w:kern w:val="0"/>
+          <w:sz w:val="21"/>
+          <w:szCs w:val="21"/>
+        </w:rPr>
+        <w:t>mul</w:t>
+      </w:r>
+      <w:proofErr w:type="spellEnd"/>
+      <w:r>
+        <w:rPr>
+          <w:rFonts w:ascii="Consolas" w:eastAsia="굴림" w:hAnsi="Consolas" w:cs="굴림"/>
+          <w:color w:val="CCCCCC"/>
+          <w:kern w:val="0"/>
+          <w:sz w:val="21"/>
+          <w:szCs w:val="21"/>
+        </w:rPr>
+        <w:t>(</w:t>
+      </w:r>
+      <w:proofErr w:type="spellStart"/>
+      <w:r>
+        <w:rPr>
+          <w:rFonts w:ascii="Consolas" w:eastAsia="굴림" w:hAnsi="Consolas" w:cs="굴림"/>
+          <w:color w:val="CCCCCC"/>
+          <w:kern w:val="0"/>
+          <w:sz w:val="21"/>
+          <w:szCs w:val="21"/>
+        </w:rPr>
+        <w:t>viewPos</w:t>
+      </w:r>
+      <w:proofErr w:type="spellEnd"/>
+      <w:r>
+        <w:rPr>
+          <w:rFonts w:ascii="Consolas" w:eastAsia="굴림" w:hAnsi="Consolas" w:cs="굴림"/>
+          <w:color w:val="CCCCCC"/>
+          <w:kern w:val="0"/>
+          <w:sz w:val="21"/>
+          <w:szCs w:val="21"/>
+        </w:rPr>
+        <w:t xml:space="preserve">, </w:t>
+      </w:r>
+      <w:proofErr w:type="spellStart"/>
+      <w:r>
+        <w:rPr>
+          <w:rFonts w:ascii="Consolas" w:eastAsia="굴림" w:hAnsi="Consolas" w:cs="굴림"/>
+          <w:color w:val="CCCCCC"/>
+          <w:kern w:val="0"/>
+          <w:sz w:val="21"/>
+          <w:szCs w:val="21"/>
+        </w:rPr>
+        <w:t>matProjection</w:t>
+      </w:r>
+      <w:proofErr w:type="spellEnd"/>
+      <w:r>
+        <w:rPr>
+          <w:rFonts w:ascii="Consolas" w:eastAsia="굴림" w:hAnsi="Consolas" w:cs="굴림"/>
+          <w:color w:val="CCCCCC"/>
+          <w:kern w:val="0"/>
+          <w:sz w:val="21"/>
+          <w:szCs w:val="21"/>
+        </w:rPr>
+        <w:t>);</w:t>
+      </w:r>
+    </w:p>
+    <w:p>
+      <w:pPr>
+        <w:widowControl/>
+        <w:shd w:val="clear" w:color="auto" w:fill="1F1F1F"/>
+        <w:wordWrap/>
+        <w:autoSpaceDE/>
+        <w:autoSpaceDN/>
+        <w:spacing w:after="0" w:line="285" w:lineRule="atLeast"/>
+        <w:jc w:val="left"/>
+        <w:rPr>
+          <w:rFonts w:ascii="Consolas" w:eastAsia="굴림" w:hAnsi="Consolas" w:cs="굴림"/>
+          <w:color w:val="CCCCCC"/>
+          <w:kern w:val="0"/>
+          <w:sz w:val="21"/>
+          <w:szCs w:val="21"/>
+        </w:rPr>
+      </w:pPr>
+      <w:r>
+        <w:rPr>
+          <w:rFonts w:ascii="Consolas" w:eastAsia="굴림" w:hAnsi="Consolas" w:cs="굴림"/>
+          <w:color w:val="CCCCCC"/>
+          <w:kern w:val="0"/>
+          <w:sz w:val="21"/>
+          <w:szCs w:val="21"/>
+        </w:rPr>
+        <w:t xml:space="preserve">    </w:t>
+      </w:r>
+    </w:p>
+    <w:p>
+      <w:pPr>
+        <w:widowControl/>
+        <w:shd w:val="clear" w:color="auto" w:fill="1F1F1F"/>
+        <w:wordWrap/>
+        <w:autoSpaceDE/>
+        <w:autoSpaceDN/>
+        <w:spacing w:after="0" w:line="285" w:lineRule="atLeast"/>
+        <w:jc w:val="left"/>
+        <w:rPr>
+          <w:rFonts w:ascii="Consolas" w:eastAsia="굴림" w:hAnsi="Consolas" w:cs="굴림"/>
+          <w:color w:val="CCCCCC"/>
+          <w:kern w:val="0"/>
+          <w:sz w:val="21"/>
+          <w:szCs w:val="21"/>
+        </w:rPr>
+      </w:pPr>
+      <w:r>
+        <w:rPr>
+          <w:rFonts w:ascii="Consolas" w:eastAsia="굴림" w:hAnsi="Consolas" w:cs="굴림"/>
+          <w:color w:val="CCCCCC"/>
+          <w:kern w:val="0"/>
+          <w:sz w:val="21"/>
+          <w:szCs w:val="21"/>
+        </w:rPr>
+        <w:t xml:space="preserve">    </w:t>
+      </w:r>
+      <w:proofErr w:type="spellStart"/>
+      <w:r>
+        <w:rPr>
+          <w:rFonts w:ascii="Consolas" w:eastAsia="굴림" w:hAnsi="Consolas" w:cs="굴림"/>
+          <w:color w:val="CCCCCC"/>
+          <w:kern w:val="0"/>
+          <w:sz w:val="21"/>
+          <w:szCs w:val="21"/>
+        </w:rPr>
+        <w:t>output.position</w:t>
+      </w:r>
+      <w:proofErr w:type="spellEnd"/>
+      <w:r>
+        <w:rPr>
+          <w:rFonts w:ascii="Consolas" w:eastAsia="굴림" w:hAnsi="Consolas" w:cs="굴림"/>
+          <w:color w:val="CCCCCC"/>
+          <w:kern w:val="0"/>
+          <w:sz w:val="21"/>
+          <w:szCs w:val="21"/>
+        </w:rPr>
+        <w:t xml:space="preserve"> = </w:t>
+      </w:r>
+      <w:proofErr w:type="spellStart"/>
+      <w:r>
+        <w:rPr>
+          <w:rFonts w:ascii="Consolas" w:eastAsia="굴림" w:hAnsi="Consolas" w:cs="굴림"/>
+          <w:color w:val="CCCCCC"/>
+          <w:kern w:val="0"/>
+          <w:sz w:val="21"/>
+          <w:szCs w:val="21"/>
+        </w:rPr>
+        <w:t>clipPos.xyww</w:t>
+      </w:r>
+      <w:proofErr w:type="spellEnd"/>
+      <w:r>
+        <w:rPr>
+          <w:rFonts w:ascii="Consolas" w:eastAsia="굴림" w:hAnsi="Consolas" w:cs="굴림"/>
+          <w:color w:val="CCCCCC"/>
+          <w:kern w:val="0"/>
+          <w:sz w:val="21"/>
+          <w:szCs w:val="21"/>
+        </w:rPr>
+        <w:t>;</w:t>
+      </w:r>
+    </w:p>
+    <w:p>
+      <w:pPr>
+        <w:widowControl/>
+        <w:shd w:val="clear" w:color="auto" w:fill="1F1F1F"/>
+        <w:wordWrap/>
+        <w:autoSpaceDE/>
+        <w:autoSpaceDN/>
+        <w:spacing w:after="0" w:line="285" w:lineRule="atLeast"/>
+        <w:jc w:val="left"/>
+        <w:rPr>
+          <w:rFonts w:ascii="Consolas" w:eastAsia="굴림" w:hAnsi="Consolas" w:cs="굴림"/>
+          <w:color w:val="CCCCCC"/>
+          <w:kern w:val="0"/>
+          <w:sz w:val="21"/>
+          <w:szCs w:val="21"/>
+        </w:rPr>
+      </w:pPr>
+      <w:r>
+        <w:rPr>
+          <w:rFonts w:ascii="Consolas" w:eastAsia="굴림" w:hAnsi="Consolas" w:cs="굴림"/>
+          <w:color w:val="CCCCCC"/>
+          <w:kern w:val="0"/>
+          <w:sz w:val="21"/>
+          <w:szCs w:val="21"/>
+        </w:rPr>
+        <w:t xml:space="preserve">    </w:t>
+      </w:r>
+      <w:proofErr w:type="spellStart"/>
+      <w:r>
+        <w:rPr>
+          <w:rFonts w:ascii="Consolas" w:eastAsia="굴림" w:hAnsi="Consolas" w:cs="굴림"/>
+          <w:color w:val="CCCCCC"/>
+          <w:kern w:val="0"/>
+          <w:sz w:val="21"/>
+          <w:szCs w:val="21"/>
+        </w:rPr>
+        <w:t>output.texcoord</w:t>
+      </w:r>
+      <w:proofErr w:type="spellEnd"/>
+      <w:r>
+        <w:rPr>
+          <w:rFonts w:ascii="Consolas" w:eastAsia="굴림" w:hAnsi="Consolas" w:cs="굴림"/>
+          <w:color w:val="CCCCCC"/>
+          <w:kern w:val="0"/>
+          <w:sz w:val="21"/>
+          <w:szCs w:val="21"/>
+        </w:rPr>
+        <w:t xml:space="preserve"> = </w:t>
+      </w:r>
+      <w:proofErr w:type="spellStart"/>
+      <w:r>
+        <w:rPr>
+          <w:rFonts w:ascii="Consolas" w:eastAsia="굴림" w:hAnsi="Consolas" w:cs="굴림"/>
+          <w:color w:val="CCCCCC"/>
+          <w:kern w:val="0"/>
+          <w:sz w:val="21"/>
+          <w:szCs w:val="21"/>
+        </w:rPr>
+        <w:t>input.texcoord</w:t>
+      </w:r>
+      <w:proofErr w:type="spellEnd"/>
+      <w:r>
+        <w:rPr>
+          <w:rFonts w:ascii="Consolas" w:eastAsia="굴림" w:hAnsi="Consolas" w:cs="굴림"/>
+          <w:color w:val="CCCCCC"/>
+          <w:kern w:val="0"/>
+          <w:sz w:val="21"/>
+          <w:szCs w:val="21"/>
+        </w:rPr>
+        <w:t>;</w:t>
+      </w:r>
+    </w:p>
+    <w:p>
+      <w:pPr>
+        <w:widowControl/>
+        <w:shd w:val="clear" w:color="auto" w:fill="1F1F1F"/>
+        <w:wordWrap/>
+        <w:autoSpaceDE/>
+        <w:autoSpaceDN/>
+        <w:spacing w:after="0" w:line="285" w:lineRule="atLeast"/>
+        <w:jc w:val="left"/>
+        <w:rPr>
+          <w:rFonts w:ascii="Consolas" w:eastAsia="굴림" w:hAnsi="Consolas" w:cs="굴림"/>
+          <w:color w:val="CCCCCC"/>
+          <w:kern w:val="0"/>
+          <w:sz w:val="21"/>
+          <w:szCs w:val="21"/>
+        </w:rPr>
+      </w:pPr>
+      <w:r>
+        <w:rPr>
+          <w:rFonts w:ascii="Consolas" w:eastAsia="굴림" w:hAnsi="Consolas" w:cs="굴림"/>
+          <w:color w:val="CCCCCC"/>
+          <w:kern w:val="0"/>
+          <w:sz w:val="21"/>
+          <w:szCs w:val="21"/>
+        </w:rPr>
+        <w:t>   </w:t>
+      </w:r>
+    </w:p>
+    <w:p>
+      <w:pPr>
+        <w:widowControl/>
+        <w:shd w:val="clear" w:color="auto" w:fill="1F1F1F"/>
+        <w:wordWrap/>
+        <w:autoSpaceDE/>
+        <w:autoSpaceDN/>
+        <w:spacing w:after="0" w:line="285" w:lineRule="atLeast"/>
+        <w:jc w:val="left"/>
+        <w:rPr>
+          <w:rFonts w:ascii="Consolas" w:eastAsia="굴림" w:hAnsi="Consolas" w:cs="굴림"/>
+          <w:color w:val="CCCCCC"/>
+          <w:kern w:val="0"/>
+          <w:sz w:val="21"/>
+          <w:szCs w:val="21"/>
+        </w:rPr>
+      </w:pPr>
+      <w:r>
+        <w:rPr>
+          <w:rFonts w:ascii="Consolas" w:eastAsia="굴림" w:hAnsi="Consolas" w:cs="굴림"/>
+          <w:color w:val="CCCCCC"/>
+          <w:kern w:val="0"/>
+          <w:sz w:val="21"/>
+          <w:szCs w:val="21"/>
+        </w:rPr>
+        <w:t xml:space="preserve">    </w:t>
+      </w:r>
+      <w:r>
+        <w:rPr>
+          <w:rFonts w:ascii="Consolas" w:eastAsia="굴림" w:hAnsi="Consolas" w:cs="굴림"/>
+          <w:color w:val="C586C0"/>
+          <w:kern w:val="0"/>
+          <w:sz w:val="21"/>
+          <w:szCs w:val="21"/>
+        </w:rPr>
+        <w:t>return</w:t>
+      </w:r>
+      <w:r>
+        <w:rPr>
+          <w:rFonts w:ascii="Consolas" w:eastAsia="굴림" w:hAnsi="Consolas" w:cs="굴림"/>
+          <w:color w:val="CCCCCC"/>
+          <w:kern w:val="0"/>
+          <w:sz w:val="21"/>
+          <w:szCs w:val="21"/>
+        </w:rPr>
+        <w:t xml:space="preserve"> output;</w:t>
+      </w:r>
+    </w:p>
+    <w:p>
+      <w:pPr>
+        <w:widowControl/>
+        <w:shd w:val="clear" w:color="auto" w:fill="1F1F1F"/>
+        <w:wordWrap/>
+        <w:autoSpaceDE/>
+        <w:autoSpaceDN/>
+        <w:spacing w:after="0" w:line="285" w:lineRule="atLeast"/>
+        <w:jc w:val="left"/>
+        <w:rPr>
+          <w:rFonts w:ascii="Consolas" w:eastAsia="굴림" w:hAnsi="Consolas" w:cs="굴림"/>
+          <w:color w:val="CCCCCC"/>
+          <w:kern w:val="0"/>
+          <w:sz w:val="21"/>
+          <w:szCs w:val="21"/>
+        </w:rPr>
+      </w:pPr>
+      <w:r>
+        <w:rPr>
+          <w:rFonts w:ascii="Consolas" w:eastAsia="굴림" w:hAnsi="Consolas" w:cs="굴림"/>
+          <w:color w:val="CCCCCC"/>
+          <w:kern w:val="0"/>
+          <w:sz w:val="21"/>
+          <w:szCs w:val="21"/>
+        </w:rPr>
+        <w:t>}</w:t>
+      </w:r>
+    </w:p>
+    <w:p>
+      <w:pPr>
+        <w:widowControl/>
+        <w:shd w:val="clear" w:color="auto" w:fill="1F1F1F"/>
+        <w:wordWrap/>
+        <w:autoSpaceDE/>
+        <w:autoSpaceDN/>
+        <w:spacing w:after="0" w:line="285" w:lineRule="atLeast"/>
+        <w:jc w:val="left"/>
+        <w:rPr>
+          <w:rFonts w:ascii="Consolas" w:eastAsia="굴림" w:hAnsi="Consolas" w:cs="굴림"/>
+          <w:color w:val="CCCCCC"/>
+          <w:kern w:val="0"/>
+          <w:sz w:val="21"/>
+          <w:szCs w:val="21"/>
+        </w:rPr>
+      </w:pPr>
+    </w:p>
+    <w:p>
+      <w:pPr>
+        <w:widowControl/>
+        <w:shd w:val="clear" w:color="auto" w:fill="1F1F1F"/>
+        <w:wordWrap/>
+        <w:autoSpaceDE/>
+        <w:autoSpaceDN/>
+        <w:spacing w:after="0" w:line="285" w:lineRule="atLeast"/>
+        <w:jc w:val="left"/>
+        <w:rPr>
+          <w:rFonts w:ascii="Consolas" w:eastAsia="굴림" w:hAnsi="Consolas" w:cs="굴림"/>
+          <w:color w:val="CCCCCC"/>
+          <w:kern w:val="0"/>
+          <w:sz w:val="21"/>
+          <w:szCs w:val="21"/>
+        </w:rPr>
+      </w:pPr>
+      <w:r>
+        <w:rPr>
+          <w:rFonts w:ascii="Consolas" w:eastAsia="굴림" w:hAnsi="Consolas" w:cs="굴림"/>
+          <w:color w:val="569CD6"/>
+          <w:kern w:val="0"/>
+          <w:sz w:val="21"/>
+          <w:szCs w:val="21"/>
+        </w:rPr>
+        <w:t>float4</w:t>
+      </w:r>
+      <w:r>
+        <w:rPr>
+          <w:rFonts w:ascii="Consolas" w:eastAsia="굴림" w:hAnsi="Consolas" w:cs="굴림"/>
+          <w:color w:val="CCCCCC"/>
+          <w:kern w:val="0"/>
+          <w:sz w:val="21"/>
+          <w:szCs w:val="21"/>
+        </w:rPr>
+        <w:t xml:space="preserve"> </w:t>
+      </w:r>
+      <w:proofErr w:type="spellStart"/>
+      <w:r>
+        <w:rPr>
+          <w:rFonts w:ascii="Consolas" w:eastAsia="굴림" w:hAnsi="Consolas" w:cs="굴림"/>
+          <w:color w:val="DCDCAA"/>
+          <w:kern w:val="0"/>
+          <w:sz w:val="21"/>
+          <w:szCs w:val="21"/>
+        </w:rPr>
+        <w:t>PS_Main</w:t>
+      </w:r>
+      <w:proofErr w:type="spellEnd"/>
+      <w:r>
+        <w:rPr>
+          <w:rFonts w:ascii="Consolas" w:eastAsia="굴림" w:hAnsi="Consolas" w:cs="굴림"/>
+          <w:color w:val="CCCCCC"/>
+          <w:kern w:val="0"/>
+          <w:sz w:val="21"/>
+          <w:szCs w:val="21"/>
+        </w:rPr>
+        <w:t xml:space="preserve">(VS_OUTPUT input) : </w:t>
+      </w:r>
+      <w:r>
+        <w:rPr>
+          <w:rFonts w:ascii="Consolas" w:eastAsia="굴림" w:hAnsi="Consolas" w:cs="굴림"/>
+          <w:color w:val="9CDCFE"/>
+          <w:kern w:val="0"/>
+          <w:sz w:val="21"/>
+          <w:szCs w:val="21"/>
+        </w:rPr>
+        <w:t>SV_TARGET</w:t>
+      </w:r>
+    </w:p>
+    <w:p>
+      <w:pPr>
+        <w:widowControl/>
+        <w:shd w:val="clear" w:color="auto" w:fill="1F1F1F"/>
+        <w:wordWrap/>
+        <w:autoSpaceDE/>
+        <w:autoSpaceDN/>
+        <w:spacing w:after="0" w:line="285" w:lineRule="atLeast"/>
+        <w:jc w:val="left"/>
+        <w:rPr>
+          <w:rFonts w:ascii="Consolas" w:eastAsia="굴림" w:hAnsi="Consolas" w:cs="굴림"/>
+          <w:color w:val="CCCCCC"/>
+          <w:kern w:val="0"/>
+          <w:sz w:val="21"/>
+          <w:szCs w:val="21"/>
+        </w:rPr>
+      </w:pPr>
+      <w:r>
+        <w:rPr>
+          <w:rFonts w:ascii="Consolas" w:eastAsia="굴림" w:hAnsi="Consolas" w:cs="굴림"/>
+          <w:color w:val="CCCCCC"/>
+          <w:kern w:val="0"/>
+          <w:sz w:val="21"/>
+          <w:szCs w:val="21"/>
+        </w:rPr>
+        <w:t>{</w:t>
+      </w:r>
+    </w:p>
+    <w:p>
+      <w:pPr>
+        <w:widowControl/>
+        <w:shd w:val="clear" w:color="auto" w:fill="1F1F1F"/>
+        <w:wordWrap/>
+        <w:autoSpaceDE/>
+        <w:autoSpaceDN/>
+        <w:spacing w:after="0" w:line="285" w:lineRule="atLeast"/>
+        <w:jc w:val="left"/>
+        <w:rPr>
+          <w:rFonts w:ascii="Consolas" w:eastAsia="굴림" w:hAnsi="Consolas" w:cs="굴림"/>
+          <w:color w:val="CCCCCC"/>
+          <w:kern w:val="0"/>
+          <w:sz w:val="21"/>
+          <w:szCs w:val="21"/>
+        </w:rPr>
+      </w:pPr>
+      <w:r>
+        <w:rPr>
+          <w:rFonts w:ascii="Consolas" w:eastAsia="굴림" w:hAnsi="Consolas" w:cs="굴림"/>
+          <w:color w:val="CCCCCC"/>
+          <w:kern w:val="0"/>
+          <w:sz w:val="21"/>
+          <w:szCs w:val="21"/>
+        </w:rPr>
+        <w:lastRenderedPageBreak/>
+        <w:t xml:space="preserve">    </w:t>
+      </w:r>
+      <w:r>
+        <w:rPr>
+          <w:rFonts w:ascii="Consolas" w:eastAsia="굴림" w:hAnsi="Consolas" w:cs="굴림"/>
+          <w:color w:val="569CD6"/>
+          <w:kern w:val="0"/>
+          <w:sz w:val="21"/>
+          <w:szCs w:val="21"/>
+        </w:rPr>
+        <w:t>float4</w:t>
+      </w:r>
+      <w:r>
+        <w:rPr>
+          <w:rFonts w:ascii="Consolas" w:eastAsia="굴림" w:hAnsi="Consolas" w:cs="굴림"/>
+          <w:color w:val="CCCCCC"/>
+          <w:kern w:val="0"/>
+          <w:sz w:val="21"/>
+          <w:szCs w:val="21"/>
+        </w:rPr>
+        <w:t xml:space="preserve"> color = g_tex_3.</w:t>
+      </w:r>
+      <w:r>
+        <w:rPr>
+          <w:rFonts w:ascii="Consolas" w:eastAsia="굴림" w:hAnsi="Consolas" w:cs="굴림"/>
+          <w:color w:val="DCDCAA"/>
+          <w:kern w:val="0"/>
+          <w:sz w:val="21"/>
+          <w:szCs w:val="21"/>
+        </w:rPr>
+        <w:t>Sample</w:t>
+      </w:r>
+      <w:r>
+        <w:rPr>
+          <w:rFonts w:ascii="Consolas" w:eastAsia="굴림" w:hAnsi="Consolas" w:cs="굴림"/>
+          <w:color w:val="CCCCCC"/>
+          <w:kern w:val="0"/>
+          <w:sz w:val="21"/>
+          <w:szCs w:val="21"/>
+        </w:rPr>
+        <w:t xml:space="preserve">(g_sam_0, </w:t>
+      </w:r>
+      <w:proofErr w:type="spellStart"/>
+      <w:r>
+        <w:rPr>
+          <w:rFonts w:ascii="Consolas" w:eastAsia="굴림" w:hAnsi="Consolas" w:cs="굴림"/>
+          <w:color w:val="CCCCCC"/>
+          <w:kern w:val="0"/>
+          <w:sz w:val="21"/>
+          <w:szCs w:val="21"/>
+        </w:rPr>
+        <w:t>input.texcoord</w:t>
+      </w:r>
+      <w:proofErr w:type="spellEnd"/>
+      <w:r>
+        <w:rPr>
+          <w:rFonts w:ascii="Consolas" w:eastAsia="굴림" w:hAnsi="Consolas" w:cs="굴림"/>
+          <w:color w:val="CCCCCC"/>
+          <w:kern w:val="0"/>
+          <w:sz w:val="21"/>
+          <w:szCs w:val="21"/>
+        </w:rPr>
+        <w:t>);</w:t>
+      </w:r>
+    </w:p>
+    <w:p>
+      <w:pPr>
+        <w:widowControl/>
+        <w:shd w:val="clear" w:color="auto" w:fill="1F1F1F"/>
+        <w:wordWrap/>
+        <w:autoSpaceDE/>
+        <w:autoSpaceDN/>
+        <w:spacing w:after="0" w:line="285" w:lineRule="atLeast"/>
+        <w:jc w:val="left"/>
+        <w:rPr>
+          <w:rFonts w:ascii="Consolas" w:eastAsia="굴림" w:hAnsi="Consolas" w:cs="굴림"/>
+          <w:color w:val="CCCCCC"/>
+          <w:kern w:val="0"/>
+          <w:sz w:val="21"/>
+          <w:szCs w:val="21"/>
+        </w:rPr>
+      </w:pPr>
+      <w:r>
+        <w:rPr>
+          <w:rFonts w:ascii="Consolas" w:eastAsia="굴림" w:hAnsi="Consolas" w:cs="굴림"/>
+          <w:color w:val="CCCCCC"/>
+          <w:kern w:val="0"/>
+          <w:sz w:val="21"/>
+          <w:szCs w:val="21"/>
+        </w:rPr>
+        <w:t xml:space="preserve">    </w:t>
+      </w:r>
+    </w:p>
+    <w:p>
+      <w:pPr>
+        <w:widowControl/>
+        <w:shd w:val="clear" w:color="auto" w:fill="1F1F1F"/>
+        <w:wordWrap/>
+        <w:autoSpaceDE/>
+        <w:autoSpaceDN/>
+        <w:spacing w:after="0" w:line="285" w:lineRule="atLeast"/>
+        <w:jc w:val="left"/>
+        <w:rPr>
+          <w:rFonts w:ascii="Consolas" w:eastAsia="굴림" w:hAnsi="Consolas" w:cs="굴림"/>
+          <w:color w:val="CCCCCC"/>
+          <w:kern w:val="0"/>
+          <w:sz w:val="21"/>
+          <w:szCs w:val="21"/>
+        </w:rPr>
+      </w:pPr>
+      <w:r>
+        <w:rPr>
+          <w:rFonts w:ascii="Consolas" w:eastAsia="굴림" w:hAnsi="Consolas" w:cs="굴림"/>
+          <w:color w:val="CCCCCC"/>
+          <w:kern w:val="0"/>
+          <w:sz w:val="21"/>
+          <w:szCs w:val="21"/>
+        </w:rPr>
+        <w:t xml:space="preserve">    </w:t>
+      </w:r>
+      <w:r>
+        <w:rPr>
+          <w:rFonts w:ascii="Consolas" w:eastAsia="굴림" w:hAnsi="Consolas" w:cs="굴림"/>
+          <w:color w:val="C586C0"/>
+          <w:kern w:val="0"/>
+          <w:sz w:val="21"/>
+          <w:szCs w:val="21"/>
+        </w:rPr>
+        <w:t>return</w:t>
+      </w:r>
+      <w:r>
+        <w:rPr>
+          <w:rFonts w:ascii="Consolas" w:eastAsia="굴림" w:hAnsi="Consolas" w:cs="굴림"/>
+          <w:color w:val="CCCCCC"/>
+          <w:kern w:val="0"/>
+          <w:sz w:val="21"/>
+          <w:szCs w:val="21"/>
+        </w:rPr>
+        <w:t xml:space="preserve"> color;</w:t>
+      </w:r>
+    </w:p>
+    <w:p>
+      <w:pPr>
+        <w:widowControl/>
+        <w:shd w:val="clear" w:color="auto" w:fill="1F1F1F"/>
+        <w:wordWrap/>
+        <w:autoSpaceDE/>
+        <w:autoSpaceDN/>
+        <w:spacing w:after="0" w:line="285" w:lineRule="atLeast"/>
+        <w:jc w:val="left"/>
+        <w:rPr>
+          <w:rFonts w:ascii="Consolas" w:eastAsia="굴림" w:hAnsi="Consolas" w:cs="굴림"/>
+          <w:color w:val="CCCCCC"/>
+          <w:kern w:val="0"/>
+          <w:sz w:val="21"/>
+          <w:szCs w:val="21"/>
+        </w:rPr>
+      </w:pPr>
+      <w:r>
+        <w:rPr>
+          <w:rFonts w:ascii="Consolas" w:eastAsia="굴림" w:hAnsi="Consolas" w:cs="굴림"/>
+          <w:color w:val="CCCCCC"/>
+          <w:kern w:val="0"/>
+          <w:sz w:val="21"/>
+          <w:szCs w:val="21"/>
+        </w:rPr>
+        <w:t>}</w:t>
+      </w:r>
+    </w:p>
+    <w:p>
+      <w:pPr>
+        <w:jc w:val="left"/>
+      </w:pPr>
       <w:r>
         <w:br w:type="page"/>
       </w:r>
@@ -3170,8 +5367,16 @@
               <w:rPr>
                 <w:rFonts w:hint="eastAsia"/>
               </w:rPr>
-              <w:t>네트워킹과 렌더링으로 인한 렉이</w:t>
-            </w:r>
+              <w:t xml:space="preserve">네트워킹과 렌더링으로 인한 </w:t>
+            </w:r>
+            <w:proofErr w:type="spellStart"/>
+            <w:r>
+              <w:rPr>
+                <w:rFonts w:hint="eastAsia"/>
+              </w:rPr>
+              <w:t>렉이</w:t>
+            </w:r>
+            <w:proofErr w:type="spellEnd"/>
             <w:r>
               <w:br/>
             </w:r>
@@ -3450,7 +5655,6 @@
           <w:p>
             <w:pPr>
               <w:rPr>
-                <w:rFonts w:hint="eastAsia"/>
                 <w:b/>
                 <w:bCs/>
                 <w:szCs w:val="20"/>
@@ -3472,7 +5676,27 @@
                 <w:bCs/>
                 <w:szCs w:val="20"/>
               </w:rPr>
-              <w:t xml:space="preserve"> lock free 구조 공부, 멀티쓰레드 서버 구현 공부</w:t>
+              <w:t xml:space="preserve"> lock free 구조 공부, </w:t>
+            </w:r>
+            <w:proofErr w:type="spellStart"/>
+            <w:r>
+              <w:rPr>
+                <w:rFonts w:hint="eastAsia"/>
+                <w:b/>
+                <w:bCs/>
+                <w:szCs w:val="20"/>
+              </w:rPr>
+              <w:t>멀티쓰레드</w:t>
+            </w:r>
+            <w:proofErr w:type="spellEnd"/>
+            <w:r>
+              <w:rPr>
+                <w:rFonts w:hint="eastAsia"/>
+                <w:b/>
+                <w:bCs/>
+                <w:szCs w:val="20"/>
+              </w:rPr>
+              <w:t xml:space="preserve"> 서버 구현 공부</w:t>
             </w:r>
           </w:p>
           <w:p>
@@ -3483,6 +5707,7 @@
                 <w:szCs w:val="20"/>
               </w:rPr>
             </w:pPr>
+            <w:proofErr w:type="spellStart"/>
             <w:r>
               <w:rPr>
                 <w:rFonts w:hint="eastAsia"/>
@@ -3490,8 +5715,9 @@
                 <w:bCs/>
                 <w:szCs w:val="20"/>
               </w:rPr>
-              <w:t xml:space="preserve">장명운: </w:t>
-            </w:r>
+              <w:t>장명운</w:t>
+            </w:r>
+            <w:proofErr w:type="spellEnd"/>
             <w:r>
               <w:rPr>
                 <w:rFonts w:hint="eastAsia"/>
@@ -3499,24 +5725,24 @@
                 <w:bCs/>
                 <w:szCs w:val="20"/>
               </w:rPr>
-              <w:t>스킨 애니메이션 구현,</w:t>
-            </w:r>
-            <w:r>
-              <w:rPr>
+              <w:t xml:space="preserve">: </w:t>
+            </w:r>
+            <w:r>
+              <w:rPr>
+                <w:rFonts w:hint="eastAsia"/>
                 <w:b/>
                 <w:bCs/>
                 <w:szCs w:val="20"/>
               </w:rPr>
-              <w:br/>
-            </w:r>
-            <w:r>
-              <w:rPr>
-                <w:rFonts w:hint="eastAsia"/>
+              <w:t>스킨 애니메이션 구현,</w:t>
+            </w:r>
+            <w:r>
+              <w:rPr>
                 <w:b/>
                 <w:bCs/>
                 <w:szCs w:val="20"/>
               </w:rPr>
-              <w:t>알파 블렌딩(Weighted-Blended Alpha Blending)</w:t>
+              <w:br/>
             </w:r>
             <w:r>
               <w:rPr>
@@ -3525,16 +5751,19 @@
                 <w:bCs/>
                 <w:szCs w:val="20"/>
               </w:rPr>
-              <w:t>,</w:t>
-            </w:r>
-            <w:r>
-              <w:rPr>
+              <w:t xml:space="preserve">알파 </w:t>
+            </w:r>
+            <w:proofErr w:type="spellStart"/>
+            <w:r>
+              <w:rPr>
+                <w:rFonts w:hint="eastAsia"/>
                 <w:b/>
                 <w:bCs/>
                 <w:szCs w:val="20"/>
               </w:rPr>
-              <w:br/>
-            </w:r>
+              <w:t>블렌딩</w:t>
+            </w:r>
+            <w:proofErr w:type="spellEnd"/>
             <w:r>
               <w:rPr>
                 <w:rFonts w:hint="eastAsia"/>
@@ -3542,7 +5771,53 @@
                 <w:bCs/>
                 <w:szCs w:val="20"/>
               </w:rPr>
-              <w:t>캐릭터가 땅 위를 걸어다니도록 지형 충돌처리 구현</w:t>
+              <w:t>(Weighted-Blended Alpha Blending)</w:t>
+            </w:r>
+            <w:r>
+              <w:rPr>
+                <w:rFonts w:hint="eastAsia"/>
+                <w:b/>
+                <w:bCs/>
+                <w:szCs w:val="20"/>
+              </w:rPr>
+              <w:t>,</w:t>
+            </w:r>
+            <w:r>
+              <w:rPr>
+                <w:b/>
+                <w:bCs/>
+                <w:szCs w:val="20"/>
+              </w:rPr>
+              <w:br/>
+            </w:r>
+            <w:r>
+              <w:rPr>
+                <w:rFonts w:hint="eastAsia"/>
+                <w:b/>
+                <w:bCs/>
+                <w:szCs w:val="20"/>
+              </w:rPr>
+              <w:t xml:space="preserve">캐릭터가 땅 위를 </w:t>
+            </w:r>
+            <w:proofErr w:type="spellStart"/>
+            <w:r>
+              <w:rPr>
+                <w:rFonts w:hint="eastAsia"/>
+                <w:b/>
+                <w:bCs/>
+                <w:szCs w:val="20"/>
+              </w:rPr>
+              <w:t>걸어다니도록</w:t>
+            </w:r>
+            <w:proofErr w:type="spellEnd"/>
+            <w:r>
+              <w:rPr>
+                <w:rFonts w:hint="eastAsia"/>
+                <w:b/>
+                <w:bCs/>
+                <w:szCs w:val="20"/>
+              </w:rPr>
+              <w:t xml:space="preserve"> 지형 충돌처리 구현</w:t>
             </w:r>
           </w:p>
           <w:p>
@@ -3560,7 +5835,7 @@
                 <w:bCs/>
                 <w:szCs w:val="20"/>
               </w:rPr>
-              <w:t xml:space="preserve">이종진 : </w:t>
+              <w:t>이종진 :</w:t>
             </w:r>
             <w:r>
               <w:rPr>
@@ -3569,25 +5844,7 @@
                 <w:bCs/>
                 <w:szCs w:val="20"/>
               </w:rPr>
-              <w:t xml:space="preserve">cascaded shadow map </w:t>
-            </w:r>
-            <w:r>
-              <w:rPr>
-                <w:rFonts w:hint="eastAsia"/>
-                <w:b/>
-                <w:bCs/>
-                <w:szCs w:val="20"/>
-              </w:rPr>
-              <w:t>버그 수정</w:t>
-            </w:r>
-            <w:r>
-              <w:rPr>
-                <w:rFonts w:hint="eastAsia"/>
-                <w:b/>
-                <w:bCs/>
-                <w:szCs w:val="20"/>
-              </w:rPr>
-              <w:t>, Skybox 적용, 3D Sound</w:t>
+              <w:t xml:space="preserve"> 3D Sound</w:t>
             </w:r>
           </w:p>
         </w:tc>

--- a/작업일지/졸업작품 작업일지 - 14주차.docx
+++ b/작업일지/졸업작품 작업일지 - 14주차.docx
@@ -109,7 +109,6 @@
               </w:rPr>
               <w:t xml:space="preserve"> </w:t>
             </w:r>
-            <w:proofErr w:type="spellStart"/>
             <w:r>
               <w:rPr>
                 <w:rFonts w:hint="eastAsia"/>
@@ -118,7 +117,6 @@
               </w:rPr>
               <w:t>장명운</w:t>
             </w:r>
-            <w:proofErr w:type="spellEnd"/>
           </w:p>
           <w:p>
             <w:pPr>
@@ -305,6 +303,7 @@
                 <w:szCs w:val="18"/>
               </w:rPr>
             </w:pPr>
+            <w:proofErr w:type="gramStart"/>
             <w:r>
               <w:rPr>
                 <w:rFonts w:hint="eastAsia"/>
@@ -345,6 +344,7 @@
               </w:rPr>
               <w:t>utlander</w:t>
             </w:r>
+            <w:proofErr w:type="gramEnd"/>
             <w:r>
               <w:rPr>
                 <w:rFonts w:hint="eastAsia"/>
@@ -556,12 +556,12 @@
             <w:pPr>
               <w:jc w:val="left"/>
               <w:rPr>
+                <w:rFonts w:hint="eastAsia"/>
                 <w:b/>
                 <w:bCs/>
                 <w:szCs w:val="20"/>
               </w:rPr>
             </w:pPr>
-            <w:proofErr w:type="spellStart"/>
             <w:r>
               <w:rPr>
                 <w:rFonts w:hint="eastAsia"/>
@@ -569,7 +569,6 @@
               </w:rPr>
               <w:t>장명운</w:t>
             </w:r>
-            <w:proofErr w:type="spellEnd"/>
             <w:r>
               <w:rPr>
                 <w:rFonts w:hint="eastAsia"/>
@@ -584,12 +583,21 @@
               </w:rPr>
               <w:t xml:space="preserve"> </w:t>
             </w:r>
+            <w:proofErr w:type="spellStart"/>
             <w:r>
               <w:rPr>
                 <w:rFonts w:hint="eastAsia"/>
                 <w:b/>
               </w:rPr>
-              <w:t xml:space="preserve">유니티에서 우리가 사용할 </w:t>
+              <w:t>코루틴을</w:t>
+            </w:r>
+            <w:proofErr w:type="spellEnd"/>
+            <w:r>
+              <w:rPr>
+                <w:rFonts w:hint="eastAsia"/>
+                <w:b/>
+              </w:rPr>
+              <w:t xml:space="preserve"> 활용한 FSM 구현, </w:t>
             </w:r>
             <w:proofErr w:type="spellStart"/>
             <w:r>
@@ -597,7 +605,7 @@
                 <w:rFonts w:hint="eastAsia"/>
                 <w:b/>
               </w:rPr>
-              <w:t>애셋</w:t>
+              <w:t>AnimController</w:t>
             </w:r>
             <w:proofErr w:type="spellEnd"/>
             <w:r>
@@ -605,7 +613,13 @@
                 <w:rFonts w:hint="eastAsia"/>
                 <w:b/>
               </w:rPr>
-              <w:t xml:space="preserve"> 애니메이션 테스트, </w:t>
+              <w:t xml:space="preserve"> 샘플을 FSM을 활용해 구현,</w:t>
+            </w:r>
+            <w:r>
+              <w:rPr>
+                <w:b/>
+              </w:rPr>
+              <w:br/>
             </w:r>
             <w:r>
               <w:rPr>
@@ -614,7 +628,7 @@
                 <w:bCs/>
                 <w:szCs w:val="20"/>
               </w:rPr>
-              <w:t xml:space="preserve">패킷 </w:t>
+              <w:t xml:space="preserve">animation을 위한 </w:t>
             </w:r>
             <w:proofErr w:type="spellStart"/>
             <w:r>
@@ -624,27 +638,7 @@
                 <w:bCs/>
                 <w:szCs w:val="20"/>
               </w:rPr>
-              <w:t>재조립</w:t>
-            </w:r>
-            <w:proofErr w:type="spellEnd"/>
-            <w:r>
-              <w:rPr>
-                <w:rFonts w:hint="eastAsia"/>
-                <w:b/>
-                <w:bCs/>
-                <w:szCs w:val="20"/>
-              </w:rPr>
-              <w:t xml:space="preserve"> 함수 버그 수정, BVH 충돌 처리 구현, 뷰 </w:t>
-            </w:r>
-            <w:proofErr w:type="spellStart"/>
-            <w:r>
-              <w:rPr>
-                <w:rFonts w:hint="eastAsia"/>
-                <w:b/>
-                <w:bCs/>
-                <w:szCs w:val="20"/>
-              </w:rPr>
-              <w:t>프러스텀</w:t>
+              <w:t>셰이더와</w:t>
             </w:r>
             <w:proofErr w:type="spellEnd"/>
             <w:r>
@@ -664,7 +658,7 @@
                 <w:bCs/>
                 <w:szCs w:val="20"/>
               </w:rPr>
-              <w:t>컬링</w:t>
+              <w:t>렌더</w:t>
             </w:r>
             <w:proofErr w:type="spellEnd"/>
             <w:r>
@@ -674,7 +668,113 @@
                 <w:bCs/>
                 <w:szCs w:val="20"/>
               </w:rPr>
-              <w:t xml:space="preserve"> 구현, Skeletal Mesh도 Export &amp; Import 가능하도록 수정, 애니메이션 설계</w:t>
+              <w:t xml:space="preserve"> 패스, </w:t>
+            </w:r>
+            <w:proofErr w:type="spellStart"/>
+            <w:r>
+              <w:rPr>
+                <w:rFonts w:hint="eastAsia"/>
+                <w:b/>
+                <w:bCs/>
+                <w:szCs w:val="20"/>
+              </w:rPr>
+              <w:t>컴퓨트</w:t>
+            </w:r>
+            <w:proofErr w:type="spellEnd"/>
+            <w:r>
+              <w:rPr>
+                <w:rFonts w:hint="eastAsia"/>
+                <w:b/>
+                <w:bCs/>
+                <w:szCs w:val="20"/>
+              </w:rPr>
+              <w:t xml:space="preserve"> 패스 제작, 클라이언트의 </w:t>
+            </w:r>
+            <w:proofErr w:type="spellStart"/>
+            <w:r>
+              <w:rPr>
+                <w:rFonts w:hint="eastAsia"/>
+                <w:b/>
+                <w:bCs/>
+                <w:szCs w:val="20"/>
+              </w:rPr>
+              <w:t>ecs</w:t>
+            </w:r>
+            <w:proofErr w:type="spellEnd"/>
+            <w:r>
+              <w:rPr>
+                <w:rFonts w:hint="eastAsia"/>
+                <w:b/>
+                <w:bCs/>
+                <w:szCs w:val="20"/>
+              </w:rPr>
+              <w:t xml:space="preserve"> 체계에</w:t>
+            </w:r>
+            <w:r>
+              <w:rPr>
+                <w:b/>
+                <w:bCs/>
+                <w:szCs w:val="20"/>
+              </w:rPr>
+              <w:br/>
+            </w:r>
+            <w:proofErr w:type="spellStart"/>
+            <w:r>
+              <w:rPr>
+                <w:rFonts w:hint="eastAsia"/>
+                <w:b/>
+                <w:bCs/>
+                <w:szCs w:val="20"/>
+              </w:rPr>
+              <w:t>AnimController</w:t>
+            </w:r>
+            <w:proofErr w:type="spellEnd"/>
+            <w:r>
+              <w:rPr>
+                <w:rFonts w:hint="eastAsia"/>
+                <w:b/>
+                <w:bCs/>
+                <w:szCs w:val="20"/>
+              </w:rPr>
+              <w:t>(Component)</w:t>
+            </w:r>
+            <w:r>
+              <w:rPr>
+                <w:rFonts w:hint="eastAsia"/>
+                <w:b/>
+                <w:bCs/>
+                <w:szCs w:val="20"/>
+              </w:rPr>
+              <w:t xml:space="preserve">와 </w:t>
+            </w:r>
+            <w:proofErr w:type="spellStart"/>
+            <w:r>
+              <w:rPr>
+                <w:rFonts w:hint="eastAsia"/>
+                <w:b/>
+                <w:bCs/>
+                <w:szCs w:val="20"/>
+              </w:rPr>
+              <w:t>AnimSystem</w:t>
+            </w:r>
+            <w:proofErr w:type="spellEnd"/>
+            <w:r>
+              <w:rPr>
+                <w:rFonts w:hint="eastAsia"/>
+                <w:b/>
+                <w:bCs/>
+                <w:szCs w:val="20"/>
+              </w:rPr>
+              <w:t>(System)</w:t>
+            </w:r>
+            <w:r>
+              <w:rPr>
+                <w:rFonts w:hint="eastAsia"/>
+                <w:b/>
+                <w:bCs/>
+                <w:szCs w:val="20"/>
+              </w:rPr>
+              <w:t xml:space="preserve"> 추가</w:t>
             </w:r>
           </w:p>
           <w:p>
@@ -704,6 +804,7 @@
             <w:pPr>
               <w:jc w:val="left"/>
             </w:pPr>
+            <w:proofErr w:type="gramStart"/>
             <w:r>
               <w:rPr>
                 <w:rFonts w:hint="eastAsia"/>
@@ -711,7 +812,17 @@
                 <w:bCs/>
                 <w:szCs w:val="20"/>
               </w:rPr>
-              <w:t xml:space="preserve">이종진 : </w:t>
+              <w:t>이종진 :</w:t>
+            </w:r>
+            <w:proofErr w:type="gramEnd"/>
+            <w:r>
+              <w:rPr>
+                <w:rFonts w:hint="eastAsia"/>
+                <w:b/>
+                <w:bCs/>
+                <w:szCs w:val="20"/>
+              </w:rPr>
+              <w:t xml:space="preserve"> </w:t>
             </w:r>
             <w:r>
               <w:rPr>
@@ -757,23 +868,13 @@
           <w:szCs w:val="32"/>
         </w:rPr>
       </w:pPr>
-      <w:proofErr w:type="spellStart"/>
       <w:r>
         <w:rPr>
           <w:rFonts w:hint="eastAsia"/>
           <w:sz w:val="28"/>
           <w:szCs w:val="32"/>
         </w:rPr>
-        <w:t>장명운</w:t>
-      </w:r>
-      <w:proofErr w:type="spellEnd"/>
-      <w:r>
-        <w:rPr>
-          <w:rFonts w:hint="eastAsia"/>
-          <w:sz w:val="28"/>
-          <w:szCs w:val="32"/>
-        </w:rPr>
-        <w:t>:</w:t>
+        <w:t>장명운:</w:t>
       </w:r>
     </w:p>
     <w:p>
@@ -790,11 +891,5553 @@
           <w:szCs w:val="20"/>
         </w:rPr>
       </w:pPr>
-      <w:r>
-        <w:rPr>
-          <w:rFonts w:hint="eastAsia"/>
-        </w:rPr>
-        <w:t>입력</w:t>
+      <w:proofErr w:type="spellStart"/>
+      <w:r>
+        <w:rPr>
+          <w:rFonts w:hint="eastAsia"/>
+        </w:rPr>
+        <w:t>코루틴을</w:t>
+      </w:r>
+      <w:proofErr w:type="spellEnd"/>
+      <w:r>
+        <w:rPr>
+          <w:rFonts w:hint="eastAsia"/>
+        </w:rPr>
+        <w:t xml:space="preserve"> 활용한 FSM 구현</w:t>
+      </w:r>
+    </w:p>
+    <w:p>
+      <w:pPr>
+        <w:pStyle w:val="a4"/>
+        <w:numPr>
+          <w:ilvl w:val="1"/>
+          <w:numId w:val="28"/>
+        </w:numPr>
+        <w:ind w:leftChars="0"/>
+        <w:rPr>
+          <w:szCs w:val="20"/>
+        </w:rPr>
+      </w:pPr>
+      <w:r>
+        <w:rPr>
+          <w:rFonts w:hint="eastAsia"/>
+        </w:rPr>
+        <w:t xml:space="preserve">FSM을 구현할 때 각 상태를 클래스로 구현하게 되면 향후 </w:t>
+      </w:r>
+      <w:proofErr w:type="spellStart"/>
+      <w:r>
+        <w:rPr>
+          <w:rFonts w:hint="eastAsia"/>
+        </w:rPr>
+        <w:t>pmr</w:t>
+      </w:r>
+      <w:proofErr w:type="spellEnd"/>
+      <w:r>
+        <w:rPr>
+          <w:rFonts w:hint="eastAsia"/>
+        </w:rPr>
+        <w:t xml:space="preserve"> 라이브러리를 활용하거나</w:t>
+      </w:r>
+      <w:r>
+        <w:br/>
+      </w:r>
+      <w:r>
+        <w:rPr>
+          <w:rFonts w:hint="eastAsia"/>
+        </w:rPr>
+        <w:t xml:space="preserve">커스텀 메모리 풀을 사용하게 될 때 클래스마다 operator new를 </w:t>
+      </w:r>
+      <w:proofErr w:type="spellStart"/>
+      <w:r>
+        <w:rPr>
+          <w:rFonts w:hint="eastAsia"/>
+        </w:rPr>
+        <w:t>오버로드하거나</w:t>
+      </w:r>
+      <w:proofErr w:type="spellEnd"/>
+      <w:r>
+        <w:br/>
+      </w:r>
+      <w:proofErr w:type="gramStart"/>
+      <w:r>
+        <w:rPr>
+          <w:rFonts w:hint="eastAsia"/>
+        </w:rPr>
+        <w:t>std::</w:t>
+      </w:r>
+      <w:proofErr w:type="gramEnd"/>
+      <w:r>
+        <w:rPr>
+          <w:rFonts w:hint="eastAsia"/>
+        </w:rPr>
+        <w:t>allocator를 사용하기 위한 번거로운 코딩을 해야 함.</w:t>
+      </w:r>
+      <w:r>
+        <w:br/>
+      </w:r>
+      <w:r>
+        <w:rPr>
+          <w:rFonts w:hint="eastAsia"/>
+        </w:rPr>
+        <w:t>(</w:t>
+      </w:r>
+      <w:proofErr w:type="spellStart"/>
+      <w:r>
+        <w:rPr>
+          <w:rFonts w:hint="eastAsia"/>
+        </w:rPr>
+        <w:t>코루틴의</w:t>
+      </w:r>
+      <w:proofErr w:type="spellEnd"/>
+      <w:r>
+        <w:rPr>
+          <w:rFonts w:hint="eastAsia"/>
+        </w:rPr>
+        <w:t xml:space="preserve"> 경우 promise의 operator new만 </w:t>
+      </w:r>
+      <w:proofErr w:type="spellStart"/>
+      <w:r>
+        <w:rPr>
+          <w:rFonts w:hint="eastAsia"/>
+        </w:rPr>
+        <w:t>오버로드하면</w:t>
+      </w:r>
+      <w:proofErr w:type="spellEnd"/>
+      <w:r>
+        <w:rPr>
+          <w:rFonts w:hint="eastAsia"/>
+        </w:rPr>
+        <w:t xml:space="preserve"> 됨.)</w:t>
+      </w:r>
+      <w:r>
+        <w:br/>
+      </w:r>
+      <w:r>
+        <w:rPr>
+          <w:rFonts w:hint="eastAsia"/>
+        </w:rPr>
+        <w:t>또한 상태마다 업데이트에 필요한 매개변수가 다를 수 있는데,</w:t>
+      </w:r>
+      <w:r>
+        <w:br/>
+      </w:r>
+      <w:r>
+        <w:rPr>
+          <w:rFonts w:hint="eastAsia"/>
+        </w:rPr>
+        <w:t xml:space="preserve">이를 매번 클래스에 저장하고 람다로 캡처해서 사용하기보단 </w:t>
+      </w:r>
+      <w:proofErr w:type="spellStart"/>
+      <w:r>
+        <w:rPr>
+          <w:rFonts w:hint="eastAsia"/>
+        </w:rPr>
+        <w:t>코루틴을</w:t>
+      </w:r>
+      <w:proofErr w:type="spellEnd"/>
+      <w:r>
+        <w:rPr>
+          <w:rFonts w:hint="eastAsia"/>
+        </w:rPr>
+        <w:t xml:space="preserve"> 사용하는 게 훨씬 편함.</w:t>
+      </w:r>
+    </w:p>
+    <w:p>
+      <w:pPr>
+        <w:pStyle w:val="a4"/>
+        <w:numPr>
+          <w:ilvl w:val="1"/>
+          <w:numId w:val="28"/>
+        </w:numPr>
+        <w:ind w:leftChars="0"/>
+        <w:rPr>
+          <w:rFonts w:hint="eastAsia"/>
+          <w:szCs w:val="20"/>
+        </w:rPr>
+      </w:pPr>
+      <w:r>
+        <w:rPr>
+          <w:rFonts w:hint="eastAsia"/>
+        </w:rPr>
+        <w:t>State는 다음과 같은 방식으로 구현</w:t>
+      </w:r>
+    </w:p>
+    <w:p>
+      <w:pPr>
+        <w:widowControl/>
+        <w:shd w:val="clear" w:color="auto" w:fill="1F1F1F"/>
+        <w:wordWrap/>
+        <w:autoSpaceDE/>
+        <w:autoSpaceDN/>
+        <w:spacing w:after="0" w:line="285" w:lineRule="atLeast"/>
+        <w:jc w:val="left"/>
+        <w:rPr>
+          <w:rFonts w:ascii="Consolas" w:eastAsia="굴림" w:hAnsi="Consolas" w:cs="굴림"/>
+          <w:color w:val="CCCCCC"/>
+          <w:kern w:val="0"/>
+          <w:sz w:val="21"/>
+          <w:szCs w:val="21"/>
+        </w:rPr>
+      </w:pPr>
+      <w:r>
+        <w:rPr>
+          <w:rFonts w:ascii="Consolas" w:eastAsia="굴림" w:hAnsi="Consolas" w:cs="굴림"/>
+          <w:color w:val="4EC9B0"/>
+          <w:kern w:val="0"/>
+          <w:sz w:val="21"/>
+          <w:szCs w:val="21"/>
+        </w:rPr>
+        <w:t>State</w:t>
+      </w:r>
+      <w:r>
+        <w:rPr>
+          <w:rFonts w:ascii="Consolas" w:eastAsia="굴림" w:hAnsi="Consolas" w:cs="굴림"/>
+          <w:color w:val="CCCCCC"/>
+          <w:kern w:val="0"/>
+          <w:sz w:val="21"/>
+          <w:szCs w:val="21"/>
+        </w:rPr>
+        <w:t xml:space="preserve"> </w:t>
+      </w:r>
+      <w:proofErr w:type="spellStart"/>
+      <w:proofErr w:type="gramStart"/>
+      <w:r>
+        <w:rPr>
+          <w:rFonts w:ascii="Consolas" w:eastAsia="굴림" w:hAnsi="Consolas" w:cs="굴림"/>
+          <w:color w:val="9CDCFE"/>
+          <w:kern w:val="0"/>
+          <w:sz w:val="21"/>
+          <w:szCs w:val="21"/>
+        </w:rPr>
+        <w:t>pingState</w:t>
+      </w:r>
+      <w:proofErr w:type="spellEnd"/>
+      <w:r>
+        <w:rPr>
+          <w:rFonts w:ascii="Consolas" w:eastAsia="굴림" w:hAnsi="Consolas" w:cs="굴림"/>
+          <w:color w:val="CCCCCC"/>
+          <w:kern w:val="0"/>
+          <w:sz w:val="21"/>
+          <w:szCs w:val="21"/>
+        </w:rPr>
+        <w:t>(</w:t>
+      </w:r>
+      <w:proofErr w:type="gramEnd"/>
+      <w:r>
+        <w:rPr>
+          <w:rFonts w:ascii="Consolas" w:eastAsia="굴림" w:hAnsi="Consolas" w:cs="굴림"/>
+          <w:color w:val="4EC9B0"/>
+          <w:kern w:val="0"/>
+          <w:sz w:val="21"/>
+          <w:szCs w:val="21"/>
+        </w:rPr>
+        <w:t>FSM</w:t>
+      </w:r>
+      <w:r>
+        <w:rPr>
+          <w:rFonts w:ascii="Consolas" w:eastAsia="굴림" w:hAnsi="Consolas" w:cs="굴림"/>
+          <w:color w:val="569CD6"/>
+          <w:kern w:val="0"/>
+          <w:sz w:val="21"/>
+          <w:szCs w:val="21"/>
+        </w:rPr>
+        <w:t>&amp;</w:t>
+      </w:r>
+      <w:r>
+        <w:rPr>
+          <w:rFonts w:ascii="Consolas" w:eastAsia="굴림" w:hAnsi="Consolas" w:cs="굴림"/>
+          <w:color w:val="CCCCCC"/>
+          <w:kern w:val="0"/>
+          <w:sz w:val="21"/>
+          <w:szCs w:val="21"/>
+        </w:rPr>
+        <w:t xml:space="preserve"> </w:t>
+      </w:r>
+      <w:proofErr w:type="spellStart"/>
+      <w:proofErr w:type="gramStart"/>
+      <w:r>
+        <w:rPr>
+          <w:rFonts w:ascii="Consolas" w:eastAsia="굴림" w:hAnsi="Consolas" w:cs="굴림"/>
+          <w:color w:val="9CDCFE"/>
+          <w:kern w:val="0"/>
+          <w:sz w:val="21"/>
+          <w:szCs w:val="21"/>
+        </w:rPr>
+        <w:t>fsm</w:t>
+      </w:r>
+      <w:proofErr w:type="spellEnd"/>
+      <w:r>
+        <w:rPr>
+          <w:rFonts w:ascii="Consolas" w:eastAsia="굴림" w:hAnsi="Consolas" w:cs="굴림"/>
+          <w:color w:val="CCCCCC"/>
+          <w:kern w:val="0"/>
+          <w:sz w:val="21"/>
+          <w:szCs w:val="21"/>
+        </w:rPr>
+        <w:t>) {</w:t>
+      </w:r>
+      <w:proofErr w:type="gramEnd"/>
+    </w:p>
+    <w:p>
+      <w:pPr>
+        <w:widowControl/>
+        <w:shd w:val="clear" w:color="auto" w:fill="1F1F1F"/>
+        <w:wordWrap/>
+        <w:autoSpaceDE/>
+        <w:autoSpaceDN/>
+        <w:spacing w:after="0" w:line="285" w:lineRule="atLeast"/>
+        <w:jc w:val="left"/>
+        <w:rPr>
+          <w:rFonts w:ascii="Consolas" w:eastAsia="굴림" w:hAnsi="Consolas" w:cs="굴림"/>
+          <w:color w:val="CCCCCC"/>
+          <w:kern w:val="0"/>
+          <w:sz w:val="21"/>
+          <w:szCs w:val="21"/>
+        </w:rPr>
+      </w:pPr>
+      <w:r>
+        <w:rPr>
+          <w:rFonts w:ascii="Consolas" w:eastAsia="굴림" w:hAnsi="Consolas" w:cs="굴림"/>
+          <w:color w:val="CCCCCC"/>
+          <w:kern w:val="0"/>
+          <w:sz w:val="21"/>
+          <w:szCs w:val="21"/>
+        </w:rPr>
+        <w:t xml:space="preserve">    </w:t>
+      </w:r>
+      <w:r>
+        <w:rPr>
+          <w:rFonts w:ascii="Consolas" w:eastAsia="굴림" w:hAnsi="Consolas" w:cs="굴림"/>
+          <w:color w:val="C586C0"/>
+          <w:kern w:val="0"/>
+          <w:sz w:val="21"/>
+          <w:szCs w:val="21"/>
+        </w:rPr>
+        <w:t>for</w:t>
+      </w:r>
+      <w:r>
+        <w:rPr>
+          <w:rFonts w:ascii="Consolas" w:eastAsia="굴림" w:hAnsi="Consolas" w:cs="굴림"/>
+          <w:color w:val="CCCCCC"/>
+          <w:kern w:val="0"/>
+          <w:sz w:val="21"/>
+          <w:szCs w:val="21"/>
+        </w:rPr>
+        <w:t xml:space="preserve"> </w:t>
+      </w:r>
+      <w:proofErr w:type="gramStart"/>
+      <w:r>
+        <w:rPr>
+          <w:rFonts w:ascii="Consolas" w:eastAsia="굴림" w:hAnsi="Consolas" w:cs="굴림"/>
+          <w:color w:val="CCCCCC"/>
+          <w:kern w:val="0"/>
+          <w:sz w:val="21"/>
+          <w:szCs w:val="21"/>
+        </w:rPr>
+        <w:t>(;;)</w:t>
+      </w:r>
+      <w:proofErr w:type="gramEnd"/>
+      <w:r>
+        <w:rPr>
+          <w:rFonts w:ascii="Consolas" w:eastAsia="굴림" w:hAnsi="Consolas" w:cs="굴림"/>
+          <w:color w:val="CCCCCC"/>
+          <w:kern w:val="0"/>
+          <w:sz w:val="21"/>
+          <w:szCs w:val="21"/>
+        </w:rPr>
+        <w:t xml:space="preserve"> {</w:t>
+      </w:r>
+    </w:p>
+    <w:p>
+      <w:pPr>
+        <w:widowControl/>
+        <w:shd w:val="clear" w:color="auto" w:fill="1F1F1F"/>
+        <w:wordWrap/>
+        <w:autoSpaceDE/>
+        <w:autoSpaceDN/>
+        <w:spacing w:after="0" w:line="285" w:lineRule="atLeast"/>
+        <w:jc w:val="left"/>
+        <w:rPr>
+          <w:rFonts w:ascii="Consolas" w:eastAsia="굴림" w:hAnsi="Consolas" w:cs="굴림"/>
+          <w:color w:val="CCCCCC"/>
+          <w:kern w:val="0"/>
+          <w:sz w:val="21"/>
+          <w:szCs w:val="21"/>
+        </w:rPr>
+      </w:pPr>
+      <w:r>
+        <w:rPr>
+          <w:rFonts w:ascii="Consolas" w:eastAsia="굴림" w:hAnsi="Consolas" w:cs="굴림"/>
+          <w:color w:val="CCCCCC"/>
+          <w:kern w:val="0"/>
+          <w:sz w:val="21"/>
+          <w:szCs w:val="21"/>
+        </w:rPr>
+        <w:t xml:space="preserve">        </w:t>
+      </w:r>
+      <w:r>
+        <w:rPr>
+          <w:rFonts w:ascii="Consolas" w:eastAsia="굴림" w:hAnsi="Consolas" w:cs="굴림"/>
+          <w:color w:val="C586C0"/>
+          <w:kern w:val="0"/>
+          <w:sz w:val="21"/>
+          <w:szCs w:val="21"/>
+        </w:rPr>
+        <w:t>while</w:t>
+      </w:r>
+      <w:r>
+        <w:rPr>
+          <w:rFonts w:ascii="Consolas" w:eastAsia="굴림" w:hAnsi="Consolas" w:cs="굴림"/>
+          <w:color w:val="CCCCCC"/>
+          <w:kern w:val="0"/>
+          <w:sz w:val="21"/>
+          <w:szCs w:val="21"/>
+        </w:rPr>
+        <w:t xml:space="preserve"> (</w:t>
+      </w:r>
+      <w:r>
+        <w:rPr>
+          <w:rFonts w:ascii="Consolas" w:eastAsia="굴림" w:hAnsi="Consolas" w:cs="굴림"/>
+          <w:color w:val="569CD6"/>
+          <w:kern w:val="0"/>
+          <w:sz w:val="21"/>
+          <w:szCs w:val="21"/>
+        </w:rPr>
+        <w:t>auto</w:t>
+      </w:r>
+      <w:r>
+        <w:rPr>
+          <w:rFonts w:ascii="Consolas" w:eastAsia="굴림" w:hAnsi="Consolas" w:cs="굴림"/>
+          <w:color w:val="CCCCCC"/>
+          <w:kern w:val="0"/>
+          <w:sz w:val="21"/>
+          <w:szCs w:val="21"/>
+        </w:rPr>
+        <w:t xml:space="preserve"> </w:t>
+      </w:r>
+      <w:r>
+        <w:rPr>
+          <w:rFonts w:ascii="Consolas" w:eastAsia="굴림" w:hAnsi="Consolas" w:cs="굴림"/>
+          <w:color w:val="9CDCFE"/>
+          <w:kern w:val="0"/>
+          <w:sz w:val="21"/>
+          <w:szCs w:val="21"/>
+        </w:rPr>
+        <w:t>events</w:t>
+      </w:r>
+      <w:r>
+        <w:rPr>
+          <w:rFonts w:ascii="Consolas" w:eastAsia="굴림" w:hAnsi="Consolas" w:cs="굴림"/>
+          <w:color w:val="CCCCCC"/>
+          <w:kern w:val="0"/>
+          <w:sz w:val="21"/>
+          <w:szCs w:val="21"/>
+        </w:rPr>
+        <w:t xml:space="preserve"> </w:t>
+      </w:r>
+      <w:r>
+        <w:rPr>
+          <w:rFonts w:ascii="Consolas" w:eastAsia="굴림" w:hAnsi="Consolas" w:cs="굴림"/>
+          <w:color w:val="D4D4D4"/>
+          <w:kern w:val="0"/>
+          <w:sz w:val="21"/>
+          <w:szCs w:val="21"/>
+        </w:rPr>
+        <w:t>=</w:t>
+      </w:r>
+      <w:r>
+        <w:rPr>
+          <w:rFonts w:ascii="Consolas" w:eastAsia="굴림" w:hAnsi="Consolas" w:cs="굴림"/>
+          <w:color w:val="CCCCCC"/>
+          <w:kern w:val="0"/>
+          <w:sz w:val="21"/>
+          <w:szCs w:val="21"/>
+        </w:rPr>
+        <w:t xml:space="preserve"> </w:t>
+      </w:r>
+      <w:proofErr w:type="spellStart"/>
+      <w:r>
+        <w:rPr>
+          <w:rFonts w:ascii="Consolas" w:eastAsia="굴림" w:hAnsi="Consolas" w:cs="굴림"/>
+          <w:color w:val="C586C0"/>
+          <w:kern w:val="0"/>
+          <w:sz w:val="21"/>
+          <w:szCs w:val="21"/>
+        </w:rPr>
+        <w:t>co_await</w:t>
+      </w:r>
+      <w:proofErr w:type="spellEnd"/>
+      <w:r>
+        <w:rPr>
+          <w:rFonts w:ascii="Consolas" w:eastAsia="굴림" w:hAnsi="Consolas" w:cs="굴림"/>
+          <w:color w:val="CCCCCC"/>
+          <w:kern w:val="0"/>
+          <w:sz w:val="21"/>
+          <w:szCs w:val="21"/>
+        </w:rPr>
+        <w:t xml:space="preserve"> </w:t>
+      </w:r>
+      <w:proofErr w:type="spellStart"/>
+      <w:proofErr w:type="gramStart"/>
+      <w:r>
+        <w:rPr>
+          <w:rFonts w:ascii="Consolas" w:eastAsia="굴림" w:hAnsi="Consolas" w:cs="굴림"/>
+          <w:color w:val="9CDCFE"/>
+          <w:kern w:val="0"/>
+          <w:sz w:val="21"/>
+          <w:szCs w:val="21"/>
+        </w:rPr>
+        <w:t>fsm</w:t>
+      </w:r>
+      <w:r>
+        <w:rPr>
+          <w:rFonts w:ascii="Consolas" w:eastAsia="굴림" w:hAnsi="Consolas" w:cs="굴림"/>
+          <w:color w:val="CCCCCC"/>
+          <w:kern w:val="0"/>
+          <w:sz w:val="21"/>
+          <w:szCs w:val="21"/>
+        </w:rPr>
+        <w:t>.</w:t>
+      </w:r>
+      <w:r>
+        <w:rPr>
+          <w:rFonts w:ascii="Consolas" w:eastAsia="굴림" w:hAnsi="Consolas" w:cs="굴림"/>
+          <w:color w:val="DCDCAA"/>
+          <w:kern w:val="0"/>
+          <w:sz w:val="21"/>
+          <w:szCs w:val="21"/>
+        </w:rPr>
+        <w:t>getEvents</w:t>
+      </w:r>
+      <w:proofErr w:type="spellEnd"/>
+      <w:proofErr w:type="gramEnd"/>
+      <w:r>
+        <w:rPr>
+          <w:rFonts w:ascii="Consolas" w:eastAsia="굴림" w:hAnsi="Consolas" w:cs="굴림"/>
+          <w:color w:val="CCCCCC"/>
+          <w:kern w:val="0"/>
+          <w:sz w:val="21"/>
+          <w:szCs w:val="21"/>
+        </w:rPr>
+        <w:t>(</w:t>
+      </w:r>
+      <w:proofErr w:type="gramStart"/>
+      <w:r>
+        <w:rPr>
+          <w:rFonts w:ascii="Consolas" w:eastAsia="굴림" w:hAnsi="Consolas" w:cs="굴림"/>
+          <w:color w:val="CCCCCC"/>
+          <w:kern w:val="0"/>
+          <w:sz w:val="21"/>
+          <w:szCs w:val="21"/>
+        </w:rPr>
+        <w:t>)) {</w:t>
+      </w:r>
+      <w:proofErr w:type="gramEnd"/>
+    </w:p>
+    <w:p>
+      <w:pPr>
+        <w:widowControl/>
+        <w:shd w:val="clear" w:color="auto" w:fill="1F1F1F"/>
+        <w:wordWrap/>
+        <w:autoSpaceDE/>
+        <w:autoSpaceDN/>
+        <w:spacing w:after="0" w:line="285" w:lineRule="atLeast"/>
+        <w:jc w:val="left"/>
+        <w:rPr>
+          <w:rFonts w:ascii="Consolas" w:eastAsia="굴림" w:hAnsi="Consolas" w:cs="굴림"/>
+          <w:color w:val="CCCCCC"/>
+          <w:kern w:val="0"/>
+          <w:sz w:val="21"/>
+          <w:szCs w:val="21"/>
+        </w:rPr>
+      </w:pPr>
+      <w:r>
+        <w:rPr>
+          <w:rFonts w:ascii="Consolas" w:eastAsia="굴림" w:hAnsi="Consolas" w:cs="굴림"/>
+          <w:color w:val="CCCCCC"/>
+          <w:kern w:val="0"/>
+          <w:sz w:val="21"/>
+          <w:szCs w:val="21"/>
+        </w:rPr>
+        <w:t xml:space="preserve">            </w:t>
+      </w:r>
+      <w:r>
+        <w:rPr>
+          <w:rFonts w:ascii="Consolas" w:eastAsia="굴림" w:hAnsi="Consolas" w:cs="굴림"/>
+          <w:color w:val="C586C0"/>
+          <w:kern w:val="0"/>
+          <w:sz w:val="21"/>
+          <w:szCs w:val="21"/>
+        </w:rPr>
+        <w:t>while</w:t>
+      </w:r>
+      <w:r>
+        <w:rPr>
+          <w:rFonts w:ascii="Consolas" w:eastAsia="굴림" w:hAnsi="Consolas" w:cs="굴림"/>
+          <w:color w:val="CCCCCC"/>
+          <w:kern w:val="0"/>
+          <w:sz w:val="21"/>
+          <w:szCs w:val="21"/>
+        </w:rPr>
+        <w:t xml:space="preserve"> (</w:t>
+      </w:r>
+      <w:r>
+        <w:rPr>
+          <w:rFonts w:ascii="Consolas" w:eastAsia="굴림" w:hAnsi="Consolas" w:cs="굴림"/>
+          <w:color w:val="569CD6"/>
+          <w:kern w:val="0"/>
+          <w:sz w:val="21"/>
+          <w:szCs w:val="21"/>
+        </w:rPr>
+        <w:t>auto</w:t>
+      </w:r>
+      <w:r>
+        <w:rPr>
+          <w:rFonts w:ascii="Consolas" w:eastAsia="굴림" w:hAnsi="Consolas" w:cs="굴림"/>
+          <w:color w:val="CCCCCC"/>
+          <w:kern w:val="0"/>
+          <w:sz w:val="21"/>
+          <w:szCs w:val="21"/>
+        </w:rPr>
+        <w:t xml:space="preserve"> </w:t>
+      </w:r>
+      <w:proofErr w:type="spellStart"/>
+      <w:r>
+        <w:rPr>
+          <w:rFonts w:ascii="Consolas" w:eastAsia="굴림" w:hAnsi="Consolas" w:cs="굴림"/>
+          <w:color w:val="9CDCFE"/>
+          <w:kern w:val="0"/>
+          <w:sz w:val="21"/>
+          <w:szCs w:val="21"/>
+        </w:rPr>
+        <w:t>ev</w:t>
+      </w:r>
+      <w:proofErr w:type="spellEnd"/>
+      <w:r>
+        <w:rPr>
+          <w:rFonts w:ascii="Consolas" w:eastAsia="굴림" w:hAnsi="Consolas" w:cs="굴림"/>
+          <w:color w:val="CCCCCC"/>
+          <w:kern w:val="0"/>
+          <w:sz w:val="21"/>
+          <w:szCs w:val="21"/>
+        </w:rPr>
+        <w:t xml:space="preserve"> </w:t>
+      </w:r>
+      <w:r>
+        <w:rPr>
+          <w:rFonts w:ascii="Consolas" w:eastAsia="굴림" w:hAnsi="Consolas" w:cs="굴림"/>
+          <w:color w:val="D4D4D4"/>
+          <w:kern w:val="0"/>
+          <w:sz w:val="21"/>
+          <w:szCs w:val="21"/>
+        </w:rPr>
+        <w:t>=</w:t>
+      </w:r>
+      <w:r>
+        <w:rPr>
+          <w:rFonts w:ascii="Consolas" w:eastAsia="굴림" w:hAnsi="Consolas" w:cs="굴림"/>
+          <w:color w:val="CCCCCC"/>
+          <w:kern w:val="0"/>
+          <w:sz w:val="21"/>
+          <w:szCs w:val="21"/>
+        </w:rPr>
+        <w:t xml:space="preserve"> </w:t>
+      </w:r>
+      <w:proofErr w:type="spellStart"/>
+      <w:proofErr w:type="gramStart"/>
+      <w:r>
+        <w:rPr>
+          <w:rFonts w:ascii="Consolas" w:eastAsia="굴림" w:hAnsi="Consolas" w:cs="굴림"/>
+          <w:color w:val="9CDCFE"/>
+          <w:kern w:val="0"/>
+          <w:sz w:val="21"/>
+          <w:szCs w:val="21"/>
+        </w:rPr>
+        <w:t>events</w:t>
+      </w:r>
+      <w:r>
+        <w:rPr>
+          <w:rFonts w:ascii="Consolas" w:eastAsia="굴림" w:hAnsi="Consolas" w:cs="굴림"/>
+          <w:color w:val="CCCCCC"/>
+          <w:kern w:val="0"/>
+          <w:sz w:val="21"/>
+          <w:szCs w:val="21"/>
+        </w:rPr>
+        <w:t>.</w:t>
+      </w:r>
+      <w:r>
+        <w:rPr>
+          <w:rFonts w:ascii="Consolas" w:eastAsia="굴림" w:hAnsi="Consolas" w:cs="굴림"/>
+          <w:color w:val="DCDCAA"/>
+          <w:kern w:val="0"/>
+          <w:sz w:val="21"/>
+          <w:szCs w:val="21"/>
+        </w:rPr>
+        <w:t>pop</w:t>
+      </w:r>
+      <w:proofErr w:type="spellEnd"/>
+      <w:r>
+        <w:rPr>
+          <w:rFonts w:ascii="Consolas" w:eastAsia="굴림" w:hAnsi="Consolas" w:cs="굴림"/>
+          <w:color w:val="CCCCCC"/>
+          <w:kern w:val="0"/>
+          <w:sz w:val="21"/>
+          <w:szCs w:val="21"/>
+        </w:rPr>
+        <w:t>()) {</w:t>
+      </w:r>
+      <w:proofErr w:type="gramEnd"/>
+    </w:p>
+    <w:p>
+      <w:pPr>
+        <w:widowControl/>
+        <w:shd w:val="clear" w:color="auto" w:fill="1F1F1F"/>
+        <w:wordWrap/>
+        <w:autoSpaceDE/>
+        <w:autoSpaceDN/>
+        <w:spacing w:after="0" w:line="285" w:lineRule="atLeast"/>
+        <w:jc w:val="left"/>
+        <w:rPr>
+          <w:rFonts w:ascii="Consolas" w:eastAsia="굴림" w:hAnsi="Consolas" w:cs="굴림"/>
+          <w:color w:val="CCCCCC"/>
+          <w:kern w:val="0"/>
+          <w:sz w:val="21"/>
+          <w:szCs w:val="21"/>
+        </w:rPr>
+      </w:pPr>
+      <w:r>
+        <w:rPr>
+          <w:rFonts w:ascii="Consolas" w:eastAsia="굴림" w:hAnsi="Consolas" w:cs="굴림"/>
+          <w:color w:val="CCCCCC"/>
+          <w:kern w:val="0"/>
+          <w:sz w:val="21"/>
+          <w:szCs w:val="21"/>
+        </w:rPr>
+        <w:t xml:space="preserve">                </w:t>
+      </w:r>
+      <w:proofErr w:type="gramStart"/>
+      <w:r>
+        <w:rPr>
+          <w:rFonts w:ascii="Consolas" w:eastAsia="굴림" w:hAnsi="Consolas" w:cs="굴림"/>
+          <w:color w:val="4EC9B0"/>
+          <w:kern w:val="0"/>
+          <w:sz w:val="21"/>
+          <w:szCs w:val="21"/>
+        </w:rPr>
+        <w:t>std</w:t>
+      </w:r>
+      <w:r>
+        <w:rPr>
+          <w:rFonts w:ascii="Consolas" w:eastAsia="굴림" w:hAnsi="Consolas" w:cs="굴림"/>
+          <w:color w:val="CCCCCC"/>
+          <w:kern w:val="0"/>
+          <w:sz w:val="21"/>
+          <w:szCs w:val="21"/>
+        </w:rPr>
+        <w:t>::</w:t>
+      </w:r>
+      <w:proofErr w:type="spellStart"/>
+      <w:proofErr w:type="gramEnd"/>
+      <w:r>
+        <w:rPr>
+          <w:rFonts w:ascii="Consolas" w:eastAsia="굴림" w:hAnsi="Consolas" w:cs="굴림"/>
+          <w:color w:val="9CDCFE"/>
+          <w:kern w:val="0"/>
+          <w:sz w:val="21"/>
+          <w:szCs w:val="21"/>
+        </w:rPr>
+        <w:t>cout</w:t>
+      </w:r>
+      <w:proofErr w:type="spellEnd"/>
+      <w:r>
+        <w:rPr>
+          <w:rFonts w:ascii="Consolas" w:eastAsia="굴림" w:hAnsi="Consolas" w:cs="굴림"/>
+          <w:color w:val="CCCCCC"/>
+          <w:kern w:val="0"/>
+          <w:sz w:val="21"/>
+          <w:szCs w:val="21"/>
+        </w:rPr>
+        <w:t xml:space="preserve"> </w:t>
+      </w:r>
+      <w:r>
+        <w:rPr>
+          <w:rFonts w:ascii="Consolas" w:eastAsia="굴림" w:hAnsi="Consolas" w:cs="굴림"/>
+          <w:color w:val="D4D4D4"/>
+          <w:kern w:val="0"/>
+          <w:sz w:val="21"/>
+          <w:szCs w:val="21"/>
+        </w:rPr>
+        <w:t>&lt;&lt;</w:t>
+      </w:r>
+      <w:r>
+        <w:rPr>
+          <w:rFonts w:ascii="Consolas" w:eastAsia="굴림" w:hAnsi="Consolas" w:cs="굴림"/>
+          <w:color w:val="CCCCCC"/>
+          <w:kern w:val="0"/>
+          <w:sz w:val="21"/>
+          <w:szCs w:val="21"/>
+        </w:rPr>
+        <w:t xml:space="preserve"> </w:t>
+      </w:r>
+      <w:r>
+        <w:rPr>
+          <w:rFonts w:ascii="Consolas" w:eastAsia="굴림" w:hAnsi="Consolas" w:cs="굴림"/>
+          <w:color w:val="CE9178"/>
+          <w:kern w:val="0"/>
+          <w:sz w:val="21"/>
+          <w:szCs w:val="21"/>
+        </w:rPr>
+        <w:t>"Event "</w:t>
+      </w:r>
+      <w:r>
+        <w:rPr>
+          <w:rFonts w:ascii="Consolas" w:eastAsia="굴림" w:hAnsi="Consolas" w:cs="굴림"/>
+          <w:color w:val="CCCCCC"/>
+          <w:kern w:val="0"/>
+          <w:sz w:val="21"/>
+          <w:szCs w:val="21"/>
+        </w:rPr>
+        <w:t xml:space="preserve"> </w:t>
+      </w:r>
+      <w:r>
+        <w:rPr>
+          <w:rFonts w:ascii="Consolas" w:eastAsia="굴림" w:hAnsi="Consolas" w:cs="굴림"/>
+          <w:color w:val="D4D4D4"/>
+          <w:kern w:val="0"/>
+          <w:sz w:val="21"/>
+          <w:szCs w:val="21"/>
+        </w:rPr>
+        <w:t>&lt;&lt;</w:t>
+      </w:r>
+      <w:r>
+        <w:rPr>
+          <w:rFonts w:ascii="Consolas" w:eastAsia="굴림" w:hAnsi="Consolas" w:cs="굴림"/>
+          <w:color w:val="CCCCCC"/>
+          <w:kern w:val="0"/>
+          <w:sz w:val="21"/>
+          <w:szCs w:val="21"/>
+        </w:rPr>
+        <w:t xml:space="preserve"> </w:t>
+      </w:r>
+      <w:proofErr w:type="spellStart"/>
+      <w:r>
+        <w:rPr>
+          <w:rFonts w:ascii="Consolas" w:eastAsia="굴림" w:hAnsi="Consolas" w:cs="굴림"/>
+          <w:color w:val="9CDCFE"/>
+          <w:kern w:val="0"/>
+          <w:sz w:val="21"/>
+          <w:szCs w:val="21"/>
+        </w:rPr>
+        <w:t>ev</w:t>
+      </w:r>
+      <w:proofErr w:type="spellEnd"/>
+      <w:r>
+        <w:rPr>
+          <w:rFonts w:ascii="Consolas" w:eastAsia="굴림" w:hAnsi="Consolas" w:cs="굴림"/>
+          <w:color w:val="CCCCCC"/>
+          <w:kern w:val="0"/>
+          <w:sz w:val="21"/>
+          <w:szCs w:val="21"/>
+        </w:rPr>
+        <w:t>-&gt;</w:t>
+      </w:r>
+      <w:r>
+        <w:rPr>
+          <w:rFonts w:ascii="Consolas" w:eastAsia="굴림" w:hAnsi="Consolas" w:cs="굴림"/>
+          <w:color w:val="9CDCFE"/>
+          <w:kern w:val="0"/>
+          <w:sz w:val="21"/>
+          <w:szCs w:val="21"/>
+        </w:rPr>
+        <w:t>get</w:t>
+      </w:r>
+      <w:r>
+        <w:rPr>
+          <w:rFonts w:ascii="Consolas" w:eastAsia="굴림" w:hAnsi="Consolas" w:cs="굴림"/>
+          <w:color w:val="D4D4D4"/>
+          <w:kern w:val="0"/>
+          <w:sz w:val="21"/>
+          <w:szCs w:val="21"/>
+        </w:rPr>
+        <w:t>&lt;</w:t>
+      </w:r>
+      <w:r>
+        <w:rPr>
+          <w:rFonts w:ascii="Consolas" w:eastAsia="굴림" w:hAnsi="Consolas" w:cs="굴림"/>
+          <w:color w:val="569CD6"/>
+          <w:kern w:val="0"/>
+          <w:sz w:val="21"/>
+          <w:szCs w:val="21"/>
+        </w:rPr>
+        <w:t>int</w:t>
+      </w:r>
+      <w:proofErr w:type="gramStart"/>
+      <w:r>
+        <w:rPr>
+          <w:rFonts w:ascii="Consolas" w:eastAsia="굴림" w:hAnsi="Consolas" w:cs="굴림"/>
+          <w:color w:val="D4D4D4"/>
+          <w:kern w:val="0"/>
+          <w:sz w:val="21"/>
+          <w:szCs w:val="21"/>
+        </w:rPr>
+        <w:t>&gt;</w:t>
+      </w:r>
+      <w:r>
+        <w:rPr>
+          <w:rFonts w:ascii="Consolas" w:eastAsia="굴림" w:hAnsi="Consolas" w:cs="굴림"/>
+          <w:color w:val="CCCCCC"/>
+          <w:kern w:val="0"/>
+          <w:sz w:val="21"/>
+          <w:szCs w:val="21"/>
+        </w:rPr>
+        <w:t>(</w:t>
+      </w:r>
+      <w:proofErr w:type="gramEnd"/>
+      <w:r>
+        <w:rPr>
+          <w:rFonts w:ascii="Consolas" w:eastAsia="굴림" w:hAnsi="Consolas" w:cs="굴림"/>
+          <w:color w:val="CCCCCC"/>
+          <w:kern w:val="0"/>
+          <w:sz w:val="21"/>
+          <w:szCs w:val="21"/>
+        </w:rPr>
+        <w:t xml:space="preserve">) </w:t>
+      </w:r>
+      <w:r>
+        <w:rPr>
+          <w:rFonts w:ascii="Consolas" w:eastAsia="굴림" w:hAnsi="Consolas" w:cs="굴림"/>
+          <w:color w:val="D4D4D4"/>
+          <w:kern w:val="0"/>
+          <w:sz w:val="21"/>
+          <w:szCs w:val="21"/>
+        </w:rPr>
+        <w:t>&lt;&lt;</w:t>
+      </w:r>
+      <w:r>
+        <w:rPr>
+          <w:rFonts w:ascii="Consolas" w:eastAsia="굴림" w:hAnsi="Consolas" w:cs="굴림"/>
+          <w:color w:val="CCCCCC"/>
+          <w:kern w:val="0"/>
+          <w:sz w:val="21"/>
+          <w:szCs w:val="21"/>
+        </w:rPr>
+        <w:t xml:space="preserve"> </w:t>
+      </w:r>
+      <w:r>
+        <w:rPr>
+          <w:rFonts w:ascii="Consolas" w:eastAsia="굴림" w:hAnsi="Consolas" w:cs="굴림"/>
+          <w:color w:val="CE9178"/>
+          <w:kern w:val="0"/>
+          <w:sz w:val="21"/>
+          <w:szCs w:val="21"/>
+        </w:rPr>
+        <w:t xml:space="preserve">" at </w:t>
+      </w:r>
+      <w:proofErr w:type="gramStart"/>
+      <w:r>
+        <w:rPr>
+          <w:rFonts w:ascii="Consolas" w:eastAsia="굴림" w:hAnsi="Consolas" w:cs="굴림"/>
+          <w:color w:val="CE9178"/>
+          <w:kern w:val="0"/>
+          <w:sz w:val="21"/>
+          <w:szCs w:val="21"/>
+        </w:rPr>
+        <w:t>ping!</w:t>
+      </w:r>
+      <w:r>
+        <w:rPr>
+          <w:rFonts w:ascii="Consolas" w:eastAsia="굴림" w:hAnsi="Consolas" w:cs="굴림"/>
+          <w:color w:val="D7BA7D"/>
+          <w:kern w:val="0"/>
+          <w:sz w:val="21"/>
+          <w:szCs w:val="21"/>
+        </w:rPr>
+        <w:t>\</w:t>
+      </w:r>
+      <w:proofErr w:type="gramEnd"/>
+      <w:r>
+        <w:rPr>
+          <w:rFonts w:ascii="Consolas" w:eastAsia="굴림" w:hAnsi="Consolas" w:cs="굴림"/>
+          <w:color w:val="D7BA7D"/>
+          <w:kern w:val="0"/>
+          <w:sz w:val="21"/>
+          <w:szCs w:val="21"/>
+        </w:rPr>
+        <w:t>n</w:t>
+      </w:r>
+      <w:proofErr w:type="gramStart"/>
+      <w:r>
+        <w:rPr>
+          <w:rFonts w:ascii="Consolas" w:eastAsia="굴림" w:hAnsi="Consolas" w:cs="굴림"/>
+          <w:color w:val="CE9178"/>
+          <w:kern w:val="0"/>
+          <w:sz w:val="21"/>
+          <w:szCs w:val="21"/>
+        </w:rPr>
+        <w:t>"</w:t>
+      </w:r>
+      <w:r>
+        <w:rPr>
+          <w:rFonts w:ascii="Consolas" w:eastAsia="굴림" w:hAnsi="Consolas" w:cs="굴림"/>
+          <w:color w:val="CCCCCC"/>
+          <w:kern w:val="0"/>
+          <w:sz w:val="21"/>
+          <w:szCs w:val="21"/>
+        </w:rPr>
+        <w:t>;</w:t>
+      </w:r>
+      <w:proofErr w:type="gramEnd"/>
+    </w:p>
+    <w:p>
+      <w:pPr>
+        <w:widowControl/>
+        <w:shd w:val="clear" w:color="auto" w:fill="1F1F1F"/>
+        <w:wordWrap/>
+        <w:autoSpaceDE/>
+        <w:autoSpaceDN/>
+        <w:spacing w:after="0" w:line="285" w:lineRule="atLeast"/>
+        <w:jc w:val="left"/>
+        <w:rPr>
+          <w:rFonts w:ascii="Consolas" w:eastAsia="굴림" w:hAnsi="Consolas" w:cs="굴림"/>
+          <w:color w:val="CCCCCC"/>
+          <w:kern w:val="0"/>
+          <w:sz w:val="21"/>
+          <w:szCs w:val="21"/>
+        </w:rPr>
+      </w:pPr>
+      <w:r>
+        <w:rPr>
+          <w:rFonts w:ascii="Consolas" w:eastAsia="굴림" w:hAnsi="Consolas" w:cs="굴림"/>
+          <w:color w:val="CCCCCC"/>
+          <w:kern w:val="0"/>
+          <w:sz w:val="21"/>
+          <w:szCs w:val="21"/>
+        </w:rPr>
+        <w:t>            }</w:t>
+      </w:r>
+    </w:p>
+    <w:p>
+      <w:pPr>
+        <w:widowControl/>
+        <w:shd w:val="clear" w:color="auto" w:fill="1F1F1F"/>
+        <w:wordWrap/>
+        <w:autoSpaceDE/>
+        <w:autoSpaceDN/>
+        <w:spacing w:after="0" w:line="285" w:lineRule="atLeast"/>
+        <w:jc w:val="left"/>
+        <w:rPr>
+          <w:rFonts w:ascii="Consolas" w:eastAsia="굴림" w:hAnsi="Consolas" w:cs="굴림"/>
+          <w:color w:val="CCCCCC"/>
+          <w:kern w:val="0"/>
+          <w:sz w:val="21"/>
+          <w:szCs w:val="21"/>
+        </w:rPr>
+      </w:pPr>
+      <w:r>
+        <w:rPr>
+          <w:rFonts w:ascii="Consolas" w:eastAsia="굴림" w:hAnsi="Consolas" w:cs="굴림"/>
+          <w:color w:val="CCCCCC"/>
+          <w:kern w:val="0"/>
+          <w:sz w:val="21"/>
+          <w:szCs w:val="21"/>
+        </w:rPr>
+        <w:t>        }</w:t>
+      </w:r>
+    </w:p>
+    <w:p>
+      <w:pPr>
+        <w:widowControl/>
+        <w:shd w:val="clear" w:color="auto" w:fill="1F1F1F"/>
+        <w:wordWrap/>
+        <w:autoSpaceDE/>
+        <w:autoSpaceDN/>
+        <w:spacing w:after="0" w:line="285" w:lineRule="atLeast"/>
+        <w:jc w:val="left"/>
+        <w:rPr>
+          <w:rFonts w:ascii="Consolas" w:eastAsia="굴림" w:hAnsi="Consolas" w:cs="굴림"/>
+          <w:color w:val="CCCCCC"/>
+          <w:kern w:val="0"/>
+          <w:sz w:val="21"/>
+          <w:szCs w:val="21"/>
+        </w:rPr>
+      </w:pPr>
+    </w:p>
+    <w:p>
+      <w:pPr>
+        <w:widowControl/>
+        <w:shd w:val="clear" w:color="auto" w:fill="1F1F1F"/>
+        <w:wordWrap/>
+        <w:autoSpaceDE/>
+        <w:autoSpaceDN/>
+        <w:spacing w:after="0" w:line="285" w:lineRule="atLeast"/>
+        <w:jc w:val="left"/>
+        <w:rPr>
+          <w:rFonts w:ascii="Consolas" w:eastAsia="굴림" w:hAnsi="Consolas" w:cs="굴림"/>
+          <w:color w:val="CCCCCC"/>
+          <w:kern w:val="0"/>
+          <w:sz w:val="21"/>
+          <w:szCs w:val="21"/>
+        </w:rPr>
+      </w:pPr>
+      <w:r>
+        <w:rPr>
+          <w:rFonts w:ascii="Consolas" w:eastAsia="굴림" w:hAnsi="Consolas" w:cs="굴림"/>
+          <w:color w:val="CCCCCC"/>
+          <w:kern w:val="0"/>
+          <w:sz w:val="21"/>
+          <w:szCs w:val="21"/>
+        </w:rPr>
+        <w:t xml:space="preserve">        </w:t>
+      </w:r>
+      <w:proofErr w:type="spellStart"/>
+      <w:proofErr w:type="gramStart"/>
+      <w:r>
+        <w:rPr>
+          <w:rFonts w:ascii="Consolas" w:eastAsia="굴림" w:hAnsi="Consolas" w:cs="굴림"/>
+          <w:color w:val="9CDCFE"/>
+          <w:kern w:val="0"/>
+          <w:sz w:val="21"/>
+          <w:szCs w:val="21"/>
+        </w:rPr>
+        <w:t>fsm</w:t>
+      </w:r>
+      <w:r>
+        <w:rPr>
+          <w:rFonts w:ascii="Consolas" w:eastAsia="굴림" w:hAnsi="Consolas" w:cs="굴림"/>
+          <w:color w:val="CCCCCC"/>
+          <w:kern w:val="0"/>
+          <w:sz w:val="21"/>
+          <w:szCs w:val="21"/>
+        </w:rPr>
+        <w:t>.</w:t>
+      </w:r>
+      <w:r>
+        <w:rPr>
+          <w:rFonts w:ascii="Consolas" w:eastAsia="굴림" w:hAnsi="Consolas" w:cs="굴림"/>
+          <w:color w:val="DCDCAA"/>
+          <w:kern w:val="0"/>
+          <w:sz w:val="21"/>
+          <w:szCs w:val="21"/>
+        </w:rPr>
+        <w:t>pushDeferredEvent</w:t>
+      </w:r>
+      <w:proofErr w:type="spellEnd"/>
+      <w:proofErr w:type="gramEnd"/>
+      <w:r>
+        <w:rPr>
+          <w:rFonts w:ascii="Consolas" w:eastAsia="굴림" w:hAnsi="Consolas" w:cs="굴림"/>
+          <w:color w:val="CCCCCC"/>
+          <w:kern w:val="0"/>
+          <w:sz w:val="21"/>
+          <w:szCs w:val="21"/>
+        </w:rPr>
+        <w:t>(</w:t>
+      </w:r>
+      <w:proofErr w:type="gramStart"/>
+      <w:r>
+        <w:rPr>
+          <w:rFonts w:ascii="Consolas" w:eastAsia="굴림" w:hAnsi="Consolas" w:cs="굴림"/>
+          <w:color w:val="4EC9B0"/>
+          <w:kern w:val="0"/>
+          <w:sz w:val="21"/>
+          <w:szCs w:val="21"/>
+        </w:rPr>
+        <w:t>Event</w:t>
+      </w:r>
+      <w:r>
+        <w:rPr>
+          <w:rFonts w:ascii="Consolas" w:eastAsia="굴림" w:hAnsi="Consolas" w:cs="굴림"/>
+          <w:color w:val="CCCCCC"/>
+          <w:kern w:val="0"/>
+          <w:sz w:val="21"/>
+          <w:szCs w:val="21"/>
+        </w:rPr>
+        <w:t>::</w:t>
+      </w:r>
+      <w:r>
+        <w:rPr>
+          <w:rFonts w:ascii="Consolas" w:eastAsia="굴림" w:hAnsi="Consolas" w:cs="굴림"/>
+          <w:color w:val="DCDCAA"/>
+          <w:kern w:val="0"/>
+          <w:sz w:val="21"/>
+          <w:szCs w:val="21"/>
+        </w:rPr>
+        <w:t>transition</w:t>
+      </w:r>
+      <w:r>
+        <w:rPr>
+          <w:rFonts w:ascii="Consolas" w:eastAsia="굴림" w:hAnsi="Consolas" w:cs="굴림"/>
+          <w:color w:val="CCCCCC"/>
+          <w:kern w:val="0"/>
+          <w:sz w:val="21"/>
+          <w:szCs w:val="21"/>
+        </w:rPr>
+        <w:t>(</w:t>
+      </w:r>
+      <w:proofErr w:type="gramEnd"/>
+      <w:r>
+        <w:rPr>
+          <w:rFonts w:ascii="Consolas" w:eastAsia="굴림" w:hAnsi="Consolas" w:cs="굴림"/>
+          <w:color w:val="CE9178"/>
+          <w:kern w:val="0"/>
+          <w:sz w:val="21"/>
+          <w:szCs w:val="21"/>
+        </w:rPr>
+        <w:t>"Ping"</w:t>
+      </w:r>
+      <w:r>
+        <w:rPr>
+          <w:rFonts w:ascii="Consolas" w:eastAsia="굴림" w:hAnsi="Consolas" w:cs="굴림"/>
+          <w:color w:val="CCCCCC"/>
+          <w:kern w:val="0"/>
+          <w:sz w:val="21"/>
+          <w:szCs w:val="21"/>
+        </w:rPr>
+        <w:t xml:space="preserve">, </w:t>
+      </w:r>
+      <w:r>
+        <w:rPr>
+          <w:rFonts w:ascii="Consolas" w:eastAsia="굴림" w:hAnsi="Consolas" w:cs="굴림"/>
+          <w:color w:val="CE9178"/>
+          <w:kern w:val="0"/>
+          <w:sz w:val="21"/>
+          <w:szCs w:val="21"/>
+        </w:rPr>
+        <w:t>"Pong"</w:t>
+      </w:r>
+      <w:r>
+        <w:rPr>
+          <w:rFonts w:ascii="Consolas" w:eastAsia="굴림" w:hAnsi="Consolas" w:cs="굴림"/>
+          <w:color w:val="CCCCCC"/>
+          <w:kern w:val="0"/>
+          <w:sz w:val="21"/>
+          <w:szCs w:val="21"/>
+        </w:rPr>
+        <w:t>)</w:t>
+      </w:r>
+      <w:proofErr w:type="gramStart"/>
+      <w:r>
+        <w:rPr>
+          <w:rFonts w:ascii="Consolas" w:eastAsia="굴림" w:hAnsi="Consolas" w:cs="굴림"/>
+          <w:color w:val="CCCCCC"/>
+          <w:kern w:val="0"/>
+          <w:sz w:val="21"/>
+          <w:szCs w:val="21"/>
+        </w:rPr>
+        <w:t>);</w:t>
+      </w:r>
+      <w:proofErr w:type="gramEnd"/>
+    </w:p>
+    <w:p>
+      <w:pPr>
+        <w:widowControl/>
+        <w:shd w:val="clear" w:color="auto" w:fill="1F1F1F"/>
+        <w:wordWrap/>
+        <w:autoSpaceDE/>
+        <w:autoSpaceDN/>
+        <w:spacing w:after="0" w:line="285" w:lineRule="atLeast"/>
+        <w:jc w:val="left"/>
+        <w:rPr>
+          <w:rFonts w:ascii="Consolas" w:eastAsia="굴림" w:hAnsi="Consolas" w:cs="굴림"/>
+          <w:color w:val="CCCCCC"/>
+          <w:kern w:val="0"/>
+          <w:sz w:val="21"/>
+          <w:szCs w:val="21"/>
+        </w:rPr>
+      </w:pPr>
+      <w:r>
+        <w:rPr>
+          <w:rFonts w:ascii="Consolas" w:eastAsia="굴림" w:hAnsi="Consolas" w:cs="굴림"/>
+          <w:color w:val="CCCCCC"/>
+          <w:kern w:val="0"/>
+          <w:sz w:val="21"/>
+          <w:szCs w:val="21"/>
+        </w:rPr>
+        <w:t xml:space="preserve">        </w:t>
+      </w:r>
+      <w:proofErr w:type="spellStart"/>
+      <w:r>
+        <w:rPr>
+          <w:rFonts w:ascii="Consolas" w:eastAsia="굴림" w:hAnsi="Consolas" w:cs="굴림"/>
+          <w:color w:val="C586C0"/>
+          <w:kern w:val="0"/>
+          <w:sz w:val="21"/>
+          <w:szCs w:val="21"/>
+        </w:rPr>
+        <w:t>co_await</w:t>
+      </w:r>
+      <w:proofErr w:type="spellEnd"/>
+      <w:r>
+        <w:rPr>
+          <w:rFonts w:ascii="Consolas" w:eastAsia="굴림" w:hAnsi="Consolas" w:cs="굴림"/>
+          <w:color w:val="CCCCCC"/>
+          <w:kern w:val="0"/>
+          <w:sz w:val="21"/>
+          <w:szCs w:val="21"/>
+        </w:rPr>
+        <w:t xml:space="preserve"> </w:t>
+      </w:r>
+      <w:proofErr w:type="spellStart"/>
+      <w:proofErr w:type="gramStart"/>
+      <w:r>
+        <w:rPr>
+          <w:rFonts w:ascii="Consolas" w:eastAsia="굴림" w:hAnsi="Consolas" w:cs="굴림"/>
+          <w:color w:val="9CDCFE"/>
+          <w:kern w:val="0"/>
+          <w:sz w:val="21"/>
+          <w:szCs w:val="21"/>
+        </w:rPr>
+        <w:t>fsm</w:t>
+      </w:r>
+      <w:r>
+        <w:rPr>
+          <w:rFonts w:ascii="Consolas" w:eastAsia="굴림" w:hAnsi="Consolas" w:cs="굴림"/>
+          <w:color w:val="CCCCCC"/>
+          <w:kern w:val="0"/>
+          <w:sz w:val="21"/>
+          <w:szCs w:val="21"/>
+        </w:rPr>
+        <w:t>.</w:t>
+      </w:r>
+      <w:r>
+        <w:rPr>
+          <w:rFonts w:ascii="Consolas" w:eastAsia="굴림" w:hAnsi="Consolas" w:cs="굴림"/>
+          <w:color w:val="DCDCAA"/>
+          <w:kern w:val="0"/>
+          <w:sz w:val="21"/>
+          <w:szCs w:val="21"/>
+        </w:rPr>
+        <w:t>completeStateUpdate</w:t>
+      </w:r>
+      <w:proofErr w:type="spellEnd"/>
+      <w:proofErr w:type="gramEnd"/>
+      <w:r>
+        <w:rPr>
+          <w:rFonts w:ascii="Consolas" w:eastAsia="굴림" w:hAnsi="Consolas" w:cs="굴림"/>
+          <w:color w:val="CCCCCC"/>
+          <w:kern w:val="0"/>
+          <w:sz w:val="21"/>
+          <w:szCs w:val="21"/>
+        </w:rPr>
+        <w:t>(</w:t>
+      </w:r>
+      <w:proofErr w:type="gramStart"/>
+      <w:r>
+        <w:rPr>
+          <w:rFonts w:ascii="Consolas" w:eastAsia="굴림" w:hAnsi="Consolas" w:cs="굴림"/>
+          <w:color w:val="CCCCCC"/>
+          <w:kern w:val="0"/>
+          <w:sz w:val="21"/>
+          <w:szCs w:val="21"/>
+        </w:rPr>
+        <w:t>);</w:t>
+      </w:r>
+      <w:proofErr w:type="gramEnd"/>
+    </w:p>
+    <w:p>
+      <w:pPr>
+        <w:widowControl/>
+        <w:shd w:val="clear" w:color="auto" w:fill="1F1F1F"/>
+        <w:wordWrap/>
+        <w:autoSpaceDE/>
+        <w:autoSpaceDN/>
+        <w:spacing w:after="0" w:line="285" w:lineRule="atLeast"/>
+        <w:jc w:val="left"/>
+        <w:rPr>
+          <w:rFonts w:ascii="Consolas" w:eastAsia="굴림" w:hAnsi="Consolas" w:cs="굴림"/>
+          <w:color w:val="CCCCCC"/>
+          <w:kern w:val="0"/>
+          <w:sz w:val="21"/>
+          <w:szCs w:val="21"/>
+        </w:rPr>
+      </w:pPr>
+      <w:r>
+        <w:rPr>
+          <w:rFonts w:ascii="Consolas" w:eastAsia="굴림" w:hAnsi="Consolas" w:cs="굴림"/>
+          <w:color w:val="CCCCCC"/>
+          <w:kern w:val="0"/>
+          <w:sz w:val="21"/>
+          <w:szCs w:val="21"/>
+        </w:rPr>
+        <w:t>    }</w:t>
+      </w:r>
+    </w:p>
+    <w:p>
+      <w:pPr>
+        <w:widowControl/>
+        <w:shd w:val="clear" w:color="auto" w:fill="1F1F1F"/>
+        <w:wordWrap/>
+        <w:autoSpaceDE/>
+        <w:autoSpaceDN/>
+        <w:spacing w:after="0" w:line="285" w:lineRule="atLeast"/>
+        <w:jc w:val="left"/>
+        <w:rPr>
+          <w:rFonts w:ascii="Consolas" w:eastAsia="굴림" w:hAnsi="Consolas" w:cs="굴림"/>
+          <w:color w:val="CCCCCC"/>
+          <w:kern w:val="0"/>
+          <w:sz w:val="21"/>
+          <w:szCs w:val="21"/>
+        </w:rPr>
+      </w:pPr>
+      <w:r>
+        <w:rPr>
+          <w:rFonts w:ascii="Consolas" w:eastAsia="굴림" w:hAnsi="Consolas" w:cs="굴림"/>
+          <w:color w:val="CCCCCC"/>
+          <w:kern w:val="0"/>
+          <w:sz w:val="21"/>
+          <w:szCs w:val="21"/>
+        </w:rPr>
+        <w:t>}</w:t>
+      </w:r>
+    </w:p>
+    <w:p>
+      <w:pPr>
+        <w:widowControl/>
+        <w:wordWrap/>
+        <w:autoSpaceDE/>
+        <w:autoSpaceDN/>
+        <w:rPr>
+          <w:rFonts w:ascii="Consolas" w:eastAsia="굴림" w:hAnsi="Consolas" w:cs="굴림" w:hint="eastAsia"/>
+          <w:color w:val="CCCCCC"/>
+          <w:kern w:val="0"/>
+          <w:sz w:val="21"/>
+          <w:szCs w:val="21"/>
+        </w:rPr>
+      </w:pPr>
+      <w:r>
+        <w:rPr>
+          <w:rFonts w:ascii="Consolas" w:eastAsia="굴림" w:hAnsi="Consolas" w:cs="굴림"/>
+          <w:color w:val="CCCCCC"/>
+          <w:kern w:val="0"/>
+          <w:sz w:val="21"/>
+          <w:szCs w:val="21"/>
+        </w:rPr>
+        <w:br w:type="page"/>
+      </w:r>
+    </w:p>
+    <w:p>
+      <w:pPr>
+        <w:pStyle w:val="a4"/>
+        <w:numPr>
+          <w:ilvl w:val="1"/>
+          <w:numId w:val="28"/>
+        </w:numPr>
+        <w:ind w:leftChars="0"/>
+        <w:rPr>
+          <w:rFonts w:hint="eastAsia"/>
+          <w:szCs w:val="20"/>
+        </w:rPr>
+      </w:pPr>
+      <w:r>
+        <w:rPr>
+          <w:rFonts w:hint="eastAsia"/>
+          <w:szCs w:val="20"/>
+        </w:rPr>
+        <w:lastRenderedPageBreak/>
+        <w:t>FSM은 다음과 같은 방식으로 초기화 및 실행</w:t>
+      </w:r>
+    </w:p>
+    <w:p>
+      <w:pPr>
+        <w:widowControl/>
+        <w:shd w:val="clear" w:color="auto" w:fill="1F1F1F"/>
+        <w:wordWrap/>
+        <w:autoSpaceDE/>
+        <w:autoSpaceDN/>
+        <w:spacing w:after="0" w:line="285" w:lineRule="atLeast"/>
+        <w:jc w:val="left"/>
+        <w:rPr>
+          <w:rFonts w:ascii="Consolas" w:eastAsia="굴림" w:hAnsi="Consolas" w:cs="굴림"/>
+          <w:color w:val="CCCCCC"/>
+          <w:kern w:val="0"/>
+          <w:sz w:val="21"/>
+          <w:szCs w:val="21"/>
+        </w:rPr>
+      </w:pPr>
+      <w:r>
+        <w:rPr>
+          <w:rFonts w:ascii="Consolas" w:eastAsia="굴림" w:hAnsi="Consolas" w:cs="굴림"/>
+          <w:color w:val="569CD6"/>
+          <w:kern w:val="0"/>
+          <w:sz w:val="21"/>
+          <w:szCs w:val="21"/>
+        </w:rPr>
+        <w:t>int</w:t>
+      </w:r>
+      <w:r>
+        <w:rPr>
+          <w:rFonts w:ascii="Consolas" w:eastAsia="굴림" w:hAnsi="Consolas" w:cs="굴림"/>
+          <w:color w:val="CCCCCC"/>
+          <w:kern w:val="0"/>
+          <w:sz w:val="21"/>
+          <w:szCs w:val="21"/>
+        </w:rPr>
+        <w:t xml:space="preserve"> </w:t>
+      </w:r>
+      <w:proofErr w:type="gramStart"/>
+      <w:r>
+        <w:rPr>
+          <w:rFonts w:ascii="Consolas" w:eastAsia="굴림" w:hAnsi="Consolas" w:cs="굴림"/>
+          <w:color w:val="DCDCAA"/>
+          <w:kern w:val="0"/>
+          <w:sz w:val="21"/>
+          <w:szCs w:val="21"/>
+        </w:rPr>
+        <w:t>main</w:t>
+      </w:r>
+      <w:r>
+        <w:rPr>
+          <w:rFonts w:ascii="Consolas" w:eastAsia="굴림" w:hAnsi="Consolas" w:cs="굴림"/>
+          <w:color w:val="CCCCCC"/>
+          <w:kern w:val="0"/>
+          <w:sz w:val="21"/>
+          <w:szCs w:val="21"/>
+        </w:rPr>
+        <w:t>(</w:t>
+      </w:r>
+      <w:proofErr w:type="gramEnd"/>
+      <w:r>
+        <w:rPr>
+          <w:rFonts w:ascii="Consolas" w:eastAsia="굴림" w:hAnsi="Consolas" w:cs="굴림"/>
+          <w:color w:val="CCCCCC"/>
+          <w:kern w:val="0"/>
+          <w:sz w:val="21"/>
+          <w:szCs w:val="21"/>
+        </w:rPr>
+        <w:t>) {</w:t>
+      </w:r>
+    </w:p>
+    <w:p>
+      <w:pPr>
+        <w:widowControl/>
+        <w:shd w:val="clear" w:color="auto" w:fill="1F1F1F"/>
+        <w:wordWrap/>
+        <w:autoSpaceDE/>
+        <w:autoSpaceDN/>
+        <w:spacing w:after="0" w:line="285" w:lineRule="atLeast"/>
+        <w:jc w:val="left"/>
+        <w:rPr>
+          <w:rFonts w:ascii="Consolas" w:eastAsia="굴림" w:hAnsi="Consolas" w:cs="굴림"/>
+          <w:color w:val="CCCCCC"/>
+          <w:kern w:val="0"/>
+          <w:sz w:val="21"/>
+          <w:szCs w:val="21"/>
+        </w:rPr>
+      </w:pPr>
+      <w:r>
+        <w:rPr>
+          <w:rFonts w:ascii="Consolas" w:eastAsia="굴림" w:hAnsi="Consolas" w:cs="굴림"/>
+          <w:color w:val="CCCCCC"/>
+          <w:kern w:val="0"/>
+          <w:sz w:val="21"/>
+          <w:szCs w:val="21"/>
+        </w:rPr>
+        <w:t xml:space="preserve">    </w:t>
+      </w:r>
+      <w:r>
+        <w:rPr>
+          <w:rFonts w:ascii="Consolas" w:eastAsia="굴림" w:hAnsi="Consolas" w:cs="굴림"/>
+          <w:color w:val="4EC9B0"/>
+          <w:kern w:val="0"/>
+          <w:sz w:val="21"/>
+          <w:szCs w:val="21"/>
+        </w:rPr>
+        <w:t>FSM</w:t>
+      </w:r>
+      <w:r>
+        <w:rPr>
+          <w:rFonts w:ascii="Consolas" w:eastAsia="굴림" w:hAnsi="Consolas" w:cs="굴림"/>
+          <w:color w:val="CCCCCC"/>
+          <w:kern w:val="0"/>
+          <w:sz w:val="21"/>
+          <w:szCs w:val="21"/>
+        </w:rPr>
+        <w:t xml:space="preserve"> </w:t>
+      </w:r>
+      <w:proofErr w:type="spellStart"/>
+      <w:r>
+        <w:rPr>
+          <w:rFonts w:ascii="Consolas" w:eastAsia="굴림" w:hAnsi="Consolas" w:cs="굴림"/>
+          <w:color w:val="9CDCFE"/>
+          <w:kern w:val="0"/>
+          <w:sz w:val="21"/>
+          <w:szCs w:val="21"/>
+        </w:rPr>
+        <w:t>myFSM</w:t>
+      </w:r>
+      <w:proofErr w:type="spellEnd"/>
+      <w:r>
+        <w:rPr>
+          <w:rFonts w:ascii="Consolas" w:eastAsia="굴림" w:hAnsi="Consolas" w:cs="굴림"/>
+          <w:color w:val="CCCCCC"/>
+          <w:kern w:val="0"/>
+          <w:sz w:val="21"/>
+          <w:szCs w:val="21"/>
+        </w:rPr>
+        <w:t>(</w:t>
+      </w:r>
+      <w:r>
+        <w:rPr>
+          <w:rFonts w:ascii="Consolas" w:eastAsia="굴림" w:hAnsi="Consolas" w:cs="굴림"/>
+          <w:color w:val="CE9178"/>
+          <w:kern w:val="0"/>
+          <w:sz w:val="21"/>
+          <w:szCs w:val="21"/>
+        </w:rPr>
+        <w:t>"</w:t>
+      </w:r>
+      <w:proofErr w:type="spellStart"/>
+      <w:r>
+        <w:rPr>
+          <w:rFonts w:ascii="Consolas" w:eastAsia="굴림" w:hAnsi="Consolas" w:cs="굴림"/>
+          <w:color w:val="CE9178"/>
+          <w:kern w:val="0"/>
+          <w:sz w:val="21"/>
+          <w:szCs w:val="21"/>
+        </w:rPr>
+        <w:t>myFSM</w:t>
+      </w:r>
+      <w:proofErr w:type="spellEnd"/>
+      <w:r>
+        <w:rPr>
+          <w:rFonts w:ascii="Consolas" w:eastAsia="굴림" w:hAnsi="Consolas" w:cs="굴림"/>
+          <w:color w:val="CE9178"/>
+          <w:kern w:val="0"/>
+          <w:sz w:val="21"/>
+          <w:szCs w:val="21"/>
+        </w:rPr>
+        <w:t>"</w:t>
+      </w:r>
+      <w:proofErr w:type="gramStart"/>
+      <w:r>
+        <w:rPr>
+          <w:rFonts w:ascii="Consolas" w:eastAsia="굴림" w:hAnsi="Consolas" w:cs="굴림"/>
+          <w:color w:val="CCCCCC"/>
+          <w:kern w:val="0"/>
+          <w:sz w:val="21"/>
+          <w:szCs w:val="21"/>
+        </w:rPr>
+        <w:t>);</w:t>
+      </w:r>
+      <w:proofErr w:type="gramEnd"/>
+    </w:p>
+    <w:p>
+      <w:pPr>
+        <w:widowControl/>
+        <w:shd w:val="clear" w:color="auto" w:fill="1F1F1F"/>
+        <w:wordWrap/>
+        <w:autoSpaceDE/>
+        <w:autoSpaceDN/>
+        <w:spacing w:after="0" w:line="285" w:lineRule="atLeast"/>
+        <w:jc w:val="left"/>
+        <w:rPr>
+          <w:rFonts w:ascii="Consolas" w:eastAsia="굴림" w:hAnsi="Consolas" w:cs="굴림"/>
+          <w:color w:val="CCCCCC"/>
+          <w:kern w:val="0"/>
+          <w:sz w:val="21"/>
+          <w:szCs w:val="21"/>
+        </w:rPr>
+      </w:pPr>
+      <w:r>
+        <w:rPr>
+          <w:rFonts w:ascii="Consolas" w:eastAsia="굴림" w:hAnsi="Consolas" w:cs="굴림"/>
+          <w:color w:val="CCCCCC"/>
+          <w:kern w:val="0"/>
+          <w:sz w:val="21"/>
+          <w:szCs w:val="21"/>
+        </w:rPr>
+        <w:t xml:space="preserve">    </w:t>
+      </w:r>
+      <w:proofErr w:type="spellStart"/>
+      <w:r>
+        <w:rPr>
+          <w:rFonts w:ascii="Consolas" w:eastAsia="굴림" w:hAnsi="Consolas" w:cs="굴림"/>
+          <w:color w:val="9CDCFE"/>
+          <w:kern w:val="0"/>
+          <w:sz w:val="21"/>
+          <w:szCs w:val="21"/>
+        </w:rPr>
+        <w:t>myFSM</w:t>
+      </w:r>
+      <w:r>
+        <w:rPr>
+          <w:rFonts w:ascii="Consolas" w:eastAsia="굴림" w:hAnsi="Consolas" w:cs="굴림"/>
+          <w:color w:val="CCCCCC"/>
+          <w:kern w:val="0"/>
+          <w:sz w:val="21"/>
+          <w:szCs w:val="21"/>
+        </w:rPr>
+        <w:t>.</w:t>
+      </w:r>
+      <w:r>
+        <w:rPr>
+          <w:rFonts w:ascii="Consolas" w:eastAsia="굴림" w:hAnsi="Consolas" w:cs="굴림"/>
+          <w:color w:val="DCDCAA"/>
+          <w:kern w:val="0"/>
+          <w:sz w:val="21"/>
+          <w:szCs w:val="21"/>
+        </w:rPr>
+        <w:t>addState</w:t>
+      </w:r>
+      <w:proofErr w:type="spellEnd"/>
+      <w:r>
+        <w:rPr>
+          <w:rFonts w:ascii="Consolas" w:eastAsia="굴림" w:hAnsi="Consolas" w:cs="굴림"/>
+          <w:color w:val="CCCCCC"/>
+          <w:kern w:val="0"/>
+          <w:sz w:val="21"/>
+          <w:szCs w:val="21"/>
+        </w:rPr>
+        <w:t>(</w:t>
+      </w:r>
+      <w:r>
+        <w:rPr>
+          <w:rFonts w:ascii="Consolas" w:eastAsia="굴림" w:hAnsi="Consolas" w:cs="굴림"/>
+          <w:color w:val="CE9178"/>
+          <w:kern w:val="0"/>
+          <w:sz w:val="21"/>
+          <w:szCs w:val="21"/>
+        </w:rPr>
+        <w:t>"Ping"</w:t>
+      </w:r>
+      <w:r>
+        <w:rPr>
+          <w:rFonts w:ascii="Consolas" w:eastAsia="굴림" w:hAnsi="Consolas" w:cs="굴림"/>
+          <w:color w:val="CCCCCC"/>
+          <w:kern w:val="0"/>
+          <w:sz w:val="21"/>
+          <w:szCs w:val="21"/>
+        </w:rPr>
+        <w:t xml:space="preserve">, </w:t>
+      </w:r>
+      <w:proofErr w:type="spellStart"/>
+      <w:r>
+        <w:rPr>
+          <w:rFonts w:ascii="Consolas" w:eastAsia="굴림" w:hAnsi="Consolas" w:cs="굴림"/>
+          <w:color w:val="9CDCFE"/>
+          <w:kern w:val="0"/>
+          <w:sz w:val="21"/>
+          <w:szCs w:val="21"/>
+        </w:rPr>
+        <w:t>pingState</w:t>
+      </w:r>
+      <w:proofErr w:type="spellEnd"/>
+      <w:proofErr w:type="gramStart"/>
+      <w:r>
+        <w:rPr>
+          <w:rFonts w:ascii="Consolas" w:eastAsia="굴림" w:hAnsi="Consolas" w:cs="굴림"/>
+          <w:color w:val="CCCCCC"/>
+          <w:kern w:val="0"/>
+          <w:sz w:val="21"/>
+          <w:szCs w:val="21"/>
+        </w:rPr>
+        <w:t>);</w:t>
+      </w:r>
+      <w:proofErr w:type="gramEnd"/>
+    </w:p>
+    <w:p>
+      <w:pPr>
+        <w:widowControl/>
+        <w:shd w:val="clear" w:color="auto" w:fill="1F1F1F"/>
+        <w:wordWrap/>
+        <w:autoSpaceDE/>
+        <w:autoSpaceDN/>
+        <w:spacing w:after="0" w:line="285" w:lineRule="atLeast"/>
+        <w:jc w:val="left"/>
+        <w:rPr>
+          <w:rFonts w:ascii="Consolas" w:eastAsia="굴림" w:hAnsi="Consolas" w:cs="굴림"/>
+          <w:color w:val="CCCCCC"/>
+          <w:kern w:val="0"/>
+          <w:sz w:val="21"/>
+          <w:szCs w:val="21"/>
+        </w:rPr>
+      </w:pPr>
+      <w:r>
+        <w:rPr>
+          <w:rFonts w:ascii="Consolas" w:eastAsia="굴림" w:hAnsi="Consolas" w:cs="굴림"/>
+          <w:color w:val="CCCCCC"/>
+          <w:kern w:val="0"/>
+          <w:sz w:val="21"/>
+          <w:szCs w:val="21"/>
+        </w:rPr>
+        <w:t xml:space="preserve">    </w:t>
+      </w:r>
+      <w:proofErr w:type="spellStart"/>
+      <w:r>
+        <w:rPr>
+          <w:rFonts w:ascii="Consolas" w:eastAsia="굴림" w:hAnsi="Consolas" w:cs="굴림"/>
+          <w:color w:val="9CDCFE"/>
+          <w:kern w:val="0"/>
+          <w:sz w:val="21"/>
+          <w:szCs w:val="21"/>
+        </w:rPr>
+        <w:t>myFSM</w:t>
+      </w:r>
+      <w:r>
+        <w:rPr>
+          <w:rFonts w:ascii="Consolas" w:eastAsia="굴림" w:hAnsi="Consolas" w:cs="굴림"/>
+          <w:color w:val="CCCCCC"/>
+          <w:kern w:val="0"/>
+          <w:sz w:val="21"/>
+          <w:szCs w:val="21"/>
+        </w:rPr>
+        <w:t>.</w:t>
+      </w:r>
+      <w:r>
+        <w:rPr>
+          <w:rFonts w:ascii="Consolas" w:eastAsia="굴림" w:hAnsi="Consolas" w:cs="굴림"/>
+          <w:color w:val="DCDCAA"/>
+          <w:kern w:val="0"/>
+          <w:sz w:val="21"/>
+          <w:szCs w:val="21"/>
+        </w:rPr>
+        <w:t>addState</w:t>
+      </w:r>
+      <w:proofErr w:type="spellEnd"/>
+      <w:r>
+        <w:rPr>
+          <w:rFonts w:ascii="Consolas" w:eastAsia="굴림" w:hAnsi="Consolas" w:cs="굴림"/>
+          <w:color w:val="CCCCCC"/>
+          <w:kern w:val="0"/>
+          <w:sz w:val="21"/>
+          <w:szCs w:val="21"/>
+        </w:rPr>
+        <w:t>(</w:t>
+      </w:r>
+      <w:r>
+        <w:rPr>
+          <w:rFonts w:ascii="Consolas" w:eastAsia="굴림" w:hAnsi="Consolas" w:cs="굴림"/>
+          <w:color w:val="CE9178"/>
+          <w:kern w:val="0"/>
+          <w:sz w:val="21"/>
+          <w:szCs w:val="21"/>
+        </w:rPr>
+        <w:t>"Pong"</w:t>
+      </w:r>
+      <w:r>
+        <w:rPr>
+          <w:rFonts w:ascii="Consolas" w:eastAsia="굴림" w:hAnsi="Consolas" w:cs="굴림"/>
+          <w:color w:val="CCCCCC"/>
+          <w:kern w:val="0"/>
+          <w:sz w:val="21"/>
+          <w:szCs w:val="21"/>
+        </w:rPr>
+        <w:t xml:space="preserve">, </w:t>
+      </w:r>
+      <w:proofErr w:type="spellStart"/>
+      <w:r>
+        <w:rPr>
+          <w:rFonts w:ascii="Consolas" w:eastAsia="굴림" w:hAnsi="Consolas" w:cs="굴림"/>
+          <w:color w:val="9CDCFE"/>
+          <w:kern w:val="0"/>
+          <w:sz w:val="21"/>
+          <w:szCs w:val="21"/>
+        </w:rPr>
+        <w:t>pongState</w:t>
+      </w:r>
+      <w:proofErr w:type="spellEnd"/>
+      <w:proofErr w:type="gramStart"/>
+      <w:r>
+        <w:rPr>
+          <w:rFonts w:ascii="Consolas" w:eastAsia="굴림" w:hAnsi="Consolas" w:cs="굴림"/>
+          <w:color w:val="CCCCCC"/>
+          <w:kern w:val="0"/>
+          <w:sz w:val="21"/>
+          <w:szCs w:val="21"/>
+        </w:rPr>
+        <w:t>);</w:t>
+      </w:r>
+      <w:proofErr w:type="gramEnd"/>
+    </w:p>
+    <w:p>
+      <w:pPr>
+        <w:widowControl/>
+        <w:shd w:val="clear" w:color="auto" w:fill="1F1F1F"/>
+        <w:wordWrap/>
+        <w:autoSpaceDE/>
+        <w:autoSpaceDN/>
+        <w:spacing w:after="0" w:line="285" w:lineRule="atLeast"/>
+        <w:jc w:val="left"/>
+        <w:rPr>
+          <w:rFonts w:ascii="Consolas" w:eastAsia="굴림" w:hAnsi="Consolas" w:cs="굴림"/>
+          <w:color w:val="CCCCCC"/>
+          <w:kern w:val="0"/>
+          <w:sz w:val="21"/>
+          <w:szCs w:val="21"/>
+        </w:rPr>
+      </w:pPr>
+      <w:r>
+        <w:rPr>
+          <w:rFonts w:ascii="Consolas" w:eastAsia="굴림" w:hAnsi="Consolas" w:cs="굴림"/>
+          <w:color w:val="CCCCCC"/>
+          <w:kern w:val="0"/>
+          <w:sz w:val="21"/>
+          <w:szCs w:val="21"/>
+        </w:rPr>
+        <w:t xml:space="preserve">    </w:t>
+      </w:r>
+      <w:proofErr w:type="spellStart"/>
+      <w:r>
+        <w:rPr>
+          <w:rFonts w:ascii="Consolas" w:eastAsia="굴림" w:hAnsi="Consolas" w:cs="굴림"/>
+          <w:color w:val="9CDCFE"/>
+          <w:kern w:val="0"/>
+          <w:sz w:val="21"/>
+          <w:szCs w:val="21"/>
+        </w:rPr>
+        <w:t>myFSM</w:t>
+      </w:r>
+      <w:r>
+        <w:rPr>
+          <w:rFonts w:ascii="Consolas" w:eastAsia="굴림" w:hAnsi="Consolas" w:cs="굴림"/>
+          <w:color w:val="CCCCCC"/>
+          <w:kern w:val="0"/>
+          <w:sz w:val="21"/>
+          <w:szCs w:val="21"/>
+        </w:rPr>
+        <w:t>.</w:t>
+      </w:r>
+      <w:r>
+        <w:rPr>
+          <w:rFonts w:ascii="Consolas" w:eastAsia="굴림" w:hAnsi="Consolas" w:cs="굴림"/>
+          <w:color w:val="DCDCAA"/>
+          <w:kern w:val="0"/>
+          <w:sz w:val="21"/>
+          <w:szCs w:val="21"/>
+        </w:rPr>
+        <w:t>addTransition</w:t>
+      </w:r>
+      <w:proofErr w:type="spellEnd"/>
+      <w:r>
+        <w:rPr>
+          <w:rFonts w:ascii="Consolas" w:eastAsia="굴림" w:hAnsi="Consolas" w:cs="굴림"/>
+          <w:color w:val="CCCCCC"/>
+          <w:kern w:val="0"/>
+          <w:sz w:val="21"/>
+          <w:szCs w:val="21"/>
+        </w:rPr>
+        <w:t>(</w:t>
+      </w:r>
+      <w:r>
+        <w:rPr>
+          <w:rFonts w:ascii="Consolas" w:eastAsia="굴림" w:hAnsi="Consolas" w:cs="굴림"/>
+          <w:color w:val="CE9178"/>
+          <w:kern w:val="0"/>
+          <w:sz w:val="21"/>
+          <w:szCs w:val="21"/>
+        </w:rPr>
+        <w:t>"Ping"</w:t>
+      </w:r>
+      <w:r>
+        <w:rPr>
+          <w:rFonts w:ascii="Consolas" w:eastAsia="굴림" w:hAnsi="Consolas" w:cs="굴림"/>
+          <w:color w:val="CCCCCC"/>
+          <w:kern w:val="0"/>
+          <w:sz w:val="21"/>
+          <w:szCs w:val="21"/>
+        </w:rPr>
+        <w:t xml:space="preserve">, </w:t>
+      </w:r>
+      <w:r>
+        <w:rPr>
+          <w:rFonts w:ascii="Consolas" w:eastAsia="굴림" w:hAnsi="Consolas" w:cs="굴림"/>
+          <w:color w:val="CE9178"/>
+          <w:kern w:val="0"/>
+          <w:sz w:val="21"/>
+          <w:szCs w:val="21"/>
+        </w:rPr>
+        <w:t>"Pong"</w:t>
+      </w:r>
+      <w:r>
+        <w:rPr>
+          <w:rFonts w:ascii="Consolas" w:eastAsia="굴림" w:hAnsi="Consolas" w:cs="굴림"/>
+          <w:color w:val="CCCCCC"/>
+          <w:kern w:val="0"/>
+          <w:sz w:val="21"/>
+          <w:szCs w:val="21"/>
+        </w:rPr>
+        <w:t xml:space="preserve">, </w:t>
+      </w:r>
+      <w:proofErr w:type="gramStart"/>
+      <w:r>
+        <w:rPr>
+          <w:rFonts w:ascii="Consolas" w:eastAsia="굴림" w:hAnsi="Consolas" w:cs="굴림"/>
+          <w:color w:val="CCCCCC"/>
+          <w:kern w:val="0"/>
+          <w:sz w:val="21"/>
+          <w:szCs w:val="21"/>
+        </w:rPr>
+        <w:t>[](</w:t>
+      </w:r>
+      <w:proofErr w:type="gramEnd"/>
+      <w:r>
+        <w:rPr>
+          <w:rFonts w:ascii="Consolas" w:eastAsia="굴림" w:hAnsi="Consolas" w:cs="굴림"/>
+          <w:color w:val="CCCCCC"/>
+          <w:kern w:val="0"/>
+          <w:sz w:val="21"/>
+          <w:szCs w:val="21"/>
+        </w:rPr>
+        <w:t xml:space="preserve">) </w:t>
+      </w:r>
+      <w:proofErr w:type="gramStart"/>
+      <w:r>
+        <w:rPr>
+          <w:rFonts w:ascii="Consolas" w:eastAsia="굴림" w:hAnsi="Consolas" w:cs="굴림"/>
+          <w:color w:val="CCCCCC"/>
+          <w:kern w:val="0"/>
+          <w:sz w:val="21"/>
+          <w:szCs w:val="21"/>
+        </w:rPr>
+        <w:t xml:space="preserve">{ </w:t>
+      </w:r>
+      <w:r>
+        <w:rPr>
+          <w:rFonts w:ascii="Consolas" w:eastAsia="굴림" w:hAnsi="Consolas" w:cs="굴림"/>
+          <w:color w:val="4EC9B0"/>
+          <w:kern w:val="0"/>
+          <w:sz w:val="21"/>
+          <w:szCs w:val="21"/>
+        </w:rPr>
+        <w:t>std</w:t>
+      </w:r>
+      <w:r>
+        <w:rPr>
+          <w:rFonts w:ascii="Consolas" w:eastAsia="굴림" w:hAnsi="Consolas" w:cs="굴림"/>
+          <w:color w:val="CCCCCC"/>
+          <w:kern w:val="0"/>
+          <w:sz w:val="21"/>
+          <w:szCs w:val="21"/>
+        </w:rPr>
+        <w:t>::</w:t>
+      </w:r>
+      <w:proofErr w:type="spellStart"/>
+      <w:proofErr w:type="gramEnd"/>
+      <w:r>
+        <w:rPr>
+          <w:rFonts w:ascii="Consolas" w:eastAsia="굴림" w:hAnsi="Consolas" w:cs="굴림"/>
+          <w:color w:val="9CDCFE"/>
+          <w:kern w:val="0"/>
+          <w:sz w:val="21"/>
+          <w:szCs w:val="21"/>
+        </w:rPr>
+        <w:t>cout</w:t>
+      </w:r>
+      <w:proofErr w:type="spellEnd"/>
+      <w:r>
+        <w:rPr>
+          <w:rFonts w:ascii="Consolas" w:eastAsia="굴림" w:hAnsi="Consolas" w:cs="굴림"/>
+          <w:color w:val="CCCCCC"/>
+          <w:kern w:val="0"/>
+          <w:sz w:val="21"/>
+          <w:szCs w:val="21"/>
+        </w:rPr>
+        <w:t xml:space="preserve"> </w:t>
+      </w:r>
+      <w:r>
+        <w:rPr>
+          <w:rFonts w:ascii="Consolas" w:eastAsia="굴림" w:hAnsi="Consolas" w:cs="굴림"/>
+          <w:color w:val="D4D4D4"/>
+          <w:kern w:val="0"/>
+          <w:sz w:val="21"/>
+          <w:szCs w:val="21"/>
+        </w:rPr>
+        <w:t>&lt;&lt;</w:t>
+      </w:r>
+      <w:r>
+        <w:rPr>
+          <w:rFonts w:ascii="Consolas" w:eastAsia="굴림" w:hAnsi="Consolas" w:cs="굴림"/>
+          <w:color w:val="CCCCCC"/>
+          <w:kern w:val="0"/>
+          <w:sz w:val="21"/>
+          <w:szCs w:val="21"/>
+        </w:rPr>
+        <w:t xml:space="preserve"> </w:t>
+      </w:r>
+      <w:r>
+        <w:rPr>
+          <w:rFonts w:ascii="Consolas" w:eastAsia="굴림" w:hAnsi="Consolas" w:cs="굴림"/>
+          <w:color w:val="CE9178"/>
+          <w:kern w:val="0"/>
+          <w:sz w:val="21"/>
+          <w:szCs w:val="21"/>
+        </w:rPr>
+        <w:t xml:space="preserve">"Ping -&gt; </w:t>
+      </w:r>
+      <w:proofErr w:type="gramStart"/>
+      <w:r>
+        <w:rPr>
+          <w:rFonts w:ascii="Consolas" w:eastAsia="굴림" w:hAnsi="Consolas" w:cs="굴림"/>
+          <w:color w:val="CE9178"/>
+          <w:kern w:val="0"/>
+          <w:sz w:val="21"/>
+          <w:szCs w:val="21"/>
+        </w:rPr>
+        <w:t>Pong!</w:t>
+      </w:r>
+      <w:r>
+        <w:rPr>
+          <w:rFonts w:ascii="Consolas" w:eastAsia="굴림" w:hAnsi="Consolas" w:cs="굴림"/>
+          <w:color w:val="D7BA7D"/>
+          <w:kern w:val="0"/>
+          <w:sz w:val="21"/>
+          <w:szCs w:val="21"/>
+        </w:rPr>
+        <w:t>\</w:t>
+      </w:r>
+      <w:proofErr w:type="gramEnd"/>
+      <w:r>
+        <w:rPr>
+          <w:rFonts w:ascii="Consolas" w:eastAsia="굴림" w:hAnsi="Consolas" w:cs="굴림"/>
+          <w:color w:val="D7BA7D"/>
+          <w:kern w:val="0"/>
+          <w:sz w:val="21"/>
+          <w:szCs w:val="21"/>
+        </w:rPr>
+        <w:t>n</w:t>
+      </w:r>
+      <w:r>
+        <w:rPr>
+          <w:rFonts w:ascii="Consolas" w:eastAsia="굴림" w:hAnsi="Consolas" w:cs="굴림"/>
+          <w:color w:val="CE9178"/>
+          <w:kern w:val="0"/>
+          <w:sz w:val="21"/>
+          <w:szCs w:val="21"/>
+        </w:rPr>
+        <w:t>"</w:t>
+      </w:r>
+      <w:proofErr w:type="gramStart"/>
+      <w:r>
+        <w:rPr>
+          <w:rFonts w:ascii="Consolas" w:eastAsia="굴림" w:hAnsi="Consolas" w:cs="굴림"/>
+          <w:color w:val="CCCCCC"/>
+          <w:kern w:val="0"/>
+          <w:sz w:val="21"/>
+          <w:szCs w:val="21"/>
+        </w:rPr>
+        <w:t>; });</w:t>
+      </w:r>
+      <w:proofErr w:type="gramEnd"/>
+    </w:p>
+    <w:p>
+      <w:pPr>
+        <w:widowControl/>
+        <w:shd w:val="clear" w:color="auto" w:fill="1F1F1F"/>
+        <w:wordWrap/>
+        <w:autoSpaceDE/>
+        <w:autoSpaceDN/>
+        <w:spacing w:after="0" w:line="285" w:lineRule="atLeast"/>
+        <w:jc w:val="left"/>
+        <w:rPr>
+          <w:rFonts w:ascii="Consolas" w:eastAsia="굴림" w:hAnsi="Consolas" w:cs="굴림"/>
+          <w:color w:val="CCCCCC"/>
+          <w:kern w:val="0"/>
+          <w:sz w:val="21"/>
+          <w:szCs w:val="21"/>
+        </w:rPr>
+      </w:pPr>
+      <w:r>
+        <w:rPr>
+          <w:rFonts w:ascii="Consolas" w:eastAsia="굴림" w:hAnsi="Consolas" w:cs="굴림"/>
+          <w:color w:val="CCCCCC"/>
+          <w:kern w:val="0"/>
+          <w:sz w:val="21"/>
+          <w:szCs w:val="21"/>
+        </w:rPr>
+        <w:t xml:space="preserve">    </w:t>
+      </w:r>
+      <w:proofErr w:type="spellStart"/>
+      <w:r>
+        <w:rPr>
+          <w:rFonts w:ascii="Consolas" w:eastAsia="굴림" w:hAnsi="Consolas" w:cs="굴림"/>
+          <w:color w:val="9CDCFE"/>
+          <w:kern w:val="0"/>
+          <w:sz w:val="21"/>
+          <w:szCs w:val="21"/>
+        </w:rPr>
+        <w:t>myFSM</w:t>
+      </w:r>
+      <w:r>
+        <w:rPr>
+          <w:rFonts w:ascii="Consolas" w:eastAsia="굴림" w:hAnsi="Consolas" w:cs="굴림"/>
+          <w:color w:val="CCCCCC"/>
+          <w:kern w:val="0"/>
+          <w:sz w:val="21"/>
+          <w:szCs w:val="21"/>
+        </w:rPr>
+        <w:t>.</w:t>
+      </w:r>
+      <w:r>
+        <w:rPr>
+          <w:rFonts w:ascii="Consolas" w:eastAsia="굴림" w:hAnsi="Consolas" w:cs="굴림"/>
+          <w:color w:val="DCDCAA"/>
+          <w:kern w:val="0"/>
+          <w:sz w:val="21"/>
+          <w:szCs w:val="21"/>
+        </w:rPr>
+        <w:t>addTransition</w:t>
+      </w:r>
+      <w:proofErr w:type="spellEnd"/>
+      <w:r>
+        <w:rPr>
+          <w:rFonts w:ascii="Consolas" w:eastAsia="굴림" w:hAnsi="Consolas" w:cs="굴림"/>
+          <w:color w:val="CCCCCC"/>
+          <w:kern w:val="0"/>
+          <w:sz w:val="21"/>
+          <w:szCs w:val="21"/>
+        </w:rPr>
+        <w:t>(</w:t>
+      </w:r>
+      <w:r>
+        <w:rPr>
+          <w:rFonts w:ascii="Consolas" w:eastAsia="굴림" w:hAnsi="Consolas" w:cs="굴림"/>
+          <w:color w:val="CE9178"/>
+          <w:kern w:val="0"/>
+          <w:sz w:val="21"/>
+          <w:szCs w:val="21"/>
+        </w:rPr>
+        <w:t>"Pong"</w:t>
+      </w:r>
+      <w:r>
+        <w:rPr>
+          <w:rFonts w:ascii="Consolas" w:eastAsia="굴림" w:hAnsi="Consolas" w:cs="굴림"/>
+          <w:color w:val="CCCCCC"/>
+          <w:kern w:val="0"/>
+          <w:sz w:val="21"/>
+          <w:szCs w:val="21"/>
+        </w:rPr>
+        <w:t xml:space="preserve">, </w:t>
+      </w:r>
+      <w:r>
+        <w:rPr>
+          <w:rFonts w:ascii="Consolas" w:eastAsia="굴림" w:hAnsi="Consolas" w:cs="굴림"/>
+          <w:color w:val="CE9178"/>
+          <w:kern w:val="0"/>
+          <w:sz w:val="21"/>
+          <w:szCs w:val="21"/>
+        </w:rPr>
+        <w:t>"Ping"</w:t>
+      </w:r>
+      <w:r>
+        <w:rPr>
+          <w:rFonts w:ascii="Consolas" w:eastAsia="굴림" w:hAnsi="Consolas" w:cs="굴림"/>
+          <w:color w:val="CCCCCC"/>
+          <w:kern w:val="0"/>
+          <w:sz w:val="21"/>
+          <w:szCs w:val="21"/>
+        </w:rPr>
+        <w:t xml:space="preserve">, </w:t>
+      </w:r>
+      <w:proofErr w:type="gramStart"/>
+      <w:r>
+        <w:rPr>
+          <w:rFonts w:ascii="Consolas" w:eastAsia="굴림" w:hAnsi="Consolas" w:cs="굴림"/>
+          <w:color w:val="CCCCCC"/>
+          <w:kern w:val="0"/>
+          <w:sz w:val="21"/>
+          <w:szCs w:val="21"/>
+        </w:rPr>
+        <w:t>[](</w:t>
+      </w:r>
+      <w:proofErr w:type="gramEnd"/>
+      <w:r>
+        <w:rPr>
+          <w:rFonts w:ascii="Consolas" w:eastAsia="굴림" w:hAnsi="Consolas" w:cs="굴림"/>
+          <w:color w:val="CCCCCC"/>
+          <w:kern w:val="0"/>
+          <w:sz w:val="21"/>
+          <w:szCs w:val="21"/>
+        </w:rPr>
+        <w:t xml:space="preserve">) </w:t>
+      </w:r>
+      <w:proofErr w:type="gramStart"/>
+      <w:r>
+        <w:rPr>
+          <w:rFonts w:ascii="Consolas" w:eastAsia="굴림" w:hAnsi="Consolas" w:cs="굴림"/>
+          <w:color w:val="CCCCCC"/>
+          <w:kern w:val="0"/>
+          <w:sz w:val="21"/>
+          <w:szCs w:val="21"/>
+        </w:rPr>
+        <w:t xml:space="preserve">{ </w:t>
+      </w:r>
+      <w:r>
+        <w:rPr>
+          <w:rFonts w:ascii="Consolas" w:eastAsia="굴림" w:hAnsi="Consolas" w:cs="굴림"/>
+          <w:color w:val="4EC9B0"/>
+          <w:kern w:val="0"/>
+          <w:sz w:val="21"/>
+          <w:szCs w:val="21"/>
+        </w:rPr>
+        <w:t>std</w:t>
+      </w:r>
+      <w:r>
+        <w:rPr>
+          <w:rFonts w:ascii="Consolas" w:eastAsia="굴림" w:hAnsi="Consolas" w:cs="굴림"/>
+          <w:color w:val="CCCCCC"/>
+          <w:kern w:val="0"/>
+          <w:sz w:val="21"/>
+          <w:szCs w:val="21"/>
+        </w:rPr>
+        <w:t>::</w:t>
+      </w:r>
+      <w:proofErr w:type="spellStart"/>
+      <w:proofErr w:type="gramEnd"/>
+      <w:r>
+        <w:rPr>
+          <w:rFonts w:ascii="Consolas" w:eastAsia="굴림" w:hAnsi="Consolas" w:cs="굴림"/>
+          <w:color w:val="9CDCFE"/>
+          <w:kern w:val="0"/>
+          <w:sz w:val="21"/>
+          <w:szCs w:val="21"/>
+        </w:rPr>
+        <w:t>cout</w:t>
+      </w:r>
+      <w:proofErr w:type="spellEnd"/>
+      <w:r>
+        <w:rPr>
+          <w:rFonts w:ascii="Consolas" w:eastAsia="굴림" w:hAnsi="Consolas" w:cs="굴림"/>
+          <w:color w:val="CCCCCC"/>
+          <w:kern w:val="0"/>
+          <w:sz w:val="21"/>
+          <w:szCs w:val="21"/>
+        </w:rPr>
+        <w:t xml:space="preserve"> </w:t>
+      </w:r>
+      <w:r>
+        <w:rPr>
+          <w:rFonts w:ascii="Consolas" w:eastAsia="굴림" w:hAnsi="Consolas" w:cs="굴림"/>
+          <w:color w:val="D4D4D4"/>
+          <w:kern w:val="0"/>
+          <w:sz w:val="21"/>
+          <w:szCs w:val="21"/>
+        </w:rPr>
+        <w:t>&lt;&lt;</w:t>
+      </w:r>
+      <w:r>
+        <w:rPr>
+          <w:rFonts w:ascii="Consolas" w:eastAsia="굴림" w:hAnsi="Consolas" w:cs="굴림"/>
+          <w:color w:val="CCCCCC"/>
+          <w:kern w:val="0"/>
+          <w:sz w:val="21"/>
+          <w:szCs w:val="21"/>
+        </w:rPr>
+        <w:t xml:space="preserve"> </w:t>
+      </w:r>
+      <w:r>
+        <w:rPr>
+          <w:rFonts w:ascii="Consolas" w:eastAsia="굴림" w:hAnsi="Consolas" w:cs="굴림"/>
+          <w:color w:val="CE9178"/>
+          <w:kern w:val="0"/>
+          <w:sz w:val="21"/>
+          <w:szCs w:val="21"/>
+        </w:rPr>
+        <w:t xml:space="preserve">"Pong -&gt; </w:t>
+      </w:r>
+      <w:proofErr w:type="gramStart"/>
+      <w:r>
+        <w:rPr>
+          <w:rFonts w:ascii="Consolas" w:eastAsia="굴림" w:hAnsi="Consolas" w:cs="굴림"/>
+          <w:color w:val="CE9178"/>
+          <w:kern w:val="0"/>
+          <w:sz w:val="21"/>
+          <w:szCs w:val="21"/>
+        </w:rPr>
+        <w:t>Ping!</w:t>
+      </w:r>
+      <w:r>
+        <w:rPr>
+          <w:rFonts w:ascii="Consolas" w:eastAsia="굴림" w:hAnsi="Consolas" w:cs="굴림"/>
+          <w:color w:val="D7BA7D"/>
+          <w:kern w:val="0"/>
+          <w:sz w:val="21"/>
+          <w:szCs w:val="21"/>
+        </w:rPr>
+        <w:t>\</w:t>
+      </w:r>
+      <w:proofErr w:type="gramEnd"/>
+      <w:r>
+        <w:rPr>
+          <w:rFonts w:ascii="Consolas" w:eastAsia="굴림" w:hAnsi="Consolas" w:cs="굴림"/>
+          <w:color w:val="D7BA7D"/>
+          <w:kern w:val="0"/>
+          <w:sz w:val="21"/>
+          <w:szCs w:val="21"/>
+        </w:rPr>
+        <w:t>n</w:t>
+      </w:r>
+      <w:r>
+        <w:rPr>
+          <w:rFonts w:ascii="Consolas" w:eastAsia="굴림" w:hAnsi="Consolas" w:cs="굴림"/>
+          <w:color w:val="CE9178"/>
+          <w:kern w:val="0"/>
+          <w:sz w:val="21"/>
+          <w:szCs w:val="21"/>
+        </w:rPr>
+        <w:t>"</w:t>
+      </w:r>
+      <w:proofErr w:type="gramStart"/>
+      <w:r>
+        <w:rPr>
+          <w:rFonts w:ascii="Consolas" w:eastAsia="굴림" w:hAnsi="Consolas" w:cs="굴림"/>
+          <w:color w:val="CCCCCC"/>
+          <w:kern w:val="0"/>
+          <w:sz w:val="21"/>
+          <w:szCs w:val="21"/>
+        </w:rPr>
+        <w:t>; });</w:t>
+      </w:r>
+      <w:proofErr w:type="gramEnd"/>
+    </w:p>
+    <w:p>
+      <w:pPr>
+        <w:widowControl/>
+        <w:shd w:val="clear" w:color="auto" w:fill="1F1F1F"/>
+        <w:wordWrap/>
+        <w:autoSpaceDE/>
+        <w:autoSpaceDN/>
+        <w:spacing w:after="0" w:line="285" w:lineRule="atLeast"/>
+        <w:jc w:val="left"/>
+        <w:rPr>
+          <w:rFonts w:ascii="Consolas" w:eastAsia="굴림" w:hAnsi="Consolas" w:cs="굴림"/>
+          <w:color w:val="CCCCCC"/>
+          <w:kern w:val="0"/>
+          <w:sz w:val="21"/>
+          <w:szCs w:val="21"/>
+        </w:rPr>
+      </w:pPr>
+      <w:r>
+        <w:rPr>
+          <w:rFonts w:ascii="Consolas" w:eastAsia="굴림" w:hAnsi="Consolas" w:cs="굴림"/>
+          <w:color w:val="CCCCCC"/>
+          <w:kern w:val="0"/>
+          <w:sz w:val="21"/>
+          <w:szCs w:val="21"/>
+        </w:rPr>
+        <w:t xml:space="preserve">    </w:t>
+      </w:r>
+      <w:proofErr w:type="spellStart"/>
+      <w:r>
+        <w:rPr>
+          <w:rFonts w:ascii="Consolas" w:eastAsia="굴림" w:hAnsi="Consolas" w:cs="굴림"/>
+          <w:color w:val="9CDCFE"/>
+          <w:kern w:val="0"/>
+          <w:sz w:val="21"/>
+          <w:szCs w:val="21"/>
+        </w:rPr>
+        <w:t>myFSM</w:t>
+      </w:r>
+      <w:r>
+        <w:rPr>
+          <w:rFonts w:ascii="Consolas" w:eastAsia="굴림" w:hAnsi="Consolas" w:cs="굴림"/>
+          <w:color w:val="CCCCCC"/>
+          <w:kern w:val="0"/>
+          <w:sz w:val="21"/>
+          <w:szCs w:val="21"/>
+        </w:rPr>
+        <w:t>.</w:t>
+      </w:r>
+      <w:r>
+        <w:rPr>
+          <w:rFonts w:ascii="Consolas" w:eastAsia="굴림" w:hAnsi="Consolas" w:cs="굴림"/>
+          <w:color w:val="DCDCAA"/>
+          <w:kern w:val="0"/>
+          <w:sz w:val="21"/>
+          <w:szCs w:val="21"/>
+        </w:rPr>
+        <w:t>start</w:t>
+      </w:r>
+      <w:proofErr w:type="spellEnd"/>
+      <w:r>
+        <w:rPr>
+          <w:rFonts w:ascii="Consolas" w:eastAsia="굴림" w:hAnsi="Consolas" w:cs="굴림"/>
+          <w:color w:val="CCCCCC"/>
+          <w:kern w:val="0"/>
+          <w:sz w:val="21"/>
+          <w:szCs w:val="21"/>
+        </w:rPr>
+        <w:t>(</w:t>
+      </w:r>
+      <w:r>
+        <w:rPr>
+          <w:rFonts w:ascii="Consolas" w:eastAsia="굴림" w:hAnsi="Consolas" w:cs="굴림"/>
+          <w:color w:val="CE9178"/>
+          <w:kern w:val="0"/>
+          <w:sz w:val="21"/>
+          <w:szCs w:val="21"/>
+        </w:rPr>
+        <w:t>"Ping"</w:t>
+      </w:r>
+      <w:proofErr w:type="gramStart"/>
+      <w:r>
+        <w:rPr>
+          <w:rFonts w:ascii="Consolas" w:eastAsia="굴림" w:hAnsi="Consolas" w:cs="굴림"/>
+          <w:color w:val="CCCCCC"/>
+          <w:kern w:val="0"/>
+          <w:sz w:val="21"/>
+          <w:szCs w:val="21"/>
+        </w:rPr>
+        <w:t>);</w:t>
+      </w:r>
+      <w:proofErr w:type="gramEnd"/>
+    </w:p>
+    <w:p>
+      <w:pPr>
+        <w:widowControl/>
+        <w:shd w:val="clear" w:color="auto" w:fill="1F1F1F"/>
+        <w:wordWrap/>
+        <w:autoSpaceDE/>
+        <w:autoSpaceDN/>
+        <w:spacing w:after="0" w:line="285" w:lineRule="atLeast"/>
+        <w:jc w:val="left"/>
+        <w:rPr>
+          <w:rFonts w:ascii="Consolas" w:eastAsia="굴림" w:hAnsi="Consolas" w:cs="굴림"/>
+          <w:color w:val="CCCCCC"/>
+          <w:kern w:val="0"/>
+          <w:sz w:val="21"/>
+          <w:szCs w:val="21"/>
+        </w:rPr>
+      </w:pPr>
+    </w:p>
+    <w:p>
+      <w:pPr>
+        <w:widowControl/>
+        <w:shd w:val="clear" w:color="auto" w:fill="1F1F1F"/>
+        <w:wordWrap/>
+        <w:autoSpaceDE/>
+        <w:autoSpaceDN/>
+        <w:spacing w:after="0" w:line="285" w:lineRule="atLeast"/>
+        <w:jc w:val="left"/>
+        <w:rPr>
+          <w:rFonts w:ascii="Consolas" w:eastAsia="굴림" w:hAnsi="Consolas" w:cs="굴림"/>
+          <w:color w:val="CCCCCC"/>
+          <w:kern w:val="0"/>
+          <w:sz w:val="21"/>
+          <w:szCs w:val="21"/>
+        </w:rPr>
+      </w:pPr>
+      <w:r>
+        <w:rPr>
+          <w:rFonts w:ascii="Consolas" w:eastAsia="굴림" w:hAnsi="Consolas" w:cs="굴림"/>
+          <w:color w:val="CCCCCC"/>
+          <w:kern w:val="0"/>
+          <w:sz w:val="21"/>
+          <w:szCs w:val="21"/>
+        </w:rPr>
+        <w:t xml:space="preserve">    </w:t>
+      </w:r>
+      <w:proofErr w:type="spellStart"/>
+      <w:r>
+        <w:rPr>
+          <w:rFonts w:ascii="Consolas" w:eastAsia="굴림" w:hAnsi="Consolas" w:cs="굴림"/>
+          <w:color w:val="9CDCFE"/>
+          <w:kern w:val="0"/>
+          <w:sz w:val="21"/>
+          <w:szCs w:val="21"/>
+        </w:rPr>
+        <w:t>myFSM</w:t>
+      </w:r>
+      <w:r>
+        <w:rPr>
+          <w:rFonts w:ascii="Consolas" w:eastAsia="굴림" w:hAnsi="Consolas" w:cs="굴림"/>
+          <w:color w:val="CCCCCC"/>
+          <w:kern w:val="0"/>
+          <w:sz w:val="21"/>
+          <w:szCs w:val="21"/>
+        </w:rPr>
+        <w:t>.</w:t>
+      </w:r>
+      <w:r>
+        <w:rPr>
+          <w:rFonts w:ascii="Consolas" w:eastAsia="굴림" w:hAnsi="Consolas" w:cs="굴림"/>
+          <w:color w:val="DCDCAA"/>
+          <w:kern w:val="0"/>
+          <w:sz w:val="21"/>
+          <w:szCs w:val="21"/>
+        </w:rPr>
+        <w:t>pushEvent</w:t>
+      </w:r>
+      <w:proofErr w:type="spellEnd"/>
+      <w:r>
+        <w:rPr>
+          <w:rFonts w:ascii="Consolas" w:eastAsia="굴림" w:hAnsi="Consolas" w:cs="굴림"/>
+          <w:color w:val="CCCCCC"/>
+          <w:kern w:val="0"/>
+          <w:sz w:val="21"/>
+          <w:szCs w:val="21"/>
+        </w:rPr>
+        <w:t>(</w:t>
+      </w:r>
+      <w:proofErr w:type="gramStart"/>
+      <w:r>
+        <w:rPr>
+          <w:rFonts w:ascii="Consolas" w:eastAsia="굴림" w:hAnsi="Consolas" w:cs="굴림"/>
+          <w:color w:val="4EC9B0"/>
+          <w:kern w:val="0"/>
+          <w:sz w:val="21"/>
+          <w:szCs w:val="21"/>
+        </w:rPr>
+        <w:t>Event</w:t>
+      </w:r>
+      <w:r>
+        <w:rPr>
+          <w:rFonts w:ascii="Consolas" w:eastAsia="굴림" w:hAnsi="Consolas" w:cs="굴림"/>
+          <w:color w:val="CCCCCC"/>
+          <w:kern w:val="0"/>
+          <w:sz w:val="21"/>
+          <w:szCs w:val="21"/>
+        </w:rPr>
+        <w:t>::</w:t>
+      </w:r>
+      <w:proofErr w:type="gramEnd"/>
+      <w:r>
+        <w:rPr>
+          <w:rFonts w:ascii="Consolas" w:eastAsia="굴림" w:hAnsi="Consolas" w:cs="굴림"/>
+          <w:color w:val="DCDCAA"/>
+          <w:kern w:val="0"/>
+          <w:sz w:val="21"/>
+          <w:szCs w:val="21"/>
+        </w:rPr>
+        <w:t>create</w:t>
+      </w:r>
+      <w:r>
+        <w:rPr>
+          <w:rFonts w:ascii="Consolas" w:eastAsia="굴림" w:hAnsi="Consolas" w:cs="굴림"/>
+          <w:color w:val="CCCCCC"/>
+          <w:kern w:val="0"/>
+          <w:sz w:val="21"/>
+          <w:szCs w:val="21"/>
+        </w:rPr>
+        <w:t>&lt;</w:t>
+      </w:r>
+      <w:r>
+        <w:rPr>
+          <w:rFonts w:ascii="Consolas" w:eastAsia="굴림" w:hAnsi="Consolas" w:cs="굴림"/>
+          <w:color w:val="569CD6"/>
+          <w:kern w:val="0"/>
+          <w:sz w:val="21"/>
+          <w:szCs w:val="21"/>
+        </w:rPr>
+        <w:t>int</w:t>
+      </w:r>
+      <w:proofErr w:type="gramStart"/>
+      <w:r>
+        <w:rPr>
+          <w:rFonts w:ascii="Consolas" w:eastAsia="굴림" w:hAnsi="Consolas" w:cs="굴림"/>
+          <w:color w:val="CCCCCC"/>
+          <w:kern w:val="0"/>
+          <w:sz w:val="21"/>
+          <w:szCs w:val="21"/>
+        </w:rPr>
+        <w:t>&gt;(</w:t>
+      </w:r>
+      <w:proofErr w:type="gramEnd"/>
+      <w:r>
+        <w:rPr>
+          <w:rFonts w:ascii="Consolas" w:eastAsia="굴림" w:hAnsi="Consolas" w:cs="굴림"/>
+          <w:color w:val="B5CEA8"/>
+          <w:kern w:val="0"/>
+          <w:sz w:val="21"/>
+          <w:szCs w:val="21"/>
+        </w:rPr>
+        <w:t>0</w:t>
+      </w:r>
+      <w:r>
+        <w:rPr>
+          <w:rFonts w:ascii="Consolas" w:eastAsia="굴림" w:hAnsi="Consolas" w:cs="굴림"/>
+          <w:color w:val="CCCCCC"/>
+          <w:kern w:val="0"/>
+          <w:sz w:val="21"/>
+          <w:szCs w:val="21"/>
+        </w:rPr>
+        <w:t xml:space="preserve">, </w:t>
+      </w:r>
+      <w:r>
+        <w:rPr>
+          <w:rFonts w:ascii="Consolas" w:eastAsia="굴림" w:hAnsi="Consolas" w:cs="굴림"/>
+          <w:color w:val="B5CEA8"/>
+          <w:kern w:val="0"/>
+          <w:sz w:val="21"/>
+          <w:szCs w:val="21"/>
+        </w:rPr>
+        <w:t>1</w:t>
+      </w:r>
+      <w:r>
+        <w:rPr>
+          <w:rFonts w:ascii="Consolas" w:eastAsia="굴림" w:hAnsi="Consolas" w:cs="굴림"/>
+          <w:color w:val="CCCCCC"/>
+          <w:kern w:val="0"/>
+          <w:sz w:val="21"/>
+          <w:szCs w:val="21"/>
+        </w:rPr>
+        <w:t>)</w:t>
+      </w:r>
+      <w:proofErr w:type="gramStart"/>
+      <w:r>
+        <w:rPr>
+          <w:rFonts w:ascii="Consolas" w:eastAsia="굴림" w:hAnsi="Consolas" w:cs="굴림"/>
+          <w:color w:val="CCCCCC"/>
+          <w:kern w:val="0"/>
+          <w:sz w:val="21"/>
+          <w:szCs w:val="21"/>
+        </w:rPr>
+        <w:t>);</w:t>
+      </w:r>
+      <w:proofErr w:type="gramEnd"/>
+    </w:p>
+    <w:p>
+      <w:pPr>
+        <w:widowControl/>
+        <w:shd w:val="clear" w:color="auto" w:fill="1F1F1F"/>
+        <w:wordWrap/>
+        <w:autoSpaceDE/>
+        <w:autoSpaceDN/>
+        <w:spacing w:after="0" w:line="285" w:lineRule="atLeast"/>
+        <w:jc w:val="left"/>
+        <w:rPr>
+          <w:rFonts w:ascii="Consolas" w:eastAsia="굴림" w:hAnsi="Consolas" w:cs="굴림"/>
+          <w:color w:val="CCCCCC"/>
+          <w:kern w:val="0"/>
+          <w:sz w:val="21"/>
+          <w:szCs w:val="21"/>
+        </w:rPr>
+      </w:pPr>
+      <w:r>
+        <w:rPr>
+          <w:rFonts w:ascii="Consolas" w:eastAsia="굴림" w:hAnsi="Consolas" w:cs="굴림"/>
+          <w:color w:val="CCCCCC"/>
+          <w:kern w:val="0"/>
+          <w:sz w:val="21"/>
+          <w:szCs w:val="21"/>
+        </w:rPr>
+        <w:t xml:space="preserve">    </w:t>
+      </w:r>
+      <w:proofErr w:type="spellStart"/>
+      <w:r>
+        <w:rPr>
+          <w:rFonts w:ascii="Consolas" w:eastAsia="굴림" w:hAnsi="Consolas" w:cs="굴림"/>
+          <w:color w:val="9CDCFE"/>
+          <w:kern w:val="0"/>
+          <w:sz w:val="21"/>
+          <w:szCs w:val="21"/>
+        </w:rPr>
+        <w:t>myFSM</w:t>
+      </w:r>
+      <w:r>
+        <w:rPr>
+          <w:rFonts w:ascii="Consolas" w:eastAsia="굴림" w:hAnsi="Consolas" w:cs="굴림"/>
+          <w:color w:val="CCCCCC"/>
+          <w:kern w:val="0"/>
+          <w:sz w:val="21"/>
+          <w:szCs w:val="21"/>
+        </w:rPr>
+        <w:t>.</w:t>
+      </w:r>
+      <w:r>
+        <w:rPr>
+          <w:rFonts w:ascii="Consolas" w:eastAsia="굴림" w:hAnsi="Consolas" w:cs="굴림"/>
+          <w:color w:val="DCDCAA"/>
+          <w:kern w:val="0"/>
+          <w:sz w:val="21"/>
+          <w:szCs w:val="21"/>
+        </w:rPr>
+        <w:t>pushEvent</w:t>
+      </w:r>
+      <w:proofErr w:type="spellEnd"/>
+      <w:r>
+        <w:rPr>
+          <w:rFonts w:ascii="Consolas" w:eastAsia="굴림" w:hAnsi="Consolas" w:cs="굴림"/>
+          <w:color w:val="CCCCCC"/>
+          <w:kern w:val="0"/>
+          <w:sz w:val="21"/>
+          <w:szCs w:val="21"/>
+        </w:rPr>
+        <w:t>(</w:t>
+      </w:r>
+      <w:proofErr w:type="gramStart"/>
+      <w:r>
+        <w:rPr>
+          <w:rFonts w:ascii="Consolas" w:eastAsia="굴림" w:hAnsi="Consolas" w:cs="굴림"/>
+          <w:color w:val="4EC9B0"/>
+          <w:kern w:val="0"/>
+          <w:sz w:val="21"/>
+          <w:szCs w:val="21"/>
+        </w:rPr>
+        <w:t>Event</w:t>
+      </w:r>
+      <w:r>
+        <w:rPr>
+          <w:rFonts w:ascii="Consolas" w:eastAsia="굴림" w:hAnsi="Consolas" w:cs="굴림"/>
+          <w:color w:val="CCCCCC"/>
+          <w:kern w:val="0"/>
+          <w:sz w:val="21"/>
+          <w:szCs w:val="21"/>
+        </w:rPr>
+        <w:t>::</w:t>
+      </w:r>
+      <w:proofErr w:type="gramEnd"/>
+      <w:r>
+        <w:rPr>
+          <w:rFonts w:ascii="Consolas" w:eastAsia="굴림" w:hAnsi="Consolas" w:cs="굴림"/>
+          <w:color w:val="DCDCAA"/>
+          <w:kern w:val="0"/>
+          <w:sz w:val="21"/>
+          <w:szCs w:val="21"/>
+        </w:rPr>
+        <w:t>create</w:t>
+      </w:r>
+      <w:r>
+        <w:rPr>
+          <w:rFonts w:ascii="Consolas" w:eastAsia="굴림" w:hAnsi="Consolas" w:cs="굴림"/>
+          <w:color w:val="CCCCCC"/>
+          <w:kern w:val="0"/>
+          <w:sz w:val="21"/>
+          <w:szCs w:val="21"/>
+        </w:rPr>
+        <w:t>&lt;</w:t>
+      </w:r>
+      <w:r>
+        <w:rPr>
+          <w:rFonts w:ascii="Consolas" w:eastAsia="굴림" w:hAnsi="Consolas" w:cs="굴림"/>
+          <w:color w:val="569CD6"/>
+          <w:kern w:val="0"/>
+          <w:sz w:val="21"/>
+          <w:szCs w:val="21"/>
+        </w:rPr>
+        <w:t>int</w:t>
+      </w:r>
+      <w:proofErr w:type="gramStart"/>
+      <w:r>
+        <w:rPr>
+          <w:rFonts w:ascii="Consolas" w:eastAsia="굴림" w:hAnsi="Consolas" w:cs="굴림"/>
+          <w:color w:val="CCCCCC"/>
+          <w:kern w:val="0"/>
+          <w:sz w:val="21"/>
+          <w:szCs w:val="21"/>
+        </w:rPr>
+        <w:t>&gt;(</w:t>
+      </w:r>
+      <w:proofErr w:type="gramEnd"/>
+      <w:r>
+        <w:rPr>
+          <w:rFonts w:ascii="Consolas" w:eastAsia="굴림" w:hAnsi="Consolas" w:cs="굴림"/>
+          <w:color w:val="B5CEA8"/>
+          <w:kern w:val="0"/>
+          <w:sz w:val="21"/>
+          <w:szCs w:val="21"/>
+        </w:rPr>
+        <w:t>0</w:t>
+      </w:r>
+      <w:r>
+        <w:rPr>
+          <w:rFonts w:ascii="Consolas" w:eastAsia="굴림" w:hAnsi="Consolas" w:cs="굴림"/>
+          <w:color w:val="CCCCCC"/>
+          <w:kern w:val="0"/>
+          <w:sz w:val="21"/>
+          <w:szCs w:val="21"/>
+        </w:rPr>
+        <w:t xml:space="preserve">, </w:t>
+      </w:r>
+      <w:r>
+        <w:rPr>
+          <w:rFonts w:ascii="Consolas" w:eastAsia="굴림" w:hAnsi="Consolas" w:cs="굴림"/>
+          <w:color w:val="B5CEA8"/>
+          <w:kern w:val="0"/>
+          <w:sz w:val="21"/>
+          <w:szCs w:val="21"/>
+        </w:rPr>
+        <w:t>2</w:t>
+      </w:r>
+      <w:r>
+        <w:rPr>
+          <w:rFonts w:ascii="Consolas" w:eastAsia="굴림" w:hAnsi="Consolas" w:cs="굴림"/>
+          <w:color w:val="CCCCCC"/>
+          <w:kern w:val="0"/>
+          <w:sz w:val="21"/>
+          <w:szCs w:val="21"/>
+        </w:rPr>
+        <w:t>)</w:t>
+      </w:r>
+      <w:proofErr w:type="gramStart"/>
+      <w:r>
+        <w:rPr>
+          <w:rFonts w:ascii="Consolas" w:eastAsia="굴림" w:hAnsi="Consolas" w:cs="굴림"/>
+          <w:color w:val="CCCCCC"/>
+          <w:kern w:val="0"/>
+          <w:sz w:val="21"/>
+          <w:szCs w:val="21"/>
+        </w:rPr>
+        <w:t>);</w:t>
+      </w:r>
+      <w:proofErr w:type="gramEnd"/>
+    </w:p>
+    <w:p>
+      <w:pPr>
+        <w:widowControl/>
+        <w:shd w:val="clear" w:color="auto" w:fill="1F1F1F"/>
+        <w:wordWrap/>
+        <w:autoSpaceDE/>
+        <w:autoSpaceDN/>
+        <w:spacing w:after="0" w:line="285" w:lineRule="atLeast"/>
+        <w:jc w:val="left"/>
+        <w:rPr>
+          <w:rFonts w:ascii="Consolas" w:eastAsia="굴림" w:hAnsi="Consolas" w:cs="굴림"/>
+          <w:color w:val="CCCCCC"/>
+          <w:kern w:val="0"/>
+          <w:sz w:val="21"/>
+          <w:szCs w:val="21"/>
+        </w:rPr>
+      </w:pPr>
+    </w:p>
+    <w:p>
+      <w:pPr>
+        <w:widowControl/>
+        <w:shd w:val="clear" w:color="auto" w:fill="1F1F1F"/>
+        <w:wordWrap/>
+        <w:autoSpaceDE/>
+        <w:autoSpaceDN/>
+        <w:spacing w:after="0" w:line="285" w:lineRule="atLeast"/>
+        <w:jc w:val="left"/>
+        <w:rPr>
+          <w:rFonts w:ascii="Consolas" w:eastAsia="굴림" w:hAnsi="Consolas" w:cs="굴림"/>
+          <w:color w:val="CCCCCC"/>
+          <w:kern w:val="0"/>
+          <w:sz w:val="21"/>
+          <w:szCs w:val="21"/>
+        </w:rPr>
+      </w:pPr>
+      <w:r>
+        <w:rPr>
+          <w:rFonts w:ascii="Consolas" w:eastAsia="굴림" w:hAnsi="Consolas" w:cs="굴림"/>
+          <w:color w:val="CCCCCC"/>
+          <w:kern w:val="0"/>
+          <w:sz w:val="21"/>
+          <w:szCs w:val="21"/>
+        </w:rPr>
+        <w:t xml:space="preserve">    </w:t>
+      </w:r>
+      <w:proofErr w:type="spellStart"/>
+      <w:r>
+        <w:rPr>
+          <w:rFonts w:ascii="Consolas" w:eastAsia="굴림" w:hAnsi="Consolas" w:cs="굴림"/>
+          <w:color w:val="9CDCFE"/>
+          <w:kern w:val="0"/>
+          <w:sz w:val="21"/>
+          <w:szCs w:val="21"/>
+        </w:rPr>
+        <w:t>myFSM</w:t>
+      </w:r>
+      <w:r>
+        <w:rPr>
+          <w:rFonts w:ascii="Consolas" w:eastAsia="굴림" w:hAnsi="Consolas" w:cs="굴림"/>
+          <w:color w:val="CCCCCC"/>
+          <w:kern w:val="0"/>
+          <w:sz w:val="21"/>
+          <w:szCs w:val="21"/>
+        </w:rPr>
+        <w:t>.</w:t>
+      </w:r>
+      <w:r>
+        <w:rPr>
+          <w:rFonts w:ascii="Consolas" w:eastAsia="굴림" w:hAnsi="Consolas" w:cs="굴림"/>
+          <w:color w:val="DCDCAA"/>
+          <w:kern w:val="0"/>
+          <w:sz w:val="21"/>
+          <w:szCs w:val="21"/>
+        </w:rPr>
+        <w:t>update</w:t>
+      </w:r>
+      <w:proofErr w:type="spellEnd"/>
+      <w:r>
+        <w:rPr>
+          <w:rFonts w:ascii="Consolas" w:eastAsia="굴림" w:hAnsi="Consolas" w:cs="굴림"/>
+          <w:color w:val="CCCCCC"/>
+          <w:kern w:val="0"/>
+          <w:sz w:val="21"/>
+          <w:szCs w:val="21"/>
+        </w:rPr>
+        <w:t>(</w:t>
+      </w:r>
+      <w:proofErr w:type="gramStart"/>
+      <w:r>
+        <w:rPr>
+          <w:rFonts w:ascii="Consolas" w:eastAsia="굴림" w:hAnsi="Consolas" w:cs="굴림"/>
+          <w:color w:val="CCCCCC"/>
+          <w:kern w:val="0"/>
+          <w:sz w:val="21"/>
+          <w:szCs w:val="21"/>
+        </w:rPr>
+        <w:t>);</w:t>
+      </w:r>
+      <w:proofErr w:type="gramEnd"/>
+    </w:p>
+    <w:p>
+      <w:pPr>
+        <w:widowControl/>
+        <w:shd w:val="clear" w:color="auto" w:fill="1F1F1F"/>
+        <w:wordWrap/>
+        <w:autoSpaceDE/>
+        <w:autoSpaceDN/>
+        <w:spacing w:after="0" w:line="285" w:lineRule="atLeast"/>
+        <w:jc w:val="left"/>
+        <w:rPr>
+          <w:rFonts w:ascii="Consolas" w:eastAsia="굴림" w:hAnsi="Consolas" w:cs="굴림"/>
+          <w:color w:val="CCCCCC"/>
+          <w:kern w:val="0"/>
+          <w:sz w:val="21"/>
+          <w:szCs w:val="21"/>
+        </w:rPr>
+      </w:pPr>
+      <w:r>
+        <w:rPr>
+          <w:rFonts w:ascii="Consolas" w:eastAsia="굴림" w:hAnsi="Consolas" w:cs="굴림"/>
+          <w:color w:val="CCCCCC"/>
+          <w:kern w:val="0"/>
+          <w:sz w:val="21"/>
+          <w:szCs w:val="21"/>
+        </w:rPr>
+        <w:t>}</w:t>
+      </w:r>
+    </w:p>
+    <w:p>
+      <w:pPr>
+        <w:pStyle w:val="a4"/>
+        <w:numPr>
+          <w:ilvl w:val="0"/>
+          <w:numId w:val="28"/>
+        </w:numPr>
+        <w:ind w:leftChars="0"/>
+        <w:rPr>
+          <w:szCs w:val="20"/>
+        </w:rPr>
+      </w:pPr>
+      <w:proofErr w:type="spellStart"/>
+      <w:r>
+        <w:rPr>
+          <w:rFonts w:hint="eastAsia"/>
+          <w:szCs w:val="20"/>
+        </w:rPr>
+        <w:t>AnimController</w:t>
+      </w:r>
+      <w:proofErr w:type="spellEnd"/>
+      <w:r>
+        <w:rPr>
+          <w:rFonts w:hint="eastAsia"/>
+          <w:szCs w:val="20"/>
+        </w:rPr>
+        <w:t>를 FSM을 활용하여 구현</w:t>
+      </w:r>
+    </w:p>
+    <w:p>
+      <w:pPr>
+        <w:pStyle w:val="a4"/>
+        <w:numPr>
+          <w:ilvl w:val="1"/>
+          <w:numId w:val="28"/>
+        </w:numPr>
+        <w:ind w:leftChars="0"/>
+        <w:rPr>
+          <w:rFonts w:hint="eastAsia"/>
+          <w:szCs w:val="20"/>
+        </w:rPr>
+      </w:pPr>
+      <w:r>
+        <w:rPr>
+          <w:rFonts w:hint="eastAsia"/>
+          <w:szCs w:val="20"/>
+        </w:rPr>
+        <w:t>다음과 같은 문법으로 애니메이션 시퀀스를 작성할 수 있도록 구현함.</w:t>
+      </w:r>
+    </w:p>
+    <w:p>
+      <w:pPr>
+        <w:widowControl/>
+        <w:shd w:val="clear" w:color="auto" w:fill="1F1F1F"/>
+        <w:wordWrap/>
+        <w:autoSpaceDE/>
+        <w:autoSpaceDN/>
+        <w:spacing w:after="0" w:line="285" w:lineRule="atLeast"/>
+        <w:jc w:val="left"/>
+        <w:rPr>
+          <w:rFonts w:ascii="Consolas" w:eastAsia="굴림" w:hAnsi="Consolas" w:cs="굴림"/>
+          <w:color w:val="CCCCCC"/>
+          <w:kern w:val="0"/>
+          <w:sz w:val="21"/>
+          <w:szCs w:val="21"/>
+        </w:rPr>
+      </w:pPr>
+      <w:proofErr w:type="spellStart"/>
+      <w:r>
+        <w:rPr>
+          <w:rFonts w:ascii="Consolas" w:eastAsia="굴림" w:hAnsi="Consolas" w:cs="굴림"/>
+          <w:color w:val="9CDCFE"/>
+          <w:kern w:val="0"/>
+          <w:sz w:val="21"/>
+          <w:szCs w:val="21"/>
+        </w:rPr>
+        <w:t>AnimController</w:t>
+      </w:r>
+      <w:proofErr w:type="spellEnd"/>
+      <w:r>
+        <w:rPr>
+          <w:rFonts w:ascii="Consolas" w:eastAsia="굴림" w:hAnsi="Consolas" w:cs="굴림"/>
+          <w:color w:val="CCCCCC"/>
+          <w:kern w:val="0"/>
+          <w:sz w:val="21"/>
+          <w:szCs w:val="21"/>
+        </w:rPr>
+        <w:t xml:space="preserve"> </w:t>
+      </w:r>
+      <w:proofErr w:type="spellStart"/>
+      <w:proofErr w:type="gramStart"/>
+      <w:r>
+        <w:rPr>
+          <w:rFonts w:ascii="Consolas" w:eastAsia="굴림" w:hAnsi="Consolas" w:cs="굴림"/>
+          <w:color w:val="9CDCFE"/>
+          <w:kern w:val="0"/>
+          <w:sz w:val="21"/>
+          <w:szCs w:val="21"/>
+        </w:rPr>
+        <w:t>animCon</w:t>
+      </w:r>
+      <w:proofErr w:type="spellEnd"/>
+      <w:r>
+        <w:rPr>
+          <w:rFonts w:ascii="Consolas" w:eastAsia="굴림" w:hAnsi="Consolas" w:cs="굴림"/>
+          <w:color w:val="CCCCCC"/>
+          <w:kern w:val="0"/>
+          <w:sz w:val="21"/>
+          <w:szCs w:val="21"/>
+        </w:rPr>
+        <w:t>;</w:t>
+      </w:r>
+      <w:proofErr w:type="gramEnd"/>
+    </w:p>
+    <w:p>
+      <w:pPr>
+        <w:widowControl/>
+        <w:shd w:val="clear" w:color="auto" w:fill="1F1F1F"/>
+        <w:wordWrap/>
+        <w:autoSpaceDE/>
+        <w:autoSpaceDN/>
+        <w:spacing w:after="0" w:line="285" w:lineRule="atLeast"/>
+        <w:jc w:val="left"/>
+        <w:rPr>
+          <w:rFonts w:ascii="Consolas" w:eastAsia="굴림" w:hAnsi="Consolas" w:cs="굴림"/>
+          <w:color w:val="CCCCCC"/>
+          <w:kern w:val="0"/>
+          <w:sz w:val="21"/>
+          <w:szCs w:val="21"/>
+        </w:rPr>
+      </w:pPr>
+      <w:proofErr w:type="spellStart"/>
+      <w:r>
+        <w:rPr>
+          <w:rFonts w:ascii="Consolas" w:eastAsia="굴림" w:hAnsi="Consolas" w:cs="굴림"/>
+          <w:color w:val="9CDCFE"/>
+          <w:kern w:val="0"/>
+          <w:sz w:val="21"/>
+          <w:szCs w:val="21"/>
+        </w:rPr>
+        <w:t>animCon</w:t>
+      </w:r>
+      <w:r>
+        <w:rPr>
+          <w:rFonts w:ascii="Consolas" w:eastAsia="굴림" w:hAnsi="Consolas" w:cs="굴림"/>
+          <w:color w:val="CCCCCC"/>
+          <w:kern w:val="0"/>
+          <w:sz w:val="21"/>
+          <w:szCs w:val="21"/>
+        </w:rPr>
+        <w:t>.</w:t>
+      </w:r>
+      <w:r>
+        <w:rPr>
+          <w:rFonts w:ascii="Consolas" w:eastAsia="굴림" w:hAnsi="Consolas" w:cs="굴림"/>
+          <w:color w:val="DCDCAA"/>
+          <w:kern w:val="0"/>
+          <w:sz w:val="21"/>
+          <w:szCs w:val="21"/>
+        </w:rPr>
+        <w:t>addClip</w:t>
+      </w:r>
+      <w:proofErr w:type="spellEnd"/>
+      <w:r>
+        <w:rPr>
+          <w:rFonts w:ascii="Consolas" w:eastAsia="굴림" w:hAnsi="Consolas" w:cs="굴림"/>
+          <w:color w:val="CCCCCC"/>
+          <w:kern w:val="0"/>
+          <w:sz w:val="21"/>
+          <w:szCs w:val="21"/>
+        </w:rPr>
+        <w:t>(</w:t>
+      </w:r>
+      <w:r>
+        <w:rPr>
+          <w:rFonts w:ascii="Consolas" w:eastAsia="굴림" w:hAnsi="Consolas" w:cs="굴림"/>
+          <w:color w:val="CE9178"/>
+          <w:kern w:val="0"/>
+          <w:sz w:val="21"/>
+          <w:szCs w:val="21"/>
+        </w:rPr>
+        <w:t>"idle"</w:t>
+      </w:r>
+      <w:r>
+        <w:rPr>
+          <w:rFonts w:ascii="Consolas" w:eastAsia="굴림" w:hAnsi="Consolas" w:cs="굴림"/>
+          <w:color w:val="CCCCCC"/>
+          <w:kern w:val="0"/>
+          <w:sz w:val="21"/>
+          <w:szCs w:val="21"/>
+        </w:rPr>
+        <w:t xml:space="preserve">, </w:t>
+      </w:r>
+      <w:r>
+        <w:rPr>
+          <w:rFonts w:ascii="Consolas" w:eastAsia="굴림" w:hAnsi="Consolas" w:cs="굴림"/>
+          <w:color w:val="D4D4D4"/>
+          <w:kern w:val="0"/>
+          <w:sz w:val="21"/>
+          <w:szCs w:val="21"/>
+        </w:rPr>
+        <w:t>&amp;</w:t>
+      </w:r>
+      <w:proofErr w:type="spellStart"/>
+      <w:r>
+        <w:rPr>
+          <w:rFonts w:ascii="Consolas" w:eastAsia="굴림" w:hAnsi="Consolas" w:cs="굴림"/>
+          <w:color w:val="9CDCFE"/>
+          <w:kern w:val="0"/>
+          <w:sz w:val="21"/>
+          <w:szCs w:val="21"/>
+        </w:rPr>
+        <w:t>idleClip</w:t>
+      </w:r>
+      <w:proofErr w:type="spellEnd"/>
+      <w:proofErr w:type="gramStart"/>
+      <w:r>
+        <w:rPr>
+          <w:rFonts w:ascii="Consolas" w:eastAsia="굴림" w:hAnsi="Consolas" w:cs="굴림"/>
+          <w:color w:val="CCCCCC"/>
+          <w:kern w:val="0"/>
+          <w:sz w:val="21"/>
+          <w:szCs w:val="21"/>
+        </w:rPr>
+        <w:t>);</w:t>
+      </w:r>
+      <w:proofErr w:type="gramEnd"/>
+    </w:p>
+    <w:p>
+      <w:pPr>
+        <w:widowControl/>
+        <w:shd w:val="clear" w:color="auto" w:fill="1F1F1F"/>
+        <w:wordWrap/>
+        <w:autoSpaceDE/>
+        <w:autoSpaceDN/>
+        <w:spacing w:after="0" w:line="285" w:lineRule="atLeast"/>
+        <w:jc w:val="left"/>
+        <w:rPr>
+          <w:rFonts w:ascii="Consolas" w:eastAsia="굴림" w:hAnsi="Consolas" w:cs="굴림"/>
+          <w:color w:val="CCCCCC"/>
+          <w:kern w:val="0"/>
+          <w:sz w:val="21"/>
+          <w:szCs w:val="21"/>
+        </w:rPr>
+      </w:pPr>
+      <w:proofErr w:type="spellStart"/>
+      <w:r>
+        <w:rPr>
+          <w:rFonts w:ascii="Consolas" w:eastAsia="굴림" w:hAnsi="Consolas" w:cs="굴림"/>
+          <w:color w:val="9CDCFE"/>
+          <w:kern w:val="0"/>
+          <w:sz w:val="21"/>
+          <w:szCs w:val="21"/>
+        </w:rPr>
+        <w:t>animCon</w:t>
+      </w:r>
+      <w:r>
+        <w:rPr>
+          <w:rFonts w:ascii="Consolas" w:eastAsia="굴림" w:hAnsi="Consolas" w:cs="굴림"/>
+          <w:color w:val="CCCCCC"/>
+          <w:kern w:val="0"/>
+          <w:sz w:val="21"/>
+          <w:szCs w:val="21"/>
+        </w:rPr>
+        <w:t>.</w:t>
+      </w:r>
+      <w:r>
+        <w:rPr>
+          <w:rFonts w:ascii="Consolas" w:eastAsia="굴림" w:hAnsi="Consolas" w:cs="굴림"/>
+          <w:color w:val="DCDCAA"/>
+          <w:kern w:val="0"/>
+          <w:sz w:val="21"/>
+          <w:szCs w:val="21"/>
+        </w:rPr>
+        <w:t>addClip</w:t>
+      </w:r>
+      <w:proofErr w:type="spellEnd"/>
+      <w:r>
+        <w:rPr>
+          <w:rFonts w:ascii="Consolas" w:eastAsia="굴림" w:hAnsi="Consolas" w:cs="굴림"/>
+          <w:color w:val="CCCCCC"/>
+          <w:kern w:val="0"/>
+          <w:sz w:val="21"/>
+          <w:szCs w:val="21"/>
+        </w:rPr>
+        <w:t>(</w:t>
+      </w:r>
+      <w:r>
+        <w:rPr>
+          <w:rFonts w:ascii="Consolas" w:eastAsia="굴림" w:hAnsi="Consolas" w:cs="굴림"/>
+          <w:color w:val="CE9178"/>
+          <w:kern w:val="0"/>
+          <w:sz w:val="21"/>
+          <w:szCs w:val="21"/>
+        </w:rPr>
+        <w:t>"walking"</w:t>
+      </w:r>
+      <w:r>
+        <w:rPr>
+          <w:rFonts w:ascii="Consolas" w:eastAsia="굴림" w:hAnsi="Consolas" w:cs="굴림"/>
+          <w:color w:val="CCCCCC"/>
+          <w:kern w:val="0"/>
+          <w:sz w:val="21"/>
+          <w:szCs w:val="21"/>
+        </w:rPr>
+        <w:t xml:space="preserve">, </w:t>
+      </w:r>
+      <w:r>
+        <w:rPr>
+          <w:rFonts w:ascii="Consolas" w:eastAsia="굴림" w:hAnsi="Consolas" w:cs="굴림"/>
+          <w:color w:val="D4D4D4"/>
+          <w:kern w:val="0"/>
+          <w:sz w:val="21"/>
+          <w:szCs w:val="21"/>
+        </w:rPr>
+        <w:t>&amp;</w:t>
+      </w:r>
+      <w:proofErr w:type="spellStart"/>
+      <w:r>
+        <w:rPr>
+          <w:rFonts w:ascii="Consolas" w:eastAsia="굴림" w:hAnsi="Consolas" w:cs="굴림"/>
+          <w:color w:val="9CDCFE"/>
+          <w:kern w:val="0"/>
+          <w:sz w:val="21"/>
+          <w:szCs w:val="21"/>
+        </w:rPr>
+        <w:t>walkingClip</w:t>
+      </w:r>
+      <w:proofErr w:type="spellEnd"/>
+      <w:proofErr w:type="gramStart"/>
+      <w:r>
+        <w:rPr>
+          <w:rFonts w:ascii="Consolas" w:eastAsia="굴림" w:hAnsi="Consolas" w:cs="굴림"/>
+          <w:color w:val="CCCCCC"/>
+          <w:kern w:val="0"/>
+          <w:sz w:val="21"/>
+          <w:szCs w:val="21"/>
+        </w:rPr>
+        <w:t>);</w:t>
+      </w:r>
+      <w:proofErr w:type="gramEnd"/>
+    </w:p>
+    <w:p>
+      <w:pPr>
+        <w:widowControl/>
+        <w:shd w:val="clear" w:color="auto" w:fill="1F1F1F"/>
+        <w:wordWrap/>
+        <w:autoSpaceDE/>
+        <w:autoSpaceDN/>
+        <w:spacing w:after="0" w:line="285" w:lineRule="atLeast"/>
+        <w:jc w:val="left"/>
+        <w:rPr>
+          <w:rFonts w:ascii="Consolas" w:eastAsia="굴림" w:hAnsi="Consolas" w:cs="굴림"/>
+          <w:color w:val="CCCCCC"/>
+          <w:kern w:val="0"/>
+          <w:sz w:val="21"/>
+          <w:szCs w:val="21"/>
+        </w:rPr>
+      </w:pPr>
+    </w:p>
+    <w:p>
+      <w:pPr>
+        <w:widowControl/>
+        <w:shd w:val="clear" w:color="auto" w:fill="1F1F1F"/>
+        <w:wordWrap/>
+        <w:autoSpaceDE/>
+        <w:autoSpaceDN/>
+        <w:spacing w:after="0" w:line="285" w:lineRule="atLeast"/>
+        <w:jc w:val="left"/>
+        <w:rPr>
+          <w:rFonts w:ascii="Consolas" w:eastAsia="굴림" w:hAnsi="Consolas" w:cs="굴림"/>
+          <w:color w:val="CCCCCC"/>
+          <w:kern w:val="0"/>
+          <w:sz w:val="21"/>
+          <w:szCs w:val="21"/>
+        </w:rPr>
+      </w:pPr>
+      <w:proofErr w:type="spellStart"/>
+      <w:r>
+        <w:rPr>
+          <w:rFonts w:ascii="Consolas" w:eastAsia="굴림" w:hAnsi="Consolas" w:cs="굴림"/>
+          <w:color w:val="9CDCFE"/>
+          <w:kern w:val="0"/>
+          <w:sz w:val="21"/>
+          <w:szCs w:val="21"/>
+        </w:rPr>
+        <w:t>animCon</w:t>
+      </w:r>
+      <w:r>
+        <w:rPr>
+          <w:rFonts w:ascii="Consolas" w:eastAsia="굴림" w:hAnsi="Consolas" w:cs="굴림"/>
+          <w:color w:val="CCCCCC"/>
+          <w:kern w:val="0"/>
+          <w:sz w:val="21"/>
+          <w:szCs w:val="21"/>
+        </w:rPr>
+        <w:t>.</w:t>
+      </w:r>
+      <w:r>
+        <w:rPr>
+          <w:rFonts w:ascii="Consolas" w:eastAsia="굴림" w:hAnsi="Consolas" w:cs="굴림"/>
+          <w:color w:val="DCDCAA"/>
+          <w:kern w:val="0"/>
+          <w:sz w:val="21"/>
+          <w:szCs w:val="21"/>
+        </w:rPr>
+        <w:t>play</w:t>
+      </w:r>
+      <w:proofErr w:type="spellEnd"/>
+      <w:r>
+        <w:rPr>
+          <w:rFonts w:ascii="Consolas" w:eastAsia="굴림" w:hAnsi="Consolas" w:cs="굴림"/>
+          <w:color w:val="CCCCCC"/>
+          <w:kern w:val="0"/>
+          <w:sz w:val="21"/>
+          <w:szCs w:val="21"/>
+        </w:rPr>
+        <w:t>(</w:t>
+      </w:r>
+      <w:r>
+        <w:rPr>
+          <w:rFonts w:ascii="Consolas" w:eastAsia="굴림" w:hAnsi="Consolas" w:cs="굴림"/>
+          <w:color w:val="CE9178"/>
+          <w:kern w:val="0"/>
+          <w:sz w:val="21"/>
+          <w:szCs w:val="21"/>
+        </w:rPr>
+        <w:t>"idle"</w:t>
+      </w:r>
+      <w:proofErr w:type="gramStart"/>
+      <w:r>
+        <w:rPr>
+          <w:rFonts w:ascii="Consolas" w:eastAsia="굴림" w:hAnsi="Consolas" w:cs="굴림"/>
+          <w:color w:val="CCCCCC"/>
+          <w:kern w:val="0"/>
+          <w:sz w:val="21"/>
+          <w:szCs w:val="21"/>
+        </w:rPr>
+        <w:t>);</w:t>
+      </w:r>
+      <w:proofErr w:type="gramEnd"/>
+    </w:p>
+    <w:p>
+      <w:pPr>
+        <w:widowControl/>
+        <w:shd w:val="clear" w:color="auto" w:fill="1F1F1F"/>
+        <w:wordWrap/>
+        <w:autoSpaceDE/>
+        <w:autoSpaceDN/>
+        <w:spacing w:after="0" w:line="285" w:lineRule="atLeast"/>
+        <w:jc w:val="left"/>
+        <w:rPr>
+          <w:rFonts w:ascii="Consolas" w:eastAsia="굴림" w:hAnsi="Consolas" w:cs="굴림"/>
+          <w:color w:val="CCCCCC"/>
+          <w:kern w:val="0"/>
+          <w:sz w:val="21"/>
+          <w:szCs w:val="21"/>
+        </w:rPr>
+      </w:pPr>
+    </w:p>
+    <w:p>
+      <w:pPr>
+        <w:widowControl/>
+        <w:shd w:val="clear" w:color="auto" w:fill="1F1F1F"/>
+        <w:wordWrap/>
+        <w:autoSpaceDE/>
+        <w:autoSpaceDN/>
+        <w:spacing w:after="0" w:line="285" w:lineRule="atLeast"/>
+        <w:jc w:val="left"/>
+        <w:rPr>
+          <w:rFonts w:ascii="Consolas" w:eastAsia="굴림" w:hAnsi="Consolas" w:cs="굴림"/>
+          <w:color w:val="CCCCCC"/>
+          <w:kern w:val="0"/>
+          <w:sz w:val="21"/>
+          <w:szCs w:val="21"/>
+        </w:rPr>
+      </w:pPr>
+      <w:r>
+        <w:rPr>
+          <w:rFonts w:ascii="Consolas" w:eastAsia="굴림" w:hAnsi="Consolas" w:cs="굴림"/>
+          <w:color w:val="4EC9B0"/>
+          <w:kern w:val="0"/>
+          <w:sz w:val="21"/>
+          <w:szCs w:val="21"/>
+        </w:rPr>
+        <w:t>FSM</w:t>
+      </w:r>
+      <w:r>
+        <w:rPr>
+          <w:rFonts w:ascii="Consolas" w:eastAsia="굴림" w:hAnsi="Consolas" w:cs="굴림"/>
+          <w:color w:val="CCCCCC"/>
+          <w:kern w:val="0"/>
+          <w:sz w:val="21"/>
+          <w:szCs w:val="21"/>
+        </w:rPr>
+        <w:t xml:space="preserve"> </w:t>
+      </w:r>
+      <w:proofErr w:type="spellStart"/>
+      <w:r>
+        <w:rPr>
+          <w:rFonts w:ascii="Consolas" w:eastAsia="굴림" w:hAnsi="Consolas" w:cs="굴림"/>
+          <w:color w:val="9CDCFE"/>
+          <w:kern w:val="0"/>
+          <w:sz w:val="21"/>
+          <w:szCs w:val="21"/>
+        </w:rPr>
+        <w:t>myFSM</w:t>
+      </w:r>
+      <w:proofErr w:type="spellEnd"/>
+      <w:r>
+        <w:rPr>
+          <w:rFonts w:ascii="Consolas" w:eastAsia="굴림" w:hAnsi="Consolas" w:cs="굴림"/>
+          <w:color w:val="CCCCCC"/>
+          <w:kern w:val="0"/>
+          <w:sz w:val="21"/>
+          <w:szCs w:val="21"/>
+        </w:rPr>
+        <w:t>(</w:t>
+      </w:r>
+      <w:r>
+        <w:rPr>
+          <w:rFonts w:ascii="Consolas" w:eastAsia="굴림" w:hAnsi="Consolas" w:cs="굴림"/>
+          <w:color w:val="CE9178"/>
+          <w:kern w:val="0"/>
+          <w:sz w:val="21"/>
+          <w:szCs w:val="21"/>
+        </w:rPr>
+        <w:t>"</w:t>
+      </w:r>
+      <w:proofErr w:type="spellStart"/>
+      <w:r>
+        <w:rPr>
+          <w:rFonts w:ascii="Consolas" w:eastAsia="굴림" w:hAnsi="Consolas" w:cs="굴림"/>
+          <w:color w:val="CE9178"/>
+          <w:kern w:val="0"/>
+          <w:sz w:val="21"/>
+          <w:szCs w:val="21"/>
+        </w:rPr>
+        <w:t>myFSM</w:t>
+      </w:r>
+      <w:proofErr w:type="spellEnd"/>
+      <w:r>
+        <w:rPr>
+          <w:rFonts w:ascii="Consolas" w:eastAsia="굴림" w:hAnsi="Consolas" w:cs="굴림"/>
+          <w:color w:val="CE9178"/>
+          <w:kern w:val="0"/>
+          <w:sz w:val="21"/>
+          <w:szCs w:val="21"/>
+        </w:rPr>
+        <w:t>"</w:t>
+      </w:r>
+      <w:proofErr w:type="gramStart"/>
+      <w:r>
+        <w:rPr>
+          <w:rFonts w:ascii="Consolas" w:eastAsia="굴림" w:hAnsi="Consolas" w:cs="굴림"/>
+          <w:color w:val="CCCCCC"/>
+          <w:kern w:val="0"/>
+          <w:sz w:val="21"/>
+          <w:szCs w:val="21"/>
+        </w:rPr>
+        <w:t>);</w:t>
+      </w:r>
+      <w:proofErr w:type="gramEnd"/>
+    </w:p>
+    <w:p>
+      <w:pPr>
+        <w:widowControl/>
+        <w:shd w:val="clear" w:color="auto" w:fill="1F1F1F"/>
+        <w:wordWrap/>
+        <w:autoSpaceDE/>
+        <w:autoSpaceDN/>
+        <w:spacing w:after="0" w:line="285" w:lineRule="atLeast"/>
+        <w:jc w:val="left"/>
+        <w:rPr>
+          <w:rFonts w:ascii="Consolas" w:eastAsia="굴림" w:hAnsi="Consolas" w:cs="굴림"/>
+          <w:color w:val="CCCCCC"/>
+          <w:kern w:val="0"/>
+          <w:sz w:val="21"/>
+          <w:szCs w:val="21"/>
+        </w:rPr>
+      </w:pPr>
+    </w:p>
+    <w:p>
+      <w:pPr>
+        <w:widowControl/>
+        <w:shd w:val="clear" w:color="auto" w:fill="1F1F1F"/>
+        <w:wordWrap/>
+        <w:autoSpaceDE/>
+        <w:autoSpaceDN/>
+        <w:spacing w:after="0" w:line="285" w:lineRule="atLeast"/>
+        <w:jc w:val="left"/>
+        <w:rPr>
+          <w:rFonts w:ascii="Consolas" w:eastAsia="굴림" w:hAnsi="Consolas" w:cs="굴림"/>
+          <w:color w:val="CCCCCC"/>
+          <w:kern w:val="0"/>
+          <w:sz w:val="21"/>
+          <w:szCs w:val="21"/>
+        </w:rPr>
+      </w:pPr>
+      <w:proofErr w:type="spellStart"/>
+      <w:r>
+        <w:rPr>
+          <w:rFonts w:ascii="Consolas" w:eastAsia="굴림" w:hAnsi="Consolas" w:cs="굴림"/>
+          <w:color w:val="9CDCFE"/>
+          <w:kern w:val="0"/>
+          <w:sz w:val="21"/>
+          <w:szCs w:val="21"/>
+        </w:rPr>
+        <w:t>myFSM</w:t>
+      </w:r>
+      <w:r>
+        <w:rPr>
+          <w:rFonts w:ascii="Consolas" w:eastAsia="굴림" w:hAnsi="Consolas" w:cs="굴림"/>
+          <w:color w:val="CCCCCC"/>
+          <w:kern w:val="0"/>
+          <w:sz w:val="21"/>
+          <w:szCs w:val="21"/>
+        </w:rPr>
+        <w:t>.</w:t>
+      </w:r>
+      <w:r>
+        <w:rPr>
+          <w:rFonts w:ascii="Consolas" w:eastAsia="굴림" w:hAnsi="Consolas" w:cs="굴림"/>
+          <w:color w:val="DCDCAA"/>
+          <w:kern w:val="0"/>
+          <w:sz w:val="21"/>
+          <w:szCs w:val="21"/>
+        </w:rPr>
+        <w:t>addState</w:t>
+      </w:r>
+      <w:proofErr w:type="spellEnd"/>
+      <w:r>
+        <w:rPr>
+          <w:rFonts w:ascii="Consolas" w:eastAsia="굴림" w:hAnsi="Consolas" w:cs="굴림"/>
+          <w:color w:val="CCCCCC"/>
+          <w:kern w:val="0"/>
+          <w:sz w:val="21"/>
+          <w:szCs w:val="21"/>
+        </w:rPr>
+        <w:t>(</w:t>
+      </w:r>
+      <w:r>
+        <w:rPr>
+          <w:rFonts w:ascii="Consolas" w:eastAsia="굴림" w:hAnsi="Consolas" w:cs="굴림"/>
+          <w:color w:val="CE9178"/>
+          <w:kern w:val="0"/>
+          <w:sz w:val="21"/>
+          <w:szCs w:val="21"/>
+        </w:rPr>
+        <w:t>"idle"</w:t>
+      </w:r>
+      <w:r>
+        <w:rPr>
+          <w:rFonts w:ascii="Consolas" w:eastAsia="굴림" w:hAnsi="Consolas" w:cs="굴림"/>
+          <w:color w:val="CCCCCC"/>
+          <w:kern w:val="0"/>
+          <w:sz w:val="21"/>
+          <w:szCs w:val="21"/>
+        </w:rPr>
+        <w:t xml:space="preserve">, </w:t>
+      </w:r>
+      <w:proofErr w:type="spellStart"/>
+      <w:r>
+        <w:rPr>
+          <w:rFonts w:ascii="Consolas" w:eastAsia="굴림" w:hAnsi="Consolas" w:cs="굴림"/>
+          <w:color w:val="9CDCFE"/>
+          <w:kern w:val="0"/>
+          <w:sz w:val="21"/>
+          <w:szCs w:val="21"/>
+        </w:rPr>
+        <w:t>idleState</w:t>
+      </w:r>
+      <w:proofErr w:type="spellEnd"/>
+      <w:proofErr w:type="gramStart"/>
+      <w:r>
+        <w:rPr>
+          <w:rFonts w:ascii="Consolas" w:eastAsia="굴림" w:hAnsi="Consolas" w:cs="굴림"/>
+          <w:color w:val="CCCCCC"/>
+          <w:kern w:val="0"/>
+          <w:sz w:val="21"/>
+          <w:szCs w:val="21"/>
+        </w:rPr>
+        <w:t>);</w:t>
+      </w:r>
+      <w:proofErr w:type="gramEnd"/>
+    </w:p>
+    <w:p>
+      <w:pPr>
+        <w:widowControl/>
+        <w:shd w:val="clear" w:color="auto" w:fill="1F1F1F"/>
+        <w:wordWrap/>
+        <w:autoSpaceDE/>
+        <w:autoSpaceDN/>
+        <w:spacing w:after="0" w:line="285" w:lineRule="atLeast"/>
+        <w:jc w:val="left"/>
+        <w:rPr>
+          <w:rFonts w:ascii="Consolas" w:eastAsia="굴림" w:hAnsi="Consolas" w:cs="굴림"/>
+          <w:color w:val="CCCCCC"/>
+          <w:kern w:val="0"/>
+          <w:sz w:val="21"/>
+          <w:szCs w:val="21"/>
+        </w:rPr>
+      </w:pPr>
+      <w:proofErr w:type="spellStart"/>
+      <w:r>
+        <w:rPr>
+          <w:rFonts w:ascii="Consolas" w:eastAsia="굴림" w:hAnsi="Consolas" w:cs="굴림"/>
+          <w:color w:val="9CDCFE"/>
+          <w:kern w:val="0"/>
+          <w:sz w:val="21"/>
+          <w:szCs w:val="21"/>
+        </w:rPr>
+        <w:t>myFSM</w:t>
+      </w:r>
+      <w:r>
+        <w:rPr>
+          <w:rFonts w:ascii="Consolas" w:eastAsia="굴림" w:hAnsi="Consolas" w:cs="굴림"/>
+          <w:color w:val="CCCCCC"/>
+          <w:kern w:val="0"/>
+          <w:sz w:val="21"/>
+          <w:szCs w:val="21"/>
+        </w:rPr>
+        <w:t>.</w:t>
+      </w:r>
+      <w:r>
+        <w:rPr>
+          <w:rFonts w:ascii="Consolas" w:eastAsia="굴림" w:hAnsi="Consolas" w:cs="굴림"/>
+          <w:color w:val="DCDCAA"/>
+          <w:kern w:val="0"/>
+          <w:sz w:val="21"/>
+          <w:szCs w:val="21"/>
+        </w:rPr>
+        <w:t>addState</w:t>
+      </w:r>
+      <w:proofErr w:type="spellEnd"/>
+      <w:r>
+        <w:rPr>
+          <w:rFonts w:ascii="Consolas" w:eastAsia="굴림" w:hAnsi="Consolas" w:cs="굴림"/>
+          <w:color w:val="CCCCCC"/>
+          <w:kern w:val="0"/>
+          <w:sz w:val="21"/>
+          <w:szCs w:val="21"/>
+        </w:rPr>
+        <w:t>(</w:t>
+      </w:r>
+      <w:r>
+        <w:rPr>
+          <w:rFonts w:ascii="Consolas" w:eastAsia="굴림" w:hAnsi="Consolas" w:cs="굴림"/>
+          <w:color w:val="CE9178"/>
+          <w:kern w:val="0"/>
+          <w:sz w:val="21"/>
+          <w:szCs w:val="21"/>
+        </w:rPr>
+        <w:t>"walking"</w:t>
+      </w:r>
+      <w:r>
+        <w:rPr>
+          <w:rFonts w:ascii="Consolas" w:eastAsia="굴림" w:hAnsi="Consolas" w:cs="굴림"/>
+          <w:color w:val="CCCCCC"/>
+          <w:kern w:val="0"/>
+          <w:sz w:val="21"/>
+          <w:szCs w:val="21"/>
+        </w:rPr>
+        <w:t xml:space="preserve">, </w:t>
+      </w:r>
+      <w:proofErr w:type="spellStart"/>
+      <w:r>
+        <w:rPr>
+          <w:rFonts w:ascii="Consolas" w:eastAsia="굴림" w:hAnsi="Consolas" w:cs="굴림"/>
+          <w:color w:val="9CDCFE"/>
+          <w:kern w:val="0"/>
+          <w:sz w:val="21"/>
+          <w:szCs w:val="21"/>
+        </w:rPr>
+        <w:t>walkingState</w:t>
+      </w:r>
+      <w:proofErr w:type="spellEnd"/>
+      <w:proofErr w:type="gramStart"/>
+      <w:r>
+        <w:rPr>
+          <w:rFonts w:ascii="Consolas" w:eastAsia="굴림" w:hAnsi="Consolas" w:cs="굴림"/>
+          <w:color w:val="CCCCCC"/>
+          <w:kern w:val="0"/>
+          <w:sz w:val="21"/>
+          <w:szCs w:val="21"/>
+        </w:rPr>
+        <w:t>);</w:t>
+      </w:r>
+      <w:proofErr w:type="gramEnd"/>
+    </w:p>
+    <w:p>
+      <w:pPr>
+        <w:widowControl/>
+        <w:shd w:val="clear" w:color="auto" w:fill="1F1F1F"/>
+        <w:wordWrap/>
+        <w:autoSpaceDE/>
+        <w:autoSpaceDN/>
+        <w:spacing w:after="0" w:line="285" w:lineRule="atLeast"/>
+        <w:jc w:val="left"/>
+        <w:rPr>
+          <w:rFonts w:ascii="Consolas" w:eastAsia="굴림" w:hAnsi="Consolas" w:cs="굴림"/>
+          <w:color w:val="CCCCCC"/>
+          <w:kern w:val="0"/>
+          <w:sz w:val="21"/>
+          <w:szCs w:val="21"/>
+        </w:rPr>
+      </w:pPr>
+    </w:p>
+    <w:p>
+      <w:pPr>
+        <w:widowControl/>
+        <w:shd w:val="clear" w:color="auto" w:fill="1F1F1F"/>
+        <w:wordWrap/>
+        <w:autoSpaceDE/>
+        <w:autoSpaceDN/>
+        <w:spacing w:after="0" w:line="285" w:lineRule="atLeast"/>
+        <w:jc w:val="left"/>
+        <w:rPr>
+          <w:rFonts w:ascii="Consolas" w:eastAsia="굴림" w:hAnsi="Consolas" w:cs="굴림"/>
+          <w:color w:val="CCCCCC"/>
+          <w:kern w:val="0"/>
+          <w:sz w:val="21"/>
+          <w:szCs w:val="21"/>
+        </w:rPr>
+      </w:pPr>
+      <w:proofErr w:type="spellStart"/>
+      <w:r>
+        <w:rPr>
+          <w:rFonts w:ascii="Consolas" w:eastAsia="굴림" w:hAnsi="Consolas" w:cs="굴림"/>
+          <w:color w:val="9CDCFE"/>
+          <w:kern w:val="0"/>
+          <w:sz w:val="21"/>
+          <w:szCs w:val="21"/>
+        </w:rPr>
+        <w:t>myFSM</w:t>
+      </w:r>
+      <w:r>
+        <w:rPr>
+          <w:rFonts w:ascii="Consolas" w:eastAsia="굴림" w:hAnsi="Consolas" w:cs="굴림"/>
+          <w:color w:val="CCCCCC"/>
+          <w:kern w:val="0"/>
+          <w:sz w:val="21"/>
+          <w:szCs w:val="21"/>
+        </w:rPr>
+        <w:t>.</w:t>
+      </w:r>
+      <w:r>
+        <w:rPr>
+          <w:rFonts w:ascii="Consolas" w:eastAsia="굴림" w:hAnsi="Consolas" w:cs="굴림"/>
+          <w:color w:val="DCDCAA"/>
+          <w:kern w:val="0"/>
+          <w:sz w:val="21"/>
+          <w:szCs w:val="21"/>
+        </w:rPr>
+        <w:t>addTransition</w:t>
+      </w:r>
+      <w:proofErr w:type="spellEnd"/>
+      <w:r>
+        <w:rPr>
+          <w:rFonts w:ascii="Consolas" w:eastAsia="굴림" w:hAnsi="Consolas" w:cs="굴림"/>
+          <w:color w:val="CCCCCC"/>
+          <w:kern w:val="0"/>
+          <w:sz w:val="21"/>
+          <w:szCs w:val="21"/>
+        </w:rPr>
+        <w:t>(</w:t>
+      </w:r>
+      <w:r>
+        <w:rPr>
+          <w:rFonts w:ascii="Consolas" w:eastAsia="굴림" w:hAnsi="Consolas" w:cs="굴림"/>
+          <w:color w:val="CE9178"/>
+          <w:kern w:val="0"/>
+          <w:sz w:val="21"/>
+          <w:szCs w:val="21"/>
+        </w:rPr>
+        <w:t>"idle"</w:t>
+      </w:r>
+      <w:r>
+        <w:rPr>
+          <w:rFonts w:ascii="Consolas" w:eastAsia="굴림" w:hAnsi="Consolas" w:cs="굴림"/>
+          <w:color w:val="CCCCCC"/>
+          <w:kern w:val="0"/>
+          <w:sz w:val="21"/>
+          <w:szCs w:val="21"/>
+        </w:rPr>
+        <w:t xml:space="preserve">, </w:t>
+      </w:r>
+      <w:r>
+        <w:rPr>
+          <w:rFonts w:ascii="Consolas" w:eastAsia="굴림" w:hAnsi="Consolas" w:cs="굴림"/>
+          <w:color w:val="CE9178"/>
+          <w:kern w:val="0"/>
+          <w:sz w:val="21"/>
+          <w:szCs w:val="21"/>
+        </w:rPr>
+        <w:t>"idle"</w:t>
+      </w:r>
+      <w:r>
+        <w:rPr>
+          <w:rFonts w:ascii="Consolas" w:eastAsia="굴림" w:hAnsi="Consolas" w:cs="굴림"/>
+          <w:color w:val="CCCCCC"/>
+          <w:kern w:val="0"/>
+          <w:sz w:val="21"/>
+          <w:szCs w:val="21"/>
+        </w:rPr>
+        <w:t xml:space="preserve">, </w:t>
+      </w:r>
+      <w:proofErr w:type="gramStart"/>
+      <w:r>
+        <w:rPr>
+          <w:rFonts w:ascii="Consolas" w:eastAsia="굴림" w:hAnsi="Consolas" w:cs="굴림"/>
+          <w:color w:val="CCCCCC"/>
+          <w:kern w:val="0"/>
+          <w:sz w:val="21"/>
+          <w:szCs w:val="21"/>
+        </w:rPr>
+        <w:t>[](</w:t>
+      </w:r>
+      <w:proofErr w:type="gramEnd"/>
+      <w:r>
+        <w:rPr>
+          <w:rFonts w:ascii="Consolas" w:eastAsia="굴림" w:hAnsi="Consolas" w:cs="굴림"/>
+          <w:color w:val="CCCCCC"/>
+          <w:kern w:val="0"/>
+          <w:sz w:val="21"/>
+          <w:szCs w:val="21"/>
+        </w:rPr>
+        <w:t>) {}</w:t>
+      </w:r>
+      <w:proofErr w:type="gramStart"/>
+      <w:r>
+        <w:rPr>
+          <w:rFonts w:ascii="Consolas" w:eastAsia="굴림" w:hAnsi="Consolas" w:cs="굴림"/>
+          <w:color w:val="CCCCCC"/>
+          <w:kern w:val="0"/>
+          <w:sz w:val="21"/>
+          <w:szCs w:val="21"/>
+        </w:rPr>
+        <w:t>);</w:t>
+      </w:r>
+      <w:proofErr w:type="gramEnd"/>
+    </w:p>
+    <w:p>
+      <w:pPr>
+        <w:widowControl/>
+        <w:shd w:val="clear" w:color="auto" w:fill="1F1F1F"/>
+        <w:wordWrap/>
+        <w:autoSpaceDE/>
+        <w:autoSpaceDN/>
+        <w:spacing w:after="0" w:line="285" w:lineRule="atLeast"/>
+        <w:jc w:val="left"/>
+        <w:rPr>
+          <w:rFonts w:ascii="Consolas" w:eastAsia="굴림" w:hAnsi="Consolas" w:cs="굴림"/>
+          <w:color w:val="CCCCCC"/>
+          <w:kern w:val="0"/>
+          <w:sz w:val="21"/>
+          <w:szCs w:val="21"/>
+        </w:rPr>
+      </w:pPr>
+      <w:proofErr w:type="spellStart"/>
+      <w:r>
+        <w:rPr>
+          <w:rFonts w:ascii="Consolas" w:eastAsia="굴림" w:hAnsi="Consolas" w:cs="굴림"/>
+          <w:color w:val="9CDCFE"/>
+          <w:kern w:val="0"/>
+          <w:sz w:val="21"/>
+          <w:szCs w:val="21"/>
+        </w:rPr>
+        <w:t>myFSM</w:t>
+      </w:r>
+      <w:r>
+        <w:rPr>
+          <w:rFonts w:ascii="Consolas" w:eastAsia="굴림" w:hAnsi="Consolas" w:cs="굴림"/>
+          <w:color w:val="CCCCCC"/>
+          <w:kern w:val="0"/>
+          <w:sz w:val="21"/>
+          <w:szCs w:val="21"/>
+        </w:rPr>
+        <w:t>.</w:t>
+      </w:r>
+      <w:r>
+        <w:rPr>
+          <w:rFonts w:ascii="Consolas" w:eastAsia="굴림" w:hAnsi="Consolas" w:cs="굴림"/>
+          <w:color w:val="DCDCAA"/>
+          <w:kern w:val="0"/>
+          <w:sz w:val="21"/>
+          <w:szCs w:val="21"/>
+        </w:rPr>
+        <w:t>addTransition</w:t>
+      </w:r>
+      <w:proofErr w:type="spellEnd"/>
+      <w:r>
+        <w:rPr>
+          <w:rFonts w:ascii="Consolas" w:eastAsia="굴림" w:hAnsi="Consolas" w:cs="굴림"/>
+          <w:color w:val="CCCCCC"/>
+          <w:kern w:val="0"/>
+          <w:sz w:val="21"/>
+          <w:szCs w:val="21"/>
+        </w:rPr>
+        <w:t>(</w:t>
+      </w:r>
+      <w:r>
+        <w:rPr>
+          <w:rFonts w:ascii="Consolas" w:eastAsia="굴림" w:hAnsi="Consolas" w:cs="굴림"/>
+          <w:color w:val="CE9178"/>
+          <w:kern w:val="0"/>
+          <w:sz w:val="21"/>
+          <w:szCs w:val="21"/>
+        </w:rPr>
+        <w:t>"walking"</w:t>
+      </w:r>
+      <w:r>
+        <w:rPr>
+          <w:rFonts w:ascii="Consolas" w:eastAsia="굴림" w:hAnsi="Consolas" w:cs="굴림"/>
+          <w:color w:val="CCCCCC"/>
+          <w:kern w:val="0"/>
+          <w:sz w:val="21"/>
+          <w:szCs w:val="21"/>
+        </w:rPr>
+        <w:t xml:space="preserve">, </w:t>
+      </w:r>
+      <w:r>
+        <w:rPr>
+          <w:rFonts w:ascii="Consolas" w:eastAsia="굴림" w:hAnsi="Consolas" w:cs="굴림"/>
+          <w:color w:val="CE9178"/>
+          <w:kern w:val="0"/>
+          <w:sz w:val="21"/>
+          <w:szCs w:val="21"/>
+        </w:rPr>
+        <w:t>"walking"</w:t>
+      </w:r>
+      <w:r>
+        <w:rPr>
+          <w:rFonts w:ascii="Consolas" w:eastAsia="굴림" w:hAnsi="Consolas" w:cs="굴림"/>
+          <w:color w:val="CCCCCC"/>
+          <w:kern w:val="0"/>
+          <w:sz w:val="21"/>
+          <w:szCs w:val="21"/>
+        </w:rPr>
+        <w:t xml:space="preserve">, </w:t>
+      </w:r>
+      <w:proofErr w:type="gramStart"/>
+      <w:r>
+        <w:rPr>
+          <w:rFonts w:ascii="Consolas" w:eastAsia="굴림" w:hAnsi="Consolas" w:cs="굴림"/>
+          <w:color w:val="CCCCCC"/>
+          <w:kern w:val="0"/>
+          <w:sz w:val="21"/>
+          <w:szCs w:val="21"/>
+        </w:rPr>
+        <w:t>[](</w:t>
+      </w:r>
+      <w:proofErr w:type="gramEnd"/>
+      <w:r>
+        <w:rPr>
+          <w:rFonts w:ascii="Consolas" w:eastAsia="굴림" w:hAnsi="Consolas" w:cs="굴림"/>
+          <w:color w:val="CCCCCC"/>
+          <w:kern w:val="0"/>
+          <w:sz w:val="21"/>
+          <w:szCs w:val="21"/>
+        </w:rPr>
+        <w:t>) {}</w:t>
+      </w:r>
+      <w:proofErr w:type="gramStart"/>
+      <w:r>
+        <w:rPr>
+          <w:rFonts w:ascii="Consolas" w:eastAsia="굴림" w:hAnsi="Consolas" w:cs="굴림"/>
+          <w:color w:val="CCCCCC"/>
+          <w:kern w:val="0"/>
+          <w:sz w:val="21"/>
+          <w:szCs w:val="21"/>
+        </w:rPr>
+        <w:t>);</w:t>
+      </w:r>
+      <w:proofErr w:type="gramEnd"/>
+    </w:p>
+    <w:p>
+      <w:pPr>
+        <w:widowControl/>
+        <w:shd w:val="clear" w:color="auto" w:fill="1F1F1F"/>
+        <w:wordWrap/>
+        <w:autoSpaceDE/>
+        <w:autoSpaceDN/>
+        <w:spacing w:after="0" w:line="285" w:lineRule="atLeast"/>
+        <w:jc w:val="left"/>
+        <w:rPr>
+          <w:rFonts w:ascii="Consolas" w:eastAsia="굴림" w:hAnsi="Consolas" w:cs="굴림"/>
+          <w:color w:val="CCCCCC"/>
+          <w:kern w:val="0"/>
+          <w:sz w:val="21"/>
+          <w:szCs w:val="21"/>
+        </w:rPr>
+      </w:pPr>
+      <w:proofErr w:type="spellStart"/>
+      <w:r>
+        <w:rPr>
+          <w:rFonts w:ascii="Consolas" w:eastAsia="굴림" w:hAnsi="Consolas" w:cs="굴림"/>
+          <w:color w:val="9CDCFE"/>
+          <w:kern w:val="0"/>
+          <w:sz w:val="21"/>
+          <w:szCs w:val="21"/>
+        </w:rPr>
+        <w:t>myFSM</w:t>
+      </w:r>
+      <w:r>
+        <w:rPr>
+          <w:rFonts w:ascii="Consolas" w:eastAsia="굴림" w:hAnsi="Consolas" w:cs="굴림"/>
+          <w:color w:val="CCCCCC"/>
+          <w:kern w:val="0"/>
+          <w:sz w:val="21"/>
+          <w:szCs w:val="21"/>
+        </w:rPr>
+        <w:t>.</w:t>
+      </w:r>
+      <w:r>
+        <w:rPr>
+          <w:rFonts w:ascii="Consolas" w:eastAsia="굴림" w:hAnsi="Consolas" w:cs="굴림"/>
+          <w:color w:val="DCDCAA"/>
+          <w:kern w:val="0"/>
+          <w:sz w:val="21"/>
+          <w:szCs w:val="21"/>
+        </w:rPr>
+        <w:t>addTransition</w:t>
+      </w:r>
+      <w:proofErr w:type="spellEnd"/>
+      <w:r>
+        <w:rPr>
+          <w:rFonts w:ascii="Consolas" w:eastAsia="굴림" w:hAnsi="Consolas" w:cs="굴림"/>
+          <w:color w:val="CCCCCC"/>
+          <w:kern w:val="0"/>
+          <w:sz w:val="21"/>
+          <w:szCs w:val="21"/>
+        </w:rPr>
+        <w:t>(</w:t>
+      </w:r>
+      <w:r>
+        <w:rPr>
+          <w:rFonts w:ascii="Consolas" w:eastAsia="굴림" w:hAnsi="Consolas" w:cs="굴림"/>
+          <w:color w:val="CE9178"/>
+          <w:kern w:val="0"/>
+          <w:sz w:val="21"/>
+          <w:szCs w:val="21"/>
+        </w:rPr>
+        <w:t>"idle"</w:t>
+      </w:r>
+      <w:r>
+        <w:rPr>
+          <w:rFonts w:ascii="Consolas" w:eastAsia="굴림" w:hAnsi="Consolas" w:cs="굴림"/>
+          <w:color w:val="CCCCCC"/>
+          <w:kern w:val="0"/>
+          <w:sz w:val="21"/>
+          <w:szCs w:val="21"/>
+        </w:rPr>
+        <w:t xml:space="preserve">, </w:t>
+      </w:r>
+      <w:r>
+        <w:rPr>
+          <w:rFonts w:ascii="Consolas" w:eastAsia="굴림" w:hAnsi="Consolas" w:cs="굴림"/>
+          <w:color w:val="CE9178"/>
+          <w:kern w:val="0"/>
+          <w:sz w:val="21"/>
+          <w:szCs w:val="21"/>
+        </w:rPr>
+        <w:t>"walking"</w:t>
+      </w:r>
+      <w:r>
+        <w:rPr>
+          <w:rFonts w:ascii="Consolas" w:eastAsia="굴림" w:hAnsi="Consolas" w:cs="굴림"/>
+          <w:color w:val="CCCCCC"/>
+          <w:kern w:val="0"/>
+          <w:sz w:val="21"/>
+          <w:szCs w:val="21"/>
+        </w:rPr>
+        <w:t>,</w:t>
+      </w:r>
+    </w:p>
+    <w:p>
+      <w:pPr>
+        <w:widowControl/>
+        <w:shd w:val="clear" w:color="auto" w:fill="1F1F1F"/>
+        <w:wordWrap/>
+        <w:autoSpaceDE/>
+        <w:autoSpaceDN/>
+        <w:spacing w:after="0" w:line="285" w:lineRule="atLeast"/>
+        <w:jc w:val="left"/>
+        <w:rPr>
+          <w:rFonts w:ascii="Consolas" w:eastAsia="굴림" w:hAnsi="Consolas" w:cs="굴림"/>
+          <w:color w:val="CCCCCC"/>
+          <w:kern w:val="0"/>
+          <w:sz w:val="21"/>
+          <w:szCs w:val="21"/>
+        </w:rPr>
+      </w:pPr>
+      <w:r>
+        <w:rPr>
+          <w:rFonts w:ascii="Consolas" w:eastAsia="굴림" w:hAnsi="Consolas" w:cs="굴림"/>
+          <w:color w:val="CCCCCC"/>
+          <w:kern w:val="0"/>
+          <w:sz w:val="21"/>
+          <w:szCs w:val="21"/>
+        </w:rPr>
+        <w:t>    [</w:t>
+      </w:r>
+      <w:r>
+        <w:rPr>
+          <w:rFonts w:ascii="Consolas" w:eastAsia="굴림" w:hAnsi="Consolas" w:cs="굴림"/>
+          <w:color w:val="D4D4D4"/>
+          <w:kern w:val="0"/>
+          <w:sz w:val="21"/>
+          <w:szCs w:val="21"/>
+        </w:rPr>
+        <w:t>&amp;</w:t>
+      </w:r>
+      <w:proofErr w:type="spellStart"/>
+      <w:proofErr w:type="gramStart"/>
+      <w:r>
+        <w:rPr>
+          <w:rFonts w:ascii="Consolas" w:eastAsia="굴림" w:hAnsi="Consolas" w:cs="굴림"/>
+          <w:color w:val="9CDCFE"/>
+          <w:kern w:val="0"/>
+          <w:sz w:val="21"/>
+          <w:szCs w:val="21"/>
+        </w:rPr>
+        <w:t>animCon</w:t>
+      </w:r>
+      <w:proofErr w:type="spellEnd"/>
+      <w:r>
+        <w:rPr>
+          <w:rFonts w:ascii="Consolas" w:eastAsia="굴림" w:hAnsi="Consolas" w:cs="굴림"/>
+          <w:color w:val="CCCCCC"/>
+          <w:kern w:val="0"/>
+          <w:sz w:val="21"/>
+          <w:szCs w:val="21"/>
+        </w:rPr>
+        <w:t>](</w:t>
+      </w:r>
+      <w:proofErr w:type="gramEnd"/>
+      <w:r>
+        <w:rPr>
+          <w:rFonts w:ascii="Consolas" w:eastAsia="굴림" w:hAnsi="Consolas" w:cs="굴림"/>
+          <w:color w:val="CCCCCC"/>
+          <w:kern w:val="0"/>
+          <w:sz w:val="21"/>
+          <w:szCs w:val="21"/>
+        </w:rPr>
+        <w:t>) {</w:t>
+      </w:r>
+    </w:p>
+    <w:p>
+      <w:pPr>
+        <w:widowControl/>
+        <w:shd w:val="clear" w:color="auto" w:fill="1F1F1F"/>
+        <w:wordWrap/>
+        <w:autoSpaceDE/>
+        <w:autoSpaceDN/>
+        <w:spacing w:after="0" w:line="285" w:lineRule="atLeast"/>
+        <w:jc w:val="left"/>
+        <w:rPr>
+          <w:rFonts w:ascii="Consolas" w:eastAsia="굴림" w:hAnsi="Consolas" w:cs="굴림"/>
+          <w:color w:val="CCCCCC"/>
+          <w:kern w:val="0"/>
+          <w:sz w:val="21"/>
+          <w:szCs w:val="21"/>
+        </w:rPr>
+      </w:pPr>
+      <w:r>
+        <w:rPr>
+          <w:rFonts w:ascii="Consolas" w:eastAsia="굴림" w:hAnsi="Consolas" w:cs="굴림"/>
+          <w:color w:val="CCCCCC"/>
+          <w:kern w:val="0"/>
+          <w:sz w:val="21"/>
+          <w:szCs w:val="21"/>
+        </w:rPr>
+        <w:t xml:space="preserve">        </w:t>
+      </w:r>
+      <w:proofErr w:type="spellStart"/>
+      <w:proofErr w:type="gramStart"/>
+      <w:r>
+        <w:rPr>
+          <w:rFonts w:ascii="Consolas" w:eastAsia="굴림" w:hAnsi="Consolas" w:cs="굴림"/>
+          <w:color w:val="DCDCAA"/>
+          <w:kern w:val="0"/>
+          <w:sz w:val="21"/>
+          <w:szCs w:val="21"/>
+        </w:rPr>
+        <w:t>fadeIn</w:t>
+      </w:r>
+      <w:proofErr w:type="spellEnd"/>
+      <w:r>
+        <w:rPr>
+          <w:rFonts w:ascii="Consolas" w:eastAsia="굴림" w:hAnsi="Consolas" w:cs="굴림"/>
+          <w:color w:val="CCCCCC"/>
+          <w:kern w:val="0"/>
+          <w:sz w:val="21"/>
+          <w:szCs w:val="21"/>
+        </w:rPr>
+        <w:t>(</w:t>
+      </w:r>
+      <w:proofErr w:type="gramEnd"/>
+      <w:r>
+        <w:rPr>
+          <w:rFonts w:ascii="Consolas" w:eastAsia="굴림" w:hAnsi="Consolas" w:cs="굴림"/>
+          <w:color w:val="CE9178"/>
+          <w:kern w:val="0"/>
+          <w:sz w:val="21"/>
+          <w:szCs w:val="21"/>
+        </w:rPr>
+        <w:t>"walking"</w:t>
+      </w:r>
+      <w:r>
+        <w:rPr>
+          <w:rFonts w:ascii="Consolas" w:eastAsia="굴림" w:hAnsi="Consolas" w:cs="굴림"/>
+          <w:color w:val="CCCCCC"/>
+          <w:kern w:val="0"/>
+          <w:sz w:val="21"/>
+          <w:szCs w:val="21"/>
+        </w:rPr>
+        <w:t xml:space="preserve">, </w:t>
+      </w:r>
+      <w:proofErr w:type="gramStart"/>
+      <w:r>
+        <w:rPr>
+          <w:rFonts w:ascii="Consolas" w:eastAsia="굴림" w:hAnsi="Consolas" w:cs="굴림"/>
+          <w:color w:val="DCDCAA"/>
+          <w:kern w:val="0"/>
+          <w:sz w:val="21"/>
+          <w:szCs w:val="21"/>
+        </w:rPr>
+        <w:t>Milliseconds</w:t>
+      </w:r>
+      <w:r>
+        <w:rPr>
+          <w:rFonts w:ascii="Consolas" w:eastAsia="굴림" w:hAnsi="Consolas" w:cs="굴림"/>
+          <w:color w:val="CCCCCC"/>
+          <w:kern w:val="0"/>
+          <w:sz w:val="21"/>
+          <w:szCs w:val="21"/>
+        </w:rPr>
+        <w:t>(</w:t>
+      </w:r>
+      <w:proofErr w:type="gramEnd"/>
+      <w:r>
+        <w:rPr>
+          <w:rFonts w:ascii="Consolas" w:eastAsia="굴림" w:hAnsi="Consolas" w:cs="굴림"/>
+          <w:color w:val="B5CEA8"/>
+          <w:kern w:val="0"/>
+          <w:sz w:val="21"/>
+          <w:szCs w:val="21"/>
+        </w:rPr>
+        <w:t>1000.f</w:t>
+      </w:r>
+      <w:r>
+        <w:rPr>
+          <w:rFonts w:ascii="Consolas" w:eastAsia="굴림" w:hAnsi="Consolas" w:cs="굴림"/>
+          <w:color w:val="CCCCCC"/>
+          <w:kern w:val="0"/>
+          <w:sz w:val="21"/>
+          <w:szCs w:val="21"/>
+        </w:rPr>
+        <w:t xml:space="preserve">), </w:t>
+      </w:r>
+      <w:proofErr w:type="spellStart"/>
+      <w:r>
+        <w:rPr>
+          <w:rFonts w:ascii="Consolas" w:eastAsia="굴림" w:hAnsi="Consolas" w:cs="굴림"/>
+          <w:color w:val="9CDCFE"/>
+          <w:kern w:val="0"/>
+          <w:sz w:val="21"/>
+          <w:szCs w:val="21"/>
+        </w:rPr>
+        <w:t>animCon</w:t>
+      </w:r>
+      <w:proofErr w:type="spellEnd"/>
+      <w:proofErr w:type="gramStart"/>
+      <w:r>
+        <w:rPr>
+          <w:rFonts w:ascii="Consolas" w:eastAsia="굴림" w:hAnsi="Consolas" w:cs="굴림"/>
+          <w:color w:val="CCCCCC"/>
+          <w:kern w:val="0"/>
+          <w:sz w:val="21"/>
+          <w:szCs w:val="21"/>
+        </w:rPr>
+        <w:t>).</w:t>
+      </w:r>
+      <w:r>
+        <w:rPr>
+          <w:rFonts w:ascii="Consolas" w:eastAsia="굴림" w:hAnsi="Consolas" w:cs="굴림"/>
+          <w:color w:val="DCDCAA"/>
+          <w:kern w:val="0"/>
+          <w:sz w:val="21"/>
+          <w:szCs w:val="21"/>
+        </w:rPr>
+        <w:t>resume</w:t>
+      </w:r>
+      <w:proofErr w:type="gramEnd"/>
+      <w:r>
+        <w:rPr>
+          <w:rFonts w:ascii="Consolas" w:eastAsia="굴림" w:hAnsi="Consolas" w:cs="굴림"/>
+          <w:color w:val="CCCCCC"/>
+          <w:kern w:val="0"/>
+          <w:sz w:val="21"/>
+          <w:szCs w:val="21"/>
+        </w:rPr>
+        <w:t>(</w:t>
+      </w:r>
+      <w:proofErr w:type="gramStart"/>
+      <w:r>
+        <w:rPr>
+          <w:rFonts w:ascii="Consolas" w:eastAsia="굴림" w:hAnsi="Consolas" w:cs="굴림"/>
+          <w:color w:val="CCCCCC"/>
+          <w:kern w:val="0"/>
+          <w:sz w:val="21"/>
+          <w:szCs w:val="21"/>
+        </w:rPr>
+        <w:t>);</w:t>
+      </w:r>
+      <w:proofErr w:type="gramEnd"/>
+    </w:p>
+    <w:p>
+      <w:pPr>
+        <w:widowControl/>
+        <w:shd w:val="clear" w:color="auto" w:fill="1F1F1F"/>
+        <w:wordWrap/>
+        <w:autoSpaceDE/>
+        <w:autoSpaceDN/>
+        <w:spacing w:after="0" w:line="285" w:lineRule="atLeast"/>
+        <w:jc w:val="left"/>
+        <w:rPr>
+          <w:rFonts w:ascii="Consolas" w:eastAsia="굴림" w:hAnsi="Consolas" w:cs="굴림"/>
+          <w:color w:val="CCCCCC"/>
+          <w:kern w:val="0"/>
+          <w:sz w:val="21"/>
+          <w:szCs w:val="21"/>
+        </w:rPr>
+      </w:pPr>
+      <w:r>
+        <w:rPr>
+          <w:rFonts w:ascii="Consolas" w:eastAsia="굴림" w:hAnsi="Consolas" w:cs="굴림"/>
+          <w:color w:val="CCCCCC"/>
+          <w:kern w:val="0"/>
+          <w:sz w:val="21"/>
+          <w:szCs w:val="21"/>
+        </w:rPr>
+        <w:t xml:space="preserve">        </w:t>
+      </w:r>
+      <w:proofErr w:type="spellStart"/>
+      <w:proofErr w:type="gramStart"/>
+      <w:r>
+        <w:rPr>
+          <w:rFonts w:ascii="Consolas" w:eastAsia="굴림" w:hAnsi="Consolas" w:cs="굴림"/>
+          <w:color w:val="DCDCAA"/>
+          <w:kern w:val="0"/>
+          <w:sz w:val="21"/>
+          <w:szCs w:val="21"/>
+        </w:rPr>
+        <w:t>fadeOut</w:t>
+      </w:r>
+      <w:proofErr w:type="spellEnd"/>
+      <w:r>
+        <w:rPr>
+          <w:rFonts w:ascii="Consolas" w:eastAsia="굴림" w:hAnsi="Consolas" w:cs="굴림"/>
+          <w:color w:val="CCCCCC"/>
+          <w:kern w:val="0"/>
+          <w:sz w:val="21"/>
+          <w:szCs w:val="21"/>
+        </w:rPr>
+        <w:t>(</w:t>
+      </w:r>
+      <w:proofErr w:type="gramEnd"/>
+      <w:r>
+        <w:rPr>
+          <w:rFonts w:ascii="Consolas" w:eastAsia="굴림" w:hAnsi="Consolas" w:cs="굴림"/>
+          <w:color w:val="CE9178"/>
+          <w:kern w:val="0"/>
+          <w:sz w:val="21"/>
+          <w:szCs w:val="21"/>
+        </w:rPr>
+        <w:t>"idle"</w:t>
+      </w:r>
+      <w:r>
+        <w:rPr>
+          <w:rFonts w:ascii="Consolas" w:eastAsia="굴림" w:hAnsi="Consolas" w:cs="굴림"/>
+          <w:color w:val="CCCCCC"/>
+          <w:kern w:val="0"/>
+          <w:sz w:val="21"/>
+          <w:szCs w:val="21"/>
+        </w:rPr>
+        <w:t xml:space="preserve">, </w:t>
+      </w:r>
+      <w:proofErr w:type="gramStart"/>
+      <w:r>
+        <w:rPr>
+          <w:rFonts w:ascii="Consolas" w:eastAsia="굴림" w:hAnsi="Consolas" w:cs="굴림"/>
+          <w:color w:val="DCDCAA"/>
+          <w:kern w:val="0"/>
+          <w:sz w:val="21"/>
+          <w:szCs w:val="21"/>
+        </w:rPr>
+        <w:t>Milliseconds</w:t>
+      </w:r>
+      <w:r>
+        <w:rPr>
+          <w:rFonts w:ascii="Consolas" w:eastAsia="굴림" w:hAnsi="Consolas" w:cs="굴림"/>
+          <w:color w:val="CCCCCC"/>
+          <w:kern w:val="0"/>
+          <w:sz w:val="21"/>
+          <w:szCs w:val="21"/>
+        </w:rPr>
+        <w:t>(</w:t>
+      </w:r>
+      <w:proofErr w:type="gramEnd"/>
+      <w:r>
+        <w:rPr>
+          <w:rFonts w:ascii="Consolas" w:eastAsia="굴림" w:hAnsi="Consolas" w:cs="굴림"/>
+          <w:color w:val="B5CEA8"/>
+          <w:kern w:val="0"/>
+          <w:sz w:val="21"/>
+          <w:szCs w:val="21"/>
+        </w:rPr>
+        <w:t>1000.f</w:t>
+      </w:r>
+      <w:r>
+        <w:rPr>
+          <w:rFonts w:ascii="Consolas" w:eastAsia="굴림" w:hAnsi="Consolas" w:cs="굴림"/>
+          <w:color w:val="CCCCCC"/>
+          <w:kern w:val="0"/>
+          <w:sz w:val="21"/>
+          <w:szCs w:val="21"/>
+        </w:rPr>
+        <w:t xml:space="preserve">), </w:t>
+      </w:r>
+      <w:proofErr w:type="spellStart"/>
+      <w:r>
+        <w:rPr>
+          <w:rFonts w:ascii="Consolas" w:eastAsia="굴림" w:hAnsi="Consolas" w:cs="굴림"/>
+          <w:color w:val="9CDCFE"/>
+          <w:kern w:val="0"/>
+          <w:sz w:val="21"/>
+          <w:szCs w:val="21"/>
+        </w:rPr>
+        <w:t>animCon</w:t>
+      </w:r>
+      <w:proofErr w:type="spellEnd"/>
+      <w:proofErr w:type="gramStart"/>
+      <w:r>
+        <w:rPr>
+          <w:rFonts w:ascii="Consolas" w:eastAsia="굴림" w:hAnsi="Consolas" w:cs="굴림"/>
+          <w:color w:val="CCCCCC"/>
+          <w:kern w:val="0"/>
+          <w:sz w:val="21"/>
+          <w:szCs w:val="21"/>
+        </w:rPr>
+        <w:t>).</w:t>
+      </w:r>
+      <w:r>
+        <w:rPr>
+          <w:rFonts w:ascii="Consolas" w:eastAsia="굴림" w:hAnsi="Consolas" w:cs="굴림"/>
+          <w:color w:val="DCDCAA"/>
+          <w:kern w:val="0"/>
+          <w:sz w:val="21"/>
+          <w:szCs w:val="21"/>
+        </w:rPr>
+        <w:t>resume</w:t>
+      </w:r>
+      <w:proofErr w:type="gramEnd"/>
+      <w:r>
+        <w:rPr>
+          <w:rFonts w:ascii="Consolas" w:eastAsia="굴림" w:hAnsi="Consolas" w:cs="굴림"/>
+          <w:color w:val="CCCCCC"/>
+          <w:kern w:val="0"/>
+          <w:sz w:val="21"/>
+          <w:szCs w:val="21"/>
+        </w:rPr>
+        <w:t>(</w:t>
+      </w:r>
+      <w:proofErr w:type="gramStart"/>
+      <w:r>
+        <w:rPr>
+          <w:rFonts w:ascii="Consolas" w:eastAsia="굴림" w:hAnsi="Consolas" w:cs="굴림"/>
+          <w:color w:val="CCCCCC"/>
+          <w:kern w:val="0"/>
+          <w:sz w:val="21"/>
+          <w:szCs w:val="21"/>
+        </w:rPr>
+        <w:t>);</w:t>
+      </w:r>
+      <w:proofErr w:type="gramEnd"/>
+    </w:p>
+    <w:p>
+      <w:pPr>
+        <w:widowControl/>
+        <w:shd w:val="clear" w:color="auto" w:fill="1F1F1F"/>
+        <w:wordWrap/>
+        <w:autoSpaceDE/>
+        <w:autoSpaceDN/>
+        <w:spacing w:after="0" w:line="285" w:lineRule="atLeast"/>
+        <w:jc w:val="left"/>
+        <w:rPr>
+          <w:rFonts w:ascii="Consolas" w:eastAsia="굴림" w:hAnsi="Consolas" w:cs="굴림"/>
+          <w:color w:val="CCCCCC"/>
+          <w:kern w:val="0"/>
+          <w:sz w:val="21"/>
+          <w:szCs w:val="21"/>
+        </w:rPr>
+      </w:pPr>
+      <w:r>
+        <w:rPr>
+          <w:rFonts w:ascii="Consolas" w:eastAsia="굴림" w:hAnsi="Consolas" w:cs="굴림"/>
+          <w:color w:val="CCCCCC"/>
+          <w:kern w:val="0"/>
+          <w:sz w:val="21"/>
+          <w:szCs w:val="21"/>
+        </w:rPr>
+        <w:t>    }</w:t>
+      </w:r>
+    </w:p>
+    <w:p>
+      <w:pPr>
+        <w:widowControl/>
+        <w:shd w:val="clear" w:color="auto" w:fill="1F1F1F"/>
+        <w:wordWrap/>
+        <w:autoSpaceDE/>
+        <w:autoSpaceDN/>
+        <w:spacing w:after="0" w:line="285" w:lineRule="atLeast"/>
+        <w:jc w:val="left"/>
+        <w:rPr>
+          <w:rFonts w:ascii="Consolas" w:eastAsia="굴림" w:hAnsi="Consolas" w:cs="굴림"/>
+          <w:color w:val="CCCCCC"/>
+          <w:kern w:val="0"/>
+          <w:sz w:val="21"/>
+          <w:szCs w:val="21"/>
+        </w:rPr>
+      </w:pPr>
+      <w:r>
+        <w:rPr>
+          <w:rFonts w:ascii="Consolas" w:eastAsia="굴림" w:hAnsi="Consolas" w:cs="굴림"/>
+          <w:color w:val="CCCCCC"/>
+          <w:kern w:val="0"/>
+          <w:sz w:val="21"/>
+          <w:szCs w:val="21"/>
+        </w:rPr>
+        <w:t>);</w:t>
+      </w:r>
+    </w:p>
+    <w:p>
+      <w:pPr>
+        <w:widowControl/>
+        <w:shd w:val="clear" w:color="auto" w:fill="1F1F1F"/>
+        <w:wordWrap/>
+        <w:autoSpaceDE/>
+        <w:autoSpaceDN/>
+        <w:spacing w:after="0" w:line="285" w:lineRule="atLeast"/>
+        <w:jc w:val="left"/>
+        <w:rPr>
+          <w:rFonts w:ascii="Consolas" w:eastAsia="굴림" w:hAnsi="Consolas" w:cs="굴림"/>
+          <w:color w:val="CCCCCC"/>
+          <w:kern w:val="0"/>
+          <w:sz w:val="21"/>
+          <w:szCs w:val="21"/>
+        </w:rPr>
+      </w:pPr>
+      <w:proofErr w:type="spellStart"/>
+      <w:r>
+        <w:rPr>
+          <w:rFonts w:ascii="Consolas" w:eastAsia="굴림" w:hAnsi="Consolas" w:cs="굴림"/>
+          <w:color w:val="9CDCFE"/>
+          <w:kern w:val="0"/>
+          <w:sz w:val="21"/>
+          <w:szCs w:val="21"/>
+        </w:rPr>
+        <w:t>myFSM</w:t>
+      </w:r>
+      <w:r>
+        <w:rPr>
+          <w:rFonts w:ascii="Consolas" w:eastAsia="굴림" w:hAnsi="Consolas" w:cs="굴림"/>
+          <w:color w:val="CCCCCC"/>
+          <w:kern w:val="0"/>
+          <w:sz w:val="21"/>
+          <w:szCs w:val="21"/>
+        </w:rPr>
+        <w:t>.</w:t>
+      </w:r>
+      <w:r>
+        <w:rPr>
+          <w:rFonts w:ascii="Consolas" w:eastAsia="굴림" w:hAnsi="Consolas" w:cs="굴림"/>
+          <w:color w:val="DCDCAA"/>
+          <w:kern w:val="0"/>
+          <w:sz w:val="21"/>
+          <w:szCs w:val="21"/>
+        </w:rPr>
+        <w:t>addTransition</w:t>
+      </w:r>
+      <w:proofErr w:type="spellEnd"/>
+      <w:r>
+        <w:rPr>
+          <w:rFonts w:ascii="Consolas" w:eastAsia="굴림" w:hAnsi="Consolas" w:cs="굴림"/>
+          <w:color w:val="CCCCCC"/>
+          <w:kern w:val="0"/>
+          <w:sz w:val="21"/>
+          <w:szCs w:val="21"/>
+        </w:rPr>
+        <w:t>(</w:t>
+      </w:r>
+      <w:r>
+        <w:rPr>
+          <w:rFonts w:ascii="Consolas" w:eastAsia="굴림" w:hAnsi="Consolas" w:cs="굴림"/>
+          <w:color w:val="CE9178"/>
+          <w:kern w:val="0"/>
+          <w:sz w:val="21"/>
+          <w:szCs w:val="21"/>
+        </w:rPr>
+        <w:t>"walking"</w:t>
+      </w:r>
+      <w:r>
+        <w:rPr>
+          <w:rFonts w:ascii="Consolas" w:eastAsia="굴림" w:hAnsi="Consolas" w:cs="굴림"/>
+          <w:color w:val="CCCCCC"/>
+          <w:kern w:val="0"/>
+          <w:sz w:val="21"/>
+          <w:szCs w:val="21"/>
+        </w:rPr>
+        <w:t xml:space="preserve">, </w:t>
+      </w:r>
+      <w:r>
+        <w:rPr>
+          <w:rFonts w:ascii="Consolas" w:eastAsia="굴림" w:hAnsi="Consolas" w:cs="굴림"/>
+          <w:color w:val="CE9178"/>
+          <w:kern w:val="0"/>
+          <w:sz w:val="21"/>
+          <w:szCs w:val="21"/>
+        </w:rPr>
+        <w:t>"idle"</w:t>
+      </w:r>
+      <w:r>
+        <w:rPr>
+          <w:rFonts w:ascii="Consolas" w:eastAsia="굴림" w:hAnsi="Consolas" w:cs="굴림"/>
+          <w:color w:val="CCCCCC"/>
+          <w:kern w:val="0"/>
+          <w:sz w:val="21"/>
+          <w:szCs w:val="21"/>
+        </w:rPr>
+        <w:t>,</w:t>
+      </w:r>
+    </w:p>
+    <w:p>
+      <w:pPr>
+        <w:widowControl/>
+        <w:shd w:val="clear" w:color="auto" w:fill="1F1F1F"/>
+        <w:wordWrap/>
+        <w:autoSpaceDE/>
+        <w:autoSpaceDN/>
+        <w:spacing w:after="0" w:line="285" w:lineRule="atLeast"/>
+        <w:jc w:val="left"/>
+        <w:rPr>
+          <w:rFonts w:ascii="Consolas" w:eastAsia="굴림" w:hAnsi="Consolas" w:cs="굴림"/>
+          <w:color w:val="CCCCCC"/>
+          <w:kern w:val="0"/>
+          <w:sz w:val="21"/>
+          <w:szCs w:val="21"/>
+        </w:rPr>
+      </w:pPr>
+      <w:r>
+        <w:rPr>
+          <w:rFonts w:ascii="Consolas" w:eastAsia="굴림" w:hAnsi="Consolas" w:cs="굴림"/>
+          <w:color w:val="CCCCCC"/>
+          <w:kern w:val="0"/>
+          <w:sz w:val="21"/>
+          <w:szCs w:val="21"/>
+        </w:rPr>
+        <w:t>    [</w:t>
+      </w:r>
+      <w:r>
+        <w:rPr>
+          <w:rFonts w:ascii="Consolas" w:eastAsia="굴림" w:hAnsi="Consolas" w:cs="굴림"/>
+          <w:color w:val="D4D4D4"/>
+          <w:kern w:val="0"/>
+          <w:sz w:val="21"/>
+          <w:szCs w:val="21"/>
+        </w:rPr>
+        <w:t>&amp;</w:t>
+      </w:r>
+      <w:proofErr w:type="spellStart"/>
+      <w:proofErr w:type="gramStart"/>
+      <w:r>
+        <w:rPr>
+          <w:rFonts w:ascii="Consolas" w:eastAsia="굴림" w:hAnsi="Consolas" w:cs="굴림"/>
+          <w:color w:val="9CDCFE"/>
+          <w:kern w:val="0"/>
+          <w:sz w:val="21"/>
+          <w:szCs w:val="21"/>
+        </w:rPr>
+        <w:t>animCon</w:t>
+      </w:r>
+      <w:proofErr w:type="spellEnd"/>
+      <w:r>
+        <w:rPr>
+          <w:rFonts w:ascii="Consolas" w:eastAsia="굴림" w:hAnsi="Consolas" w:cs="굴림"/>
+          <w:color w:val="CCCCCC"/>
+          <w:kern w:val="0"/>
+          <w:sz w:val="21"/>
+          <w:szCs w:val="21"/>
+        </w:rPr>
+        <w:t>](</w:t>
+      </w:r>
+      <w:proofErr w:type="gramEnd"/>
+      <w:r>
+        <w:rPr>
+          <w:rFonts w:ascii="Consolas" w:eastAsia="굴림" w:hAnsi="Consolas" w:cs="굴림"/>
+          <w:color w:val="CCCCCC"/>
+          <w:kern w:val="0"/>
+          <w:sz w:val="21"/>
+          <w:szCs w:val="21"/>
+        </w:rPr>
+        <w:t>) {</w:t>
+      </w:r>
+    </w:p>
+    <w:p>
+      <w:pPr>
+        <w:widowControl/>
+        <w:shd w:val="clear" w:color="auto" w:fill="1F1F1F"/>
+        <w:wordWrap/>
+        <w:autoSpaceDE/>
+        <w:autoSpaceDN/>
+        <w:spacing w:after="0" w:line="285" w:lineRule="atLeast"/>
+        <w:jc w:val="left"/>
+        <w:rPr>
+          <w:rFonts w:ascii="Consolas" w:eastAsia="굴림" w:hAnsi="Consolas" w:cs="굴림"/>
+          <w:color w:val="CCCCCC"/>
+          <w:kern w:val="0"/>
+          <w:sz w:val="21"/>
+          <w:szCs w:val="21"/>
+        </w:rPr>
+      </w:pPr>
+      <w:r>
+        <w:rPr>
+          <w:rFonts w:ascii="Consolas" w:eastAsia="굴림" w:hAnsi="Consolas" w:cs="굴림"/>
+          <w:color w:val="CCCCCC"/>
+          <w:kern w:val="0"/>
+          <w:sz w:val="21"/>
+          <w:szCs w:val="21"/>
+        </w:rPr>
+        <w:t xml:space="preserve">        </w:t>
+      </w:r>
+      <w:proofErr w:type="spellStart"/>
+      <w:proofErr w:type="gramStart"/>
+      <w:r>
+        <w:rPr>
+          <w:rFonts w:ascii="Consolas" w:eastAsia="굴림" w:hAnsi="Consolas" w:cs="굴림"/>
+          <w:color w:val="DCDCAA"/>
+          <w:kern w:val="0"/>
+          <w:sz w:val="21"/>
+          <w:szCs w:val="21"/>
+        </w:rPr>
+        <w:t>fadeIn</w:t>
+      </w:r>
+      <w:proofErr w:type="spellEnd"/>
+      <w:r>
+        <w:rPr>
+          <w:rFonts w:ascii="Consolas" w:eastAsia="굴림" w:hAnsi="Consolas" w:cs="굴림"/>
+          <w:color w:val="CCCCCC"/>
+          <w:kern w:val="0"/>
+          <w:sz w:val="21"/>
+          <w:szCs w:val="21"/>
+        </w:rPr>
+        <w:t>(</w:t>
+      </w:r>
+      <w:proofErr w:type="gramEnd"/>
+      <w:r>
+        <w:rPr>
+          <w:rFonts w:ascii="Consolas" w:eastAsia="굴림" w:hAnsi="Consolas" w:cs="굴림"/>
+          <w:color w:val="CE9178"/>
+          <w:kern w:val="0"/>
+          <w:sz w:val="21"/>
+          <w:szCs w:val="21"/>
+        </w:rPr>
+        <w:t>"idle"</w:t>
+      </w:r>
+      <w:r>
+        <w:rPr>
+          <w:rFonts w:ascii="Consolas" w:eastAsia="굴림" w:hAnsi="Consolas" w:cs="굴림"/>
+          <w:color w:val="CCCCCC"/>
+          <w:kern w:val="0"/>
+          <w:sz w:val="21"/>
+          <w:szCs w:val="21"/>
+        </w:rPr>
+        <w:t xml:space="preserve">, </w:t>
+      </w:r>
+      <w:proofErr w:type="gramStart"/>
+      <w:r>
+        <w:rPr>
+          <w:rFonts w:ascii="Consolas" w:eastAsia="굴림" w:hAnsi="Consolas" w:cs="굴림"/>
+          <w:color w:val="DCDCAA"/>
+          <w:kern w:val="0"/>
+          <w:sz w:val="21"/>
+          <w:szCs w:val="21"/>
+        </w:rPr>
+        <w:t>Milliseconds</w:t>
+      </w:r>
+      <w:r>
+        <w:rPr>
+          <w:rFonts w:ascii="Consolas" w:eastAsia="굴림" w:hAnsi="Consolas" w:cs="굴림"/>
+          <w:color w:val="CCCCCC"/>
+          <w:kern w:val="0"/>
+          <w:sz w:val="21"/>
+          <w:szCs w:val="21"/>
+        </w:rPr>
+        <w:t>(</w:t>
+      </w:r>
+      <w:proofErr w:type="gramEnd"/>
+      <w:r>
+        <w:rPr>
+          <w:rFonts w:ascii="Consolas" w:eastAsia="굴림" w:hAnsi="Consolas" w:cs="굴림"/>
+          <w:color w:val="B5CEA8"/>
+          <w:kern w:val="0"/>
+          <w:sz w:val="21"/>
+          <w:szCs w:val="21"/>
+        </w:rPr>
+        <w:t>1000.f</w:t>
+      </w:r>
+      <w:r>
+        <w:rPr>
+          <w:rFonts w:ascii="Consolas" w:eastAsia="굴림" w:hAnsi="Consolas" w:cs="굴림"/>
+          <w:color w:val="CCCCCC"/>
+          <w:kern w:val="0"/>
+          <w:sz w:val="21"/>
+          <w:szCs w:val="21"/>
+        </w:rPr>
+        <w:t xml:space="preserve">), </w:t>
+      </w:r>
+      <w:proofErr w:type="spellStart"/>
+      <w:r>
+        <w:rPr>
+          <w:rFonts w:ascii="Consolas" w:eastAsia="굴림" w:hAnsi="Consolas" w:cs="굴림"/>
+          <w:color w:val="9CDCFE"/>
+          <w:kern w:val="0"/>
+          <w:sz w:val="21"/>
+          <w:szCs w:val="21"/>
+        </w:rPr>
+        <w:t>animCon</w:t>
+      </w:r>
+      <w:proofErr w:type="spellEnd"/>
+      <w:proofErr w:type="gramStart"/>
+      <w:r>
+        <w:rPr>
+          <w:rFonts w:ascii="Consolas" w:eastAsia="굴림" w:hAnsi="Consolas" w:cs="굴림"/>
+          <w:color w:val="CCCCCC"/>
+          <w:kern w:val="0"/>
+          <w:sz w:val="21"/>
+          <w:szCs w:val="21"/>
+        </w:rPr>
+        <w:t>).</w:t>
+      </w:r>
+      <w:r>
+        <w:rPr>
+          <w:rFonts w:ascii="Consolas" w:eastAsia="굴림" w:hAnsi="Consolas" w:cs="굴림"/>
+          <w:color w:val="DCDCAA"/>
+          <w:kern w:val="0"/>
+          <w:sz w:val="21"/>
+          <w:szCs w:val="21"/>
+        </w:rPr>
+        <w:t>resume</w:t>
+      </w:r>
+      <w:proofErr w:type="gramEnd"/>
+      <w:r>
+        <w:rPr>
+          <w:rFonts w:ascii="Consolas" w:eastAsia="굴림" w:hAnsi="Consolas" w:cs="굴림"/>
+          <w:color w:val="CCCCCC"/>
+          <w:kern w:val="0"/>
+          <w:sz w:val="21"/>
+          <w:szCs w:val="21"/>
+        </w:rPr>
+        <w:t>(</w:t>
+      </w:r>
+      <w:proofErr w:type="gramStart"/>
+      <w:r>
+        <w:rPr>
+          <w:rFonts w:ascii="Consolas" w:eastAsia="굴림" w:hAnsi="Consolas" w:cs="굴림"/>
+          <w:color w:val="CCCCCC"/>
+          <w:kern w:val="0"/>
+          <w:sz w:val="21"/>
+          <w:szCs w:val="21"/>
+        </w:rPr>
+        <w:t>);</w:t>
+      </w:r>
+      <w:proofErr w:type="gramEnd"/>
+    </w:p>
+    <w:p>
+      <w:pPr>
+        <w:widowControl/>
+        <w:shd w:val="clear" w:color="auto" w:fill="1F1F1F"/>
+        <w:wordWrap/>
+        <w:autoSpaceDE/>
+        <w:autoSpaceDN/>
+        <w:spacing w:after="0" w:line="285" w:lineRule="atLeast"/>
+        <w:jc w:val="left"/>
+        <w:rPr>
+          <w:rFonts w:ascii="Consolas" w:eastAsia="굴림" w:hAnsi="Consolas" w:cs="굴림"/>
+          <w:color w:val="CCCCCC"/>
+          <w:kern w:val="0"/>
+          <w:sz w:val="21"/>
+          <w:szCs w:val="21"/>
+        </w:rPr>
+      </w:pPr>
+      <w:r>
+        <w:rPr>
+          <w:rFonts w:ascii="Consolas" w:eastAsia="굴림" w:hAnsi="Consolas" w:cs="굴림"/>
+          <w:color w:val="CCCCCC"/>
+          <w:kern w:val="0"/>
+          <w:sz w:val="21"/>
+          <w:szCs w:val="21"/>
+        </w:rPr>
+        <w:t xml:space="preserve">        </w:t>
+      </w:r>
+      <w:proofErr w:type="spellStart"/>
+      <w:proofErr w:type="gramStart"/>
+      <w:r>
+        <w:rPr>
+          <w:rFonts w:ascii="Consolas" w:eastAsia="굴림" w:hAnsi="Consolas" w:cs="굴림"/>
+          <w:color w:val="DCDCAA"/>
+          <w:kern w:val="0"/>
+          <w:sz w:val="21"/>
+          <w:szCs w:val="21"/>
+        </w:rPr>
+        <w:t>fadeOut</w:t>
+      </w:r>
+      <w:proofErr w:type="spellEnd"/>
+      <w:r>
+        <w:rPr>
+          <w:rFonts w:ascii="Consolas" w:eastAsia="굴림" w:hAnsi="Consolas" w:cs="굴림"/>
+          <w:color w:val="CCCCCC"/>
+          <w:kern w:val="0"/>
+          <w:sz w:val="21"/>
+          <w:szCs w:val="21"/>
+        </w:rPr>
+        <w:t>(</w:t>
+      </w:r>
+      <w:proofErr w:type="gramEnd"/>
+      <w:r>
+        <w:rPr>
+          <w:rFonts w:ascii="Consolas" w:eastAsia="굴림" w:hAnsi="Consolas" w:cs="굴림"/>
+          <w:color w:val="CE9178"/>
+          <w:kern w:val="0"/>
+          <w:sz w:val="21"/>
+          <w:szCs w:val="21"/>
+        </w:rPr>
+        <w:t>"walking"</w:t>
+      </w:r>
+      <w:r>
+        <w:rPr>
+          <w:rFonts w:ascii="Consolas" w:eastAsia="굴림" w:hAnsi="Consolas" w:cs="굴림"/>
+          <w:color w:val="CCCCCC"/>
+          <w:kern w:val="0"/>
+          <w:sz w:val="21"/>
+          <w:szCs w:val="21"/>
+        </w:rPr>
+        <w:t xml:space="preserve">, </w:t>
+      </w:r>
+      <w:proofErr w:type="gramStart"/>
+      <w:r>
+        <w:rPr>
+          <w:rFonts w:ascii="Consolas" w:eastAsia="굴림" w:hAnsi="Consolas" w:cs="굴림"/>
+          <w:color w:val="DCDCAA"/>
+          <w:kern w:val="0"/>
+          <w:sz w:val="21"/>
+          <w:szCs w:val="21"/>
+        </w:rPr>
+        <w:t>Milliseconds</w:t>
+      </w:r>
+      <w:r>
+        <w:rPr>
+          <w:rFonts w:ascii="Consolas" w:eastAsia="굴림" w:hAnsi="Consolas" w:cs="굴림"/>
+          <w:color w:val="CCCCCC"/>
+          <w:kern w:val="0"/>
+          <w:sz w:val="21"/>
+          <w:szCs w:val="21"/>
+        </w:rPr>
+        <w:t>(</w:t>
+      </w:r>
+      <w:proofErr w:type="gramEnd"/>
+      <w:r>
+        <w:rPr>
+          <w:rFonts w:ascii="Consolas" w:eastAsia="굴림" w:hAnsi="Consolas" w:cs="굴림"/>
+          <w:color w:val="B5CEA8"/>
+          <w:kern w:val="0"/>
+          <w:sz w:val="21"/>
+          <w:szCs w:val="21"/>
+        </w:rPr>
+        <w:t>1000.f</w:t>
+      </w:r>
+      <w:r>
+        <w:rPr>
+          <w:rFonts w:ascii="Consolas" w:eastAsia="굴림" w:hAnsi="Consolas" w:cs="굴림"/>
+          <w:color w:val="CCCCCC"/>
+          <w:kern w:val="0"/>
+          <w:sz w:val="21"/>
+          <w:szCs w:val="21"/>
+        </w:rPr>
+        <w:t xml:space="preserve">), </w:t>
+      </w:r>
+      <w:proofErr w:type="spellStart"/>
+      <w:r>
+        <w:rPr>
+          <w:rFonts w:ascii="Consolas" w:eastAsia="굴림" w:hAnsi="Consolas" w:cs="굴림"/>
+          <w:color w:val="9CDCFE"/>
+          <w:kern w:val="0"/>
+          <w:sz w:val="21"/>
+          <w:szCs w:val="21"/>
+        </w:rPr>
+        <w:t>animCon</w:t>
+      </w:r>
+      <w:proofErr w:type="spellEnd"/>
+      <w:proofErr w:type="gramStart"/>
+      <w:r>
+        <w:rPr>
+          <w:rFonts w:ascii="Consolas" w:eastAsia="굴림" w:hAnsi="Consolas" w:cs="굴림"/>
+          <w:color w:val="CCCCCC"/>
+          <w:kern w:val="0"/>
+          <w:sz w:val="21"/>
+          <w:szCs w:val="21"/>
+        </w:rPr>
+        <w:t>).</w:t>
+      </w:r>
+      <w:r>
+        <w:rPr>
+          <w:rFonts w:ascii="Consolas" w:eastAsia="굴림" w:hAnsi="Consolas" w:cs="굴림"/>
+          <w:color w:val="DCDCAA"/>
+          <w:kern w:val="0"/>
+          <w:sz w:val="21"/>
+          <w:szCs w:val="21"/>
+        </w:rPr>
+        <w:t>resume</w:t>
+      </w:r>
+      <w:proofErr w:type="gramEnd"/>
+      <w:r>
+        <w:rPr>
+          <w:rFonts w:ascii="Consolas" w:eastAsia="굴림" w:hAnsi="Consolas" w:cs="굴림"/>
+          <w:color w:val="CCCCCC"/>
+          <w:kern w:val="0"/>
+          <w:sz w:val="21"/>
+          <w:szCs w:val="21"/>
+        </w:rPr>
+        <w:t>(</w:t>
+      </w:r>
+      <w:proofErr w:type="gramStart"/>
+      <w:r>
+        <w:rPr>
+          <w:rFonts w:ascii="Consolas" w:eastAsia="굴림" w:hAnsi="Consolas" w:cs="굴림"/>
+          <w:color w:val="CCCCCC"/>
+          <w:kern w:val="0"/>
+          <w:sz w:val="21"/>
+          <w:szCs w:val="21"/>
+        </w:rPr>
+        <w:t>);</w:t>
+      </w:r>
+      <w:proofErr w:type="gramEnd"/>
+    </w:p>
+    <w:p>
+      <w:pPr>
+        <w:widowControl/>
+        <w:shd w:val="clear" w:color="auto" w:fill="1F1F1F"/>
+        <w:wordWrap/>
+        <w:autoSpaceDE/>
+        <w:autoSpaceDN/>
+        <w:spacing w:after="0" w:line="285" w:lineRule="atLeast"/>
+        <w:jc w:val="left"/>
+        <w:rPr>
+          <w:rFonts w:ascii="Consolas" w:eastAsia="굴림" w:hAnsi="Consolas" w:cs="굴림"/>
+          <w:color w:val="CCCCCC"/>
+          <w:kern w:val="0"/>
+          <w:sz w:val="21"/>
+          <w:szCs w:val="21"/>
+        </w:rPr>
+      </w:pPr>
+      <w:r>
+        <w:rPr>
+          <w:rFonts w:ascii="Consolas" w:eastAsia="굴림" w:hAnsi="Consolas" w:cs="굴림"/>
+          <w:color w:val="CCCCCC"/>
+          <w:kern w:val="0"/>
+          <w:sz w:val="21"/>
+          <w:szCs w:val="21"/>
+        </w:rPr>
+        <w:t>    }</w:t>
+      </w:r>
+    </w:p>
+    <w:p>
+      <w:pPr>
+        <w:widowControl/>
+        <w:shd w:val="clear" w:color="auto" w:fill="1F1F1F"/>
+        <w:wordWrap/>
+        <w:autoSpaceDE/>
+        <w:autoSpaceDN/>
+        <w:spacing w:after="0" w:line="285" w:lineRule="atLeast"/>
+        <w:jc w:val="left"/>
+        <w:rPr>
+          <w:rFonts w:ascii="Consolas" w:eastAsia="굴림" w:hAnsi="Consolas" w:cs="굴림"/>
+          <w:color w:val="CCCCCC"/>
+          <w:kern w:val="0"/>
+          <w:sz w:val="21"/>
+          <w:szCs w:val="21"/>
+        </w:rPr>
+      </w:pPr>
+      <w:r>
+        <w:rPr>
+          <w:rFonts w:ascii="Consolas" w:eastAsia="굴림" w:hAnsi="Consolas" w:cs="굴림"/>
+          <w:color w:val="CCCCCC"/>
+          <w:kern w:val="0"/>
+          <w:sz w:val="21"/>
+          <w:szCs w:val="21"/>
+        </w:rPr>
+        <w:t>);</w:t>
+      </w:r>
+    </w:p>
+    <w:p>
+      <w:pPr>
+        <w:rPr>
+          <w:szCs w:val="20"/>
+        </w:rPr>
+      </w:pPr>
+    </w:p>
+    <w:p>
+      <w:pPr>
+        <w:rPr>
+          <w:rFonts w:hint="eastAsia"/>
+          <w:szCs w:val="20"/>
+        </w:rPr>
+      </w:pPr>
+      <w:r>
+        <w:rPr>
+          <w:szCs w:val="20"/>
+        </w:rPr>
+        <w:drawing>
+          <wp:inline distT="0" distB="0" distL="0" distR="0" wp14:anchorId="5E24C104" wp14:editId="1AAF675A">
+            <wp:extent cx="6645910" cy="806450"/>
+            <wp:effectExtent l="0" t="0" r="2540" b="0"/>
+            <wp:docPr id="1696682392" name="그림 1"/>
+            <wp:cNvGraphicFramePr>
+              <a:graphicFrameLocks xmlns:a="http://schemas.openxmlformats.org/drawingml/2006/main" noChangeAspect="1"/>
+            </wp:cNvGraphicFramePr>
+            <a:graphic xmlns:a="http://schemas.openxmlformats.org/drawingml/2006/main">
+              <a:graphicData uri="http://schemas.openxmlformats.org/drawingml/2006/picture">
+                <pic:pic xmlns:pic="http://schemas.openxmlformats.org/drawingml/2006/picture">
+                  <pic:nvPicPr>
+                    <pic:cNvPr id="1696682392" name=""/>
+                    <pic:cNvPicPr/>
+                  </pic:nvPicPr>
+                  <pic:blipFill>
+                    <a:blip r:embed="rId8"/>
+                    <a:stretch>
+                      <a:fillRect/>
+                    </a:stretch>
+                  </pic:blipFill>
+                  <pic:spPr>
+                    <a:xfrm>
+                      <a:off x="0" y="0"/>
+                      <a:ext cx="6645910" cy="806450"/>
+                    </a:xfrm>
+                    <a:prstGeom prst="rect">
+                      <a:avLst/>
+                    </a:prstGeom>
+                  </pic:spPr>
+                </pic:pic>
+              </a:graphicData>
+            </a:graphic>
+          </wp:inline>
+        </w:drawing>
+      </w:r>
+    </w:p>
+    <w:p>
+      <w:pPr>
+        <w:widowControl/>
+        <w:wordWrap/>
+        <w:autoSpaceDE/>
+        <w:autoSpaceDN/>
+        <w:rPr>
+          <w:szCs w:val="20"/>
+        </w:rPr>
+      </w:pPr>
+      <w:r>
+        <w:rPr>
+          <w:szCs w:val="20"/>
+        </w:rPr>
+        <w:br w:type="page"/>
+      </w:r>
+    </w:p>
+    <w:p>
+      <w:pPr>
+        <w:pStyle w:val="a4"/>
+        <w:numPr>
+          <w:ilvl w:val="0"/>
+          <w:numId w:val="28"/>
+        </w:numPr>
+        <w:ind w:leftChars="0"/>
+        <w:rPr>
+          <w:szCs w:val="20"/>
+        </w:rPr>
+      </w:pPr>
+      <w:r>
+        <w:rPr>
+          <w:szCs w:val="20"/>
+        </w:rPr>
+        <w:lastRenderedPageBreak/>
+        <w:t>A</w:t>
+      </w:r>
+      <w:r>
+        <w:rPr>
+          <w:rFonts w:hint="eastAsia"/>
+          <w:szCs w:val="20"/>
+        </w:rPr>
+        <w:t xml:space="preserve">nimation을 위한 </w:t>
+      </w:r>
+      <w:proofErr w:type="spellStart"/>
+      <w:r>
+        <w:rPr>
+          <w:rFonts w:hint="eastAsia"/>
+          <w:szCs w:val="20"/>
+        </w:rPr>
+        <w:t>셰이더와</w:t>
+      </w:r>
+      <w:proofErr w:type="spellEnd"/>
+      <w:r>
+        <w:rPr>
+          <w:rFonts w:hint="eastAsia"/>
+          <w:szCs w:val="20"/>
+        </w:rPr>
+        <w:t xml:space="preserve"> </w:t>
+      </w:r>
+      <w:proofErr w:type="spellStart"/>
+      <w:r>
+        <w:rPr>
+          <w:rFonts w:hint="eastAsia"/>
+          <w:szCs w:val="20"/>
+        </w:rPr>
+        <w:t>렌더</w:t>
+      </w:r>
+      <w:proofErr w:type="spellEnd"/>
+      <w:r>
+        <w:rPr>
+          <w:rFonts w:hint="eastAsia"/>
+          <w:szCs w:val="20"/>
+        </w:rPr>
+        <w:t xml:space="preserve"> 패스, </w:t>
+      </w:r>
+      <w:proofErr w:type="spellStart"/>
+      <w:r>
+        <w:rPr>
+          <w:rFonts w:hint="eastAsia"/>
+          <w:szCs w:val="20"/>
+        </w:rPr>
+        <w:t>컴퓨트</w:t>
+      </w:r>
+      <w:proofErr w:type="spellEnd"/>
+      <w:r>
+        <w:rPr>
+          <w:rFonts w:hint="eastAsia"/>
+          <w:szCs w:val="20"/>
+        </w:rPr>
+        <w:t xml:space="preserve"> 패스 제작</w:t>
+      </w:r>
+    </w:p>
+    <w:p>
+      <w:pPr>
+        <w:pStyle w:val="a4"/>
+        <w:numPr>
+          <w:ilvl w:val="0"/>
+          <w:numId w:val="28"/>
+        </w:numPr>
+        <w:ind w:leftChars="0"/>
+        <w:rPr>
+          <w:szCs w:val="20"/>
+        </w:rPr>
+      </w:pPr>
+      <w:r>
+        <w:rPr>
+          <w:rFonts w:hint="eastAsia"/>
+          <w:szCs w:val="20"/>
+        </w:rPr>
+        <w:t xml:space="preserve">클라이언트의 </w:t>
+      </w:r>
+      <w:proofErr w:type="spellStart"/>
+      <w:r>
+        <w:rPr>
+          <w:rFonts w:hint="eastAsia"/>
+          <w:szCs w:val="20"/>
+        </w:rPr>
+        <w:t>ecs</w:t>
+      </w:r>
+      <w:proofErr w:type="spellEnd"/>
+      <w:r>
+        <w:rPr>
+          <w:rFonts w:hint="eastAsia"/>
+          <w:szCs w:val="20"/>
+        </w:rPr>
+        <w:t xml:space="preserve"> 체계에 </w:t>
+      </w:r>
+      <w:proofErr w:type="spellStart"/>
+      <w:r>
+        <w:rPr>
+          <w:rFonts w:hint="eastAsia"/>
+          <w:szCs w:val="20"/>
+        </w:rPr>
+        <w:t>AnimController</w:t>
+      </w:r>
+      <w:proofErr w:type="spellEnd"/>
+      <w:r>
+        <w:rPr>
+          <w:rFonts w:hint="eastAsia"/>
+          <w:szCs w:val="20"/>
+        </w:rPr>
+        <w:t xml:space="preserve">와 </w:t>
+      </w:r>
+      <w:proofErr w:type="spellStart"/>
+      <w:r>
+        <w:rPr>
+          <w:rFonts w:hint="eastAsia"/>
+          <w:szCs w:val="20"/>
+        </w:rPr>
+        <w:t>AnimSystem</w:t>
+      </w:r>
+      <w:proofErr w:type="spellEnd"/>
+      <w:r>
+        <w:rPr>
+          <w:rFonts w:hint="eastAsia"/>
+          <w:szCs w:val="20"/>
+        </w:rPr>
+        <w:t xml:space="preserve"> 추가</w:t>
+      </w:r>
+    </w:p>
+    <w:p>
+      <w:pPr>
+        <w:pStyle w:val="a4"/>
+        <w:numPr>
+          <w:ilvl w:val="1"/>
+          <w:numId w:val="28"/>
+        </w:numPr>
+        <w:ind w:leftChars="0"/>
+        <w:rPr>
+          <w:rFonts w:hint="eastAsia"/>
+          <w:szCs w:val="20"/>
+        </w:rPr>
+      </w:pPr>
+      <w:r>
+        <w:rPr>
+          <w:rFonts w:hint="eastAsia"/>
+          <w:szCs w:val="20"/>
+        </w:rPr>
+        <w:t xml:space="preserve">캐릭터에 </w:t>
+      </w:r>
+      <w:proofErr w:type="spellStart"/>
+      <w:r>
+        <w:rPr>
+          <w:rFonts w:hint="eastAsia"/>
+          <w:szCs w:val="20"/>
+        </w:rPr>
+        <w:t>AnimController</w:t>
+      </w:r>
+      <w:proofErr w:type="spellEnd"/>
+      <w:r>
+        <w:rPr>
+          <w:rFonts w:hint="eastAsia"/>
+          <w:szCs w:val="20"/>
+        </w:rPr>
+        <w:t xml:space="preserve"> 컴포넌트를 부착해보고 </w:t>
+      </w:r>
+      <w:proofErr w:type="spellStart"/>
+      <w:r>
+        <w:rPr>
+          <w:rFonts w:hint="eastAsia"/>
+          <w:szCs w:val="20"/>
+        </w:rPr>
+        <w:t>AnimSystem</w:t>
+      </w:r>
+      <w:proofErr w:type="spellEnd"/>
+      <w:r>
+        <w:rPr>
+          <w:rFonts w:hint="eastAsia"/>
+          <w:szCs w:val="20"/>
+        </w:rPr>
+        <w:t>을 업데이트 해봄.</w:t>
+      </w:r>
+      <w:r>
+        <w:rPr>
+          <w:szCs w:val="20"/>
+        </w:rPr>
+        <w:br/>
+      </w:r>
+      <w:r>
+        <w:rPr>
+          <w:rFonts w:hint="eastAsia"/>
+          <w:szCs w:val="20"/>
+        </w:rPr>
+        <w:t>(</w:t>
+      </w:r>
+      <w:proofErr w:type="spellStart"/>
+      <w:r>
+        <w:rPr>
+          <w:rFonts w:hint="eastAsia"/>
+          <w:szCs w:val="20"/>
+        </w:rPr>
+        <w:t>AnimController</w:t>
+      </w:r>
+      <w:proofErr w:type="spellEnd"/>
+      <w:r>
+        <w:rPr>
+          <w:rFonts w:hint="eastAsia"/>
+          <w:szCs w:val="20"/>
+        </w:rPr>
+        <w:t xml:space="preserve">의 play함수를 호출하지 않고 </w:t>
+      </w:r>
+      <w:proofErr w:type="spellStart"/>
+      <w:r>
+        <w:rPr>
+          <w:rFonts w:hint="eastAsia"/>
+          <w:szCs w:val="20"/>
+        </w:rPr>
+        <w:t>컴퓨트</w:t>
+      </w:r>
+      <w:proofErr w:type="spellEnd"/>
+      <w:r>
+        <w:rPr>
+          <w:rFonts w:hint="eastAsia"/>
+          <w:szCs w:val="20"/>
+        </w:rPr>
+        <w:t xml:space="preserve"> 패스들이 잘 </w:t>
+      </w:r>
+      <w:proofErr w:type="spellStart"/>
+      <w:r>
+        <w:rPr>
+          <w:rFonts w:hint="eastAsia"/>
+          <w:szCs w:val="20"/>
+        </w:rPr>
+        <w:t>실행되는지만</w:t>
+      </w:r>
+      <w:proofErr w:type="spellEnd"/>
+      <w:r>
+        <w:rPr>
+          <w:rFonts w:hint="eastAsia"/>
+          <w:szCs w:val="20"/>
+        </w:rPr>
+        <w:t xml:space="preserve"> 체크) </w:t>
       </w:r>
     </w:p>
     <w:p>
@@ -911,13 +6554,23 @@
         <w:tab/>
       </w:r>
       <w:proofErr w:type="spellStart"/>
+      <w:proofErr w:type="gramStart"/>
       <w:r>
         <w:t>ThreadPool</w:t>
       </w:r>
       <w:proofErr w:type="spellEnd"/>
       <w:r>
-        <w:t>( ) = delete;</w:t>
-      </w:r>
+        <w:t>( )</w:t>
+      </w:r>
+      <w:proofErr w:type="gramEnd"/>
+      <w:r>
+        <w:t xml:space="preserve"> = </w:t>
+      </w:r>
+      <w:proofErr w:type="gramStart"/>
+      <w:r>
+        <w:t>delete;</w:t>
+      </w:r>
+      <w:proofErr w:type="gramEnd"/>
     </w:p>
     <w:p>
       <w:pPr>
@@ -944,14 +6597,20 @@
         <w:tab/>
       </w:r>
       <w:proofErr w:type="spellStart"/>
+      <w:proofErr w:type="gramStart"/>
       <w:r>
         <w:t>ThreadPool</w:t>
       </w:r>
       <w:proofErr w:type="spellEnd"/>
       <w:r>
-        <w:t xml:space="preserve">( uint8 </w:t>
-      </w:r>
-      <w:proofErr w:type="spellStart"/>
+        <w:t>( uint</w:t>
+      </w:r>
+      <w:proofErr w:type="gramEnd"/>
+      <w:r>
+        <w:t xml:space="preserve">8 </w:t>
+      </w:r>
+      <w:proofErr w:type="spellStart"/>
+      <w:proofErr w:type="gramStart"/>
       <w:r>
         <w:t>numThread</w:t>
       </w:r>
@@ -959,6 +6618,7 @@
       <w:r>
         <w:t xml:space="preserve"> )</w:t>
       </w:r>
+      <w:proofErr w:type="gramEnd"/>
     </w:p>
     <w:p>
       <w:pPr>
@@ -982,6 +6642,7 @@
         <w:t>numThread</w:t>
       </w:r>
       <w:proofErr w:type="spellEnd"/>
+      <w:proofErr w:type="gramStart"/>
       <w:r>
         <w:t xml:space="preserve">_( </w:t>
       </w:r>
@@ -990,6 +6651,7 @@
         <w:t>numThread</w:t>
       </w:r>
       <w:proofErr w:type="spellEnd"/>
+      <w:proofErr w:type="gramEnd"/>
       <w:r>
         <w:t xml:space="preserve"> ), </w:t>
       </w:r>
@@ -998,8 +6660,13 @@
         <w:t>workerThreads</w:t>
       </w:r>
       <w:proofErr w:type="spellEnd"/>
-      <w:r>
-        <w:t>_( ),</w:t>
+      <w:proofErr w:type="gramStart"/>
+      <w:r>
+        <w:t>_( )</w:t>
+      </w:r>
+      <w:proofErr w:type="gramEnd"/>
+      <w:r>
+        <w:t>,</w:t>
       </w:r>
     </w:p>
     <w:p>
@@ -1017,8 +6684,21 @@
       </w:r>
       <w:r>
         <w:tab/>
-        <w:t>jobs_( ), stop_( false ) {</w:t>
-      </w:r>
+        <w:t>jobs</w:t>
+      </w:r>
+      <w:proofErr w:type="gramStart"/>
+      <w:r>
+        <w:t>_( )</w:t>
+      </w:r>
+      <w:proofErr w:type="gramEnd"/>
+      <w:r>
+        <w:t>, stop</w:t>
+      </w:r>
+      <w:proofErr w:type="gramStart"/>
+      <w:r>
+        <w:t>_( false ) {</w:t>
+      </w:r>
+      <w:proofErr w:type="gramEnd"/>
     </w:p>
     <w:p>
       <w:pPr>
@@ -1035,15 +6715,28 @@
       </w:r>
       <w:r>
         <w:tab/>
-        <w:t xml:space="preserve">if ( </w:t>
+        <w:t xml:space="preserve">if </w:t>
+      </w:r>
+      <w:proofErr w:type="gramStart"/>
+      <w:r>
+        <w:t xml:space="preserve">( </w:t>
       </w:r>
       <w:proofErr w:type="spellStart"/>
       <w:r>
         <w:t>numThread</w:t>
       </w:r>
       <w:proofErr w:type="spellEnd"/>
-      <w:r>
-        <w:t xml:space="preserve"> == 0 ) {</w:t>
+      <w:proofErr w:type="gramEnd"/>
+      <w:r>
+        <w:t xml:space="preserve"> == </w:t>
+      </w:r>
+      <w:proofErr w:type="gramStart"/>
+      <w:r>
+        <w:t>0 )</w:t>
+      </w:r>
+      <w:proofErr w:type="gramEnd"/>
+      <w:r>
+        <w:t xml:space="preserve"> {</w:t>
       </w:r>
     </w:p>
     <w:p>
@@ -1064,17 +6757,27 @@
       </w:r>
       <w:r>
         <w:tab/>
-        <w:t>throw std::</w:t>
-      </w:r>
-      <w:proofErr w:type="spellStart"/>
-      <w:r>
-        <w:t>runtime_error</w:t>
+        <w:t xml:space="preserve">throw </w:t>
+      </w:r>
+      <w:proofErr w:type="gramStart"/>
+      <w:r>
+        <w:t>std::</w:t>
+      </w:r>
+      <w:proofErr w:type="spellStart"/>
+      <w:proofErr w:type="gramEnd"/>
+      <w:r>
+        <w:t>runtime_</w:t>
+      </w:r>
+      <w:proofErr w:type="gramStart"/>
+      <w:r>
+        <w:t>error</w:t>
       </w:r>
       <w:proofErr w:type="spellEnd"/>
       <w:r>
         <w:t>( "</w:t>
       </w:r>
       <w:proofErr w:type="spellStart"/>
+      <w:proofErr w:type="gramEnd"/>
       <w:r>
         <w:t>ThreadPool</w:t>
       </w:r>
@@ -1088,7 +6791,15 @@
       </w:r>
       <w:proofErr w:type="spellEnd"/>
       <w:r>
-        <w:t xml:space="preserve"> is 0" );</w:t>
+        <w:t xml:space="preserve"> is 0</w:t>
+      </w:r>
+      <w:proofErr w:type="gramStart"/>
+      <w:r>
+        <w:t>" )</w:t>
+      </w:r>
+      <w:proofErr w:type="gramEnd"/>
+      <w:r>
+        <w:t>;</w:t>
       </w:r>
     </w:p>
     <w:p>
@@ -1141,6 +6852,7 @@
         <w:t>workerThreads</w:t>
       </w:r>
       <w:proofErr w:type="spellEnd"/>
+      <w:proofErr w:type="gramStart"/>
       <w:r>
         <w:t xml:space="preserve">_.reserve( </w:t>
       </w:r>
@@ -1149,9 +6861,15 @@
         <w:t>numThread</w:t>
       </w:r>
       <w:proofErr w:type="spellEnd"/>
-      <w:r>
-        <w:t xml:space="preserve"> );</w:t>
-      </w:r>
+      <w:proofErr w:type="gramEnd"/>
+      <w:r>
+        <w:t xml:space="preserve"> </w:t>
+      </w:r>
+      <w:proofErr w:type="gramStart"/>
+      <w:r>
+        <w:t>);</w:t>
+      </w:r>
+      <w:proofErr w:type="gramEnd"/>
     </w:p>
     <w:p>
       <w:pPr>
@@ -1168,7 +6886,15 @@
       </w:r>
       <w:r>
         <w:tab/>
-        <w:t xml:space="preserve">for ( auto </w:t>
+        <w:t xml:space="preserve">for </w:t>
+      </w:r>
+      <w:proofErr w:type="gramStart"/>
+      <w:r>
+        <w:t>( auto</w:t>
+      </w:r>
+      <w:proofErr w:type="gramEnd"/>
+      <w:r>
+        <w:t xml:space="preserve"> </w:t>
       </w:r>
       <w:proofErr w:type="spellStart"/>
       <w:r>
@@ -1195,12 +6921,17 @@
         <w:t>; ++</w:t>
       </w:r>
       <w:proofErr w:type="spellStart"/>
+      <w:proofErr w:type="gramStart"/>
       <w:r>
         <w:t>i</w:t>
       </w:r>
       <w:proofErr w:type="spellEnd"/>
       <w:r>
-        <w:t xml:space="preserve"> ) {</w:t>
+        <w:t xml:space="preserve"> )</w:t>
+      </w:r>
+      <w:proofErr w:type="gramEnd"/>
+      <w:r>
+        <w:t xml:space="preserve"> {</w:t>
       </w:r>
     </w:p>
     <w:p>
@@ -1227,16 +6958,37 @@
         <w:t>workerThreads</w:t>
       </w:r>
       <w:proofErr w:type="spellEnd"/>
+      <w:proofErr w:type="gramStart"/>
       <w:r>
         <w:t>_.</w:t>
       </w:r>
       <w:proofErr w:type="spellStart"/>
       <w:r>
-        <w:t>emplace_back</w:t>
-      </w:r>
-      <w:proofErr w:type="spellEnd"/>
-      <w:r>
-        <w:t>( [this]( ) {</w:t>
+        <w:t>emplace</w:t>
+      </w:r>
+      <w:proofErr w:type="gramEnd"/>
+      <w:r>
+        <w:t>_</w:t>
+      </w:r>
+      <w:proofErr w:type="gramStart"/>
+      <w:r>
+        <w:t>back</w:t>
+      </w:r>
+      <w:proofErr w:type="spellEnd"/>
+      <w:r>
+        <w:t>( [</w:t>
+      </w:r>
+      <w:proofErr w:type="gramEnd"/>
+      <w:r>
+        <w:t>this</w:t>
+      </w:r>
+      <w:proofErr w:type="gramStart"/>
+      <w:r>
+        <w:t>]( )</w:t>
+      </w:r>
+      <w:proofErr w:type="gramEnd"/>
+      <w:r>
+        <w:t xml:space="preserve"> {</w:t>
       </w:r>
     </w:p>
     <w:p>
@@ -1263,12 +7015,17 @@
         <w:t>this-&gt;</w:t>
       </w:r>
       <w:proofErr w:type="spellStart"/>
+      <w:proofErr w:type="gramStart"/>
       <w:r>
         <w:t>workerThread</w:t>
       </w:r>
       <w:proofErr w:type="spellEnd"/>
       <w:r>
-        <w:t>( );</w:t>
+        <w:t>( )</w:t>
+      </w:r>
+      <w:proofErr w:type="gramEnd"/>
+      <w:r>
+        <w:t>;</w:t>
       </w:r>
     </w:p>
     <w:p>
@@ -1350,21 +7107,36 @@
         <w:tab/>
       </w:r>
       <w:proofErr w:type="spellStart"/>
+      <w:proofErr w:type="gramStart"/>
       <w:r>
         <w:t>ThreadPool</w:t>
       </w:r>
       <w:proofErr w:type="spellEnd"/>
       <w:r>
-        <w:t xml:space="preserve">( const </w:t>
+        <w:t>( const</w:t>
+      </w:r>
+      <w:proofErr w:type="gramEnd"/>
+      <w:r>
+        <w:t xml:space="preserve"> </w:t>
       </w:r>
       <w:proofErr w:type="spellStart"/>
       <w:r>
         <w:t>ThreadPool</w:t>
       </w:r>
       <w:proofErr w:type="spellEnd"/>
-      <w:r>
-        <w:t>&amp; ) = delete;</w:t>
-      </w:r>
+      <w:proofErr w:type="gramStart"/>
+      <w:r>
+        <w:t>&amp; )</w:t>
+      </w:r>
+      <w:proofErr w:type="gramEnd"/>
+      <w:r>
+        <w:t xml:space="preserve"> = </w:t>
+      </w:r>
+      <w:proofErr w:type="gramStart"/>
+      <w:r>
+        <w:t>delete;</w:t>
+      </w:r>
+      <w:proofErr w:type="gramEnd"/>
     </w:p>
     <w:p>
       <w:pPr>
@@ -1380,6 +7152,7 @@
         <w:tab/>
       </w:r>
       <w:proofErr w:type="spellStart"/>
+      <w:proofErr w:type="gramStart"/>
       <w:r>
         <w:t>ThreadPool</w:t>
       </w:r>
@@ -1392,8 +7165,17 @@
         <w:t>ThreadPool</w:t>
       </w:r>
       <w:proofErr w:type="spellEnd"/>
-      <w:r>
-        <w:t xml:space="preserve">&amp;&amp; ) </w:t>
+      <w:proofErr w:type="gramEnd"/>
+      <w:r>
+        <w:t>&amp;</w:t>
+      </w:r>
+      <w:proofErr w:type="gramStart"/>
+      <w:r>
+        <w:t>&amp; )</w:t>
+      </w:r>
+      <w:proofErr w:type="gramEnd"/>
+      <w:r>
+        <w:t xml:space="preserve"> </w:t>
       </w:r>
       <w:proofErr w:type="spellStart"/>
       <w:r>
@@ -1401,8 +7183,13 @@
       </w:r>
       <w:proofErr w:type="spellEnd"/>
       <w:r>
-        <w:t xml:space="preserve"> = delete;</w:t>
-      </w:r>
+        <w:t xml:space="preserve"> = </w:t>
+      </w:r>
+      <w:proofErr w:type="gramStart"/>
+      <w:r>
+        <w:t>delete;</w:t>
+      </w:r>
+      <w:proofErr w:type="gramEnd"/>
     </w:p>
     <w:p>
       <w:pPr>
@@ -1423,16 +7210,34 @@
       </w:r>
       <w:proofErr w:type="spellEnd"/>
       <w:r>
-        <w:t xml:space="preserve">&amp; operator=( const </w:t>
+        <w:t>&amp; operator</w:t>
+      </w:r>
+      <w:proofErr w:type="gramStart"/>
+      <w:r>
+        <w:t>=( const</w:t>
+      </w:r>
+      <w:proofErr w:type="gramEnd"/>
+      <w:r>
+        <w:t xml:space="preserve"> </w:t>
       </w:r>
       <w:proofErr w:type="spellStart"/>
       <w:r>
         <w:t>ThreadPool</w:t>
       </w:r>
       <w:proofErr w:type="spellEnd"/>
-      <w:r>
-        <w:t>&amp; ) = delete;</w:t>
-      </w:r>
+      <w:proofErr w:type="gramStart"/>
+      <w:r>
+        <w:t>&amp; )</w:t>
+      </w:r>
+      <w:proofErr w:type="gramEnd"/>
+      <w:r>
+        <w:t xml:space="preserve"> = </w:t>
+      </w:r>
+      <w:proofErr w:type="gramStart"/>
+      <w:r>
+        <w:t>delete;</w:t>
+      </w:r>
+      <w:proofErr w:type="gramEnd"/>
     </w:p>
     <w:p>
       <w:pPr>
@@ -1453,15 +7258,28 @@
       </w:r>
       <w:proofErr w:type="spellEnd"/>
       <w:r>
-        <w:t xml:space="preserve">&amp; operator=( </w:t>
+        <w:t>&amp; operator</w:t>
+      </w:r>
+      <w:proofErr w:type="gramStart"/>
+      <w:r>
+        <w:t xml:space="preserve">=( </w:t>
       </w:r>
       <w:proofErr w:type="spellStart"/>
       <w:r>
         <w:t>ThreadPool</w:t>
       </w:r>
       <w:proofErr w:type="spellEnd"/>
-      <w:r>
-        <w:t xml:space="preserve">&amp;&amp; ) </w:t>
+      <w:proofErr w:type="gramEnd"/>
+      <w:r>
+        <w:t>&amp;</w:t>
+      </w:r>
+      <w:proofErr w:type="gramStart"/>
+      <w:r>
+        <w:t>&amp; )</w:t>
+      </w:r>
+      <w:proofErr w:type="gramEnd"/>
+      <w:r>
+        <w:t xml:space="preserve"> </w:t>
       </w:r>
       <w:proofErr w:type="spellStart"/>
       <w:r>
@@ -1469,8 +7287,13 @@
       </w:r>
       <w:proofErr w:type="spellEnd"/>
       <w:r>
-        <w:t xml:space="preserve"> = delete;</w:t>
-      </w:r>
+        <w:t xml:space="preserve"> = </w:t>
+      </w:r>
+      <w:proofErr w:type="gramStart"/>
+      <w:r>
+        <w:t>delete;</w:t>
+      </w:r>
+      <w:proofErr w:type="gramEnd"/>
     </w:p>
     <w:p>
       <w:pPr>
@@ -1498,12 +7321,17 @@
         <w:t>~</w:t>
       </w:r>
       <w:proofErr w:type="spellStart"/>
+      <w:proofErr w:type="gramStart"/>
       <w:r>
         <w:t>ThreadPool</w:t>
       </w:r>
       <w:proofErr w:type="spellEnd"/>
       <w:r>
-        <w:t>( ) {</w:t>
+        <w:t>( )</w:t>
+      </w:r>
+      <w:proofErr w:type="gramEnd"/>
+      <w:r>
+        <w:t xml:space="preserve"> {</w:t>
       </w:r>
     </w:p>
     <w:p>
@@ -1524,12 +7352,25 @@
       </w:r>
       <w:proofErr w:type="spellStart"/>
       <w:r>
-        <w:t>stop_.store</w:t>
-      </w:r>
-      <w:proofErr w:type="spellEnd"/>
-      <w:r>
-        <w:t>( true );</w:t>
-      </w:r>
+        <w:t>stop</w:t>
+      </w:r>
+      <w:proofErr w:type="gramStart"/>
+      <w:r>
+        <w:t>_.store</w:t>
+      </w:r>
+      <w:proofErr w:type="spellEnd"/>
+      <w:r>
+        <w:t>( true</w:t>
+      </w:r>
+      <w:proofErr w:type="gramEnd"/>
+      <w:r>
+        <w:t xml:space="preserve"> </w:t>
+      </w:r>
+      <w:proofErr w:type="gramStart"/>
+      <w:r>
+        <w:t>);</w:t>
+      </w:r>
+      <w:proofErr w:type="gramEnd"/>
     </w:p>
     <w:p>
       <w:pPr>
@@ -1557,15 +7398,36 @@
       </w:r>
       <w:r>
         <w:tab/>
-        <w:t xml:space="preserve">for ( auto&amp; thread : </w:t>
+        <w:t xml:space="preserve">for </w:t>
+      </w:r>
+      <w:proofErr w:type="gramStart"/>
+      <w:r>
+        <w:t>( auto</w:t>
+      </w:r>
+      <w:proofErr w:type="gramEnd"/>
+      <w:r>
+        <w:t xml:space="preserve">&amp; </w:t>
+      </w:r>
+      <w:proofErr w:type="gramStart"/>
+      <w:r>
+        <w:t>thread :</w:t>
+      </w:r>
+      <w:proofErr w:type="gramEnd"/>
+      <w:r>
+        <w:t xml:space="preserve"> </w:t>
       </w:r>
       <w:proofErr w:type="spellStart"/>
       <w:r>
         <w:t>workerThreads</w:t>
       </w:r>
       <w:proofErr w:type="spellEnd"/>
-      <w:r>
-        <w:t>_ ) {</w:t>
+      <w:proofErr w:type="gramStart"/>
+      <w:r>
+        <w:t>_ )</w:t>
+      </w:r>
+      <w:proofErr w:type="gramEnd"/>
+      <w:r>
+        <w:t xml:space="preserve"> {</w:t>
       </w:r>
     </w:p>
     <w:p>
@@ -1588,12 +7450,17 @@
         <w:tab/>
       </w:r>
       <w:proofErr w:type="spellStart"/>
+      <w:proofErr w:type="gramStart"/>
       <w:r>
         <w:t>thread.join</w:t>
       </w:r>
       <w:proofErr w:type="spellEnd"/>
       <w:r>
-        <w:t>( );</w:t>
+        <w:t>( )</w:t>
+      </w:r>
+      <w:proofErr w:type="gramEnd"/>
+      <w:r>
+        <w:t>;</w:t>
       </w:r>
     </w:p>
     <w:p>
@@ -1676,9 +7543,21 @@
       </w:pPr>
       <w:r>
         <w:tab/>
-        <w:t>std::future&lt; std::</w:t>
-      </w:r>
-      <w:proofErr w:type="spellStart"/>
+      </w:r>
+      <w:proofErr w:type="gramStart"/>
+      <w:r>
+        <w:t>std::</w:t>
+      </w:r>
+      <w:proofErr w:type="gramEnd"/>
+      <w:r>
+        <w:t xml:space="preserve">future&lt; </w:t>
+      </w:r>
+      <w:proofErr w:type="gramStart"/>
+      <w:r>
+        <w:t>std::</w:t>
+      </w:r>
+      <w:proofErr w:type="spellStart"/>
+      <w:proofErr w:type="gramEnd"/>
       <w:r>
         <w:t>invoke_result_t</w:t>
       </w:r>
@@ -1695,27 +7574,76 @@
         <w:t xml:space="preserve">...&gt; &gt; </w:t>
       </w:r>
       <w:proofErr w:type="spellStart"/>
+      <w:proofErr w:type="gramStart"/>
       <w:r>
         <w:t>enqueueJob</w:t>
       </w:r>
       <w:proofErr w:type="spellEnd"/>
       <w:r>
-        <w:t xml:space="preserve">( F&amp;&amp; f, </w:t>
-      </w:r>
-      <w:proofErr w:type="spellStart"/>
+        <w:t>( F</w:t>
+      </w:r>
+      <w:proofErr w:type="gramEnd"/>
+      <w:r>
+        <w:t xml:space="preserve">&amp;&amp; f, </w:t>
+      </w:r>
+      <w:proofErr w:type="spellStart"/>
+      <w:proofErr w:type="gramStart"/>
       <w:r>
         <w:t>Args</w:t>
       </w:r>
       <w:proofErr w:type="spellEnd"/>
       <w:r>
-        <w:t xml:space="preserve">&amp;&amp;... </w:t>
-      </w:r>
-      <w:proofErr w:type="spellStart"/>
+        <w:t>&amp;&amp;</w:t>
+      </w:r>
+      <w:proofErr w:type="gramEnd"/>
+      <w:r>
+        <w:t xml:space="preserve">... </w:t>
+      </w:r>
+      <w:proofErr w:type="spellStart"/>
+      <w:proofErr w:type="gramStart"/>
       <w:r>
         <w:t>args</w:t>
       </w:r>
       <w:proofErr w:type="spellEnd"/>
       <w:r>
+        <w:t xml:space="preserve"> )</w:t>
+      </w:r>
+      <w:proofErr w:type="gramEnd"/>
+      <w:r>
+        <w:t xml:space="preserve"> {</w:t>
+      </w:r>
+    </w:p>
+    <w:p>
+      <w:pPr>
+        <w:widowControl/>
+        <w:shd w:val="clear" w:color="auto" w:fill="1F1F1F"/>
+        <w:wordWrap/>
+        <w:autoSpaceDE/>
+        <w:autoSpaceDN/>
+        <w:spacing w:after="0" w:line="285" w:lineRule="atLeast"/>
+        <w:jc w:val="left"/>
+      </w:pPr>
+      <w:r>
+        <w:tab/>
+      </w:r>
+      <w:r>
+        <w:tab/>
+        <w:t xml:space="preserve">if </w:t>
+      </w:r>
+      <w:proofErr w:type="gramStart"/>
+      <w:r>
+        <w:t xml:space="preserve">( </w:t>
+      </w:r>
+      <w:proofErr w:type="spellStart"/>
+      <w:r>
+        <w:t>stop_.load</w:t>
+      </w:r>
+      <w:proofErr w:type="spellEnd"/>
+      <w:r>
+        <w:t>( )</w:t>
+      </w:r>
+      <w:proofErr w:type="gramEnd"/>
+      <w:r>
         <w:t xml:space="preserve"> ) {</w:t>
       </w:r>
     </w:p>
@@ -1734,52 +7662,44 @@
       </w:r>
       <w:r>
         <w:tab/>
-        <w:t xml:space="preserve">if ( </w:t>
-      </w:r>
-      <w:proofErr w:type="spellStart"/>
-      <w:r>
-        <w:t>stop_.load</w:t>
-      </w:r>
-      <w:proofErr w:type="spellEnd"/>
-      <w:r>
-        <w:t>( ) ) {</w:t>
-      </w:r>
-    </w:p>
-    <w:p>
-      <w:pPr>
-        <w:widowControl/>
-        <w:shd w:val="clear" w:color="auto" w:fill="1F1F1F"/>
-        <w:wordWrap/>
-        <w:autoSpaceDE/>
-        <w:autoSpaceDN/>
-        <w:spacing w:after="0" w:line="285" w:lineRule="atLeast"/>
-        <w:jc w:val="left"/>
-      </w:pPr>
+      </w:r>
       <w:r>
         <w:tab/>
-      </w:r>
-      <w:r>
-        <w:tab/>
-      </w:r>
-      <w:r>
-        <w:tab/>
-        <w:t>throw std::</w:t>
-      </w:r>
-      <w:proofErr w:type="spellStart"/>
-      <w:r>
-        <w:t>runtime_error</w:t>
+        <w:t xml:space="preserve">throw </w:t>
+      </w:r>
+      <w:proofErr w:type="gramStart"/>
+      <w:r>
+        <w:t>std::</w:t>
+      </w:r>
+      <w:proofErr w:type="spellStart"/>
+      <w:proofErr w:type="gramEnd"/>
+      <w:r>
+        <w:t>runtime_</w:t>
+      </w:r>
+      <w:proofErr w:type="gramStart"/>
+      <w:r>
+        <w:t>error</w:t>
       </w:r>
       <w:proofErr w:type="spellEnd"/>
       <w:r>
         <w:t>( "</w:t>
       </w:r>
       <w:proofErr w:type="spellStart"/>
+      <w:proofErr w:type="gramEnd"/>
       <w:r>
         <w:t>ThreadPool</w:t>
       </w:r>
       <w:proofErr w:type="spellEnd"/>
       <w:r>
-        <w:t xml:space="preserve"> is stopped" );</w:t>
+        <w:t xml:space="preserve"> is stopped</w:t>
+      </w:r>
+      <w:proofErr w:type="gramStart"/>
+      <w:r>
+        <w:t>" )</w:t>
+      </w:r>
+      <w:proofErr w:type="gramEnd"/>
+      <w:r>
+        <w:t>;</w:t>
       </w:r>
     </w:p>
     <w:p>
@@ -1834,9 +7754,14 @@
       </w:r>
       <w:proofErr w:type="spellEnd"/>
       <w:r>
-        <w:t xml:space="preserve"> = std::</w:t>
-      </w:r>
-      <w:proofErr w:type="spellStart"/>
+        <w:t xml:space="preserve"> = </w:t>
+      </w:r>
+      <w:proofErr w:type="gramStart"/>
+      <w:r>
+        <w:t>std::</w:t>
+      </w:r>
+      <w:proofErr w:type="spellStart"/>
+      <w:proofErr w:type="gramEnd"/>
       <w:r>
         <w:t>invoke_result_t</w:t>
       </w:r>
@@ -1850,8 +7775,13 @@
       </w:r>
       <w:proofErr w:type="spellEnd"/>
       <w:r>
-        <w:t>...&gt;;</w:t>
-      </w:r>
+        <w:t>...</w:t>
+      </w:r>
+      <w:proofErr w:type="gramStart"/>
+      <w:r>
+        <w:t>&gt;;</w:t>
+      </w:r>
+      <w:proofErr w:type="gramEnd"/>
     </w:p>
     <w:p>
       <w:pPr>
@@ -1868,17 +7798,27 @@
       </w:r>
       <w:r>
         <w:tab/>
-        <w:t>auto job = std::</w:t>
-      </w:r>
-      <w:proofErr w:type="spellStart"/>
+        <w:t xml:space="preserve">auto job = </w:t>
+      </w:r>
+      <w:proofErr w:type="gramStart"/>
+      <w:r>
+        <w:t>std::</w:t>
+      </w:r>
+      <w:proofErr w:type="spellStart"/>
+      <w:proofErr w:type="gramEnd"/>
       <w:r>
         <w:t>make_shared</w:t>
       </w:r>
       <w:proofErr w:type="spellEnd"/>
       <w:r>
-        <w:t>&lt; std::</w:t>
-      </w:r>
-      <w:proofErr w:type="spellStart"/>
+        <w:t xml:space="preserve">&lt; </w:t>
+      </w:r>
+      <w:proofErr w:type="gramStart"/>
+      <w:r>
+        <w:t>std::</w:t>
+      </w:r>
+      <w:proofErr w:type="spellStart"/>
+      <w:proofErr w:type="gramEnd"/>
       <w:r>
         <w:t>packaged_task</w:t>
       </w:r>
@@ -1887,12 +7827,25 @@
         <w:t>&lt;</w:t>
       </w:r>
       <w:proofErr w:type="spellStart"/>
+      <w:proofErr w:type="gramStart"/>
       <w:r>
         <w:t>returnType</w:t>
       </w:r>
       <w:proofErr w:type="spellEnd"/>
       <w:r>
-        <w:t xml:space="preserve">( )&gt; &gt;( </w:t>
+        <w:t>( )</w:t>
+      </w:r>
+      <w:proofErr w:type="gramEnd"/>
+      <w:r>
+        <w:t xml:space="preserve">&gt; </w:t>
+      </w:r>
+      <w:proofErr w:type="gramStart"/>
+      <w:r>
+        <w:t>&gt;(</w:t>
+      </w:r>
+      <w:proofErr w:type="gramEnd"/>
+      <w:r>
+        <w:t xml:space="preserve"> </w:t>
       </w:r>
     </w:p>
     <w:p>
@@ -1913,13 +7866,37 @@
       </w:r>
       <w:r>
         <w:tab/>
-        <w:t>std::bind( std::forward&lt;F&gt;( f ), std::forward&lt;</w:t>
+      </w:r>
+      <w:proofErr w:type="gramStart"/>
+      <w:r>
+        <w:t>std::bind( std::</w:t>
+      </w:r>
+      <w:proofErr w:type="gramEnd"/>
+      <w:r>
+        <w:t>forward&lt;F</w:t>
+      </w:r>
+      <w:proofErr w:type="gramStart"/>
+      <w:r>
+        <w:t>&gt;( f</w:t>
+      </w:r>
+      <w:proofErr w:type="gramEnd"/>
+      <w:r>
+        <w:t xml:space="preserve"> ), </w:t>
+      </w:r>
+      <w:proofErr w:type="gramStart"/>
+      <w:r>
+        <w:t>std::</w:t>
+      </w:r>
+      <w:proofErr w:type="gramEnd"/>
+      <w:r>
+        <w:t>forward&lt;</w:t>
       </w:r>
       <w:proofErr w:type="spellStart"/>
       <w:r>
         <w:t>Args</w:t>
       </w:r>
       <w:proofErr w:type="spellEnd"/>
+      <w:proofErr w:type="gramStart"/>
       <w:r>
         <w:t xml:space="preserve">&gt;( </w:t>
       </w:r>
@@ -1929,7 +7906,19 @@
       </w:r>
       <w:proofErr w:type="spellEnd"/>
       <w:r>
-        <w:t xml:space="preserve"> )... ) );</w:t>
+        <w:t xml:space="preserve"> )...</w:t>
+      </w:r>
+      <w:proofErr w:type="gramEnd"/>
+      <w:r>
+        <w:t xml:space="preserve"> </w:t>
+      </w:r>
+      <w:proofErr w:type="gramStart"/>
+      <w:r>
+        <w:t>) )</w:t>
+      </w:r>
+      <w:proofErr w:type="gramEnd"/>
+      <w:r>
+        <w:t>;</w:t>
       </w:r>
     </w:p>
     <w:p>
@@ -1970,11 +7959,19 @@
       </w:r>
       <w:proofErr w:type="spellStart"/>
       <w:r>
-        <w:t>get_future</w:t>
-      </w:r>
-      <w:proofErr w:type="spellEnd"/>
-      <w:r>
-        <w:t>( );</w:t>
+        <w:t>get_</w:t>
+      </w:r>
+      <w:proofErr w:type="gramStart"/>
+      <w:r>
+        <w:t>future</w:t>
+      </w:r>
+      <w:proofErr w:type="spellEnd"/>
+      <w:r>
+        <w:t>( )</w:t>
+      </w:r>
+      <w:proofErr w:type="gramEnd"/>
+      <w:r>
+        <w:t>;</w:t>
       </w:r>
     </w:p>
     <w:p>
@@ -2040,9 +8037,17 @@
         <w:rPr>
           <w:rFonts w:hint="eastAsia"/>
         </w:rPr>
-        <w:t>auto lock = std::</w:t>
-      </w:r>
-      <w:proofErr w:type="spellStart"/>
+        <w:t xml:space="preserve">auto lock = </w:t>
+      </w:r>
+      <w:proofErr w:type="gramStart"/>
+      <w:r>
+        <w:rPr>
+          <w:rFonts w:hint="eastAsia"/>
+        </w:rPr>
+        <w:t>std::</w:t>
+      </w:r>
+      <w:proofErr w:type="spellStart"/>
+      <w:proofErr w:type="gramEnd"/>
       <w:r>
         <w:rPr>
           <w:rFonts w:hint="eastAsia"/>
@@ -2054,7 +8059,21 @@
         <w:rPr>
           <w:rFonts w:hint="eastAsia"/>
         </w:rPr>
-        <w:t>&lt;std::mutex&gt;(</w:t>
+        <w:t>&lt;</w:t>
+      </w:r>
+      <w:proofErr w:type="gramStart"/>
+      <w:r>
+        <w:rPr>
+          <w:rFonts w:hint="eastAsia"/>
+        </w:rPr>
+        <w:t>std::</w:t>
+      </w:r>
+      <w:proofErr w:type="gramEnd"/>
+      <w:r>
+        <w:rPr>
+          <w:rFonts w:hint="eastAsia"/>
+        </w:rPr>
+        <w:t>mutex&gt;(</w:t>
       </w:r>
       <w:proofErr w:type="spellStart"/>
       <w:r>
@@ -2070,12 +8089,14 @@
         </w:rPr>
         <w:t>_</w:t>
       </w:r>
+      <w:proofErr w:type="gramStart"/>
       <w:r>
         <w:rPr>
           <w:rFonts w:hint="eastAsia"/>
         </w:rPr>
         <w:t>);</w:t>
       </w:r>
+      <w:proofErr w:type="gramEnd"/>
     </w:p>
     <w:p>
       <w:pPr>
@@ -2101,27 +8122,59 @@
         <w:rPr>
           <w:rFonts w:hint="eastAsia"/>
         </w:rPr>
-        <w:t>jobs_.push</w:t>
-      </w:r>
-      <w:proofErr w:type="spellEnd"/>
-      <w:r>
-        <w:rPr>
-          <w:rFonts w:hint="eastAsia"/>
-        </w:rPr>
-        <w:t>([job](){ (</w:t>
-      </w:r>
+        <w:t>jobs</w:t>
+      </w:r>
+      <w:proofErr w:type="gramStart"/>
+      <w:r>
+        <w:rPr>
+          <w:rFonts w:hint="eastAsia"/>
+        </w:rPr>
+        <w:t>_.push</w:t>
+      </w:r>
+      <w:proofErr w:type="spellEnd"/>
+      <w:proofErr w:type="gramEnd"/>
+      <w:r>
+        <w:rPr>
+          <w:rFonts w:hint="eastAsia"/>
+        </w:rPr>
+        <w:t>([job</w:t>
+      </w:r>
+      <w:proofErr w:type="gramStart"/>
+      <w:r>
+        <w:rPr>
+          <w:rFonts w:hint="eastAsia"/>
+        </w:rPr>
+        <w:t>](){ (</w:t>
+      </w:r>
+      <w:proofErr w:type="gramEnd"/>
       <w:r>
         <w:rPr>
           <w:rFonts w:hint="eastAsia"/>
         </w:rPr>
         <w:t>*</w:t>
       </w:r>
-      <w:r>
-        <w:rPr>
-          <w:rFonts w:hint="eastAsia"/>
-        </w:rPr>
-        <w:t>job)(); });</w:t>
-      </w:r>
+      <w:proofErr w:type="gramStart"/>
+      <w:r>
+        <w:rPr>
+          <w:rFonts w:hint="eastAsia"/>
+        </w:rPr>
+        <w:t>job)(</w:t>
+      </w:r>
+      <w:proofErr w:type="gramEnd"/>
+      <w:r>
+        <w:rPr>
+          <w:rFonts w:hint="eastAsia"/>
+        </w:rPr>
+        <w:t>)</w:t>
+      </w:r>
+      <w:proofErr w:type="gramStart"/>
+      <w:r>
+        <w:rPr>
+          <w:rFonts w:hint="eastAsia"/>
+        </w:rPr>
+        <w:t>; });</w:t>
+      </w:r>
+      <w:proofErr w:type="gramEnd"/>
     </w:p>
     <w:p>
       <w:pPr>
@@ -2170,6 +8223,7 @@
         <w:t>cvJob</w:t>
       </w:r>
       <w:proofErr w:type="spellEnd"/>
+      <w:proofErr w:type="gramStart"/>
       <w:r>
         <w:rPr>
           <w:rFonts w:hint="eastAsia"/>
@@ -2181,7 +8235,21 @@
         <w:rPr>
           <w:rFonts w:hint="eastAsia"/>
         </w:rPr>
-        <w:t>notify_one</w:t>
+        <w:t>notify</w:t>
+      </w:r>
+      <w:proofErr w:type="gramEnd"/>
+      <w:r>
+        <w:rPr>
+          <w:rFonts w:hint="eastAsia"/>
+        </w:rPr>
+        <w:t>_</w:t>
+      </w:r>
+      <w:proofErr w:type="gramStart"/>
+      <w:r>
+        <w:rPr>
+          <w:rFonts w:hint="eastAsia"/>
+        </w:rPr>
+        <w:t>one</w:t>
       </w:r>
       <w:proofErr w:type="spellEnd"/>
       <w:r>
@@ -2190,6 +8258,7 @@
         </w:rPr>
         <w:t>();</w:t>
       </w:r>
+      <w:proofErr w:type="gramEnd"/>
     </w:p>
     <w:p>
       <w:pPr>
@@ -2220,6 +8289,7 @@
         <w:t xml:space="preserve">return </w:t>
       </w:r>
       <w:proofErr w:type="spellStart"/>
+      <w:proofErr w:type="gramStart"/>
       <w:r>
         <w:t>jobResultFuture</w:t>
       </w:r>
@@ -2227,6 +8297,7 @@
       <w:r>
         <w:t>;</w:t>
       </w:r>
+      <w:proofErr w:type="gramEnd"/>
     </w:p>
     <w:p>
       <w:pPr>
@@ -2287,9 +8358,11 @@
         <w:t>numThread</w:t>
       </w:r>
       <w:proofErr w:type="spellEnd"/>
+      <w:proofErr w:type="gramStart"/>
       <w:r>
         <w:t>_;</w:t>
       </w:r>
+      <w:proofErr w:type="gramEnd"/>
     </w:p>
     <w:p>
       <w:pPr>
@@ -2303,16 +8376,33 @@
       </w:pPr>
       <w:r>
         <w:tab/>
-        <w:t xml:space="preserve">std::vector&lt;std::thread&gt; </w:t>
+      </w:r>
+      <w:proofErr w:type="gramStart"/>
+      <w:r>
+        <w:t>std::</w:t>
+      </w:r>
+      <w:proofErr w:type="gramEnd"/>
+      <w:r>
+        <w:t>vector&lt;</w:t>
+      </w:r>
+      <w:proofErr w:type="gramStart"/>
+      <w:r>
+        <w:t>std::</w:t>
+      </w:r>
+      <w:proofErr w:type="gramEnd"/>
+      <w:r>
+        <w:t xml:space="preserve">thread&gt; </w:t>
       </w:r>
       <w:proofErr w:type="spellStart"/>
       <w:r>
         <w:t>workerThreads</w:t>
       </w:r>
       <w:proofErr w:type="spellEnd"/>
+      <w:proofErr w:type="gramStart"/>
       <w:r>
         <w:t>_;</w:t>
       </w:r>
+      <w:proofErr w:type="gramEnd"/>
     </w:p>
     <w:p>
       <w:pPr>
@@ -2325,15 +8415,44 @@
         <w:ind w:firstLine="800"/>
         <w:jc w:val="left"/>
       </w:pPr>
-      <w:r>
-        <w:rPr>
-          <w:rFonts w:hint="eastAsia"/>
-        </w:rPr>
-        <w:t>std::q</w:t>
-      </w:r>
-      <w:r>
-        <w:t>ueue&lt; std::function&lt;void( )&gt; &gt; jobs_;</w:t>
-      </w:r>
+      <w:proofErr w:type="gramStart"/>
+      <w:r>
+        <w:rPr>
+          <w:rFonts w:hint="eastAsia"/>
+        </w:rPr>
+        <w:t>std::</w:t>
+      </w:r>
+      <w:proofErr w:type="gramEnd"/>
+      <w:r>
+        <w:rPr>
+          <w:rFonts w:hint="eastAsia"/>
+        </w:rPr>
+        <w:t>q</w:t>
+      </w:r>
+      <w:r>
+        <w:t xml:space="preserve">ueue&lt; </w:t>
+      </w:r>
+      <w:proofErr w:type="gramStart"/>
+      <w:r>
+        <w:t>std::</w:t>
+      </w:r>
+      <w:proofErr w:type="gramEnd"/>
+      <w:r>
+        <w:t>function&lt;</w:t>
+      </w:r>
+      <w:proofErr w:type="gramStart"/>
+      <w:r>
+        <w:t>void( )</w:t>
+      </w:r>
+      <w:proofErr w:type="gramEnd"/>
+      <w:r>
+        <w:t>&gt; &gt; jobs</w:t>
+      </w:r>
+      <w:proofErr w:type="gramStart"/>
+      <w:r>
+        <w:t>_;</w:t>
+      </w:r>
+      <w:proofErr w:type="gramEnd"/>
     </w:p>
     <w:p>
       <w:pPr>
@@ -2347,16 +8466,25 @@
       </w:pPr>
       <w:r>
         <w:tab/>
+      </w:r>
+      <w:proofErr w:type="gramStart"/>
+      <w:r>
         <w:t>std::</w:t>
       </w:r>
       <w:proofErr w:type="spellStart"/>
+      <w:proofErr w:type="gramEnd"/>
       <w:r>
         <w:t>atomic_bool</w:t>
       </w:r>
       <w:proofErr w:type="spellEnd"/>
       <w:r>
-        <w:t xml:space="preserve"> stop_;</w:t>
-      </w:r>
+        <w:t xml:space="preserve"> stop</w:t>
+      </w:r>
+      <w:proofErr w:type="gramStart"/>
+      <w:r>
+        <w:t>_;</w:t>
+      </w:r>
+      <w:proofErr w:type="gramEnd"/>
     </w:p>
     <w:p>
       <w:pPr>
@@ -2371,6 +8499,7 @@
       <w:r>
         <w:tab/>
       </w:r>
+      <w:proofErr w:type="gramStart"/>
       <w:r>
         <w:rPr>
           <w:rFonts w:hint="eastAsia"/>
@@ -2378,6 +8507,7 @@
         <w:t>std::</w:t>
       </w:r>
       <w:proofErr w:type="spellStart"/>
+      <w:proofErr w:type="gramEnd"/>
       <w:r>
         <w:rPr>
           <w:rFonts w:hint="eastAsia"/>
@@ -2399,12 +8529,14 @@
         <w:t>cvJobs</w:t>
       </w:r>
       <w:proofErr w:type="spellEnd"/>
+      <w:proofErr w:type="gramStart"/>
       <w:r>
         <w:rPr>
           <w:rFonts w:hint="eastAsia"/>
         </w:rPr>
         <w:t>_;</w:t>
       </w:r>
+      <w:proofErr w:type="gramEnd"/>
     </w:p>
     <w:p>
       <w:pPr>
@@ -2419,11 +8551,19 @@
       <w:r>
         <w:tab/>
       </w:r>
-      <w:r>
-        <w:rPr>
-          <w:rFonts w:hint="eastAsia"/>
-        </w:rPr>
-        <w:t xml:space="preserve">std::mutex </w:t>
+      <w:proofErr w:type="gramStart"/>
+      <w:r>
+        <w:rPr>
+          <w:rFonts w:hint="eastAsia"/>
+        </w:rPr>
+        <w:t>std::</w:t>
+      </w:r>
+      <w:proofErr w:type="gramEnd"/>
+      <w:r>
+        <w:rPr>
+          <w:rFonts w:hint="eastAsia"/>
+        </w:rPr>
+        <w:t xml:space="preserve">mutex </w:t>
       </w:r>
       <w:proofErr w:type="spellStart"/>
       <w:r>
@@ -2433,12 +8573,14 @@
         <w:t>mtxJob</w:t>
       </w:r>
       <w:proofErr w:type="spellEnd"/>
+      <w:proofErr w:type="gramStart"/>
       <w:r>
         <w:rPr>
           <w:rFonts w:hint="eastAsia"/>
         </w:rPr>
         <w:t>_;</w:t>
       </w:r>
+      <w:proofErr w:type="gramEnd"/>
     </w:p>
     <w:p>
       <w:pPr>
@@ -2477,12 +8619,17 @@
         <w:t xml:space="preserve">void </w:t>
       </w:r>
       <w:proofErr w:type="spellStart"/>
+      <w:proofErr w:type="gramStart"/>
       <w:r>
         <w:t>workerThread</w:t>
       </w:r>
       <w:proofErr w:type="spellEnd"/>
       <w:r>
-        <w:t>( ) {</w:t>
+        <w:t>( )</w:t>
+      </w:r>
+      <w:proofErr w:type="gramEnd"/>
+      <w:r>
+        <w:t xml:space="preserve"> {</w:t>
       </w:r>
     </w:p>
     <w:p>
@@ -2500,7 +8647,11 @@
       </w:r>
       <w:r>
         <w:tab/>
-        <w:t xml:space="preserve">while ( </w:t>
+        <w:t xml:space="preserve">while </w:t>
+      </w:r>
+      <w:proofErr w:type="gramStart"/>
+      <w:r>
+        <w:t xml:space="preserve">( </w:t>
       </w:r>
       <w:r>
         <w:rPr>
@@ -2511,6 +8662,7 @@
       <w:r>
         <w:t xml:space="preserve"> ) {</w:t>
       </w:r>
+      <w:proofErr w:type="gramEnd"/>
     </w:p>
     <w:p>
       <w:pPr>
@@ -2535,9 +8687,17 @@
         <w:rPr>
           <w:rFonts w:hint="eastAsia"/>
         </w:rPr>
-        <w:t>auto lock = std::</w:t>
-      </w:r>
-      <w:proofErr w:type="spellStart"/>
+        <w:t xml:space="preserve">auto lock = </w:t>
+      </w:r>
+      <w:proofErr w:type="gramStart"/>
+      <w:r>
+        <w:rPr>
+          <w:rFonts w:hint="eastAsia"/>
+        </w:rPr>
+        <w:t>std::</w:t>
+      </w:r>
+      <w:proofErr w:type="spellStart"/>
+      <w:proofErr w:type="gramEnd"/>
       <w:r>
         <w:rPr>
           <w:rFonts w:hint="eastAsia"/>
@@ -2549,7 +8709,21 @@
         <w:rPr>
           <w:rFonts w:hint="eastAsia"/>
         </w:rPr>
-        <w:t>&lt;std::mutex&gt;(</w:t>
+        <w:t>&lt;</w:t>
+      </w:r>
+      <w:proofErr w:type="gramStart"/>
+      <w:r>
+        <w:rPr>
+          <w:rFonts w:hint="eastAsia"/>
+        </w:rPr>
+        <w:t>std::</w:t>
+      </w:r>
+      <w:proofErr w:type="gramEnd"/>
+      <w:r>
+        <w:rPr>
+          <w:rFonts w:hint="eastAsia"/>
+        </w:rPr>
+        <w:t>mutex&gt;(</w:t>
       </w:r>
       <w:proofErr w:type="spellStart"/>
       <w:r>
@@ -2563,8 +8737,16 @@
         <w:rPr>
           <w:rFonts w:hint="eastAsia"/>
         </w:rPr>
-        <w:t>_);</w:t>
-      </w:r>
+        <w:t>_</w:t>
+      </w:r>
+      <w:proofErr w:type="gramStart"/>
+      <w:r>
+        <w:rPr>
+          <w:rFonts w:hint="eastAsia"/>
+        </w:rPr>
+        <w:t>);</w:t>
+      </w:r>
+      <w:proofErr w:type="gramEnd"/>
     </w:p>
     <w:p>
       <w:pPr>
@@ -2593,11 +8775,19 @@
         <w:t>cvJob</w:t>
       </w:r>
       <w:proofErr w:type="spellEnd"/>
-      <w:r>
-        <w:rPr>
-          <w:rFonts w:hint="eastAsia"/>
-        </w:rPr>
-        <w:t>_.wait(lock, [</w:t>
+      <w:proofErr w:type="gramStart"/>
+      <w:r>
+        <w:rPr>
+          <w:rFonts w:hint="eastAsia"/>
+        </w:rPr>
+        <w:t>_.wait</w:t>
+      </w:r>
+      <w:proofErr w:type="gramEnd"/>
+      <w:r>
+        <w:rPr>
+          <w:rFonts w:hint="eastAsia"/>
+        </w:rPr>
+        <w:t>(lock, [</w:t>
       </w:r>
       <w:r>
         <w:rPr>
@@ -2605,6 +8795,7 @@
         </w:rPr>
         <w:t>this</w:t>
       </w:r>
+      <w:proofErr w:type="gramStart"/>
       <w:r>
         <w:rPr>
           <w:rFonts w:hint="eastAsia"/>
@@ -2631,11 +8822,19 @@
         <w:t>jobs_.empty</w:t>
       </w:r>
       <w:proofErr w:type="spellEnd"/>
-      <w:r>
-        <w:rPr>
-          <w:rFonts w:hint="eastAsia"/>
-        </w:rPr>
-        <w:t>() || stop_;</w:t>
+      <w:proofErr w:type="gramEnd"/>
+      <w:r>
+        <w:rPr>
+          <w:rFonts w:hint="eastAsia"/>
+        </w:rPr>
+        <w:t>() || stop_</w:t>
+      </w:r>
+      <w:proofErr w:type="gramStart"/>
+      <w:r>
+        <w:rPr>
+          <w:rFonts w:hint="eastAsia"/>
+        </w:rPr>
+        <w:t>;</w:t>
       </w:r>
       <w:r>
         <w:rPr>
@@ -2649,6 +8848,7 @@
         </w:rPr>
         <w:t>});</w:t>
       </w:r>
+      <w:proofErr w:type="gramEnd"/>
     </w:p>
     <w:p>
       <w:pPr>
@@ -2669,25 +8869,47 @@
       <w:r>
         <w:tab/>
       </w:r>
-      <w:r>
-        <w:rPr>
-          <w:rFonts w:hint="eastAsia"/>
-        </w:rPr>
-        <w:t xml:space="preserve">if( stop_ &amp;&amp; </w:t>
-      </w:r>
-      <w:proofErr w:type="spellStart"/>
-      <w:r>
-        <w:rPr>
-          <w:rFonts w:hint="eastAsia"/>
-        </w:rPr>
-        <w:t>jobs_empty</w:t>
-      </w:r>
-      <w:proofErr w:type="spellEnd"/>
-      <w:r>
-        <w:rPr>
-          <w:rFonts w:hint="eastAsia"/>
-        </w:rPr>
-        <w:t>() ){</w:t>
+      <w:proofErr w:type="gramStart"/>
+      <w:r>
+        <w:rPr>
+          <w:rFonts w:hint="eastAsia"/>
+        </w:rPr>
+        <w:t>if( stop</w:t>
+      </w:r>
+      <w:proofErr w:type="gramEnd"/>
+      <w:r>
+        <w:rPr>
+          <w:rFonts w:hint="eastAsia"/>
+        </w:rPr>
+        <w:t xml:space="preserve">_ &amp;&amp; </w:t>
+      </w:r>
+      <w:proofErr w:type="spellStart"/>
+      <w:r>
+        <w:rPr>
+          <w:rFonts w:hint="eastAsia"/>
+        </w:rPr>
+        <w:t>jobs_</w:t>
+      </w:r>
+      <w:proofErr w:type="gramStart"/>
+      <w:r>
+        <w:rPr>
+          <w:rFonts w:hint="eastAsia"/>
+        </w:rPr>
+        <w:t>empty</w:t>
+      </w:r>
+      <w:proofErr w:type="spellEnd"/>
+      <w:r>
+        <w:rPr>
+          <w:rFonts w:hint="eastAsia"/>
+        </w:rPr>
+        <w:t>() )</w:t>
+      </w:r>
+      <w:proofErr w:type="gramEnd"/>
+      <w:r>
+        <w:rPr>
+          <w:rFonts w:hint="eastAsia"/>
+        </w:rPr>
+        <w:t>{</w:t>
       </w:r>
     </w:p>
     <w:p>
@@ -2712,12 +8934,14 @@
       <w:r>
         <w:tab/>
       </w:r>
+      <w:proofErr w:type="gramStart"/>
       <w:r>
         <w:rPr>
           <w:rFonts w:hint="eastAsia"/>
         </w:rPr>
         <w:t>return;</w:t>
       </w:r>
+      <w:proofErr w:type="gramEnd"/>
     </w:p>
     <w:p>
       <w:pPr>
@@ -2788,22 +9012,52 @@
         <w:rPr>
           <w:rFonts w:hint="eastAsia"/>
         </w:rPr>
-        <w:t>auto job = std::move(</w:t>
-      </w:r>
-      <w:proofErr w:type="spellStart"/>
-      <w:r>
-        <w:rPr>
-          <w:rFonts w:hint="eastAsia"/>
-        </w:rPr>
-        <w:t>jobs_.front</w:t>
-      </w:r>
-      <w:proofErr w:type="spellEnd"/>
-      <w:r>
-        <w:rPr>
-          <w:rFonts w:hint="eastAsia"/>
-        </w:rPr>
-        <w:t>());</w:t>
-      </w:r>
+        <w:t xml:space="preserve">auto job = </w:t>
+      </w:r>
+      <w:proofErr w:type="gramStart"/>
+      <w:r>
+        <w:rPr>
+          <w:rFonts w:hint="eastAsia"/>
+        </w:rPr>
+        <w:t>std::</w:t>
+      </w:r>
+      <w:proofErr w:type="gramEnd"/>
+      <w:r>
+        <w:rPr>
+          <w:rFonts w:hint="eastAsia"/>
+        </w:rPr>
+        <w:t>move(</w:t>
+      </w:r>
+      <w:proofErr w:type="spellStart"/>
+      <w:r>
+        <w:rPr>
+          <w:rFonts w:hint="eastAsia"/>
+        </w:rPr>
+        <w:t>jobs</w:t>
+      </w:r>
+      <w:proofErr w:type="gramStart"/>
+      <w:r>
+        <w:rPr>
+          <w:rFonts w:hint="eastAsia"/>
+        </w:rPr>
+        <w:t>_.front</w:t>
+      </w:r>
+      <w:proofErr w:type="spellEnd"/>
+      <w:proofErr w:type="gramEnd"/>
+      <w:r>
+        <w:rPr>
+          <w:rFonts w:hint="eastAsia"/>
+        </w:rPr>
+        <w:t>()</w:t>
+      </w:r>
+      <w:proofErr w:type="gramStart"/>
+      <w:r>
+        <w:rPr>
+          <w:rFonts w:hint="eastAsia"/>
+        </w:rPr>
+        <w:t>);</w:t>
+      </w:r>
+      <w:proofErr w:type="gramEnd"/>
     </w:p>
     <w:p>
       <w:pPr>
@@ -2825,6 +9079,7 @@
         <w:tab/>
       </w:r>
       <w:proofErr w:type="spellStart"/>
+      <w:proofErr w:type="gramStart"/>
       <w:r>
         <w:rPr>
           <w:rFonts w:hint="eastAsia"/>
@@ -2838,6 +9093,7 @@
         </w:rPr>
         <w:t>();</w:t>
       </w:r>
+      <w:proofErr w:type="gramEnd"/>
     </w:p>
     <w:p>
       <w:pPr>
@@ -2859,6 +9115,7 @@
         <w:tab/>
       </w:r>
       <w:proofErr w:type="spellStart"/>
+      <w:proofErr w:type="gramStart"/>
       <w:r>
         <w:rPr>
           <w:rFonts w:hint="eastAsia"/>
@@ -2866,12 +9123,21 @@
         <w:t>lock.unlock</w:t>
       </w:r>
       <w:proofErr w:type="spellEnd"/>
-      <w:r>
-        <w:rPr>
-          <w:rFonts w:hint="eastAsia"/>
-        </w:rPr>
-        <w:t>();</w:t>
-      </w:r>
+      <w:proofErr w:type="gramEnd"/>
+      <w:r>
+        <w:rPr>
+          <w:rFonts w:hint="eastAsia"/>
+        </w:rPr>
+        <w:t>(</w:t>
+      </w:r>
+      <w:proofErr w:type="gramStart"/>
+      <w:r>
+        <w:rPr>
+          <w:rFonts w:hint="eastAsia"/>
+        </w:rPr>
+        <w:t>);</w:t>
+      </w:r>
+      <w:proofErr w:type="gramEnd"/>
     </w:p>
     <w:p>
       <w:pPr>
@@ -2911,7 +9177,14 @@
       </w:r>
       <w:r>
         <w:tab/>
-        <w:t>job( );</w:t>
+      </w:r>
+      <w:proofErr w:type="gramStart"/>
+      <w:r>
+        <w:t>job( )</w:t>
+      </w:r>
+      <w:proofErr w:type="gramEnd"/>
+      <w:r>
+        <w:t>;</w:t>
       </w:r>
     </w:p>
     <w:p>
@@ -3054,6 +9327,7 @@
         </w:rPr>
         <w:t xml:space="preserve">다음으로는 </w:t>
       </w:r>
+      <w:proofErr w:type="gramStart"/>
       <w:r>
         <w:rPr>
           <w:rFonts w:hint="eastAsia"/>
@@ -3061,6 +9335,7 @@
         <w:t>std::</w:t>
       </w:r>
       <w:proofErr w:type="spellStart"/>
+      <w:proofErr w:type="gramEnd"/>
       <w:r>
         <w:rPr>
           <w:rFonts w:hint="eastAsia"/>
@@ -3101,6 +9376,7 @@
       <w:r>
         <w:br/>
       </w:r>
+      <w:proofErr w:type="gramStart"/>
       <w:r>
         <w:rPr>
           <w:rFonts w:hint="eastAsia"/>
@@ -3108,6 +9384,7 @@
         <w:t>std::</w:t>
       </w:r>
       <w:proofErr w:type="spellStart"/>
+      <w:proofErr w:type="gramEnd"/>
       <w:r>
         <w:rPr>
           <w:rFonts w:hint="eastAsia"/>
@@ -3137,11 +9414,32 @@
       </w:pPr>
       <w:proofErr w:type="spellStart"/>
       <w:r>
-        <w:t>jobs_.push</w:t>
-      </w:r>
-      <w:proofErr w:type="spellEnd"/>
-      <w:r>
-        <w:t>([job](){ (*job)(); })</w:t>
+        <w:t>jobs</w:t>
+      </w:r>
+      <w:proofErr w:type="gramStart"/>
+      <w:r>
+        <w:t>_.push</w:t>
+      </w:r>
+      <w:proofErr w:type="spellEnd"/>
+      <w:proofErr w:type="gramEnd"/>
+      <w:r>
+        <w:t>([job](</w:t>
+      </w:r>
+      <w:proofErr w:type="gramStart"/>
+      <w:r>
+        <w:t>){ (</w:t>
+      </w:r>
+      <w:proofErr w:type="gramEnd"/>
+      <w:r>
+        <w:t>*job)()</w:t>
+      </w:r>
+      <w:proofErr w:type="gramStart"/>
+      <w:r>
+        <w:t>; }</w:t>
+      </w:r>
+      <w:proofErr w:type="gramEnd"/>
+      <w:r>
+        <w:t>)</w:t>
       </w:r>
       <w:r>
         <w:rPr>
@@ -3221,9 +9519,17 @@
         <w:rPr>
           <w:rFonts w:hint="eastAsia"/>
         </w:rPr>
-        <w:t xml:space="preserve"> std::</w:t>
-      </w:r>
-      <w:proofErr w:type="spellStart"/>
+        <w:t xml:space="preserve"> </w:t>
+      </w:r>
+      <w:proofErr w:type="gramStart"/>
+      <w:r>
+        <w:rPr>
+          <w:rFonts w:hint="eastAsia"/>
+        </w:rPr>
+        <w:t>std::</w:t>
+      </w:r>
+      <w:proofErr w:type="spellStart"/>
+      <w:proofErr w:type="gramEnd"/>
       <w:r>
         <w:rPr>
           <w:rFonts w:hint="eastAsia"/>
@@ -3235,7 +9541,21 @@
         <w:rPr>
           <w:rFonts w:hint="eastAsia"/>
         </w:rPr>
-        <w:t>과 std::mutex를 사용하여 lock과 unlock으로 공유 자원에 대한</w:t>
+        <w:t xml:space="preserve">과 </w:t>
+      </w:r>
+      <w:proofErr w:type="gramStart"/>
+      <w:r>
+        <w:rPr>
+          <w:rFonts w:hint="eastAsia"/>
+        </w:rPr>
+        <w:t>std::</w:t>
+      </w:r>
+      <w:proofErr w:type="gramEnd"/>
+      <w:r>
+        <w:rPr>
+          <w:rFonts w:hint="eastAsia"/>
+        </w:rPr>
+        <w:t>mutex를 사용하여 lock과 unlock으로 공유 자원에 대한</w:t>
       </w:r>
       <w:r>
         <w:br/>
@@ -3268,7 +9588,7 @@
         <w:spacing w:after="0"/>
         <w:ind w:leftChars="0" w:left="425"/>
       </w:pPr>
-      <w:hyperlink r:id="rId8" w:history="1">
+      <w:hyperlink r:id="rId9" w:history="1">
         <w:r>
           <w:rPr>
             <w:rStyle w:val="a7"/>
@@ -3327,10 +9647,20 @@
         <w:spacing w:after="0" w:line="285" w:lineRule="atLeast"/>
         <w:jc w:val="left"/>
       </w:pPr>
-      <w:r>
-        <w:t>std::future&lt; std::</w:t>
-      </w:r>
-      <w:proofErr w:type="spellStart"/>
+      <w:proofErr w:type="gramStart"/>
+      <w:r>
+        <w:t>std::</w:t>
+      </w:r>
+      <w:proofErr w:type="gramEnd"/>
+      <w:r>
+        <w:t xml:space="preserve">future&lt; </w:t>
+      </w:r>
+      <w:proofErr w:type="gramStart"/>
+      <w:r>
+        <w:t>std::</w:t>
+      </w:r>
+      <w:proofErr w:type="spellStart"/>
+      <w:proofErr w:type="gramEnd"/>
       <w:r>
         <w:t>invoke_result_t</w:t>
       </w:r>
@@ -3347,27 +9677,73 @@
         <w:t xml:space="preserve">...&gt; &gt; </w:t>
       </w:r>
       <w:proofErr w:type="spellStart"/>
+      <w:proofErr w:type="gramStart"/>
       <w:r>
         <w:t>enqueueJob</w:t>
       </w:r>
       <w:proofErr w:type="spellEnd"/>
       <w:r>
-        <w:t xml:space="preserve">( F&amp;&amp; f, </w:t>
-      </w:r>
-      <w:proofErr w:type="spellStart"/>
+        <w:t>( F</w:t>
+      </w:r>
+      <w:proofErr w:type="gramEnd"/>
+      <w:r>
+        <w:t xml:space="preserve">&amp;&amp; f, </w:t>
+      </w:r>
+      <w:proofErr w:type="spellStart"/>
+      <w:proofErr w:type="gramStart"/>
       <w:r>
         <w:t>Args</w:t>
       </w:r>
       <w:proofErr w:type="spellEnd"/>
       <w:r>
-        <w:t xml:space="preserve">&amp;&amp;... </w:t>
-      </w:r>
-      <w:proofErr w:type="spellStart"/>
+        <w:t>&amp;&amp;</w:t>
+      </w:r>
+      <w:proofErr w:type="gramEnd"/>
+      <w:r>
+        <w:t xml:space="preserve">... </w:t>
+      </w:r>
+      <w:proofErr w:type="spellStart"/>
+      <w:proofErr w:type="gramStart"/>
       <w:r>
         <w:t>args</w:t>
       </w:r>
       <w:proofErr w:type="spellEnd"/>
       <w:r>
+        <w:t xml:space="preserve"> )</w:t>
+      </w:r>
+      <w:proofErr w:type="gramEnd"/>
+      <w:r>
+        <w:t xml:space="preserve"> {</w:t>
+      </w:r>
+    </w:p>
+    <w:p>
+      <w:pPr>
+        <w:widowControl/>
+        <w:shd w:val="clear" w:color="auto" w:fill="1F1F1F"/>
+        <w:wordWrap/>
+        <w:autoSpaceDE/>
+        <w:autoSpaceDN/>
+        <w:spacing w:after="0" w:line="285" w:lineRule="atLeast"/>
+        <w:jc w:val="left"/>
+      </w:pPr>
+      <w:r>
+        <w:tab/>
+        <w:t xml:space="preserve">if </w:t>
+      </w:r>
+      <w:proofErr w:type="gramStart"/>
+      <w:r>
+        <w:t xml:space="preserve">( </w:t>
+      </w:r>
+      <w:proofErr w:type="spellStart"/>
+      <w:r>
+        <w:t>stop_.load</w:t>
+      </w:r>
+      <w:proofErr w:type="spellEnd"/>
+      <w:r>
+        <w:t>( )</w:t>
+      </w:r>
+      <w:proofErr w:type="gramEnd"/>
+      <w:r>
         <w:t xml:space="preserve"> ) {</w:t>
       </w:r>
     </w:p>
@@ -3383,49 +9759,44 @@
       </w:pPr>
       <w:r>
         <w:tab/>
-        <w:t xml:space="preserve">if ( </w:t>
-      </w:r>
-      <w:proofErr w:type="spellStart"/>
-      <w:r>
-        <w:t>stop_.load</w:t>
-      </w:r>
-      <w:proofErr w:type="spellEnd"/>
-      <w:r>
-        <w:t>( ) ) {</w:t>
-      </w:r>
-    </w:p>
-    <w:p>
-      <w:pPr>
-        <w:widowControl/>
-        <w:shd w:val="clear" w:color="auto" w:fill="1F1F1F"/>
-        <w:wordWrap/>
-        <w:autoSpaceDE/>
-        <w:autoSpaceDN/>
-        <w:spacing w:after="0" w:line="285" w:lineRule="atLeast"/>
-        <w:jc w:val="left"/>
-      </w:pPr>
+      </w:r>
       <w:r>
         <w:tab/>
-      </w:r>
-      <w:r>
-        <w:tab/>
-        <w:t>throw std::</w:t>
-      </w:r>
-      <w:proofErr w:type="spellStart"/>
-      <w:r>
-        <w:t>runtime_error</w:t>
+        <w:t xml:space="preserve">throw </w:t>
+      </w:r>
+      <w:proofErr w:type="gramStart"/>
+      <w:r>
+        <w:t>std::</w:t>
+      </w:r>
+      <w:proofErr w:type="spellStart"/>
+      <w:proofErr w:type="gramEnd"/>
+      <w:r>
+        <w:t>runtime_</w:t>
+      </w:r>
+      <w:proofErr w:type="gramStart"/>
+      <w:r>
+        <w:t>error</w:t>
       </w:r>
       <w:proofErr w:type="spellEnd"/>
       <w:r>
         <w:t>( "</w:t>
       </w:r>
       <w:proofErr w:type="spellStart"/>
+      <w:proofErr w:type="gramEnd"/>
       <w:r>
         <w:t>ThreadPool</w:t>
       </w:r>
       <w:proofErr w:type="spellEnd"/>
       <w:r>
-        <w:t xml:space="preserve"> is stopped" );</w:t>
+        <w:t xml:space="preserve"> is stopped</w:t>
+      </w:r>
+      <w:proofErr w:type="gramStart"/>
+      <w:r>
+        <w:t>" )</w:t>
+      </w:r>
+      <w:proofErr w:type="gramEnd"/>
+      <w:r>
+        <w:t>;</w:t>
       </w:r>
     </w:p>
     <w:p>
@@ -3474,9 +9845,14 @@
       </w:r>
       <w:proofErr w:type="spellEnd"/>
       <w:r>
-        <w:t xml:space="preserve"> = std::</w:t>
-      </w:r>
-      <w:proofErr w:type="spellStart"/>
+        <w:t xml:space="preserve"> = </w:t>
+      </w:r>
+      <w:proofErr w:type="gramStart"/>
+      <w:r>
+        <w:t>std::</w:t>
+      </w:r>
+      <w:proofErr w:type="spellStart"/>
+      <w:proofErr w:type="gramEnd"/>
       <w:r>
         <w:t>invoke_result_t</w:t>
       </w:r>
@@ -3490,8 +9866,13 @@
       </w:r>
       <w:proofErr w:type="spellEnd"/>
       <w:r>
-        <w:t>...&gt;;</w:t>
-      </w:r>
+        <w:t>...</w:t>
+      </w:r>
+      <w:proofErr w:type="gramStart"/>
+      <w:r>
+        <w:t>&gt;;</w:t>
+      </w:r>
+      <w:proofErr w:type="gramEnd"/>
     </w:p>
     <w:p>
       <w:pPr>
@@ -3505,17 +9886,27 @@
       </w:pPr>
       <w:r>
         <w:tab/>
-        <w:t>auto job = std::</w:t>
-      </w:r>
-      <w:proofErr w:type="spellStart"/>
+        <w:t xml:space="preserve">auto job = </w:t>
+      </w:r>
+      <w:proofErr w:type="gramStart"/>
+      <w:r>
+        <w:t>std::</w:t>
+      </w:r>
+      <w:proofErr w:type="spellStart"/>
+      <w:proofErr w:type="gramEnd"/>
       <w:r>
         <w:t>make_shared</w:t>
       </w:r>
       <w:proofErr w:type="spellEnd"/>
       <w:r>
-        <w:t>&lt; std::</w:t>
-      </w:r>
-      <w:proofErr w:type="spellStart"/>
+        <w:t xml:space="preserve">&lt; </w:t>
+      </w:r>
+      <w:proofErr w:type="gramStart"/>
+      <w:r>
+        <w:t>std::</w:t>
+      </w:r>
+      <w:proofErr w:type="spellStart"/>
+      <w:proofErr w:type="gramEnd"/>
       <w:r>
         <w:t>packaged_task</w:t>
       </w:r>
@@ -3524,12 +9915,25 @@
         <w:t>&lt;</w:t>
       </w:r>
       <w:proofErr w:type="spellStart"/>
+      <w:proofErr w:type="gramStart"/>
       <w:r>
         <w:t>returnType</w:t>
       </w:r>
       <w:proofErr w:type="spellEnd"/>
       <w:r>
-        <w:t xml:space="preserve">( )&gt; &gt;( </w:t>
+        <w:t>( )</w:t>
+      </w:r>
+      <w:proofErr w:type="gramEnd"/>
+      <w:r>
+        <w:t xml:space="preserve">&gt; </w:t>
+      </w:r>
+      <w:proofErr w:type="gramStart"/>
+      <w:r>
+        <w:t>&gt;(</w:t>
+      </w:r>
+      <w:proofErr w:type="gramEnd"/>
+      <w:r>
+        <w:t xml:space="preserve"> </w:t>
       </w:r>
     </w:p>
     <w:p>
@@ -3547,13 +9951,37 @@
       </w:r>
       <w:r>
         <w:tab/>
-        <w:t>std::bind( std::forward&lt;F&gt;( f ), std::forward&lt;</w:t>
+      </w:r>
+      <w:proofErr w:type="gramStart"/>
+      <w:r>
+        <w:t>std::bind( std::</w:t>
+      </w:r>
+      <w:proofErr w:type="gramEnd"/>
+      <w:r>
+        <w:t>forward&lt;F</w:t>
+      </w:r>
+      <w:proofErr w:type="gramStart"/>
+      <w:r>
+        <w:t>&gt;( f</w:t>
+      </w:r>
+      <w:proofErr w:type="gramEnd"/>
+      <w:r>
+        <w:t xml:space="preserve"> ), </w:t>
+      </w:r>
+      <w:proofErr w:type="gramStart"/>
+      <w:r>
+        <w:t>std::</w:t>
+      </w:r>
+      <w:proofErr w:type="gramEnd"/>
+      <w:r>
+        <w:t>forward&lt;</w:t>
       </w:r>
       <w:proofErr w:type="spellStart"/>
       <w:r>
         <w:t>Args</w:t>
       </w:r>
       <w:proofErr w:type="spellEnd"/>
+      <w:proofErr w:type="gramStart"/>
       <w:r>
         <w:t xml:space="preserve">&gt;( </w:t>
       </w:r>
@@ -3563,7 +9991,19 @@
       </w:r>
       <w:proofErr w:type="spellEnd"/>
       <w:r>
-        <w:t xml:space="preserve"> )... ) );</w:t>
+        <w:t xml:space="preserve"> )...</w:t>
+      </w:r>
+      <w:proofErr w:type="gramEnd"/>
+      <w:r>
+        <w:t xml:space="preserve"> </w:t>
+      </w:r>
+      <w:proofErr w:type="gramStart"/>
+      <w:r>
+        <w:t>) )</w:t>
+      </w:r>
+      <w:proofErr w:type="gramEnd"/>
+      <w:r>
+        <w:t>;</w:t>
       </w:r>
     </w:p>
     <w:p>
@@ -3601,11 +10041,19 @@
       </w:r>
       <w:proofErr w:type="spellStart"/>
       <w:r>
-        <w:t>get_future</w:t>
-      </w:r>
-      <w:proofErr w:type="spellEnd"/>
-      <w:r>
-        <w:t>( );</w:t>
+        <w:t>get_</w:t>
+      </w:r>
+      <w:proofErr w:type="gramStart"/>
+      <w:r>
+        <w:t>future</w:t>
+      </w:r>
+      <w:proofErr w:type="spellEnd"/>
+      <w:r>
+        <w:t>( )</w:t>
+      </w:r>
+      <w:proofErr w:type="gramEnd"/>
+      <w:r>
+        <w:t>;</w:t>
       </w:r>
     </w:p>
     <w:p>
@@ -3640,12 +10088,57 @@
       </w:r>
       <w:proofErr w:type="spellStart"/>
       <w:r>
-        <w:t>jobs_.enqueue</w:t>
-      </w:r>
-      <w:proofErr w:type="spellEnd"/>
-      <w:r>
-        <w:t>( [job]( ) { ( *job )( ); } );</w:t>
-      </w:r>
+        <w:t>jobs</w:t>
+      </w:r>
+      <w:proofErr w:type="gramStart"/>
+      <w:r>
+        <w:t>_.enqueue</w:t>
+      </w:r>
+      <w:proofErr w:type="spellEnd"/>
+      <w:r>
+        <w:t>( [</w:t>
+      </w:r>
+      <w:proofErr w:type="gramEnd"/>
+      <w:r>
+        <w:t>job</w:t>
+      </w:r>
+      <w:proofErr w:type="gramStart"/>
+      <w:r>
+        <w:t>]( )</w:t>
+      </w:r>
+      <w:proofErr w:type="gramEnd"/>
+      <w:r>
+        <w:t xml:space="preserve"> </w:t>
+      </w:r>
+      <w:proofErr w:type="gramStart"/>
+      <w:r>
+        <w:t>{ (</w:t>
+      </w:r>
+      <w:proofErr w:type="gramEnd"/>
+      <w:r>
+        <w:t xml:space="preserve"> *</w:t>
+      </w:r>
+      <w:proofErr w:type="gramStart"/>
+      <w:r>
+        <w:t>job )</w:t>
+      </w:r>
+      <w:proofErr w:type="gramEnd"/>
+      <w:r>
+        <w:t>( )</w:t>
+      </w:r>
+      <w:proofErr w:type="gramStart"/>
+      <w:r>
+        <w:t>; }</w:t>
+      </w:r>
+      <w:proofErr w:type="gramEnd"/>
+      <w:r>
+        <w:t xml:space="preserve"> </w:t>
+      </w:r>
+      <w:proofErr w:type="gramStart"/>
+      <w:r>
+        <w:t>);</w:t>
+      </w:r>
+      <w:proofErr w:type="gramEnd"/>
     </w:p>
     <w:p>
       <w:pPr>
@@ -3673,6 +10166,7 @@
         <w:t xml:space="preserve">return </w:t>
       </w:r>
       <w:proofErr w:type="spellStart"/>
+      <w:proofErr w:type="gramStart"/>
       <w:r>
         <w:t>jobResultFuture</w:t>
       </w:r>
@@ -3680,6 +10174,7 @@
       <w:r>
         <w:t>;</w:t>
       </w:r>
+      <w:proofErr w:type="gramEnd"/>
     </w:p>
     <w:p>
       <w:pPr>
@@ -3720,12 +10215,17 @@
         <w:t xml:space="preserve">void </w:t>
       </w:r>
       <w:proofErr w:type="spellStart"/>
+      <w:proofErr w:type="gramStart"/>
       <w:r>
         <w:t>workerThread</w:t>
       </w:r>
       <w:proofErr w:type="spellEnd"/>
       <w:r>
-        <w:t>( ) {</w:t>
+        <w:t>( )</w:t>
+      </w:r>
+      <w:proofErr w:type="gramEnd"/>
+      <w:r>
+        <w:t xml:space="preserve"> {</w:t>
       </w:r>
     </w:p>
     <w:p>
@@ -3740,7 +10240,11 @@
       </w:pPr>
       <w:r>
         <w:tab/>
-        <w:t>while ( !</w:t>
+        <w:t xml:space="preserve">while </w:t>
+      </w:r>
+      <w:proofErr w:type="gramStart"/>
+      <w:r>
+        <w:t>( !</w:t>
       </w:r>
       <w:proofErr w:type="spellStart"/>
       <w:r>
@@ -3750,6 +10254,7 @@
       <w:r>
         <w:t>( ) ) {</w:t>
       </w:r>
+      <w:proofErr w:type="gramEnd"/>
     </w:p>
     <w:p>
       <w:pPr>
@@ -3766,7 +10271,23 @@
       </w:r>
       <w:r>
         <w:tab/>
-        <w:t>auto job = std::function&lt;void( )&gt;( );</w:t>
+        <w:t xml:space="preserve">auto job = </w:t>
+      </w:r>
+      <w:proofErr w:type="gramStart"/>
+      <w:r>
+        <w:t>std::</w:t>
+      </w:r>
+      <w:proofErr w:type="gramEnd"/>
+      <w:r>
+        <w:t>function&lt;</w:t>
+      </w:r>
+      <w:proofErr w:type="gramStart"/>
+      <w:r>
+        <w:t>void( )&gt;( )</w:t>
+      </w:r>
+      <w:proofErr w:type="gramEnd"/>
+      <w:r>
+        <w:t>;</w:t>
       </w:r>
     </w:p>
     <w:p>
@@ -3788,12 +10309,25 @@
       </w:r>
       <w:proofErr w:type="spellStart"/>
       <w:r>
-        <w:t>try_dequeue</w:t>
-      </w:r>
-      <w:proofErr w:type="spellEnd"/>
-      <w:r>
-        <w:t>( job );</w:t>
-      </w:r>
+        <w:t>try_</w:t>
+      </w:r>
+      <w:proofErr w:type="gramStart"/>
+      <w:r>
+        <w:t>dequeue</w:t>
+      </w:r>
+      <w:proofErr w:type="spellEnd"/>
+      <w:r>
+        <w:t>( job</w:t>
+      </w:r>
+      <w:proofErr w:type="gramEnd"/>
+      <w:r>
+        <w:t xml:space="preserve"> </w:t>
+      </w:r>
+      <w:proofErr w:type="gramStart"/>
+      <w:r>
+        <w:t>);</w:t>
+      </w:r>
+      <w:proofErr w:type="gramEnd"/>
     </w:p>
     <w:p>
       <w:pPr>
@@ -3821,7 +10355,15 @@
       </w:r>
       <w:r>
         <w:tab/>
-        <w:t>if ( !job ) {</w:t>
+        <w:t xml:space="preserve">if </w:t>
+      </w:r>
+      <w:proofErr w:type="gramStart"/>
+      <w:r>
+        <w:t>( !job</w:t>
+      </w:r>
+      <w:proofErr w:type="gramEnd"/>
+      <w:r>
+        <w:t xml:space="preserve"> ) {</w:t>
       </w:r>
     </w:p>
     <w:p>
@@ -3842,8 +10384,12 @@
       </w:r>
       <w:r>
         <w:tab/>
+      </w:r>
+      <w:proofErr w:type="gramStart"/>
+      <w:r>
         <w:t>continue;</w:t>
       </w:r>
+      <w:proofErr w:type="gramEnd"/>
     </w:p>
     <w:p>
       <w:pPr>
@@ -3889,7 +10435,14 @@
       </w:r>
       <w:r>
         <w:tab/>
-        <w:t>job( );</w:t>
+      </w:r>
+      <w:proofErr w:type="gramStart"/>
+      <w:r>
+        <w:t>job( )</w:t>
+      </w:r>
+      <w:proofErr w:type="gramEnd"/>
+      <w:r>
+        <w:t>;</w:t>
       </w:r>
     </w:p>
     <w:p>
@@ -4085,6 +10638,9 @@
     </w:p>
     <w:p>
       <w:r>
+        <w:rPr>
+          <w:noProof/>
+        </w:rPr>
         <w:drawing>
           <wp:inline distT="0" distB="0" distL="0" distR="0" wp14:anchorId="6663E70F" wp14:editId="27D5C477">
             <wp:extent cx="6645910" cy="3844925"/>
@@ -4101,7 +10657,7 @@
                     <pic:cNvPicPr/>
                   </pic:nvPicPr>
                   <pic:blipFill>
-                    <a:blip r:embed="rId9"/>
+                    <a:blip r:embed="rId10"/>
                     <a:stretch>
                       <a:fillRect/>
                     </a:stretch>
@@ -4213,9 +10769,6 @@
     <w:p>
       <w:pPr>
         <w:jc w:val="left"/>
-        <w:rPr>
-          <w:rFonts w:hint="eastAsia"/>
-        </w:rPr>
       </w:pPr>
       <w:proofErr w:type="spellStart"/>
       <w:r>
@@ -4291,18 +10844,40 @@
           <w:sz w:val="21"/>
           <w:szCs w:val="21"/>
         </w:rPr>
-        <w:t>VS_Main</w:t>
-      </w:r>
-      <w:proofErr w:type="spellEnd"/>
-      <w:r>
-        <w:rPr>
-          <w:rFonts w:ascii="Consolas" w:eastAsia="굴림" w:hAnsi="Consolas" w:cs="굴림"/>
-          <w:color w:val="CCCCCC"/>
-          <w:kern w:val="0"/>
-          <w:sz w:val="21"/>
-          <w:szCs w:val="21"/>
-        </w:rPr>
-        <w:t>(VS_INPUT input)</w:t>
+        <w:t>VS_</w:t>
+      </w:r>
+      <w:proofErr w:type="gramStart"/>
+      <w:r>
+        <w:rPr>
+          <w:rFonts w:ascii="Consolas" w:eastAsia="굴림" w:hAnsi="Consolas" w:cs="굴림"/>
+          <w:color w:val="DCDCAA"/>
+          <w:kern w:val="0"/>
+          <w:sz w:val="21"/>
+          <w:szCs w:val="21"/>
+        </w:rPr>
+        <w:t>Main</w:t>
+      </w:r>
+      <w:proofErr w:type="spellEnd"/>
+      <w:r>
+        <w:rPr>
+          <w:rFonts w:ascii="Consolas" w:eastAsia="굴림" w:hAnsi="Consolas" w:cs="굴림"/>
+          <w:color w:val="CCCCCC"/>
+          <w:kern w:val="0"/>
+          <w:sz w:val="21"/>
+          <w:szCs w:val="21"/>
+        </w:rPr>
+        <w:t>(</w:t>
+      </w:r>
+      <w:proofErr w:type="gramEnd"/>
+      <w:r>
+        <w:rPr>
+          <w:rFonts w:ascii="Consolas" w:eastAsia="굴림" w:hAnsi="Consolas" w:cs="굴림"/>
+          <w:color w:val="CCCCCC"/>
+          <w:kern w:val="0"/>
+          <w:sz w:val="21"/>
+          <w:szCs w:val="21"/>
+        </w:rPr>
+        <w:t>VS_INPUT input)</w:t>
       </w:r>
     </w:p>
     <w:p>
@@ -4358,8 +10933,20 @@
           <w:sz w:val="21"/>
           <w:szCs w:val="21"/>
         </w:rPr>
-        <w:t>    VS_OUTPUT output;</w:t>
-      </w:r>
+        <w:t xml:space="preserve">    VS_OUTPUT </w:t>
+      </w:r>
+      <w:proofErr w:type="gramStart"/>
+      <w:r>
+        <w:rPr>
+          <w:rFonts w:ascii="Consolas" w:eastAsia="굴림" w:hAnsi="Consolas" w:cs="굴림"/>
+          <w:color w:val="CCCCCC"/>
+          <w:kern w:val="0"/>
+          <w:sz w:val="21"/>
+          <w:szCs w:val="21"/>
+        </w:rPr>
+        <w:t>output;</w:t>
+      </w:r>
+      <w:proofErr w:type="gramEnd"/>
     </w:p>
     <w:p>
       <w:pPr>
@@ -4459,6 +11046,7 @@
         <w:t xml:space="preserve"> = </w:t>
       </w:r>
       <w:proofErr w:type="spellStart"/>
+      <w:proofErr w:type="gramStart"/>
       <w:r>
         <w:rPr>
           <w:rFonts w:ascii="Consolas" w:eastAsia="굴림" w:hAnsi="Consolas" w:cs="굴림"/>
@@ -4480,6 +11068,7 @@
         </w:rPr>
         <w:t>(</w:t>
       </w:r>
+      <w:proofErr w:type="gramEnd"/>
       <w:r>
         <w:rPr>
           <w:rFonts w:ascii="Consolas" w:eastAsia="굴림" w:hAnsi="Consolas" w:cs="굴림"/>
@@ -4501,6 +11090,7 @@
         <w:t>(</w:t>
       </w:r>
       <w:proofErr w:type="spellStart"/>
+      <w:proofErr w:type="gramStart"/>
       <w:r>
         <w:rPr>
           <w:rFonts w:ascii="Consolas" w:eastAsia="굴림" w:hAnsi="Consolas" w:cs="굴림"/>
@@ -4512,6 +11102,7 @@
         <w:t>input.position</w:t>
       </w:r>
       <w:proofErr w:type="spellEnd"/>
+      <w:proofErr w:type="gramEnd"/>
       <w:r>
         <w:rPr>
           <w:rFonts w:ascii="Consolas" w:eastAsia="굴림" w:hAnsi="Consolas" w:cs="굴림"/>
@@ -4554,6 +11145,7 @@
         <w:t>matView</w:t>
       </w:r>
       <w:proofErr w:type="spellEnd"/>
+      <w:proofErr w:type="gramStart"/>
       <w:r>
         <w:rPr>
           <w:rFonts w:ascii="Consolas" w:eastAsia="굴림" w:hAnsi="Consolas" w:cs="굴림"/>
@@ -4564,6 +11156,7 @@
         </w:rPr>
         <w:t>);</w:t>
       </w:r>
+      <w:proofErr w:type="gramEnd"/>
     </w:p>
     <w:p>
       <w:pPr>
@@ -4635,6 +11228,7 @@
         <w:t xml:space="preserve"> = </w:t>
       </w:r>
       <w:proofErr w:type="spellStart"/>
+      <w:proofErr w:type="gramStart"/>
       <w:r>
         <w:rPr>
           <w:rFonts w:ascii="Consolas" w:eastAsia="굴림" w:hAnsi="Consolas" w:cs="굴림"/>
@@ -4657,6 +11251,7 @@
         <w:t>(</w:t>
       </w:r>
       <w:proofErr w:type="spellStart"/>
+      <w:proofErr w:type="gramEnd"/>
       <w:r>
         <w:rPr>
           <w:rFonts w:ascii="Consolas" w:eastAsia="굴림" w:hAnsi="Consolas" w:cs="굴림"/>
@@ -4690,6 +11285,7 @@
         <w:t>matProjection</w:t>
       </w:r>
       <w:proofErr w:type="spellEnd"/>
+      <w:proofErr w:type="gramStart"/>
       <w:r>
         <w:rPr>
           <w:rFonts w:ascii="Consolas" w:eastAsia="굴림" w:hAnsi="Consolas" w:cs="굴림"/>
@@ -4700,6 +11296,7 @@
         </w:rPr>
         <w:t>);</w:t>
       </w:r>
+      <w:proofErr w:type="gramEnd"/>
     </w:p>
     <w:p>
       <w:pPr>
@@ -4757,6 +11354,7 @@
         <w:t xml:space="preserve">    </w:t>
       </w:r>
       <w:proofErr w:type="spellStart"/>
+      <w:proofErr w:type="gramStart"/>
       <w:r>
         <w:rPr>
           <w:rFonts w:ascii="Consolas" w:eastAsia="굴림" w:hAnsi="Consolas" w:cs="굴림"/>
@@ -4768,6 +11366,7 @@
         <w:t>output.position</w:t>
       </w:r>
       <w:proofErr w:type="spellEnd"/>
+      <w:proofErr w:type="gramEnd"/>
       <w:r>
         <w:rPr>
           <w:rFonts w:ascii="Consolas" w:eastAsia="굴림" w:hAnsi="Consolas" w:cs="굴림"/>
@@ -4787,7 +11386,18 @@
           <w:sz w:val="21"/>
           <w:szCs w:val="21"/>
         </w:rPr>
-        <w:t>clipPos.xyww</w:t>
+        <w:t>clipPos.</w:t>
+      </w:r>
+      <w:proofErr w:type="gramStart"/>
+      <w:r>
+        <w:rPr>
+          <w:rFonts w:ascii="Consolas" w:eastAsia="굴림" w:hAnsi="Consolas" w:cs="굴림"/>
+          <w:color w:val="CCCCCC"/>
+          <w:kern w:val="0"/>
+          <w:sz w:val="21"/>
+          <w:szCs w:val="21"/>
+        </w:rPr>
+        <w:t>xyww</w:t>
       </w:r>
       <w:proofErr w:type="spellEnd"/>
       <w:r>
@@ -4800,6 +11410,7 @@
         </w:rPr>
         <w:t>;</w:t>
       </w:r>
+      <w:proofErr w:type="gramEnd"/>
     </w:p>
     <w:p>
       <w:pPr>
@@ -4829,6 +11440,7 @@
         <w:t xml:space="preserve">    </w:t>
       </w:r>
       <w:proofErr w:type="spellStart"/>
+      <w:proofErr w:type="gramStart"/>
       <w:r>
         <w:rPr>
           <w:rFonts w:ascii="Consolas" w:eastAsia="굴림" w:hAnsi="Consolas" w:cs="굴림"/>
@@ -4840,6 +11452,7 @@
         <w:t>output.texcoord</w:t>
       </w:r>
       <w:proofErr w:type="spellEnd"/>
+      <w:proofErr w:type="gramEnd"/>
       <w:r>
         <w:rPr>
           <w:rFonts w:ascii="Consolas" w:eastAsia="굴림" w:hAnsi="Consolas" w:cs="굴림"/>
@@ -4851,6 +11464,7 @@
         <w:t xml:space="preserve"> = </w:t>
       </w:r>
       <w:proofErr w:type="spellStart"/>
+      <w:proofErr w:type="gramStart"/>
       <w:r>
         <w:rPr>
           <w:rFonts w:ascii="Consolas" w:eastAsia="굴림" w:hAnsi="Consolas" w:cs="굴림"/>
@@ -4862,6 +11476,7 @@
         <w:t>input.texcoord</w:t>
       </w:r>
       <w:proofErr w:type="spellEnd"/>
+      <w:proofErr w:type="gramEnd"/>
       <w:r>
         <w:rPr>
           <w:rFonts w:ascii="Consolas" w:eastAsia="굴림" w:hAnsi="Consolas" w:cs="굴림"/>
@@ -4946,8 +11561,20 @@
           <w:sz w:val="21"/>
           <w:szCs w:val="21"/>
         </w:rPr>
-        <w:t xml:space="preserve"> output;</w:t>
-      </w:r>
+        <w:t xml:space="preserve"> </w:t>
+      </w:r>
+      <w:proofErr w:type="gramStart"/>
+      <w:r>
+        <w:rPr>
+          <w:rFonts w:ascii="Consolas" w:eastAsia="굴림" w:hAnsi="Consolas" w:cs="굴림"/>
+          <w:color w:val="CCCCCC"/>
+          <w:kern w:val="0"/>
+          <w:sz w:val="21"/>
+          <w:szCs w:val="21"/>
+        </w:rPr>
+        <w:t>output;</w:t>
+      </w:r>
+      <w:proofErr w:type="gramEnd"/>
     </w:p>
     <w:p>
       <w:pPr>
@@ -5041,18 +11668,62 @@
           <w:sz w:val="21"/>
           <w:szCs w:val="21"/>
         </w:rPr>
-        <w:t>PS_Main</w:t>
-      </w:r>
-      <w:proofErr w:type="spellEnd"/>
-      <w:r>
-        <w:rPr>
-          <w:rFonts w:ascii="Consolas" w:eastAsia="굴림" w:hAnsi="Consolas" w:cs="굴림"/>
-          <w:color w:val="CCCCCC"/>
-          <w:kern w:val="0"/>
-          <w:sz w:val="21"/>
-          <w:szCs w:val="21"/>
-        </w:rPr>
-        <w:t xml:space="preserve">(VS_OUTPUT input) : </w:t>
+        <w:t>PS_</w:t>
+      </w:r>
+      <w:proofErr w:type="gramStart"/>
+      <w:r>
+        <w:rPr>
+          <w:rFonts w:ascii="Consolas" w:eastAsia="굴림" w:hAnsi="Consolas" w:cs="굴림"/>
+          <w:color w:val="DCDCAA"/>
+          <w:kern w:val="0"/>
+          <w:sz w:val="21"/>
+          <w:szCs w:val="21"/>
+        </w:rPr>
+        <w:t>Main</w:t>
+      </w:r>
+      <w:proofErr w:type="spellEnd"/>
+      <w:r>
+        <w:rPr>
+          <w:rFonts w:ascii="Consolas" w:eastAsia="굴림" w:hAnsi="Consolas" w:cs="굴림"/>
+          <w:color w:val="CCCCCC"/>
+          <w:kern w:val="0"/>
+          <w:sz w:val="21"/>
+          <w:szCs w:val="21"/>
+        </w:rPr>
+        <w:t>(</w:t>
+      </w:r>
+      <w:proofErr w:type="gramEnd"/>
+      <w:r>
+        <w:rPr>
+          <w:rFonts w:ascii="Consolas" w:eastAsia="굴림" w:hAnsi="Consolas" w:cs="굴림"/>
+          <w:color w:val="CCCCCC"/>
+          <w:kern w:val="0"/>
+          <w:sz w:val="21"/>
+          <w:szCs w:val="21"/>
+        </w:rPr>
+        <w:t>VS_OUTPUT input</w:t>
+      </w:r>
+      <w:proofErr w:type="gramStart"/>
+      <w:r>
+        <w:rPr>
+          <w:rFonts w:ascii="Consolas" w:eastAsia="굴림" w:hAnsi="Consolas" w:cs="굴림"/>
+          <w:color w:val="CCCCCC"/>
+          <w:kern w:val="0"/>
+          <w:sz w:val="21"/>
+          <w:szCs w:val="21"/>
+        </w:rPr>
+        <w:t>) :</w:t>
+      </w:r>
+      <w:proofErr w:type="gramEnd"/>
+      <w:r>
+        <w:rPr>
+          <w:rFonts w:ascii="Consolas" w:eastAsia="굴림" w:hAnsi="Consolas" w:cs="굴림"/>
+          <w:color w:val="CCCCCC"/>
+          <w:kern w:val="0"/>
+          <w:sz w:val="21"/>
+          <w:szCs w:val="21"/>
+        </w:rPr>
+        <w:t xml:space="preserve"> </w:t>
       </w:r>
       <w:r>
         <w:rPr>
@@ -5139,7 +11810,18 @@
           <w:sz w:val="21"/>
           <w:szCs w:val="21"/>
         </w:rPr>
-        <w:t xml:space="preserve"> color = g_tex_3.</w:t>
+        <w:t xml:space="preserve"> color = g_tex_</w:t>
+      </w:r>
+      <w:proofErr w:type="gramStart"/>
+      <w:r>
+        <w:rPr>
+          <w:rFonts w:ascii="Consolas" w:eastAsia="굴림" w:hAnsi="Consolas" w:cs="굴림"/>
+          <w:color w:val="CCCCCC"/>
+          <w:kern w:val="0"/>
+          <w:sz w:val="21"/>
+          <w:szCs w:val="21"/>
+        </w:rPr>
+        <w:t>3.</w:t>
       </w:r>
       <w:r>
         <w:rPr>
@@ -5151,6 +11833,7 @@
         </w:rPr>
         <w:t>Sample</w:t>
       </w:r>
+      <w:proofErr w:type="gramEnd"/>
       <w:r>
         <w:rPr>
           <w:rFonts w:ascii="Consolas" w:eastAsia="굴림" w:hAnsi="Consolas" w:cs="굴림"/>
@@ -5162,6 +11845,7 @@
         <w:t xml:space="preserve">(g_sam_0, </w:t>
       </w:r>
       <w:proofErr w:type="spellStart"/>
+      <w:proofErr w:type="gramStart"/>
       <w:r>
         <w:rPr>
           <w:rFonts w:ascii="Consolas" w:eastAsia="굴림" w:hAnsi="Consolas" w:cs="굴림"/>
@@ -5183,6 +11867,7 @@
         </w:rPr>
         <w:t>);</w:t>
       </w:r>
+      <w:proofErr w:type="gramEnd"/>
     </w:p>
     <w:p>
       <w:pPr>
@@ -5257,8 +11942,20 @@
           <w:sz w:val="21"/>
           <w:szCs w:val="21"/>
         </w:rPr>
-        <w:t xml:space="preserve"> color;</w:t>
-      </w:r>
+        <w:t xml:space="preserve"> </w:t>
+      </w:r>
+      <w:proofErr w:type="gramStart"/>
+      <w:r>
+        <w:rPr>
+          <w:rFonts w:ascii="Consolas" w:eastAsia="굴림" w:hAnsi="Consolas" w:cs="굴림"/>
+          <w:color w:val="CCCCCC"/>
+          <w:kern w:val="0"/>
+          <w:sz w:val="21"/>
+          <w:szCs w:val="21"/>
+        </w:rPr>
+        <w:t>color;</w:t>
+      </w:r>
+      <w:proofErr w:type="gramEnd"/>
     </w:p>
     <w:p>
       <w:pPr>
@@ -5707,7 +12404,6 @@
                 <w:szCs w:val="20"/>
               </w:rPr>
             </w:pPr>
-            <w:proofErr w:type="spellStart"/>
             <w:r>
               <w:rPr>
                 <w:rFonts w:hint="eastAsia"/>
@@ -5715,17 +12411,7 @@
                 <w:bCs/>
                 <w:szCs w:val="20"/>
               </w:rPr>
-              <w:t>장명운</w:t>
-            </w:r>
-            <w:proofErr w:type="spellEnd"/>
-            <w:r>
-              <w:rPr>
-                <w:rFonts w:hint="eastAsia"/>
-                <w:b/>
-                <w:bCs/>
-                <w:szCs w:val="20"/>
-              </w:rPr>
-              <w:t xml:space="preserve">: </w:t>
+              <w:t xml:space="preserve">장명운: </w:t>
             </w:r>
             <w:r>
               <w:rPr>
@@ -5828,6 +12514,7 @@
                 <w:szCs w:val="20"/>
               </w:rPr>
             </w:pPr>
+            <w:proofErr w:type="gramStart"/>
             <w:r>
               <w:rPr>
                 <w:rFonts w:hint="eastAsia"/>
@@ -5837,6 +12524,7 @@
               </w:rPr>
               <w:t>이종진 :</w:t>
             </w:r>
+            <w:proofErr w:type="gramEnd"/>
             <w:r>
               <w:rPr>
                 <w:rFonts w:hint="eastAsia"/>
@@ -5980,6 +12668,96 @@
 <file path=word/numbering.xml><?xml version="1.0" encoding="utf-8"?>
 <w:numbering xmlns:wpc="http://schemas.microsoft.com/office/word/2010/wordprocessingCanvas" xmlns:cx="http://schemas.microsoft.com/office/drawing/2014/chartex" xmlns:cx1="http://schemas.microsoft.com/office/drawing/2015/9/8/chartex" xmlns:cx2="http://schemas.microsoft.com/office/drawing/2015/10/21/chartex" xmlns:cx3="http://schemas.microsoft.com/office/drawing/2016/5/9/chartex" xmlns:cx4="http://schemas.microsoft.com/office/drawing/2016/5/10/chartex" xmlns:cx5="http://schemas.microsoft.com/office/drawing/2016/5/11/chartex" xmlns:cx6="http://schemas.microsoft.com/office/drawing/2016/5/12/chartex" xmlns:cx7="http://schemas.microsoft.com/office/drawing/2016/5/13/chartex" xmlns:cx8="http://schemas.microsoft.com/office/drawing/2016/5/14/chartex" xmlns:mc="http://schemas.openxmlformats.org/markup-compatibility/2006" xmlns:aink="http://schemas.microsoft.com/office/drawing/2016/ink" xmlns:am3d="http://schemas.microsoft.com/office/drawing/2017/model3d" xmlns:o="urn:schemas-microsoft-com:office:office" xmlns:oel="http://schemas.microsoft.com/office/2019/extlst" xmlns:r="http://schemas.openxmlformats.org/officeDocument/2006/relationships" xmlns:m="http://schemas.openxmlformats.org/officeDocument/2006/math" xmlns:v="urn:schemas-microsoft-com:vml" xmlns:wp14="http://schemas.microsoft.com/office/word/2010/wordprocessingDrawing" xmlns:wp="http://schemas.openxmlformats.org/drawingml/2006/wordprocessingDrawing" xmlns:w10="urn:schemas-microsoft-com:office:word" xmlns:w="http://schemas.openxmlformats.org/wordprocessingml/2006/main" xmlns:w14="http://schemas.microsoft.com/office/word/2010/wordml" xmlns:w15="http://schemas.microsoft.com/office/word/2012/wordml" xmlns:w16cex="http://schemas.microsoft.com/office/word/2018/wordml/cex" xmlns:w16cid="http://schemas.microsoft.com/office/word/2016/wordml/cid" xmlns:w16="http://schemas.microsoft.com/office/word/2018/wordml" xmlns:w16du="http://schemas.microsoft.com/office/word/2023/wordml/word16du" xmlns:w16sdtdh="http://schemas.microsoft.com/office/word/2020/wordml/sdtdatahash" xmlns:w16sdtfl="http://schemas.microsoft.com/office/word/2024/wordml/sdtformatlock" xmlns:w16se="http://schemas.microsoft.com/office/word/2015/wordml/symex" xmlns:wpg="http://schemas.microsoft.com/office/word/2010/wordprocessingGroup" xmlns:wpi="http://schemas.microsoft.com/office/word/2010/wordprocessingInk" xmlns:wne="http://schemas.microsoft.com/office/word/2006/wordml" xmlns:wps="http://schemas.microsoft.com/office/word/2010/wordprocessingShape" mc:Ignorable="w14 w15 w16se w16cid w16 w16cex w16sdtdh w16sdtfl w16du wp14">
   <w:abstractNum w:abstractNumId="0" w15:restartNumberingAfterBreak="0">
+    <w:nsid w:val="0AA46248"/>
+    <w:multiLevelType w:val="multilevel"/>
+    <w:tmpl w:val="9D5A1B28"/>
+    <w:lvl w:ilvl="0">
+      <w:start w:val="1"/>
+      <w:numFmt w:val="decimalFullWidth"/>
+      <w:lvlText w:val="%1"/>
+      <w:lvlJc w:val="left"/>
+      <w:pPr>
+        <w:ind w:left="425" w:hanging="425"/>
+      </w:pPr>
+      <w:rPr>
+        <w:b w:val="0"/>
+        <w:bCs w:val="0"/>
+      </w:rPr>
+    </w:lvl>
+    <w:lvl w:ilvl="1">
+      <w:start w:val="1"/>
+      <w:numFmt w:val="ganada"/>
+      <w:lvlText w:val="%2)"/>
+      <w:lvlJc w:val="left"/>
+      <w:pPr>
+        <w:ind w:left="851" w:hanging="426"/>
+      </w:pPr>
+    </w:lvl>
+    <w:lvl w:ilvl="2">
+      <w:start w:val="1"/>
+      <w:numFmt w:val="decimalEnclosedCircle"/>
+      <w:lvlText w:val="%3"/>
+      <w:lvlJc w:val="left"/>
+      <w:pPr>
+        <w:ind w:left="1276" w:hanging="425"/>
+      </w:pPr>
+    </w:lvl>
+    <w:lvl w:ilvl="3">
+      <w:start w:val="1"/>
+      <w:numFmt w:val="none"/>
+      <w:lvlText w:val=""/>
+      <w:lvlJc w:val="left"/>
+      <w:pPr>
+        <w:ind w:left="1559" w:hanging="283"/>
+      </w:pPr>
+    </w:lvl>
+    <w:lvl w:ilvl="4">
+      <w:start w:val="1"/>
+      <w:numFmt w:val="none"/>
+      <w:lvlText w:val=""/>
+      <w:lvlJc w:val="left"/>
+      <w:pPr>
+        <w:ind w:left="1984" w:hanging="425"/>
+      </w:pPr>
+    </w:lvl>
+    <w:lvl w:ilvl="5">
+      <w:start w:val="1"/>
+      <w:numFmt w:val="none"/>
+      <w:lvlText w:val=""/>
+      <w:lvlJc w:val="left"/>
+      <w:pPr>
+        <w:ind w:left="2409" w:hanging="425"/>
+      </w:pPr>
+    </w:lvl>
+    <w:lvl w:ilvl="6">
+      <w:start w:val="1"/>
+      <w:numFmt w:val="none"/>
+      <w:lvlText w:val=""/>
+      <w:lvlJc w:val="left"/>
+      <w:pPr>
+        <w:ind w:left="2835" w:hanging="426"/>
+      </w:pPr>
+    </w:lvl>
+    <w:lvl w:ilvl="7">
+      <w:start w:val="1"/>
+      <w:numFmt w:val="none"/>
+      <w:lvlText w:val=""/>
+      <w:lvlJc w:val="left"/>
+      <w:pPr>
+        <w:ind w:left="3260" w:hanging="425"/>
+      </w:pPr>
+    </w:lvl>
+    <w:lvl w:ilvl="8">
+      <w:start w:val="1"/>
+      <w:numFmt w:val="none"/>
+      <w:lvlText w:val=""/>
+      <w:lvlJc w:val="left"/>
+      <w:pPr>
+        <w:ind w:left="3685" w:hanging="425"/>
+      </w:pPr>
+    </w:lvl>
+  </w:abstractNum>
+  <w:abstractNum w:abstractNumId="1" w15:restartNumberingAfterBreak="0">
     <w:nsid w:val="1125757E"/>
     <w:multiLevelType w:val="hybridMultilevel"/>
     <w:tmpl w:val="313C3232"/>
@@ -6068,7 +12846,7 @@
       </w:pPr>
     </w:lvl>
   </w:abstractNum>
-  <w:abstractNum w:abstractNumId="1" w15:restartNumberingAfterBreak="0">
+  <w:abstractNum w:abstractNumId="2" w15:restartNumberingAfterBreak="0">
     <w:nsid w:val="117A28C2"/>
     <w:multiLevelType w:val="hybridMultilevel"/>
     <w:tmpl w:val="55309632"/>
@@ -6181,7 +12959,7 @@
       </w:rPr>
     </w:lvl>
   </w:abstractNum>
-  <w:abstractNum w:abstractNumId="2" w15:restartNumberingAfterBreak="0">
+  <w:abstractNum w:abstractNumId="3" w15:restartNumberingAfterBreak="0">
     <w:nsid w:val="132D5D1A"/>
     <w:multiLevelType w:val="multilevel"/>
     <w:tmpl w:val="04090023"/>
@@ -6267,7 +13045,7 @@
       </w:pPr>
     </w:lvl>
   </w:abstractNum>
-  <w:abstractNum w:abstractNumId="3" w15:restartNumberingAfterBreak="0">
+  <w:abstractNum w:abstractNumId="4" w15:restartNumberingAfterBreak="0">
     <w:nsid w:val="14385A33"/>
     <w:multiLevelType w:val="hybridMultilevel"/>
     <w:tmpl w:val="DED2CDC8"/>
@@ -6380,7 +13158,7 @@
       </w:rPr>
     </w:lvl>
   </w:abstractNum>
-  <w:abstractNum w:abstractNumId="4" w15:restartNumberingAfterBreak="0">
+  <w:abstractNum w:abstractNumId="5" w15:restartNumberingAfterBreak="0">
     <w:nsid w:val="171F2F4D"/>
     <w:multiLevelType w:val="multilevel"/>
     <w:tmpl w:val="D7E046C8"/>
@@ -6497,7 +13275,7 @@
       </w:rPr>
     </w:lvl>
   </w:abstractNum>
-  <w:abstractNum w:abstractNumId="5" w15:restartNumberingAfterBreak="0">
+  <w:abstractNum w:abstractNumId="6" w15:restartNumberingAfterBreak="0">
     <w:nsid w:val="17A5568C"/>
     <w:multiLevelType w:val="hybridMultilevel"/>
     <w:tmpl w:val="313C3232"/>
@@ -6586,7 +13364,7 @@
       </w:pPr>
     </w:lvl>
   </w:abstractNum>
-  <w:abstractNum w:abstractNumId="6" w15:restartNumberingAfterBreak="0">
+  <w:abstractNum w:abstractNumId="7" w15:restartNumberingAfterBreak="0">
     <w:nsid w:val="18093604"/>
     <w:multiLevelType w:val="multilevel"/>
     <w:tmpl w:val="04090023"/>
@@ -6672,7 +13450,7 @@
       </w:pPr>
     </w:lvl>
   </w:abstractNum>
-  <w:abstractNum w:abstractNumId="7" w15:restartNumberingAfterBreak="0">
+  <w:abstractNum w:abstractNumId="8" w15:restartNumberingAfterBreak="0">
     <w:nsid w:val="19772F8B"/>
     <w:multiLevelType w:val="multilevel"/>
     <w:tmpl w:val="04090023"/>
@@ -6758,7 +13536,7 @@
       </w:pPr>
     </w:lvl>
   </w:abstractNum>
-  <w:abstractNum w:abstractNumId="8" w15:restartNumberingAfterBreak="0">
+  <w:abstractNum w:abstractNumId="9" w15:restartNumberingAfterBreak="0">
     <w:nsid w:val="205E670A"/>
     <w:multiLevelType w:val="hybridMultilevel"/>
     <w:tmpl w:val="42D8A9AA"/>
@@ -6847,7 +13625,7 @@
       </w:pPr>
     </w:lvl>
   </w:abstractNum>
-  <w:abstractNum w:abstractNumId="9" w15:restartNumberingAfterBreak="0">
+  <w:abstractNum w:abstractNumId="10" w15:restartNumberingAfterBreak="0">
     <w:nsid w:val="20C4272F"/>
     <w:multiLevelType w:val="multilevel"/>
     <w:tmpl w:val="04090023"/>
@@ -6933,7 +13711,7 @@
       </w:pPr>
     </w:lvl>
   </w:abstractNum>
-  <w:abstractNum w:abstractNumId="10" w15:restartNumberingAfterBreak="0">
+  <w:abstractNum w:abstractNumId="11" w15:restartNumberingAfterBreak="0">
     <w:nsid w:val="283959AB"/>
     <w:multiLevelType w:val="multilevel"/>
     <w:tmpl w:val="04090023"/>
@@ -7019,7 +13797,7 @@
       </w:pPr>
     </w:lvl>
   </w:abstractNum>
-  <w:abstractNum w:abstractNumId="11" w15:restartNumberingAfterBreak="0">
+  <w:abstractNum w:abstractNumId="12" w15:restartNumberingAfterBreak="0">
     <w:nsid w:val="2C76666E"/>
     <w:multiLevelType w:val="multilevel"/>
     <w:tmpl w:val="04090023"/>
@@ -7105,7 +13883,7 @@
       </w:pPr>
     </w:lvl>
   </w:abstractNum>
-  <w:abstractNum w:abstractNumId="12" w15:restartNumberingAfterBreak="0">
+  <w:abstractNum w:abstractNumId="13" w15:restartNumberingAfterBreak="0">
     <w:nsid w:val="2D025FB1"/>
     <w:multiLevelType w:val="hybridMultilevel"/>
     <w:tmpl w:val="F6DE437C"/>
@@ -7218,7 +13996,7 @@
       </w:rPr>
     </w:lvl>
   </w:abstractNum>
-  <w:abstractNum w:abstractNumId="13" w15:restartNumberingAfterBreak="0">
+  <w:abstractNum w:abstractNumId="14" w15:restartNumberingAfterBreak="0">
     <w:nsid w:val="2E117D14"/>
     <w:multiLevelType w:val="hybridMultilevel"/>
     <w:tmpl w:val="C372A3FE"/>
@@ -7307,7 +14085,7 @@
       </w:pPr>
     </w:lvl>
   </w:abstractNum>
-  <w:abstractNum w:abstractNumId="14" w15:restartNumberingAfterBreak="0">
+  <w:abstractNum w:abstractNumId="15" w15:restartNumberingAfterBreak="0">
     <w:nsid w:val="2F6275F5"/>
     <w:multiLevelType w:val="hybridMultilevel"/>
     <w:tmpl w:val="E2544C86"/>
@@ -7420,7 +14198,7 @@
       </w:rPr>
     </w:lvl>
   </w:abstractNum>
-  <w:abstractNum w:abstractNumId="15" w15:restartNumberingAfterBreak="0">
+  <w:abstractNum w:abstractNumId="16" w15:restartNumberingAfterBreak="0">
     <w:nsid w:val="34487C60"/>
     <w:multiLevelType w:val="multilevel"/>
     <w:tmpl w:val="04090023"/>
@@ -7506,7 +14284,7 @@
       </w:pPr>
     </w:lvl>
   </w:abstractNum>
-  <w:abstractNum w:abstractNumId="16" w15:restartNumberingAfterBreak="0">
+  <w:abstractNum w:abstractNumId="17" w15:restartNumberingAfterBreak="0">
     <w:nsid w:val="36977320"/>
     <w:multiLevelType w:val="multilevel"/>
     <w:tmpl w:val="748C8C86"/>
@@ -7600,7 +14378,7 @@
       </w:pPr>
     </w:lvl>
   </w:abstractNum>
-  <w:abstractNum w:abstractNumId="17" w15:restartNumberingAfterBreak="0">
+  <w:abstractNum w:abstractNumId="18" w15:restartNumberingAfterBreak="0">
     <w:nsid w:val="377E267A"/>
     <w:multiLevelType w:val="multilevel"/>
     <w:tmpl w:val="04090023"/>
@@ -7686,7 +14464,7 @@
       </w:pPr>
     </w:lvl>
   </w:abstractNum>
-  <w:abstractNum w:abstractNumId="18" w15:restartNumberingAfterBreak="0">
+  <w:abstractNum w:abstractNumId="19" w15:restartNumberingAfterBreak="0">
     <w:nsid w:val="39787763"/>
     <w:multiLevelType w:val="hybridMultilevel"/>
     <w:tmpl w:val="313C3232"/>
@@ -7775,7 +14553,7 @@
       </w:pPr>
     </w:lvl>
   </w:abstractNum>
-  <w:abstractNum w:abstractNumId="19" w15:restartNumberingAfterBreak="0">
+  <w:abstractNum w:abstractNumId="20" w15:restartNumberingAfterBreak="0">
     <w:nsid w:val="3A9A5537"/>
     <w:multiLevelType w:val="multilevel"/>
     <w:tmpl w:val="04090023"/>
@@ -7861,7 +14639,7 @@
       </w:pPr>
     </w:lvl>
   </w:abstractNum>
-  <w:abstractNum w:abstractNumId="20" w15:restartNumberingAfterBreak="0">
+  <w:abstractNum w:abstractNumId="21" w15:restartNumberingAfterBreak="0">
     <w:nsid w:val="3B7948B9"/>
     <w:multiLevelType w:val="multilevel"/>
     <w:tmpl w:val="04090023"/>
@@ -7947,7 +14725,7 @@
       </w:pPr>
     </w:lvl>
   </w:abstractNum>
-  <w:abstractNum w:abstractNumId="21" w15:restartNumberingAfterBreak="0">
+  <w:abstractNum w:abstractNumId="22" w15:restartNumberingAfterBreak="0">
     <w:nsid w:val="3DD60575"/>
     <w:multiLevelType w:val="hybridMultilevel"/>
     <w:tmpl w:val="8AD8FC70"/>
@@ -8060,7 +14838,7 @@
       </w:rPr>
     </w:lvl>
   </w:abstractNum>
-  <w:abstractNum w:abstractNumId="22" w15:restartNumberingAfterBreak="0">
+  <w:abstractNum w:abstractNumId="23" w15:restartNumberingAfterBreak="0">
     <w:nsid w:val="43E30E61"/>
     <w:multiLevelType w:val="multilevel"/>
     <w:tmpl w:val="9D5A1B28"/>
@@ -8150,7 +14928,7 @@
       </w:pPr>
     </w:lvl>
   </w:abstractNum>
-  <w:abstractNum w:abstractNumId="23" w15:restartNumberingAfterBreak="0">
+  <w:abstractNum w:abstractNumId="24" w15:restartNumberingAfterBreak="0">
     <w:nsid w:val="47250F15"/>
     <w:multiLevelType w:val="hybridMultilevel"/>
     <w:tmpl w:val="130CF338"/>
@@ -8263,7 +15041,7 @@
       </w:rPr>
     </w:lvl>
   </w:abstractNum>
-  <w:abstractNum w:abstractNumId="24" w15:restartNumberingAfterBreak="0">
+  <w:abstractNum w:abstractNumId="25" w15:restartNumberingAfterBreak="0">
     <w:nsid w:val="4C884BBF"/>
     <w:multiLevelType w:val="multilevel"/>
     <w:tmpl w:val="04090023"/>
@@ -8349,7 +15127,7 @@
       </w:pPr>
     </w:lvl>
   </w:abstractNum>
-  <w:abstractNum w:abstractNumId="25" w15:restartNumberingAfterBreak="0">
+  <w:abstractNum w:abstractNumId="26" w15:restartNumberingAfterBreak="0">
     <w:nsid w:val="5E2A385F"/>
     <w:multiLevelType w:val="multilevel"/>
     <w:tmpl w:val="D7E046C8"/>
@@ -8466,7 +15244,7 @@
       </w:rPr>
     </w:lvl>
   </w:abstractNum>
-  <w:abstractNum w:abstractNumId="26" w15:restartNumberingAfterBreak="0">
+  <w:abstractNum w:abstractNumId="27" w15:restartNumberingAfterBreak="0">
     <w:nsid w:val="690E06B5"/>
     <w:multiLevelType w:val="multilevel"/>
     <w:tmpl w:val="04090023"/>
@@ -8552,7 +15330,7 @@
       </w:pPr>
     </w:lvl>
   </w:abstractNum>
-  <w:abstractNum w:abstractNumId="27" w15:restartNumberingAfterBreak="0">
+  <w:abstractNum w:abstractNumId="28" w15:restartNumberingAfterBreak="0">
     <w:nsid w:val="6A951E36"/>
     <w:multiLevelType w:val="hybridMultilevel"/>
     <w:tmpl w:val="426CAB40"/>
@@ -8664,7 +15442,7 @@
       </w:rPr>
     </w:lvl>
   </w:abstractNum>
-  <w:abstractNum w:abstractNumId="28" w15:restartNumberingAfterBreak="0">
+  <w:abstractNum w:abstractNumId="29" w15:restartNumberingAfterBreak="0">
     <w:nsid w:val="6AA87005"/>
     <w:multiLevelType w:val="multilevel"/>
     <w:tmpl w:val="04090023"/>
@@ -8750,7 +15528,7 @@
       </w:pPr>
     </w:lvl>
   </w:abstractNum>
-  <w:abstractNum w:abstractNumId="29" w15:restartNumberingAfterBreak="0">
+  <w:abstractNum w:abstractNumId="30" w15:restartNumberingAfterBreak="0">
     <w:nsid w:val="74F35523"/>
     <w:multiLevelType w:val="multilevel"/>
     <w:tmpl w:val="D7E046C8"/>
@@ -8867,7 +15645,7 @@
       </w:rPr>
     </w:lvl>
   </w:abstractNum>
-  <w:abstractNum w:abstractNumId="30" w15:restartNumberingAfterBreak="0">
+  <w:abstractNum w:abstractNumId="31" w15:restartNumberingAfterBreak="0">
     <w:nsid w:val="7B566684"/>
     <w:multiLevelType w:val="multilevel"/>
     <w:tmpl w:val="04090023"/>
@@ -8953,7 +15731,7 @@
       </w:pPr>
     </w:lvl>
   </w:abstractNum>
-  <w:abstractNum w:abstractNumId="31" w15:restartNumberingAfterBreak="0">
+  <w:abstractNum w:abstractNumId="32" w15:restartNumberingAfterBreak="0">
     <w:nsid w:val="7E23611E"/>
     <w:multiLevelType w:val="multilevel"/>
     <w:tmpl w:val="04090023"/>
@@ -9040,100 +15818,103 @@
     </w:lvl>
   </w:abstractNum>
   <w:num w:numId="1" w16cid:durableId="1549604546">
+    <w:abstractNumId w:val="4"/>
+  </w:num>
+  <w:num w:numId="2" w16cid:durableId="1141192505">
+    <w:abstractNumId w:val="30"/>
+  </w:num>
+  <w:num w:numId="3" w16cid:durableId="772634501">
+    <w:abstractNumId w:val="9"/>
+  </w:num>
+  <w:num w:numId="4" w16cid:durableId="1453210560">
+    <w:abstractNumId w:val="2"/>
+  </w:num>
+  <w:num w:numId="5" w16cid:durableId="1309281856">
+    <w:abstractNumId w:val="15"/>
+  </w:num>
+  <w:num w:numId="6" w16cid:durableId="770930427">
+    <w:abstractNumId w:val="24"/>
+  </w:num>
+  <w:num w:numId="7" w16cid:durableId="445807587">
+    <w:abstractNumId w:val="14"/>
+  </w:num>
+  <w:num w:numId="8" w16cid:durableId="108087389">
+    <w:abstractNumId w:val="1"/>
+  </w:num>
+  <w:num w:numId="9" w16cid:durableId="122159753">
+    <w:abstractNumId w:val="6"/>
+  </w:num>
+  <w:num w:numId="10" w16cid:durableId="1557279485">
+    <w:abstractNumId w:val="19"/>
+  </w:num>
+  <w:num w:numId="11" w16cid:durableId="200825046">
+    <w:abstractNumId w:val="28"/>
+  </w:num>
+  <w:num w:numId="12" w16cid:durableId="643317901">
+    <w:abstractNumId w:val="8"/>
+  </w:num>
+  <w:num w:numId="13" w16cid:durableId="1529954174">
+    <w:abstractNumId w:val="7"/>
+  </w:num>
+  <w:num w:numId="14" w16cid:durableId="2111274035">
+    <w:abstractNumId w:val="5"/>
+  </w:num>
+  <w:num w:numId="15" w16cid:durableId="428500509">
+    <w:abstractNumId w:val="20"/>
+  </w:num>
+  <w:num w:numId="16" w16cid:durableId="134419879">
+    <w:abstractNumId w:val="26"/>
+  </w:num>
+  <w:num w:numId="17" w16cid:durableId="734428951">
+    <w:abstractNumId w:val="25"/>
+  </w:num>
+  <w:num w:numId="18" w16cid:durableId="1431731015">
+    <w:abstractNumId w:val="12"/>
+  </w:num>
+  <w:num w:numId="19" w16cid:durableId="2051952480">
     <w:abstractNumId w:val="3"/>
   </w:num>
-  <w:num w:numId="2" w16cid:durableId="1141192505">
+  <w:num w:numId="20" w16cid:durableId="1199468340">
+    <w:abstractNumId w:val="31"/>
+  </w:num>
+  <w:num w:numId="21" w16cid:durableId="752356191">
+    <w:abstractNumId w:val="27"/>
+  </w:num>
+  <w:num w:numId="22" w16cid:durableId="325089360">
     <w:abstractNumId w:val="29"/>
   </w:num>
-  <w:num w:numId="3" w16cid:durableId="772634501">
-    <w:abstractNumId w:val="8"/>
+  <w:num w:numId="23" w16cid:durableId="1872498349">
+    <w:abstractNumId w:val="18"/>
   </w:num>
-  <w:num w:numId="4" w16cid:durableId="1453210560">
-    <w:abstractNumId w:val="1"/>
+  <w:num w:numId="24" w16cid:durableId="1807701048">
+    <w:abstractNumId w:val="17"/>
   </w:num>
-  <w:num w:numId="5" w16cid:durableId="1309281856">
-    <w:abstractNumId w:val="14"/>
+  <w:num w:numId="25" w16cid:durableId="201013989">
+    <w:abstractNumId w:val="11"/>
   </w:num>
-  <w:num w:numId="6" w16cid:durableId="770930427">
+  <w:num w:numId="26" w16cid:durableId="1807699234">
+    <w:abstractNumId w:val="22"/>
+  </w:num>
+  <w:num w:numId="27" w16cid:durableId="522788981">
+    <w:abstractNumId w:val="13"/>
+  </w:num>
+  <w:num w:numId="28" w16cid:durableId="2092853866">
     <w:abstractNumId w:val="23"/>
   </w:num>
-  <w:num w:numId="7" w16cid:durableId="445807587">
-    <w:abstractNumId w:val="13"/>
-  </w:num>
-  <w:num w:numId="8" w16cid:durableId="108087389">
-    <w:abstractNumId w:val="0"/>
-  </w:num>
-  <w:num w:numId="9" w16cid:durableId="122159753">
-    <w:abstractNumId w:val="5"/>
-  </w:num>
-  <w:num w:numId="10" w16cid:durableId="1557279485">
-    <w:abstractNumId w:val="18"/>
-  </w:num>
-  <w:num w:numId="11" w16cid:durableId="200825046">
-    <w:abstractNumId w:val="27"/>
-  </w:num>
-  <w:num w:numId="12" w16cid:durableId="643317901">
-    <w:abstractNumId w:val="7"/>
-  </w:num>
-  <w:num w:numId="13" w16cid:durableId="1529954174">
-    <w:abstractNumId w:val="6"/>
-  </w:num>
-  <w:num w:numId="14" w16cid:durableId="2111274035">
-    <w:abstractNumId w:val="4"/>
-  </w:num>
-  <w:num w:numId="15" w16cid:durableId="428500509">
-    <w:abstractNumId w:val="19"/>
-  </w:num>
-  <w:num w:numId="16" w16cid:durableId="134419879">
-    <w:abstractNumId w:val="25"/>
-  </w:num>
-  <w:num w:numId="17" w16cid:durableId="734428951">
-    <w:abstractNumId w:val="24"/>
-  </w:num>
-  <w:num w:numId="18" w16cid:durableId="1431731015">
-    <w:abstractNumId w:val="11"/>
-  </w:num>
-  <w:num w:numId="19" w16cid:durableId="2051952480">
-    <w:abstractNumId w:val="2"/>
-  </w:num>
-  <w:num w:numId="20" w16cid:durableId="1199468340">
-    <w:abstractNumId w:val="30"/>
-  </w:num>
-  <w:num w:numId="21" w16cid:durableId="752356191">
-    <w:abstractNumId w:val="26"/>
-  </w:num>
-  <w:num w:numId="22" w16cid:durableId="325089360">
-    <w:abstractNumId w:val="28"/>
-  </w:num>
-  <w:num w:numId="23" w16cid:durableId="1872498349">
-    <w:abstractNumId w:val="17"/>
-  </w:num>
-  <w:num w:numId="24" w16cid:durableId="1807701048">
+  <w:num w:numId="29" w16cid:durableId="190654697">
     <w:abstractNumId w:val="16"/>
   </w:num>
-  <w:num w:numId="25" w16cid:durableId="201013989">
+  <w:num w:numId="30" w16cid:durableId="371000679">
+    <w:abstractNumId w:val="32"/>
+  </w:num>
+  <w:num w:numId="31" w16cid:durableId="2053459023">
+    <w:abstractNumId w:val="21"/>
+  </w:num>
+  <w:num w:numId="32" w16cid:durableId="1000430191">
     <w:abstractNumId w:val="10"/>
   </w:num>
-  <w:num w:numId="26" w16cid:durableId="1807699234">
-    <w:abstractNumId w:val="21"/>
-  </w:num>
-  <w:num w:numId="27" w16cid:durableId="522788981">
-    <w:abstractNumId w:val="12"/>
-  </w:num>
-  <w:num w:numId="28" w16cid:durableId="2092853866">
-    <w:abstractNumId w:val="22"/>
-  </w:num>
-  <w:num w:numId="29" w16cid:durableId="190654697">
-    <w:abstractNumId w:val="15"/>
-  </w:num>
-  <w:num w:numId="30" w16cid:durableId="371000679">
-    <w:abstractNumId w:val="31"/>
-  </w:num>
-  <w:num w:numId="31" w16cid:durableId="2053459023">
-    <w:abstractNumId w:val="20"/>
-  </w:num>
-  <w:num w:numId="32" w16cid:durableId="1000430191">
-    <w:abstractNumId w:val="9"/>
+  <w:num w:numId="33" w16cid:durableId="618295853">
+    <w:abstractNumId w:val="0"/>
   </w:num>
 </w:numbering>
 </file>
